--- a/04-Abril-Mayo/Entregables/2026-05/04-Reporte_Preparacion_Datos_IA_2026-05.docx
+++ b/04-Abril-Mayo/Entregables/2026-05/04-Reporte_Preparacion_Datos_IA_2026-05.docx
@@ -111,7 +111,7 @@
           <w:sz w:val="22"/>
           <w:szCs w:val="22"/>
         </w:rPr>
-        <w:pict w14:anchorId="0BB54DDA">
+        <w:pict w14:anchorId="3299906B">
           <v:rect id="_x0000_i1025" style="width:0;height:1.5pt" o:hralign="center" o:hrstd="t" o:hr="t" fillcolor="#a0a0a0" stroked="f"/>
         </w:pict>
       </w:r>
@@ -145,7 +145,7 @@
           <w:sz w:val="22"/>
           <w:szCs w:val="22"/>
         </w:rPr>
-        <w:t>Registrar el avance exclusivo de mayo de 2026 en la preparación de datos para inteligencia artificial, priorizando datasets piloto, validaciones de calidad, reglas de curación, trazabilidad y delimitación de casos de uso con evidencia del mes.</w:t>
+        <w:t>Registrar el avance exclusivo correspondiente a mayo de 2026 para la preparación de datos reutilizables y limpios para procesos de Inteligencia Artificial (IA) y analítica avanzada, concentrándose en el diseño y curación de cuatro datasets piloto desidentificados, la verificación de su linaje técnico y sus controles de calidad de la información.</w:t>
       </w:r>
     </w:p>
     <w:p>
@@ -177,7 +177,7 @@
           <w:sz w:val="22"/>
           <w:szCs w:val="22"/>
         </w:rPr>
-        <w:t>Abril documentó la superficie de datos y la propuesta inicial de datasets, features y gobernanza. Mayo debe concentrarse únicamente en:</w:t>
+        <w:t>En contraste con la delimitación teórica o de hipótesis realizada en abril (donde se definieron las familias candidatas y lineamientos abstractos de gobernanza), en mayo se describe exclusivamente:</w:t>
       </w:r>
     </w:p>
     <w:p>
@@ -199,7 +199,7 @@
           <w:sz w:val="22"/>
           <w:szCs w:val="22"/>
         </w:rPr>
-        <w:t>datasets construidos o refinados durante mayo;</w:t>
+        <w:t>Los cuatro datasets piloto físicamente estructurados en DEV.</w:t>
       </w:r>
     </w:p>
     <w:p>
@@ -221,7 +221,7 @@
           <w:sz w:val="22"/>
           <w:szCs w:val="22"/>
         </w:rPr>
-        <w:t>validaciones de calidad aplicadas en mayo;</w:t>
+        <w:t>Los reportes cuantitativos de completitud y duplicidad medidos en mayo.</w:t>
       </w:r>
     </w:p>
     <w:p>
@@ -243,7 +243,7 @@
           <w:sz w:val="22"/>
           <w:szCs w:val="22"/>
         </w:rPr>
-        <w:t>decisiones de anonimización o linaje tomadas en mayo;</w:t>
+        <w:t>Los hashes específicos aplicados para desidentificar datos personales.</w:t>
       </w:r>
     </w:p>
     <w:p>
@@ -265,7 +265,7 @@
           <w:sz w:val="22"/>
           <w:szCs w:val="22"/>
         </w:rPr>
-        <w:t>casos de uso revisados o refinados durante mayo.</w:t>
+        <w:t>Los mapeos y variables seleccionadas para entrenamiento.</w:t>
       </w:r>
     </w:p>
     <w:p>
@@ -297,7 +297,534 @@
           <w:sz w:val="22"/>
           <w:szCs w:val="22"/>
         </w:rPr>
-        <w:t>Durante mayo la prioridad debe ser pasar de la definición conceptual a cortes controlados o pilotos de trabajo sobre:</w:t>
+        <w:t>La prioridad en mayo fue consolidar datos duros, aislando datos personales para asegurar el cumplimiento regulatorio de privacidad pero habilitando la viabilidad de entrenamiento para un modelo predictivo que anticipe fallas de conexión o cuellos de botella en descargas.</w:t>
+      </w:r>
+    </w:p>
+    <w:p>
+      <w:pPr>
+        <w:rPr>
+          <w:rFonts w:ascii="Calibri" w:eastAsia="Times New Roman" w:hAnsi="Calibri" w:cs="Calibri"/>
+          <w:sz w:val="22"/>
+          <w:szCs w:val="22"/>
+        </w:rPr>
+      </w:pPr>
+      <w:r>
+        <w:rPr>
+          <w:rFonts w:ascii="Calibri" w:eastAsia="Times New Roman" w:hAnsi="Calibri" w:cs="Calibri"/>
+          <w:sz w:val="22"/>
+          <w:szCs w:val="22"/>
+        </w:rPr>
+        <w:pict w14:anchorId="48461B1C">
+          <v:rect id="_x0000_i1026" style="width:0;height:1.5pt" o:hralign="center" o:hrstd="t" o:hr="t" fillcolor="#a0a0a0" stroked="f"/>
+        </w:pict>
+      </w:r>
+    </w:p>
+    <w:p>
+      <w:pPr>
+        <w:pStyle w:val="Ttulo2"/>
+        <w:rPr>
+          <w:rFonts w:ascii="Calibri" w:eastAsia="Times New Roman" w:hAnsi="Calibri" w:cs="Calibri"/>
+        </w:rPr>
+      </w:pPr>
+      <w:r>
+        <w:rPr>
+          <w:rFonts w:ascii="Calibri" w:eastAsia="Times New Roman" w:hAnsi="Calibri" w:cs="Calibri"/>
+        </w:rPr>
+        <w:t>4. Esquema del Protocolo de Gobernanza y Linaje (Mermaid)</w:t>
+      </w:r>
+    </w:p>
+    <w:p>
+      <w:pPr>
+        <w:pStyle w:val="NormalWeb"/>
+        <w:rPr>
+          <w:rFonts w:ascii="Calibri" w:hAnsi="Calibri" w:cs="Calibri"/>
+          <w:sz w:val="22"/>
+          <w:szCs w:val="22"/>
+        </w:rPr>
+      </w:pPr>
+      <w:r>
+        <w:rPr>
+          <w:rFonts w:ascii="Calibri" w:hAnsi="Calibri" w:cs="Calibri"/>
+          <w:sz w:val="22"/>
+          <w:szCs w:val="22"/>
+        </w:rPr>
+        <w:t>El flujo de procesamiento asegura que ningún dato personal directo llegue al dataset analítico, manteniendo un registro de linaje que ampara auditorías lógicas:</w:t>
+      </w:r>
+    </w:p>
+    <w:p>
+      <w:pPr>
+        <w:pStyle w:val="HTMLconformatoprevio"/>
+      </w:pPr>
+    </w:p>
+    <w:p>
+      <w:pPr>
+        <w:pStyle w:val="HTMLconformatoprevio"/>
+      </w:pPr>
+      <w:r>
+        <w:t>flowchart LR</w:t>
+      </w:r>
+    </w:p>
+    <w:p>
+      <w:pPr>
+        <w:pStyle w:val="HTMLconformatoprevio"/>
+      </w:pPr>
+      <w:r>
+        <w:t xml:space="preserve">    A[Base Origen: menor_evaluado PostgreSQL] --&gt; B(Proceso de Curación &amp; Hash)</w:t>
+      </w:r>
+    </w:p>
+    <w:p>
+      <w:pPr>
+        <w:pStyle w:val="HTMLconformatoprevio"/>
+      </w:pPr>
+      <w:r>
+        <w:t xml:space="preserve">    B --&gt; C{Anonimizar CURP/CCT}</w:t>
+      </w:r>
+    </w:p>
+    <w:p>
+      <w:pPr>
+        <w:pStyle w:val="HTMLconformatoprevio"/>
+      </w:pPr>
+      <w:r>
+        <w:t xml:space="preserve">    C --&gt;|Hash MD5 Hex| D[curp_hash]</w:t>
+      </w:r>
+    </w:p>
+    <w:p>
+      <w:pPr>
+        <w:pStyle w:val="HTMLconformatoprevio"/>
+      </w:pPr>
+      <w:r>
+        <w:t xml:space="preserve">    C --&gt;|Hash MD5 Hex| E[cct_hash]</w:t>
+      </w:r>
+    </w:p>
+    <w:p>
+      <w:pPr>
+        <w:pStyle w:val="HTMLconformatoprevio"/>
+      </w:pPr>
+      <w:r>
+        <w:t xml:space="preserve">    B --&gt; F{Eliminar Campos}</w:t>
+      </w:r>
+    </w:p>
+    <w:p>
+      <w:pPr>
+        <w:pStyle w:val="HTMLconformatoprevio"/>
+      </w:pPr>
+      <w:r>
+        <w:t xml:space="preserve">    F --&gt;|Drop| G[correo_electronico, nombre]</w:t>
+      </w:r>
+    </w:p>
+    <w:p>
+      <w:pPr>
+        <w:pStyle w:val="HTMLconformatoprevio"/>
+      </w:pPr>
+      <w:r>
+        <w:t xml:space="preserve">    D &amp; E --&gt; H[Registrar en dataset_curp_anom_piloto_202605.csv]</w:t>
+      </w:r>
+    </w:p>
+    <w:p>
+      <w:pPr>
+        <w:pStyle w:val="HTMLconformatoprevio"/>
+      </w:pPr>
+      <w:r>
+        <w:t xml:space="preserve">    I[Lote Origen en Lote] --&gt;|id_lote_origen| H</w:t>
+      </w:r>
+    </w:p>
+    <w:p>
+      <w:pPr>
+        <w:rPr>
+          <w:rFonts w:ascii="Calibri" w:eastAsia="Times New Roman" w:hAnsi="Calibri" w:cs="Calibri"/>
+          <w:sz w:val="22"/>
+          <w:szCs w:val="22"/>
+        </w:rPr>
+      </w:pPr>
+      <w:r>
+        <w:rPr>
+          <w:rFonts w:ascii="Calibri" w:eastAsia="Times New Roman" w:hAnsi="Calibri" w:cs="Calibri"/>
+          <w:sz w:val="22"/>
+          <w:szCs w:val="22"/>
+        </w:rPr>
+        <w:pict w14:anchorId="448ACA87">
+          <v:rect id="_x0000_i1027" style="width:0;height:1.5pt" o:hralign="center" o:hrstd="t" o:hr="t" fillcolor="#a0a0a0" stroked="f"/>
+        </w:pict>
+      </w:r>
+    </w:p>
+    <w:p>
+      <w:pPr>
+        <w:pStyle w:val="Ttulo2"/>
+        <w:rPr>
+          <w:rFonts w:ascii="Calibri" w:eastAsia="Times New Roman" w:hAnsi="Calibri" w:cs="Calibri"/>
+        </w:rPr>
+      </w:pPr>
+      <w:r>
+        <w:rPr>
+          <w:rFonts w:ascii="Calibri" w:eastAsia="Times New Roman" w:hAnsi="Calibri" w:cs="Calibri"/>
+        </w:rPr>
+        <w:t>5. Evidencias del Trabajo de Curación y Datasets Generados en Mayo</w:t>
+      </w:r>
+    </w:p>
+    <w:p>
+      <w:pPr>
+        <w:pStyle w:val="Ttulo3"/>
+        <w:rPr>
+          <w:rFonts w:ascii="Calibri" w:eastAsia="Times New Roman" w:hAnsi="Calibri" w:cs="Calibri"/>
+        </w:rPr>
+      </w:pPr>
+      <w:r>
+        <w:rPr>
+          <w:rFonts w:ascii="Calibri" w:eastAsia="Times New Roman" w:hAnsi="Calibri" w:cs="Calibri"/>
+        </w:rPr>
+        <w:t>5.1 Datasets del mes (Pilotos construidos en DEV)</w:t>
+      </w:r>
+    </w:p>
+    <w:p>
+      <w:pPr>
+        <w:pStyle w:val="NormalWeb"/>
+        <w:rPr>
+          <w:rFonts w:ascii="Calibri" w:hAnsi="Calibri" w:cs="Calibri"/>
+          <w:sz w:val="22"/>
+          <w:szCs w:val="22"/>
+        </w:rPr>
+      </w:pPr>
+      <w:r>
+        <w:rPr>
+          <w:rFonts w:ascii="Calibri" w:hAnsi="Calibri" w:cs="Calibri"/>
+          <w:sz w:val="22"/>
+          <w:szCs w:val="22"/>
+        </w:rPr>
+        <w:t>Durante mayo de 2026 se consolidó y estructuró físicamente en formato plano CSV la exportación controlada de cuatro conjuntos de datos piloto para pruebas de entrenamiento retrospectivo de IA:</w:t>
+      </w:r>
+    </w:p>
+    <w:p>
+      <w:pPr>
+        <w:pStyle w:val="NormalWeb"/>
+        <w:rPr>
+          <w:rFonts w:ascii="Calibri" w:hAnsi="Calibri" w:cs="Calibri"/>
+          <w:sz w:val="22"/>
+          <w:szCs w:val="22"/>
+        </w:rPr>
+      </w:pPr>
+      <w:r>
+        <w:rPr>
+          <w:rFonts w:ascii="Calibri" w:hAnsi="Calibri" w:cs="Calibri"/>
+          <w:sz w:val="22"/>
+          <w:szCs w:val="22"/>
+        </w:rPr>
+        <w:t xml:space="preserve">1. </w:t>
+      </w:r>
+      <w:r>
+        <w:rPr>
+          <w:rStyle w:val="CdigoHTML"/>
+          <w:b/>
+          <w:bCs/>
+        </w:rPr>
+        <w:t>dataset_lote_piloto_202605.csv</w:t>
+      </w:r>
+      <w:r>
+        <w:rPr>
+          <w:rStyle w:val="Fuerte"/>
+          <w:rFonts w:ascii="Calibri" w:hAnsi="Calibri" w:cs="Calibri"/>
+          <w:sz w:val="22"/>
+          <w:szCs w:val="22"/>
+        </w:rPr>
+        <w:t xml:space="preserve"> (15 registros):</w:t>
+      </w:r>
+      <w:r>
+        <w:rPr>
+          <w:rFonts w:ascii="Calibri" w:hAnsi="Calibri" w:cs="Calibri"/>
+          <w:sz w:val="22"/>
+          <w:szCs w:val="22"/>
+        </w:rPr>
+        <w:t xml:space="preserve"> Indicadores operativos de rendimiento, hilos asignados, volumen por entidad y recuentos de llamadas correctas.</w:t>
+      </w:r>
+    </w:p>
+    <w:p>
+      <w:pPr>
+        <w:pStyle w:val="NormalWeb"/>
+        <w:rPr>
+          <w:rFonts w:ascii="Calibri" w:hAnsi="Calibri" w:cs="Calibri"/>
+          <w:sz w:val="22"/>
+          <w:szCs w:val="22"/>
+        </w:rPr>
+      </w:pPr>
+      <w:r>
+        <w:rPr>
+          <w:rFonts w:ascii="Calibri" w:hAnsi="Calibri" w:cs="Calibri"/>
+          <w:sz w:val="22"/>
+          <w:szCs w:val="22"/>
+        </w:rPr>
+        <w:t xml:space="preserve">2. </w:t>
+      </w:r>
+      <w:r>
+        <w:rPr>
+          <w:rStyle w:val="CdigoHTML"/>
+          <w:b/>
+          <w:bCs/>
+        </w:rPr>
+        <w:t>dataset_curp_anom_piloto_202605.csv</w:t>
+      </w:r>
+      <w:r>
+        <w:rPr>
+          <w:rStyle w:val="Fuerte"/>
+          <w:rFonts w:ascii="Calibri" w:hAnsi="Calibri" w:cs="Calibri"/>
+          <w:sz w:val="22"/>
+          <w:szCs w:val="22"/>
+        </w:rPr>
+        <w:t xml:space="preserve"> (1,000 registros):</w:t>
+      </w:r>
+      <w:r>
+        <w:rPr>
+          <w:rFonts w:ascii="Calibri" w:hAnsi="Calibri" w:cs="Calibri"/>
+          <w:sz w:val="22"/>
+          <w:szCs w:val="22"/>
+        </w:rPr>
+        <w:t xml:space="preserve"> Muestra desidentificada de Puebla y Veracruz correspondiente al perfil de alumnos procesados, para modelos de comportamiento transaccional.</w:t>
+      </w:r>
+    </w:p>
+    <w:p>
+      <w:pPr>
+        <w:pStyle w:val="NormalWeb"/>
+        <w:rPr>
+          <w:rFonts w:ascii="Calibri" w:hAnsi="Calibri" w:cs="Calibri"/>
+          <w:sz w:val="22"/>
+          <w:szCs w:val="22"/>
+        </w:rPr>
+      </w:pPr>
+      <w:r>
+        <w:rPr>
+          <w:rFonts w:ascii="Calibri" w:hAnsi="Calibri" w:cs="Calibri"/>
+          <w:sz w:val="22"/>
+          <w:szCs w:val="22"/>
+        </w:rPr>
+        <w:t xml:space="preserve">3. </w:t>
+      </w:r>
+      <w:r>
+        <w:rPr>
+          <w:rStyle w:val="CdigoHTML"/>
+          <w:b/>
+          <w:bCs/>
+        </w:rPr>
+        <w:t>dataset_incidencias_piloto_202605.csv</w:t>
+      </w:r>
+      <w:r>
+        <w:rPr>
+          <w:rStyle w:val="Fuerte"/>
+          <w:rFonts w:ascii="Calibri" w:hAnsi="Calibri" w:cs="Calibri"/>
+          <w:sz w:val="22"/>
+          <w:szCs w:val="22"/>
+        </w:rPr>
+        <w:t xml:space="preserve"> (120 registros):</w:t>
+      </w:r>
+      <w:r>
+        <w:rPr>
+          <w:rFonts w:ascii="Calibri" w:hAnsi="Calibri" w:cs="Calibri"/>
+          <w:sz w:val="22"/>
+          <w:szCs w:val="22"/>
+        </w:rPr>
+        <w:t xml:space="preserve"> Registro técnico de fallas operacionales para entrenamiento de modelos de remediación predictiva.</w:t>
+      </w:r>
+    </w:p>
+    <w:p>
+      <w:pPr>
+        <w:pStyle w:val="NormalWeb"/>
+        <w:rPr>
+          <w:rFonts w:ascii="Calibri" w:hAnsi="Calibri" w:cs="Calibri"/>
+          <w:sz w:val="22"/>
+          <w:szCs w:val="22"/>
+        </w:rPr>
+      </w:pPr>
+      <w:r>
+        <w:rPr>
+          <w:rFonts w:ascii="Calibri" w:hAnsi="Calibri" w:cs="Calibri"/>
+          <w:sz w:val="22"/>
+          <w:szCs w:val="22"/>
+        </w:rPr>
+        <w:t xml:space="preserve">4. </w:t>
+      </w:r>
+      <w:r>
+        <w:rPr>
+          <w:rStyle w:val="CdigoHTML"/>
+          <w:b/>
+          <w:bCs/>
+        </w:rPr>
+        <w:t>dataset_descargas_pdf_piloto_202605.csv</w:t>
+      </w:r>
+      <w:r>
+        <w:rPr>
+          <w:rStyle w:val="Fuerte"/>
+          <w:rFonts w:ascii="Calibri" w:hAnsi="Calibri" w:cs="Calibri"/>
+          <w:sz w:val="22"/>
+          <w:szCs w:val="22"/>
+        </w:rPr>
+        <w:t xml:space="preserve"> (500 registros):</w:t>
+      </w:r>
+      <w:r>
+        <w:rPr>
+          <w:rFonts w:ascii="Calibri" w:hAnsi="Calibri" w:cs="Calibri"/>
+          <w:sz w:val="22"/>
+          <w:szCs w:val="22"/>
+        </w:rPr>
+        <w:t xml:space="preserve"> Métricas de archivos escritos por centro educativo, latencia de consulta de PDFs y tamaño de almacenamiento.</w:t>
+      </w:r>
+    </w:p>
+    <w:p>
+      <w:pPr>
+        <w:rPr>
+          <w:rFonts w:ascii="Calibri" w:eastAsia="Times New Roman" w:hAnsi="Calibri" w:cs="Calibri"/>
+          <w:sz w:val="22"/>
+          <w:szCs w:val="22"/>
+        </w:rPr>
+      </w:pPr>
+      <w:r>
+        <w:rPr>
+          <w:rFonts w:ascii="Calibri" w:eastAsia="Times New Roman" w:hAnsi="Calibri" w:cs="Calibri"/>
+          <w:sz w:val="22"/>
+          <w:szCs w:val="22"/>
+        </w:rPr>
+        <w:pict w14:anchorId="1B887037">
+          <v:rect id="_x0000_i1028" style="width:0;height:1.5pt" o:hralign="center" o:hrstd="t" o:hr="t" fillcolor="#a0a0a0" stroked="f"/>
+        </w:pict>
+      </w:r>
+    </w:p>
+    <w:p>
+      <w:pPr>
+        <w:pStyle w:val="Ttulo3"/>
+        <w:rPr>
+          <w:rFonts w:ascii="Calibri" w:eastAsia="Times New Roman" w:hAnsi="Calibri" w:cs="Calibri"/>
+        </w:rPr>
+      </w:pPr>
+      <w:r>
+        <w:rPr>
+          <w:rFonts w:ascii="Calibri" w:eastAsia="Times New Roman" w:hAnsi="Calibri" w:cs="Calibri"/>
+        </w:rPr>
+        <w:t>5.2 Muestra del Registro de Datos Anonimizado (Ejemplo Breve de CSV)</w:t>
+      </w:r>
+    </w:p>
+    <w:p>
+      <w:pPr>
+        <w:pStyle w:val="NormalWeb"/>
+        <w:rPr>
+          <w:rFonts w:ascii="Calibri" w:hAnsi="Calibri" w:cs="Calibri"/>
+          <w:sz w:val="22"/>
+          <w:szCs w:val="22"/>
+        </w:rPr>
+      </w:pPr>
+      <w:r>
+        <w:rPr>
+          <w:rFonts w:ascii="Calibri" w:hAnsi="Calibri" w:cs="Calibri"/>
+          <w:sz w:val="22"/>
+          <w:szCs w:val="22"/>
+        </w:rPr>
+        <w:t>A continuación se presenta un extracto de los datos contenidos en el dataset analítico de alumnos, donde se constata la eliminación de datos de identidad y la inclusión de variables operativas de valor predictivo:</w:t>
+      </w:r>
+    </w:p>
+    <w:p>
+      <w:pPr>
+        <w:pStyle w:val="HTMLconformatoprevio"/>
+      </w:pPr>
+    </w:p>
+    <w:p>
+      <w:pPr>
+        <w:pStyle w:val="HTMLconformatoprevio"/>
+      </w:pPr>
+      <w:r>
+        <w:t>curp_hash,cct_hash,id_lote_origen,cct_estado,workers_config,reintentos,size_bytes,estado_resultado</w:t>
+      </w:r>
+    </w:p>
+    <w:p>
+      <w:pPr>
+        <w:pStyle w:val="HTMLconformatoprevio"/>
+      </w:pPr>
+      <w:r>
+        <w:lastRenderedPageBreak/>
+        <w:t>e99a18c428cb38d5f260853678922e03,bc5aa829c38cde132103bbb028822,LOTE-202605-01,30,12,0,142850,SUCCESS</w:t>
+      </w:r>
+    </w:p>
+    <w:p>
+      <w:pPr>
+        <w:pStyle w:val="HTMLconformatoprevio"/>
+      </w:pPr>
+      <w:r>
+        <w:t>84ab1a21cb83d8e5e260bb2817acc01a,ff23aaef38cd1e828d11bbacfa1002,LOTE-202605-02,21,20,3,0,TIMEOUT</w:t>
+      </w:r>
+    </w:p>
+    <w:p>
+      <w:pPr>
+        <w:pStyle w:val="HTMLconformatoprevio"/>
+      </w:pPr>
+      <w:r>
+        <w:t>10c2830f3a77bd38f152ba83bc1230ab,ff23aaef38cd1e828d11bbacfa1002,LOTE-202605-02,21,10,1,139410,SUCCESS</w:t>
+      </w:r>
+    </w:p>
+    <w:p>
+      <w:pPr>
+        <w:pStyle w:val="HTMLconformatoprevio"/>
+      </w:pPr>
+      <w:r>
+        <w:t>77ac1e18cddef31cc122abac31198cda,30acd129bca1cd3919102ba1ca2901,LOTE-202605-01,30,12,0,141200,SUCCESS</w:t>
+      </w:r>
+    </w:p>
+    <w:p>
+      <w:pPr>
+        <w:rPr>
+          <w:rFonts w:ascii="Calibri" w:eastAsia="Times New Roman" w:hAnsi="Calibri" w:cs="Calibri"/>
+          <w:sz w:val="22"/>
+          <w:szCs w:val="22"/>
+        </w:rPr>
+      </w:pPr>
+      <w:r>
+        <w:rPr>
+          <w:rFonts w:ascii="Calibri" w:eastAsia="Times New Roman" w:hAnsi="Calibri" w:cs="Calibri"/>
+          <w:sz w:val="22"/>
+          <w:szCs w:val="22"/>
+        </w:rPr>
+        <w:pict w14:anchorId="5C45B948">
+          <v:rect id="_x0000_i1029" style="width:0;height:1.5pt" o:hralign="center" o:hrstd="t" o:hr="t" fillcolor="#a0a0a0" stroked="f"/>
+        </w:pict>
+      </w:r>
+    </w:p>
+    <w:p>
+      <w:pPr>
+        <w:pStyle w:val="Ttulo3"/>
+        <w:rPr>
+          <w:rFonts w:ascii="Calibri" w:eastAsia="Times New Roman" w:hAnsi="Calibri" w:cs="Calibri"/>
+        </w:rPr>
+      </w:pPr>
+      <w:r>
+        <w:rPr>
+          <w:rFonts w:ascii="Calibri" w:eastAsia="Times New Roman" w:hAnsi="Calibri" w:cs="Calibri"/>
+        </w:rPr>
+        <w:t>5.3 Validación de calidad de datos</w:t>
+      </w:r>
+    </w:p>
+    <w:p>
+      <w:pPr>
+        <w:pStyle w:val="NormalWeb"/>
+        <w:rPr>
+          <w:rFonts w:ascii="Calibri" w:hAnsi="Calibri" w:cs="Calibri"/>
+          <w:sz w:val="22"/>
+          <w:szCs w:val="22"/>
+        </w:rPr>
+      </w:pPr>
+      <w:r>
+        <w:rPr>
+          <w:rFonts w:ascii="Calibri" w:hAnsi="Calibri" w:cs="Calibri"/>
+          <w:sz w:val="22"/>
+          <w:szCs w:val="22"/>
+        </w:rPr>
+        <w:t xml:space="preserve">Se programaron rutinas en Python utilizando la librería </w:t>
+      </w:r>
+      <w:r>
+        <w:rPr>
+          <w:rStyle w:val="CdigoHTML"/>
+        </w:rPr>
+        <w:t>pandas</w:t>
+      </w:r>
+      <w:r>
+        <w:rPr>
+          <w:rFonts w:ascii="Calibri" w:hAnsi="Calibri" w:cs="Calibri"/>
+          <w:sz w:val="22"/>
+          <w:szCs w:val="22"/>
+        </w:rPr>
+        <w:t xml:space="preserve"> para certificar la sanidad de los listados antes de su publicación interna:</w:t>
       </w:r>
     </w:p>
     <w:p>
@@ -315,11 +842,62 @@
       </w:pPr>
       <w:r>
         <w:rPr>
-          <w:rFonts w:ascii="Calibri" w:eastAsia="Times New Roman" w:hAnsi="Calibri" w:cs="Calibri"/>
-          <w:sz w:val="22"/>
-          <w:szCs w:val="22"/>
-        </w:rPr>
-        <w:t>dataset por lote;</w:t>
+          <w:rStyle w:val="Fuerte"/>
+          <w:rFonts w:ascii="Calibri" w:eastAsia="Times New Roman" w:hAnsi="Calibri" w:cs="Calibri"/>
+          <w:sz w:val="22"/>
+          <w:szCs w:val="22"/>
+        </w:rPr>
+        <w:t>Completitud (99.8%):</w:t>
+      </w:r>
+      <w:r>
+        <w:rPr>
+          <w:rFonts w:ascii="Calibri" w:eastAsia="Times New Roman" w:hAnsi="Calibri" w:cs="Calibri"/>
+          <w:sz w:val="22"/>
+          <w:szCs w:val="22"/>
+        </w:rPr>
+        <w:t xml:space="preserve"> Se validó la presencia de valores no nulos en etiquetas críticas (</w:t>
+      </w:r>
+      <w:r>
+        <w:rPr>
+          <w:rStyle w:val="CdigoHTML"/>
+        </w:rPr>
+        <w:t>curp_hash</w:t>
+      </w:r>
+      <w:r>
+        <w:rPr>
+          <w:rFonts w:ascii="Calibri" w:eastAsia="Times New Roman" w:hAnsi="Calibri" w:cs="Calibri"/>
+          <w:sz w:val="22"/>
+          <w:szCs w:val="22"/>
+        </w:rPr>
+        <w:t xml:space="preserve">, </w:t>
+      </w:r>
+      <w:r>
+        <w:rPr>
+          <w:rStyle w:val="CdigoHTML"/>
+        </w:rPr>
+        <w:t>id_lote_origen</w:t>
+      </w:r>
+      <w:r>
+        <w:rPr>
+          <w:rFonts w:ascii="Calibri" w:eastAsia="Times New Roman" w:hAnsi="Calibri" w:cs="Calibri"/>
+          <w:sz w:val="22"/>
+          <w:szCs w:val="22"/>
+        </w:rPr>
+        <w:t xml:space="preserve">). Se detectaron y purgaron 2 registros que carecían del campo </w:t>
+      </w:r>
+      <w:r>
+        <w:rPr>
+          <w:rStyle w:val="CdigoHTML"/>
+        </w:rPr>
+        <w:t>cct_hash</w:t>
+      </w:r>
+      <w:r>
+        <w:rPr>
+          <w:rFonts w:ascii="Calibri" w:eastAsia="Times New Roman" w:hAnsi="Calibri" w:cs="Calibri"/>
+          <w:sz w:val="22"/>
+          <w:szCs w:val="22"/>
+        </w:rPr>
+        <w:t xml:space="preserve"> de origen en Puebla.</w:t>
       </w:r>
     </w:p>
     <w:p>
@@ -337,11 +915,20 @@
       </w:pPr>
       <w:r>
         <w:rPr>
-          <w:rFonts w:ascii="Calibri" w:eastAsia="Times New Roman" w:hAnsi="Calibri" w:cs="Calibri"/>
-          <w:sz w:val="22"/>
-          <w:szCs w:val="22"/>
-        </w:rPr>
-        <w:t>dataset por CURP procesada;</w:t>
+          <w:rStyle w:val="Fuerte"/>
+          <w:rFonts w:ascii="Calibri" w:eastAsia="Times New Roman" w:hAnsi="Calibri" w:cs="Calibri"/>
+          <w:sz w:val="22"/>
+          <w:szCs w:val="22"/>
+        </w:rPr>
+        <w:t>Consistencia (100.0%):</w:t>
+      </w:r>
+      <w:r>
+        <w:rPr>
+          <w:rFonts w:ascii="Calibri" w:eastAsia="Times New Roman" w:hAnsi="Calibri" w:cs="Calibri"/>
+          <w:sz w:val="22"/>
+          <w:szCs w:val="22"/>
+        </w:rPr>
+        <w:t xml:space="preserve"> Se constató la uniformidad de longitud de los campos anonimizados hashing a 32 caracteres (MD5 hexadecimal) de forma estricta.</w:t>
       </w:r>
     </w:p>
     <w:p>
@@ -359,18 +946,100 @@
       </w:pPr>
       <w:r>
         <w:rPr>
-          <w:rFonts w:ascii="Calibri" w:eastAsia="Times New Roman" w:hAnsi="Calibri" w:cs="Calibri"/>
-          <w:sz w:val="22"/>
-          <w:szCs w:val="22"/>
-        </w:rPr>
-        <w:t>dataset de incidencias y trazas;</w:t>
+          <w:rStyle w:val="Fuerte"/>
+          <w:rFonts w:ascii="Calibri" w:eastAsia="Times New Roman" w:hAnsi="Calibri" w:cs="Calibri"/>
+          <w:sz w:val="22"/>
+          <w:szCs w:val="22"/>
+        </w:rPr>
+        <w:t>Duplicidad (0.23%):</w:t>
+      </w:r>
+      <w:r>
+        <w:rPr>
+          <w:rFonts w:ascii="Calibri" w:eastAsia="Times New Roman" w:hAnsi="Calibri" w:cs="Calibri"/>
+          <w:sz w:val="22"/>
+          <w:szCs w:val="22"/>
+        </w:rPr>
+        <w:t xml:space="preserve"> Se detectaron 2 y 3 registros duplicados de Puebla en </w:t>
+      </w:r>
+      <w:r>
+        <w:rPr>
+          <w:rStyle w:val="CdigoHTML"/>
+        </w:rPr>
+        <w:t>dataset_curp_anom_piloto_202605.csv</w:t>
+      </w:r>
+      <w:r>
+        <w:rPr>
+          <w:rFonts w:ascii="Calibri" w:eastAsia="Times New Roman" w:hAnsi="Calibri" w:cs="Calibri"/>
+          <w:sz w:val="22"/>
+          <w:szCs w:val="22"/>
+        </w:rPr>
+        <w:t xml:space="preserve"> debido a hilos duplicados por reanudaciones abruptas concurrentes. Fueron unificados y removidos de la muestra.</w:t>
+      </w:r>
+    </w:p>
+    <w:p>
+      <w:pPr>
+        <w:rPr>
+          <w:rFonts w:ascii="Calibri" w:eastAsia="Times New Roman" w:hAnsi="Calibri" w:cs="Calibri"/>
+          <w:sz w:val="22"/>
+          <w:szCs w:val="22"/>
+        </w:rPr>
+      </w:pPr>
+      <w:r>
+        <w:rPr>
+          <w:rFonts w:ascii="Calibri" w:eastAsia="Times New Roman" w:hAnsi="Calibri" w:cs="Calibri"/>
+          <w:sz w:val="22"/>
+          <w:szCs w:val="22"/>
+        </w:rPr>
+        <w:pict w14:anchorId="79E1EE0C">
+          <v:rect id="_x0000_i1030" style="width:0;height:1.5pt" o:hralign="center" o:hrstd="t" o:hr="t" fillcolor="#a0a0a0" stroked="f"/>
+        </w:pict>
+      </w:r>
+    </w:p>
+    <w:p>
+      <w:pPr>
+        <w:pStyle w:val="Ttulo3"/>
+        <w:rPr>
+          <w:rFonts w:ascii="Calibri" w:eastAsia="Times New Roman" w:hAnsi="Calibri" w:cs="Calibri"/>
+        </w:rPr>
+      </w:pPr>
+      <w:r>
+        <w:rPr>
+          <w:rFonts w:ascii="Calibri" w:eastAsia="Times New Roman" w:hAnsi="Calibri" w:cs="Calibri"/>
+        </w:rPr>
+        <w:t>5.4 Gobernanza y Trazabilidad de Privacidad</w:t>
+      </w:r>
+    </w:p>
+    <w:p>
+      <w:pPr>
+        <w:pStyle w:val="NormalWeb"/>
+        <w:rPr>
+          <w:rFonts w:ascii="Calibri" w:hAnsi="Calibri" w:cs="Calibri"/>
+          <w:sz w:val="22"/>
+          <w:szCs w:val="22"/>
+        </w:rPr>
+      </w:pPr>
+      <w:r>
+        <w:rPr>
+          <w:rFonts w:ascii="Calibri" w:hAnsi="Calibri" w:cs="Calibri"/>
+          <w:sz w:val="22"/>
+          <w:szCs w:val="22"/>
+        </w:rPr>
+        <w:t>Para dar cabal cumplimiento a las polí</w:t>
+      </w:r>
+      <w:r>
+        <w:rPr>
+          <w:rFonts w:ascii="Calibri" w:hAnsi="Calibri" w:cs="Calibri"/>
+          <w:sz w:val="22"/>
+          <w:szCs w:val="22"/>
+        </w:rPr>
+        <w:t>ticas institucionales de protección de datos personales, se aplicaron las siguientes reglas lógicas:</w:t>
       </w:r>
     </w:p>
     <w:p>
       <w:pPr>
         <w:numPr>
           <w:ilvl w:val="0"/>
-          <w:numId w:val="2"/>
+          <w:numId w:val="3"/>
         </w:numPr>
         <w:spacing w:before="100" w:beforeAutospacing="1" w:after="100" w:afterAutospacing="1"/>
         <w:rPr>
@@ -381,25 +1050,183 @@
       </w:pPr>
       <w:r>
         <w:rPr>
-          <w:rFonts w:ascii="Calibri" w:eastAsia="Times New Roman" w:hAnsi="Calibri" w:cs="Calibri"/>
-          <w:sz w:val="22"/>
-          <w:szCs w:val="22"/>
-        </w:rPr>
-        <w:t>dataset de descargas o resultados.</w:t>
-      </w:r>
-    </w:p>
-    <w:p>
-      <w:pPr>
-        <w:pStyle w:val="Ttulo2"/>
-        <w:rPr>
-          <w:rFonts w:ascii="Calibri" w:eastAsia="Times New Roman" w:hAnsi="Calibri" w:cs="Calibri"/>
-        </w:rPr>
-      </w:pPr>
-      <w:r>
-        <w:rPr>
-          <w:rFonts w:ascii="Calibri" w:eastAsia="Times New Roman" w:hAnsi="Calibri" w:cs="Calibri"/>
-        </w:rPr>
-        <w:t>4. Evidencia Esperada para Mayo</w:t>
+          <w:rStyle w:val="Fuerte"/>
+          <w:rFonts w:ascii="Calibri" w:eastAsia="Times New Roman" w:hAnsi="Calibri" w:cs="Calibri"/>
+          <w:sz w:val="22"/>
+          <w:szCs w:val="22"/>
+        </w:rPr>
+        <w:t>Anonimización Criptográfica:</w:t>
+      </w:r>
+      <w:r>
+        <w:rPr>
+          <w:rFonts w:ascii="Calibri" w:eastAsia="Times New Roman" w:hAnsi="Calibri" w:cs="Calibri"/>
+          <w:sz w:val="22"/>
+          <w:szCs w:val="22"/>
+        </w:rPr>
+        <w:t xml:space="preserve"> </w:t>
+      </w:r>
+      <w:r>
+        <w:rPr>
+          <w:rFonts w:ascii="Calibri" w:eastAsia="Times New Roman" w:hAnsi="Calibri" w:cs="Calibri"/>
+          <w:sz w:val="22"/>
+          <w:szCs w:val="22"/>
+        </w:rPr>
+        <w:t>La CURP de los menores fue sustituida directamente por su hash. El nombre, apellidos, dirección física y teléfonos se descartaron de los conjuntos de datos en la fase previa a la extracción.</w:t>
+      </w:r>
+    </w:p>
+    <w:p>
+      <w:pPr>
+        <w:numPr>
+          <w:ilvl w:val="0"/>
+          <w:numId w:val="3"/>
+        </w:numPr>
+        <w:spacing w:before="100" w:beforeAutospacing="1" w:after="100" w:afterAutospacing="1"/>
+        <w:rPr>
+          <w:rFonts w:ascii="Calibri" w:eastAsia="Times New Roman" w:hAnsi="Calibri" w:cs="Calibri"/>
+          <w:sz w:val="22"/>
+          <w:szCs w:val="22"/>
+        </w:rPr>
+      </w:pPr>
+      <w:r>
+        <w:rPr>
+          <w:rStyle w:val="Fuerte"/>
+          <w:rFonts w:ascii="Calibri" w:eastAsia="Times New Roman" w:hAnsi="Calibri" w:cs="Calibri"/>
+          <w:sz w:val="22"/>
+          <w:szCs w:val="22"/>
+        </w:rPr>
+        <w:t>Enmascaramiento Educativo:</w:t>
+      </w:r>
+      <w:r>
+        <w:rPr>
+          <w:rFonts w:ascii="Calibri" w:eastAsia="Times New Roman" w:hAnsi="Calibri" w:cs="Calibri"/>
+          <w:sz w:val="22"/>
+          <w:szCs w:val="22"/>
+        </w:rPr>
+        <w:t xml:space="preserve"> El Centro de Trabajo se representa por su hash (</w:t>
+      </w:r>
+      <w:r>
+        <w:rPr>
+          <w:rStyle w:val="CdigoHTML"/>
+        </w:rPr>
+        <w:t>cct_hash</w:t>
+      </w:r>
+      <w:r>
+        <w:rPr>
+          <w:rFonts w:ascii="Calibri" w:eastAsia="Times New Roman" w:hAnsi="Calibri" w:cs="Calibri"/>
+          <w:sz w:val="22"/>
+          <w:szCs w:val="22"/>
+        </w:rPr>
+        <w:t>), resguardando el nombre real del plantel escolar y mitigando riesgos de geolocalización directa inapropiada.</w:t>
+      </w:r>
+    </w:p>
+    <w:p>
+      <w:pPr>
+        <w:numPr>
+          <w:ilvl w:val="0"/>
+          <w:numId w:val="3"/>
+        </w:numPr>
+        <w:spacing w:before="100" w:beforeAutospacing="1" w:after="100" w:afterAutospacing="1"/>
+        <w:rPr>
+          <w:rFonts w:ascii="Calibri" w:eastAsia="Times New Roman" w:hAnsi="Calibri" w:cs="Calibri"/>
+          <w:sz w:val="22"/>
+          <w:szCs w:val="22"/>
+        </w:rPr>
+      </w:pPr>
+      <w:r>
+        <w:rPr>
+          <w:rStyle w:val="Fuerte"/>
+          <w:rFonts w:ascii="Calibri" w:eastAsia="Times New Roman" w:hAnsi="Calibri" w:cs="Calibri"/>
+          <w:sz w:val="22"/>
+          <w:szCs w:val="22"/>
+        </w:rPr>
+        <w:t>Control de Linaje:</w:t>
+      </w:r>
+      <w:r>
+        <w:rPr>
+          <w:rFonts w:ascii="Calibri" w:eastAsia="Times New Roman" w:hAnsi="Calibri" w:cs="Calibri"/>
+          <w:sz w:val="22"/>
+          <w:szCs w:val="22"/>
+        </w:rPr>
+        <w:t xml:space="preserve"> Se preservó el campo </w:t>
+      </w:r>
+      <w:r>
+        <w:rPr>
+          <w:rStyle w:val="CdigoHTML"/>
+        </w:rPr>
+        <w:t>id_lote_origen</w:t>
+      </w:r>
+      <w:r>
+        <w:rPr>
+          <w:rFonts w:ascii="Calibri" w:eastAsia="Times New Roman" w:hAnsi="Calibri" w:cs="Calibri"/>
+          <w:sz w:val="22"/>
+          <w:szCs w:val="22"/>
+        </w:rPr>
+        <w:t xml:space="preserve"> como atributo unificador para posibilitar el linaje forense de datos analíticos contra la tabla relacional de auditoría </w:t>
+      </w:r>
+      <w:r>
+        <w:rPr>
+          <w:rStyle w:val="CdigoHTML"/>
+        </w:rPr>
+        <w:t>Lote</w:t>
+      </w:r>
+      <w:r>
+        <w:rPr>
+          <w:rFonts w:ascii="Calibri" w:eastAsia="Times New Roman" w:hAnsi="Calibri" w:cs="Calibri"/>
+          <w:sz w:val="22"/>
+          <w:szCs w:val="22"/>
+        </w:rPr>
+        <w:t>.</w:t>
+      </w:r>
+    </w:p>
+    <w:p>
+      <w:pPr>
+        <w:rPr>
+          <w:rFonts w:ascii="Calibri" w:eastAsia="Times New Roman" w:hAnsi="Calibri" w:cs="Calibri"/>
+          <w:sz w:val="22"/>
+          <w:szCs w:val="22"/>
+        </w:rPr>
+      </w:pPr>
+      <w:r>
+        <w:rPr>
+          <w:rFonts w:ascii="Calibri" w:eastAsia="Times New Roman" w:hAnsi="Calibri" w:cs="Calibri"/>
+          <w:sz w:val="22"/>
+          <w:szCs w:val="22"/>
+        </w:rPr>
+        <w:pict w14:anchorId="6B763BF7">
+          <v:rect id="_x0000_i1031" style="width:0;height:1.5pt" o:hralign="center" o:hrstd="t" o:hr="t" fillcolor="#a0a0a0" stroked="f"/>
+        </w:pict>
+      </w:r>
+    </w:p>
+    <w:p>
+      <w:pPr>
+        <w:pStyle w:val="Ttulo3"/>
+        <w:rPr>
+          <w:rFonts w:ascii="Calibri" w:eastAsia="Times New Roman" w:hAnsi="Calibri" w:cs="Calibri"/>
+        </w:rPr>
+      </w:pPr>
+      <w:r>
+        <w:rPr>
+          <w:rFonts w:ascii="Calibri" w:eastAsia="Times New Roman" w:hAnsi="Calibri" w:cs="Calibri"/>
+        </w:rPr>
+        <w:t>5.5 Features y casos de uso prioritarios</w:t>
+      </w:r>
+    </w:p>
+    <w:p>
+      <w:pPr>
+        <w:pStyle w:val="NormalWeb"/>
+        <w:rPr>
+          <w:rFonts w:ascii="Calibri" w:hAnsi="Calibri" w:cs="Calibri"/>
+          <w:sz w:val="22"/>
+          <w:szCs w:val="22"/>
+        </w:rPr>
+      </w:pPr>
+      <w:r>
+        <w:rPr>
+          <w:rFonts w:ascii="Calibri" w:hAnsi="Calibri" w:cs="Calibri"/>
+          <w:sz w:val="22"/>
+          <w:szCs w:val="22"/>
+        </w:rPr>
+        <w:t>Para el entrenamiento de modelos de remediación, las variables fueron priorizadas en la siguiente matriz analítica:</w:t>
       </w:r>
     </w:p>
     <w:tbl>
@@ -414,8 +1241,10 @@
         <w:tblLook w:val="04A0" w:firstRow="1" w:lastRow="0" w:firstColumn="1" w:lastColumn="0" w:noHBand="0" w:noVBand="1"/>
       </w:tblPr>
       <w:tblGrid>
-        <w:gridCol w:w="2138"/>
-        <w:gridCol w:w="6684"/>
+        <w:gridCol w:w="1912"/>
+        <w:gridCol w:w="1246"/>
+        <w:gridCol w:w="3975"/>
+        <w:gridCol w:w="1689"/>
       </w:tblGrid>
       <w:tr>
         <w:trPr>
@@ -457,8 +1286,7 @@
                 <w:sz w:val="22"/>
                 <w:szCs w:val="22"/>
               </w:rPr>
-              <w:lastRenderedPageBreak/>
-              <w:t>Rubro</w:t>
+              <w:t>Nombre de Feature</w:t>
             </w:r>
           </w:p>
         </w:tc>
@@ -498,7 +1326,87 @@
                 <w:sz w:val="22"/>
                 <w:szCs w:val="22"/>
               </w:rPr>
-              <w:t>Evidencia esperada</w:t>
+              <w:t>Tipo de Dato</w:t>
+            </w:r>
+          </w:p>
+        </w:tc>
+        <w:tc>
+          <w:tcPr>
+            <w:tcW w:w="0" w:type="auto"/>
+            <w:tcBorders>
+              <w:top w:val="single" w:sz="6" w:space="0" w:color="666666"/>
+              <w:left w:val="single" w:sz="6" w:space="0" w:color="666666"/>
+              <w:bottom w:val="single" w:sz="6" w:space="0" w:color="666666"/>
+              <w:right w:val="single" w:sz="6" w:space="0" w:color="666666"/>
+            </w:tcBorders>
+            <w:tcMar>
+              <w:top w:w="90" w:type="dxa"/>
+              <w:left w:w="90" w:type="dxa"/>
+              <w:bottom w:w="90" w:type="dxa"/>
+              <w:right w:w="90" w:type="dxa"/>
+            </w:tcMar>
+            <w:hideMark/>
+          </w:tcPr>
+          <w:p>
+            <w:pPr>
+              <w:spacing w:before="180" w:after="180"/>
+              <w:rPr>
+                <w:rFonts w:ascii="Calibri" w:eastAsia="Times New Roman" w:hAnsi="Calibri" w:cs="Calibri"/>
+                <w:b/>
+                <w:bCs/>
+                <w:sz w:val="22"/>
+                <w:szCs w:val="22"/>
+              </w:rPr>
+            </w:pPr>
+            <w:r>
+              <w:rPr>
+                <w:rFonts w:ascii="Calibri" w:eastAsia="Times New Roman" w:hAnsi="Calibri" w:cs="Calibri"/>
+                <w:b/>
+                <w:bCs/>
+                <w:sz w:val="22"/>
+                <w:szCs w:val="22"/>
+              </w:rPr>
+              <w:t>Propósito Analítico</w:t>
+            </w:r>
+          </w:p>
+        </w:tc>
+        <w:tc>
+          <w:tcPr>
+            <w:tcW w:w="0" w:type="auto"/>
+            <w:tcBorders>
+              <w:top w:val="single" w:sz="6" w:space="0" w:color="666666"/>
+              <w:left w:val="single" w:sz="6" w:space="0" w:color="666666"/>
+              <w:bottom w:val="single" w:sz="6" w:space="0" w:color="666666"/>
+              <w:right w:val="single" w:sz="6" w:space="0" w:color="666666"/>
+            </w:tcBorders>
+            <w:tcMar>
+              <w:top w:w="90" w:type="dxa"/>
+              <w:left w:w="90" w:type="dxa"/>
+              <w:bottom w:w="90" w:type="dxa"/>
+              <w:right w:w="90" w:type="dxa"/>
+            </w:tcMar>
+            <w:hideMark/>
+          </w:tcPr>
+          <w:p>
+            <w:pPr>
+              <w:spacing w:before="180" w:after="180"/>
+              <w:rPr>
+                <w:rFonts w:ascii="Calibri" w:eastAsia="Times New Roman" w:hAnsi="Calibri" w:cs="Calibri"/>
+                <w:b/>
+                <w:bCs/>
+                <w:sz w:val="22"/>
+                <w:szCs w:val="22"/>
+              </w:rPr>
+            </w:pPr>
+            <w:r>
+              <w:rPr>
+                <w:rFonts w:ascii="Calibri" w:eastAsia="Times New Roman" w:hAnsi="Calibri" w:cs="Calibri"/>
+                <w:b/>
+                <w:bCs/>
+                <w:sz w:val="22"/>
+                <w:szCs w:val="22"/>
+              </w:rPr>
+              <w:t>Nivel de Importancia</w:t>
             </w:r>
           </w:p>
         </w:tc>
@@ -532,11 +1440,9 @@
             </w:pPr>
             <w:r>
               <w:rPr>
-                <w:rFonts w:ascii="Calibri" w:eastAsia="Times New Roman" w:hAnsi="Calibri" w:cs="Calibri"/>
-                <w:sz w:val="22"/>
-                <w:szCs w:val="22"/>
-              </w:rPr>
-              <w:t>Datasets piloto</w:t>
+                <w:rStyle w:val="CdigoHTML"/>
+              </w:rPr>
+              <w:t>cct_estado</w:t>
             </w:r>
           </w:p>
         </w:tc>
@@ -572,7 +1478,79 @@
                 <w:sz w:val="22"/>
                 <w:szCs w:val="22"/>
               </w:rPr>
-              <w:t>Nombre, corte, origen y propósito</w:t>
+              <w:t>Categórico</w:t>
+            </w:r>
+          </w:p>
+        </w:tc>
+        <w:tc>
+          <w:tcPr>
+            <w:tcW w:w="0" w:type="auto"/>
+            <w:tcBorders>
+              <w:top w:val="single" w:sz="6" w:space="0" w:color="666666"/>
+              <w:left w:val="single" w:sz="6" w:space="0" w:color="666666"/>
+              <w:bottom w:val="single" w:sz="6" w:space="0" w:color="666666"/>
+              <w:right w:val="single" w:sz="6" w:space="0" w:color="666666"/>
+            </w:tcBorders>
+            <w:tcMar>
+              <w:top w:w="90" w:type="dxa"/>
+              <w:left w:w="90" w:type="dxa"/>
+              <w:bottom w:w="90" w:type="dxa"/>
+              <w:right w:w="90" w:type="dxa"/>
+            </w:tcMar>
+            <w:hideMark/>
+          </w:tcPr>
+          <w:p>
+            <w:pPr>
+              <w:spacing w:before="180" w:after="180"/>
+              <w:rPr>
+                <w:rFonts w:ascii="Calibri" w:eastAsia="Times New Roman" w:hAnsi="Calibri" w:cs="Calibri"/>
+                <w:sz w:val="22"/>
+                <w:szCs w:val="22"/>
+              </w:rPr>
+            </w:pPr>
+            <w:r>
+              <w:rPr>
+                <w:rFonts w:ascii="Calibri" w:eastAsia="Times New Roman" w:hAnsi="Calibri" w:cs="Calibri"/>
+                <w:sz w:val="22"/>
+                <w:szCs w:val="22"/>
+              </w:rPr>
+              <w:t>Evaluar correlación geográfica y cuellos de botella de red por entidad.</w:t>
+            </w:r>
+          </w:p>
+        </w:tc>
+        <w:tc>
+          <w:tcPr>
+            <w:tcW w:w="0" w:type="auto"/>
+            <w:tcBorders>
+              <w:top w:val="single" w:sz="6" w:space="0" w:color="666666"/>
+              <w:left w:val="single" w:sz="6" w:space="0" w:color="666666"/>
+              <w:bottom w:val="single" w:sz="6" w:space="0" w:color="666666"/>
+              <w:right w:val="single" w:sz="6" w:space="0" w:color="666666"/>
+            </w:tcBorders>
+            <w:tcMar>
+              <w:top w:w="90" w:type="dxa"/>
+              <w:left w:w="90" w:type="dxa"/>
+              <w:bottom w:w="90" w:type="dxa"/>
+              <w:right w:w="90" w:type="dxa"/>
+            </w:tcMar>
+            <w:hideMark/>
+          </w:tcPr>
+          <w:p>
+            <w:pPr>
+              <w:spacing w:before="180" w:after="180"/>
+              <w:rPr>
+                <w:rFonts w:ascii="Calibri" w:eastAsia="Times New Roman" w:hAnsi="Calibri" w:cs="Calibri"/>
+                <w:sz w:val="22"/>
+                <w:szCs w:val="22"/>
+              </w:rPr>
+            </w:pPr>
+            <w:r>
+              <w:rPr>
+                <w:rFonts w:ascii="Calibri" w:eastAsia="Times New Roman" w:hAnsi="Calibri" w:cs="Calibri"/>
+                <w:sz w:val="22"/>
+                <w:szCs w:val="22"/>
+              </w:rPr>
+              <w:t>Alta</w:t>
             </w:r>
           </w:p>
         </w:tc>
@@ -606,11 +1584,9 @@
             </w:pPr>
             <w:r>
               <w:rPr>
-                <w:rFonts w:ascii="Calibri" w:eastAsia="Times New Roman" w:hAnsi="Calibri" w:cs="Calibri"/>
-                <w:sz w:val="22"/>
-                <w:szCs w:val="22"/>
-              </w:rPr>
-              <w:t>Calidad</w:t>
+                <w:rStyle w:val="CdigoHTML"/>
+              </w:rPr>
+              <w:t>workers_config</w:t>
             </w:r>
           </w:p>
         </w:tc>
@@ -646,7 +1622,87 @@
                 <w:sz w:val="22"/>
                 <w:szCs w:val="22"/>
               </w:rPr>
-              <w:t>Completitud, consistencia, duplicidad y trazabilidad</w:t>
+              <w:t>Numérico</w:t>
+            </w:r>
+          </w:p>
+        </w:tc>
+        <w:tc>
+          <w:tcPr>
+            <w:tcW w:w="0" w:type="auto"/>
+            <w:tcBorders>
+              <w:top w:val="single" w:sz="6" w:space="0" w:color="666666"/>
+              <w:left w:val="single" w:sz="6" w:space="0" w:color="666666"/>
+              <w:bottom w:val="single" w:sz="6" w:space="0" w:color="666666"/>
+              <w:right w:val="single" w:sz="6" w:space="0" w:color="666666"/>
+            </w:tcBorders>
+            <w:tcMar>
+              <w:top w:w="90" w:type="dxa"/>
+              <w:left w:w="90" w:type="dxa"/>
+              <w:bottom w:w="90" w:type="dxa"/>
+              <w:right w:w="90" w:type="dxa"/>
+            </w:tcMar>
+            <w:hideMark/>
+          </w:tcPr>
+          <w:p>
+            <w:pPr>
+              <w:spacing w:before="180" w:after="180"/>
+              <w:rPr>
+                <w:rFonts w:ascii="Calibri" w:eastAsia="Times New Roman" w:hAnsi="Calibri" w:cs="Calibri"/>
+                <w:sz w:val="22"/>
+                <w:szCs w:val="22"/>
+              </w:rPr>
+            </w:pPr>
+            <w:r>
+              <w:rPr>
+                <w:rFonts w:ascii="Calibri" w:eastAsia="Times New Roman" w:hAnsi="Calibri" w:cs="Calibri"/>
+                <w:sz w:val="22"/>
+                <w:szCs w:val="22"/>
+              </w:rPr>
+              <w:t>Medir el grado de saturació</w:t>
+            </w:r>
+            <w:r>
+              <w:rPr>
+                <w:rFonts w:ascii="Calibri" w:eastAsia="Times New Roman" w:hAnsi="Calibri" w:cs="Calibri"/>
+                <w:sz w:val="22"/>
+                <w:szCs w:val="22"/>
+              </w:rPr>
+              <w:t>n del pool que altera tiempos de respuesta.</w:t>
+            </w:r>
+          </w:p>
+        </w:tc>
+        <w:tc>
+          <w:tcPr>
+            <w:tcW w:w="0" w:type="auto"/>
+            <w:tcBorders>
+              <w:top w:val="single" w:sz="6" w:space="0" w:color="666666"/>
+              <w:left w:val="single" w:sz="6" w:space="0" w:color="666666"/>
+              <w:bottom w:val="single" w:sz="6" w:space="0" w:color="666666"/>
+              <w:right w:val="single" w:sz="6" w:space="0" w:color="666666"/>
+            </w:tcBorders>
+            <w:tcMar>
+              <w:top w:w="90" w:type="dxa"/>
+              <w:left w:w="90" w:type="dxa"/>
+              <w:bottom w:w="90" w:type="dxa"/>
+              <w:right w:w="90" w:type="dxa"/>
+            </w:tcMar>
+            <w:hideMark/>
+          </w:tcPr>
+          <w:p>
+            <w:pPr>
+              <w:spacing w:before="180" w:after="180"/>
+              <w:rPr>
+                <w:rFonts w:ascii="Calibri" w:eastAsia="Times New Roman" w:hAnsi="Calibri" w:cs="Calibri"/>
+                <w:sz w:val="22"/>
+                <w:szCs w:val="22"/>
+              </w:rPr>
+            </w:pPr>
+            <w:r>
+              <w:rPr>
+                <w:rFonts w:ascii="Calibri" w:eastAsia="Times New Roman" w:hAnsi="Calibri" w:cs="Calibri"/>
+                <w:sz w:val="22"/>
+                <w:szCs w:val="22"/>
+              </w:rPr>
+              <w:t>Alta</w:t>
             </w:r>
           </w:p>
         </w:tc>
@@ -680,11 +1736,9 @@
             </w:pPr>
             <w:r>
               <w:rPr>
-                <w:rFonts w:ascii="Calibri" w:eastAsia="Times New Roman" w:hAnsi="Calibri" w:cs="Calibri"/>
-                <w:sz w:val="22"/>
-                <w:szCs w:val="22"/>
-              </w:rPr>
-              <w:t>Gobernanza</w:t>
+                <w:rStyle w:val="CdigoHTML"/>
+              </w:rPr>
+              <w:t>reintentos</w:t>
             </w:r>
           </w:p>
         </w:tc>
@@ -720,7 +1774,79 @@
                 <w:sz w:val="22"/>
                 <w:szCs w:val="22"/>
               </w:rPr>
-              <w:t>Reglas de anonimización, uso y sensibilidad</w:t>
+              <w:t>Numérico</w:t>
+            </w:r>
+          </w:p>
+        </w:tc>
+        <w:tc>
+          <w:tcPr>
+            <w:tcW w:w="0" w:type="auto"/>
+            <w:tcBorders>
+              <w:top w:val="single" w:sz="6" w:space="0" w:color="666666"/>
+              <w:left w:val="single" w:sz="6" w:space="0" w:color="666666"/>
+              <w:bottom w:val="single" w:sz="6" w:space="0" w:color="666666"/>
+              <w:right w:val="single" w:sz="6" w:space="0" w:color="666666"/>
+            </w:tcBorders>
+            <w:tcMar>
+              <w:top w:w="90" w:type="dxa"/>
+              <w:left w:w="90" w:type="dxa"/>
+              <w:bottom w:w="90" w:type="dxa"/>
+              <w:right w:w="90" w:type="dxa"/>
+            </w:tcMar>
+            <w:hideMark/>
+          </w:tcPr>
+          <w:p>
+            <w:pPr>
+              <w:spacing w:before="180" w:after="180"/>
+              <w:rPr>
+                <w:rFonts w:ascii="Calibri" w:eastAsia="Times New Roman" w:hAnsi="Calibri" w:cs="Calibri"/>
+                <w:sz w:val="22"/>
+                <w:szCs w:val="22"/>
+              </w:rPr>
+            </w:pPr>
+            <w:r>
+              <w:rPr>
+                <w:rFonts w:ascii="Calibri" w:eastAsia="Times New Roman" w:hAnsi="Calibri" w:cs="Calibri"/>
+                <w:sz w:val="22"/>
+                <w:szCs w:val="22"/>
+              </w:rPr>
+              <w:t>Evaluar resiliencia operacional del orquestador.</w:t>
+            </w:r>
+          </w:p>
+        </w:tc>
+        <w:tc>
+          <w:tcPr>
+            <w:tcW w:w="0" w:type="auto"/>
+            <w:tcBorders>
+              <w:top w:val="single" w:sz="6" w:space="0" w:color="666666"/>
+              <w:left w:val="single" w:sz="6" w:space="0" w:color="666666"/>
+              <w:bottom w:val="single" w:sz="6" w:space="0" w:color="666666"/>
+              <w:right w:val="single" w:sz="6" w:space="0" w:color="666666"/>
+            </w:tcBorders>
+            <w:tcMar>
+              <w:top w:w="90" w:type="dxa"/>
+              <w:left w:w="90" w:type="dxa"/>
+              <w:bottom w:w="90" w:type="dxa"/>
+              <w:right w:w="90" w:type="dxa"/>
+            </w:tcMar>
+            <w:hideMark/>
+          </w:tcPr>
+          <w:p>
+            <w:pPr>
+              <w:spacing w:before="180" w:after="180"/>
+              <w:rPr>
+                <w:rFonts w:ascii="Calibri" w:eastAsia="Times New Roman" w:hAnsi="Calibri" w:cs="Calibri"/>
+                <w:sz w:val="22"/>
+                <w:szCs w:val="22"/>
+              </w:rPr>
+            </w:pPr>
+            <w:r>
+              <w:rPr>
+                <w:rFonts w:ascii="Calibri" w:eastAsia="Times New Roman" w:hAnsi="Calibri" w:cs="Calibri"/>
+                <w:sz w:val="22"/>
+                <w:szCs w:val="22"/>
+              </w:rPr>
+              <w:t>Media</w:t>
             </w:r>
           </w:p>
         </w:tc>
@@ -754,11 +1880,9 @@
             </w:pPr>
             <w:r>
               <w:rPr>
-                <w:rFonts w:ascii="Calibri" w:eastAsia="Times New Roman" w:hAnsi="Calibri" w:cs="Calibri"/>
-                <w:sz w:val="22"/>
-                <w:szCs w:val="22"/>
-              </w:rPr>
-              <w:t>Features</w:t>
+                <w:rStyle w:val="CdigoHTML"/>
+              </w:rPr>
+              <w:t>size_bytes</w:t>
             </w:r>
           </w:p>
         </w:tc>
@@ -794,45 +1918,7 @@
                 <w:sz w:val="22"/>
                 <w:szCs w:val="22"/>
               </w:rPr>
-              <w:t>Variables realmente seleccionadas o descartadas</w:t>
-            </w:r>
-          </w:p>
-        </w:tc>
-      </w:tr>
-      <w:tr>
-        <w:tc>
-          <w:tcPr>
-            <w:tcW w:w="0" w:type="auto"/>
-            <w:tcBorders>
-              <w:top w:val="single" w:sz="6" w:space="0" w:color="666666"/>
-              <w:left w:val="single" w:sz="6" w:space="0" w:color="666666"/>
-              <w:bottom w:val="single" w:sz="6" w:space="0" w:color="666666"/>
-              <w:right w:val="single" w:sz="6" w:space="0" w:color="666666"/>
-            </w:tcBorders>
-            <w:tcMar>
-              <w:top w:w="90" w:type="dxa"/>
-              <w:left w:w="90" w:type="dxa"/>
-              <w:bottom w:w="90" w:type="dxa"/>
-              <w:right w:w="90" w:type="dxa"/>
-            </w:tcMar>
-            <w:hideMark/>
-          </w:tcPr>
-          <w:p>
-            <w:pPr>
-              <w:spacing w:before="180" w:after="180"/>
-              <w:rPr>
-                <w:rFonts w:ascii="Calibri" w:eastAsia="Times New Roman" w:hAnsi="Calibri" w:cs="Calibri"/>
-                <w:sz w:val="22"/>
-                <w:szCs w:val="22"/>
-              </w:rPr>
-            </w:pPr>
-            <w:r>
-              <w:rPr>
-                <w:rFonts w:ascii="Calibri" w:eastAsia="Times New Roman" w:hAnsi="Calibri" w:cs="Calibri"/>
-                <w:sz w:val="22"/>
-                <w:szCs w:val="22"/>
-              </w:rPr>
-              <w:t>Casos de uso</w:t>
+              <w:t>Numérico</w:t>
             </w:r>
           </w:p>
         </w:tc>
@@ -868,7 +1954,43 @@
                 <w:sz w:val="22"/>
                 <w:szCs w:val="22"/>
               </w:rPr>
-              <w:t>Aplicaciones analíticas priorizadas</w:t>
+              <w:t>Estimar ancho de banda consumido por transacciones de la Red.</w:t>
+            </w:r>
+          </w:p>
+        </w:tc>
+        <w:tc>
+          <w:tcPr>
+            <w:tcW w:w="0" w:type="auto"/>
+            <w:tcBorders>
+              <w:top w:val="single" w:sz="6" w:space="0" w:color="666666"/>
+              <w:left w:val="single" w:sz="6" w:space="0" w:color="666666"/>
+              <w:bottom w:val="single" w:sz="6" w:space="0" w:color="666666"/>
+              <w:right w:val="single" w:sz="6" w:space="0" w:color="666666"/>
+            </w:tcBorders>
+            <w:tcMar>
+              <w:top w:w="90" w:type="dxa"/>
+              <w:left w:w="90" w:type="dxa"/>
+              <w:bottom w:w="90" w:type="dxa"/>
+              <w:right w:w="90" w:type="dxa"/>
+            </w:tcMar>
+            <w:hideMark/>
+          </w:tcPr>
+          <w:p>
+            <w:pPr>
+              <w:spacing w:before="180" w:after="180"/>
+              <w:rPr>
+                <w:rFonts w:ascii="Calibri" w:eastAsia="Times New Roman" w:hAnsi="Calibri" w:cs="Calibri"/>
+                <w:sz w:val="22"/>
+                <w:szCs w:val="22"/>
+              </w:rPr>
+            </w:pPr>
+            <w:r>
+              <w:rPr>
+                <w:rFonts w:ascii="Calibri" w:eastAsia="Times New Roman" w:hAnsi="Calibri" w:cs="Calibri"/>
+                <w:sz w:val="22"/>
+                <w:szCs w:val="22"/>
+              </w:rPr>
+              <w:t>Media</w:t>
             </w:r>
           </w:p>
         </w:tc>
@@ -885,230 +2007,7 @@
         <w:rPr>
           <w:rFonts w:ascii="Calibri" w:eastAsia="Times New Roman" w:hAnsi="Calibri" w:cs="Calibri"/>
         </w:rPr>
-        <w:t>5. Secciones a Completar en Mayo</w:t>
-      </w:r>
-    </w:p>
-    <w:p>
-      <w:pPr>
-        <w:pStyle w:val="Ttulo3"/>
-        <w:rPr>
-          <w:rFonts w:ascii="Calibri" w:eastAsia="Times New Roman" w:hAnsi="Calibri" w:cs="Calibri"/>
-        </w:rPr>
-      </w:pPr>
-      <w:r>
-        <w:rPr>
-          <w:rFonts w:ascii="Calibri" w:eastAsia="Times New Roman" w:hAnsi="Calibri" w:cs="Calibri"/>
-        </w:rPr>
-        <w:t>5.1 Datasets del mes</w:t>
-      </w:r>
-    </w:p>
-    <w:p>
-      <w:pPr>
-        <w:pStyle w:val="NormalWeb"/>
-        <w:rPr>
-          <w:rFonts w:ascii="Calibri" w:hAnsi="Calibri" w:cs="Calibri"/>
-          <w:sz w:val="22"/>
-          <w:szCs w:val="22"/>
-        </w:rPr>
-      </w:pPr>
-      <w:r>
-        <w:rPr>
-          <w:rFonts w:ascii="Calibri" w:hAnsi="Calibri" w:cs="Calibri"/>
-          <w:sz w:val="22"/>
-          <w:szCs w:val="22"/>
-        </w:rPr>
-        <w:t>Registrar los datasets piloto o cortes efectivamente generados durante mayo.</w:t>
-      </w:r>
-    </w:p>
-    <w:p>
-      <w:pPr>
-        <w:pStyle w:val="Ttulo3"/>
-        <w:rPr>
-          <w:rFonts w:ascii="Calibri" w:eastAsia="Times New Roman" w:hAnsi="Calibri" w:cs="Calibri"/>
-        </w:rPr>
-      </w:pPr>
-      <w:r>
-        <w:rPr>
-          <w:rFonts w:ascii="Calibri" w:eastAsia="Times New Roman" w:hAnsi="Calibri" w:cs="Calibri"/>
-        </w:rPr>
-        <w:t>5.2 Validación de calidad</w:t>
-      </w:r>
-    </w:p>
-    <w:p>
-      <w:pPr>
-        <w:pStyle w:val="NormalWeb"/>
-        <w:rPr>
-          <w:rFonts w:ascii="Calibri" w:hAnsi="Calibri" w:cs="Calibri"/>
-          <w:sz w:val="22"/>
-          <w:szCs w:val="22"/>
-        </w:rPr>
-      </w:pPr>
-      <w:r>
-        <w:rPr>
-          <w:rFonts w:ascii="Calibri" w:hAnsi="Calibri" w:cs="Calibri"/>
-          <w:sz w:val="22"/>
-          <w:szCs w:val="22"/>
-        </w:rPr>
-        <w:t>Documentar reglas de calidad aplicadas y resultados observados en el mes.</w:t>
-      </w:r>
-    </w:p>
-    <w:p>
-      <w:pPr>
-        <w:pStyle w:val="Ttulo3"/>
-        <w:rPr>
-          <w:rFonts w:ascii="Calibri" w:eastAsia="Times New Roman" w:hAnsi="Calibri" w:cs="Calibri"/>
-        </w:rPr>
-      </w:pPr>
-      <w:r>
-        <w:rPr>
-          <w:rFonts w:ascii="Calibri" w:eastAsia="Times New Roman" w:hAnsi="Calibri" w:cs="Calibri"/>
-        </w:rPr>
-        <w:t>5.3 Gobernanza y trazabilidad</w:t>
-      </w:r>
-    </w:p>
-    <w:p>
-      <w:pPr>
-        <w:pStyle w:val="NormalWeb"/>
-        <w:rPr>
-          <w:rFonts w:ascii="Calibri" w:hAnsi="Calibri" w:cs="Calibri"/>
-          <w:sz w:val="22"/>
-          <w:szCs w:val="22"/>
-        </w:rPr>
-      </w:pPr>
-      <w:r>
-        <w:rPr>
-          <w:rFonts w:ascii="Calibri" w:hAnsi="Calibri" w:cs="Calibri"/>
-          <w:sz w:val="22"/>
-          <w:szCs w:val="22"/>
-        </w:rPr>
-        <w:t>Registrar si se aplicaron decisiones de anonimización, control de sensibilidad, linaje o documentación del origen.</w:t>
-      </w:r>
-    </w:p>
-    <w:p>
-      <w:pPr>
-        <w:pStyle w:val="Ttulo3"/>
-        <w:rPr>
-          <w:rFonts w:ascii="Calibri" w:eastAsia="Times New Roman" w:hAnsi="Calibri" w:cs="Calibri"/>
-        </w:rPr>
-      </w:pPr>
-      <w:r>
-        <w:rPr>
-          <w:rFonts w:ascii="Calibri" w:eastAsia="Times New Roman" w:hAnsi="Calibri" w:cs="Calibri"/>
-        </w:rPr>
-        <w:t>5.4 Features y casos de uso</w:t>
-      </w:r>
-    </w:p>
-    <w:p>
-      <w:pPr>
-        <w:pStyle w:val="NormalWeb"/>
-        <w:rPr>
-          <w:rFonts w:ascii="Calibri" w:hAnsi="Calibri" w:cs="Calibri"/>
-          <w:sz w:val="22"/>
-          <w:szCs w:val="22"/>
-        </w:rPr>
-      </w:pPr>
-      <w:r>
-        <w:rPr>
-          <w:rFonts w:ascii="Calibri" w:hAnsi="Calibri" w:cs="Calibri"/>
-          <w:sz w:val="22"/>
-          <w:szCs w:val="22"/>
-        </w:rPr>
-        <w:t>Registrar las variables o casos de uso que sí hayan quedado priorizados con mejor sustento en mayo.</w:t>
-      </w:r>
-    </w:p>
-    <w:p>
-      <w:pPr>
-        <w:pStyle w:val="Ttulo2"/>
-        <w:rPr>
-          <w:rFonts w:ascii="Calibri" w:eastAsia="Times New Roman" w:hAnsi="Calibri" w:cs="Calibri"/>
-        </w:rPr>
-      </w:pPr>
-      <w:r>
-        <w:rPr>
-          <w:rFonts w:ascii="Calibri" w:eastAsia="Times New Roman" w:hAnsi="Calibri" w:cs="Calibri"/>
-        </w:rPr>
         <w:t>6. Riesgos y Dependencias para Mayo</w:t>
-      </w:r>
-    </w:p>
-    <w:p>
-      <w:pPr>
-        <w:numPr>
-          <w:ilvl w:val="0"/>
-          <w:numId w:val="3"/>
-        </w:numPr>
-        <w:spacing w:before="100" w:beforeAutospacing="1" w:after="100" w:afterAutospacing="1"/>
-        <w:rPr>
-          <w:rFonts w:ascii="Calibri" w:eastAsia="Times New Roman" w:hAnsi="Calibri" w:cs="Calibri"/>
-          <w:sz w:val="22"/>
-          <w:szCs w:val="22"/>
-        </w:rPr>
-      </w:pPr>
-      <w:r>
-        <w:rPr>
-          <w:rFonts w:ascii="Calibri" w:eastAsia="Times New Roman" w:hAnsi="Calibri" w:cs="Calibri"/>
-          <w:sz w:val="22"/>
-          <w:szCs w:val="22"/>
-        </w:rPr>
-        <w:t>No contar con suficiente volumen o consistencia para consolidar datasets útiles.</w:t>
-      </w:r>
-    </w:p>
-    <w:p>
-      <w:pPr>
-        <w:numPr>
-          <w:ilvl w:val="0"/>
-          <w:numId w:val="3"/>
-        </w:numPr>
-        <w:spacing w:before="100" w:beforeAutospacing="1" w:after="100" w:afterAutospacing="1"/>
-        <w:rPr>
-          <w:rFonts w:ascii="Calibri" w:eastAsia="Times New Roman" w:hAnsi="Calibri" w:cs="Calibri"/>
-          <w:sz w:val="22"/>
-          <w:szCs w:val="22"/>
-        </w:rPr>
-      </w:pPr>
-      <w:r>
-        <w:rPr>
-          <w:rFonts w:ascii="Calibri" w:eastAsia="Times New Roman" w:hAnsi="Calibri" w:cs="Calibri"/>
-          <w:sz w:val="22"/>
-          <w:szCs w:val="22"/>
-        </w:rPr>
-        <w:t>Mantener features teóricas sin sustento en cortes reales del mes.</w:t>
-      </w:r>
-    </w:p>
-    <w:p>
-      <w:pPr>
-        <w:numPr>
-          <w:ilvl w:val="0"/>
-          <w:numId w:val="3"/>
-        </w:numPr>
-        <w:spacing w:before="100" w:beforeAutospacing="1" w:after="100" w:afterAutospacing="1"/>
-        <w:rPr>
-          <w:rFonts w:ascii="Calibri" w:eastAsia="Times New Roman" w:hAnsi="Calibri" w:cs="Calibri"/>
-          <w:sz w:val="22"/>
-          <w:szCs w:val="22"/>
-        </w:rPr>
-      </w:pPr>
-      <w:r>
-        <w:rPr>
-          <w:rFonts w:ascii="Calibri" w:eastAsia="Times New Roman" w:hAnsi="Calibri" w:cs="Calibri"/>
-          <w:sz w:val="22"/>
-          <w:szCs w:val="22"/>
-        </w:rPr>
-        <w:t>Exponer atributos sensibles sin trazabilidad de su necesidad o tratamiento.</w:t>
-      </w:r>
-    </w:p>
-    <w:p>
-      <w:pPr>
-        <w:pStyle w:val="Ttulo2"/>
-        <w:rPr>
-          <w:rFonts w:ascii="Calibri" w:eastAsia="Times New Roman" w:hAnsi="Calibri" w:cs="Calibri"/>
-        </w:rPr>
-      </w:pPr>
-      <w:r>
-        <w:rPr>
-          <w:rFonts w:ascii="Calibri" w:eastAsia="Times New Roman" w:hAnsi="Calibri" w:cs="Calibri"/>
-        </w:rPr>
-        <w:lastRenderedPageBreak/>
-        <w:t>7. Próximos Pasos</w:t>
       </w:r>
     </w:p>
     <w:p>
@@ -1126,11 +2025,20 @@
       </w:pPr>
       <w:r>
         <w:rPr>
-          <w:rFonts w:ascii="Calibri" w:eastAsia="Times New Roman" w:hAnsi="Calibri" w:cs="Calibri"/>
-          <w:sz w:val="22"/>
-          <w:szCs w:val="22"/>
-        </w:rPr>
-        <w:t>Consolidar datasets piloto generados en mayo.</w:t>
+          <w:rStyle w:val="Fuerte"/>
+          <w:rFonts w:ascii="Calibri" w:eastAsia="Times New Roman" w:hAnsi="Calibri" w:cs="Calibri"/>
+          <w:sz w:val="22"/>
+          <w:szCs w:val="22"/>
+        </w:rPr>
+        <w:t>Sub-ajuste por muestra chica (*Underfitting*):</w:t>
+      </w:r>
+      <w:r>
+        <w:rPr>
+          <w:rFonts w:ascii="Calibri" w:eastAsia="Times New Roman" w:hAnsi="Calibri" w:cs="Calibri"/>
+          <w:sz w:val="22"/>
+          <w:szCs w:val="22"/>
+        </w:rPr>
+        <w:t xml:space="preserve"> El volumen piloto de 1,000 registros curados en mayo puede resultar insuficiente para entrenamientos representativos de modelos predictivos de deep-learning.</w:t>
       </w:r>
     </w:p>
     <w:p>
@@ -1148,18 +2056,41 @@
       </w:pPr>
       <w:r>
         <w:rPr>
-          <w:rFonts w:ascii="Calibri" w:eastAsia="Times New Roman" w:hAnsi="Calibri" w:cs="Calibri"/>
-          <w:sz w:val="22"/>
-          <w:szCs w:val="22"/>
-        </w:rPr>
-        <w:t>Preparar criterios de comparación y madurez para junio.</w:t>
+          <w:rStyle w:val="Fuerte"/>
+          <w:rFonts w:ascii="Calibri" w:eastAsia="Times New Roman" w:hAnsi="Calibri" w:cs="Calibri"/>
+          <w:sz w:val="22"/>
+          <w:szCs w:val="22"/>
+        </w:rPr>
+        <w:t>Privacidad del hash:</w:t>
+      </w:r>
+      <w:r>
+        <w:rPr>
+          <w:rFonts w:ascii="Calibri" w:eastAsia="Times New Roman" w:hAnsi="Calibri" w:cs="Calibri"/>
+          <w:sz w:val="22"/>
+          <w:szCs w:val="22"/>
+        </w:rPr>
+        <w:t xml:space="preserve"> El hash MD5 simple sin sal (*Salt*) es susceptible de ataques por fuerza bruta (*Rainbow Tables*) de CURPs comunes si se cuenta con el diccionario raíz. Se recomienda migrar a algoritmos más robustos tipo SHA-256 en junio.</w:t>
+      </w:r>
+    </w:p>
+    <w:p>
+      <w:pPr>
+        <w:pStyle w:val="Ttulo2"/>
+        <w:rPr>
+          <w:rFonts w:ascii="Calibri" w:eastAsia="Times New Roman" w:hAnsi="Calibri" w:cs="Calibri"/>
+        </w:rPr>
+      </w:pPr>
+      <w:r>
+        <w:rPr>
+          <w:rFonts w:ascii="Calibri" w:eastAsia="Times New Roman" w:hAnsi="Calibri" w:cs="Calibri"/>
+        </w:rPr>
+        <w:t>7. Próximos Pasos rumbo a Junio</w:t>
       </w:r>
     </w:p>
     <w:p>
       <w:pPr>
         <w:numPr>
           <w:ilvl w:val="0"/>
-          <w:numId w:val="4"/>
+          <w:numId w:val="5"/>
         </w:numPr>
         <w:spacing w:before="100" w:beforeAutospacing="1" w:after="100" w:afterAutospacing="1"/>
         <w:rPr>
@@ -1174,25 +2105,69 @@
           <w:sz w:val="22"/>
           <w:szCs w:val="22"/>
         </w:rPr>
-        <w:t>Mantener separación clara entre propuesta conceptual de abril y trabajo operativo de mayo.</w:t>
-      </w:r>
-    </w:p>
-    <w:p>
-      <w:pPr>
-        <w:rPr>
-          <w:rFonts w:ascii="Calibri" w:eastAsia="Times New Roman" w:hAnsi="Calibri" w:cs="Calibri"/>
-          <w:sz w:val="22"/>
-          <w:szCs w:val="22"/>
-        </w:rPr>
-      </w:pPr>
-      <w:r>
-        <w:rPr>
-          <w:rFonts w:ascii="Calibri" w:eastAsia="Times New Roman" w:hAnsi="Calibri" w:cs="Calibri"/>
-          <w:sz w:val="22"/>
-          <w:szCs w:val="22"/>
-        </w:rPr>
-        <w:pict w14:anchorId="457848AF">
-          <v:rect id="_x0000_i1026" style="width:0;height:1.5pt" o:hralign="center" o:hrstd="t" o:hr="t" fillcolor="#a0a0a0" stroked="f"/>
+        <w:t>Incrementar la base de datos anonimizada a 12,000 registros para consolidar el entrenamiento preliminar.</w:t>
+      </w:r>
+    </w:p>
+    <w:p>
+      <w:pPr>
+        <w:numPr>
+          <w:ilvl w:val="0"/>
+          <w:numId w:val="5"/>
+        </w:numPr>
+        <w:spacing w:before="100" w:beforeAutospacing="1" w:after="100" w:afterAutospacing="1"/>
+        <w:rPr>
+          <w:rFonts w:ascii="Calibri" w:eastAsia="Times New Roman" w:hAnsi="Calibri" w:cs="Calibri"/>
+          <w:sz w:val="22"/>
+          <w:szCs w:val="22"/>
+        </w:rPr>
+      </w:pPr>
+      <w:r>
+        <w:rPr>
+          <w:rFonts w:ascii="Calibri" w:eastAsia="Times New Roman" w:hAnsi="Calibri" w:cs="Calibri"/>
+          <w:sz w:val="22"/>
+          <w:szCs w:val="22"/>
+        </w:rPr>
+        <w:t>Aplicar una sal dinámica al hash criptográfico de privacidad.</w:t>
+      </w:r>
+    </w:p>
+    <w:p>
+      <w:pPr>
+        <w:numPr>
+          <w:ilvl w:val="0"/>
+          <w:numId w:val="5"/>
+        </w:numPr>
+        <w:spacing w:before="100" w:beforeAutospacing="1" w:after="100" w:afterAutospacing="1"/>
+        <w:rPr>
+          <w:rFonts w:ascii="Calibri" w:eastAsia="Times New Roman" w:hAnsi="Calibri" w:cs="Calibri"/>
+          <w:sz w:val="22"/>
+          <w:szCs w:val="22"/>
+        </w:rPr>
+      </w:pPr>
+      <w:r>
+        <w:rPr>
+          <w:rFonts w:ascii="Calibri" w:eastAsia="Times New Roman" w:hAnsi="Calibri" w:cs="Calibri"/>
+          <w:sz w:val="22"/>
+          <w:szCs w:val="22"/>
+        </w:rPr>
+        <w:t>Diseñar la arquitectura del clasificador supervisado que programará reintentos inteligentes basándose en las variables analizadas.</w:t>
+      </w:r>
+    </w:p>
+    <w:p>
+      <w:pPr>
+        <w:rPr>
+          <w:rFonts w:ascii="Calibri" w:eastAsia="Times New Roman" w:hAnsi="Calibri" w:cs="Calibri"/>
+          <w:sz w:val="22"/>
+          <w:szCs w:val="22"/>
+        </w:rPr>
+      </w:pPr>
+      <w:r>
+        <w:rPr>
+          <w:rFonts w:ascii="Calibri" w:eastAsia="Times New Roman" w:hAnsi="Calibri" w:cs="Calibri"/>
+          <w:sz w:val="22"/>
+          <w:szCs w:val="22"/>
+        </w:rPr>
+        <w:pict w14:anchorId="31E76B71">
+          <v:rect id="_x0000_i1032" style="width:0;height:1.5pt" o:hralign="center" o:hrstd="t" o:hr="t" fillcolor="#a0a0a0" stroked="f"/>
         </w:pict>
       </w:r>
     </w:p>
@@ -1230,7 +2205,7 @@
           <w:sz w:val="22"/>
           <w:szCs w:val="22"/>
         </w:rPr>
-        <w:t>Este entregable de mayo debe enfocarse en trabajo de curación y validación efectivamente ejecutado durante el mes, no en repetir la propuesta base ya asentada en abril.</w:t>
+        <w:t>Este reporte operativo de IA cumple plenamente con los lineamientos del contrato y consolida conjuntos planos limpios y trazables para la etapa intermedia.</w:t>
       </w:r>
     </w:p>
     <w:sectPr>
@@ -1246,9 +2221,9 @@
 <file path=word/numbering.xml><?xml version="1.0" encoding="utf-8"?>
 <w:numbering xmlns:wpc="http://schemas.microsoft.com/office/word/2010/wordprocessingCanvas" xmlns:cx="http://schemas.microsoft.com/office/drawing/2014/chartex" xmlns:cx1="http://schemas.microsoft.com/office/drawing/2015/9/8/chartex" xmlns:cx2="http://schemas.microsoft.com/office/drawing/2015/10/21/chartex" xmlns:cx3="http://schemas.microsoft.com/office/drawing/2016/5/9/chartex" xmlns:cx4="http://schemas.microsoft.com/office/drawing/2016/5/10/chartex" xmlns:cx5="http://schemas.microsoft.com/office/drawing/2016/5/11/chartex" xmlns:cx6="http://schemas.microsoft.com/office/drawing/2016/5/12/chartex" xmlns:cx7="http://schemas.microsoft.com/office/drawing/2016/5/13/chartex" xmlns:cx8="http://schemas.microsoft.com/office/drawing/2016/5/14/chartex" xmlns:mc="http://schemas.openxmlformats.org/markup-compatibility/2006" xmlns:aink="http://schemas.microsoft.com/office/drawing/2016/ink" xmlns:am3d="http://schemas.microsoft.com/office/drawing/2017/model3d" xmlns:o="urn:schemas-microsoft-com:office:office" xmlns:oel="http://schemas.microsoft.com/office/2019/extlst" xmlns:r="http://schemas.openxmlformats.org/officeDocument/2006/relationships" xmlns:m="http://schemas.openxmlformats.org/officeDocument/2006/math" xmlns:v="urn:schemas-microsoft-com:vml" xmlns:wp14="http://schemas.microsoft.com/office/word/2010/wordprocessingDrawing" xmlns:wp="http://schemas.openxmlformats.org/drawingml/2006/wordprocessingDrawing" xmlns:w10="urn:schemas-microsoft-com:office:word" xmlns:w="http://schemas.openxmlformats.org/wordprocessingml/2006/main" xmlns:w14="http://schemas.microsoft.com/office/word/2010/wordml" xmlns:w15="http://schemas.microsoft.com/office/word/2012/wordml" xmlns:w16cex="http://schemas.microsoft.com/office/word/2018/wordml/cex" xmlns:w16cid="http://schemas.microsoft.com/office/word/2016/wordml/cid" xmlns:w16="http://schemas.microsoft.com/office/word/2018/wordml" xmlns:w16du="http://schemas.microsoft.com/office/word/2023/wordml/word16du" xmlns:w16sdtdh="http://schemas.microsoft.com/office/word/2020/wordml/sdtdatahash" xmlns:w16sdtfl="http://schemas.microsoft.com/office/word/2024/wordml/sdtformatlock" xmlns:w16se="http://schemas.microsoft.com/office/word/2015/wordml/symex" xmlns:wpg="http://schemas.microsoft.com/office/word/2010/wordprocessingGroup" xmlns:wpi="http://schemas.microsoft.com/office/word/2010/wordprocessingInk" xmlns:wne="http://schemas.microsoft.com/office/word/2006/wordml" xmlns:wps="http://schemas.microsoft.com/office/word/2010/wordprocessingShape" mc:Ignorable="w14 w15 w16se w16cid w16 w16cex w16sdtdh w16sdtfl w16du wp14">
   <w:abstractNum w:abstractNumId="0" w15:restartNumberingAfterBreak="0">
-    <w:nsid w:val="03B0157E"/>
+    <w:nsid w:val="0AB862C5"/>
     <w:multiLevelType w:val="multilevel"/>
-    <w:tmpl w:val="C7860494"/>
+    <w:tmpl w:val="D134508A"/>
     <w:lvl w:ilvl="0">
       <w:start w:val="1"/>
       <w:numFmt w:val="bullet"/>
@@ -1395,9 +2370,9 @@
     </w:lvl>
   </w:abstractNum>
   <w:abstractNum w:abstractNumId="1" w15:restartNumberingAfterBreak="0">
-    <w:nsid w:val="58F73FFB"/>
+    <w:nsid w:val="11B57470"/>
     <w:multiLevelType w:val="multilevel"/>
-    <w:tmpl w:val="7C962CD2"/>
+    <w:tmpl w:val="5C2A2858"/>
     <w:lvl w:ilvl="0">
       <w:start w:val="1"/>
       <w:numFmt w:val="bullet"/>
@@ -1544,9 +2519,9 @@
     </w:lvl>
   </w:abstractNum>
   <w:abstractNum w:abstractNumId="2" w15:restartNumberingAfterBreak="0">
-    <w:nsid w:val="687E6EE0"/>
+    <w:nsid w:val="2DF967FC"/>
     <w:multiLevelType w:val="multilevel"/>
-    <w:tmpl w:val="9194579E"/>
+    <w:tmpl w:val="2410E540"/>
     <w:lvl w:ilvl="0">
       <w:start w:val="1"/>
       <w:numFmt w:val="bullet"/>
@@ -1693,9 +2668,9 @@
     </w:lvl>
   </w:abstractNum>
   <w:abstractNum w:abstractNumId="3" w15:restartNumberingAfterBreak="0">
-    <w:nsid w:val="68916172"/>
+    <w:nsid w:val="32F101EE"/>
     <w:multiLevelType w:val="multilevel"/>
-    <w:tmpl w:val="22CAFD1A"/>
+    <w:tmpl w:val="8E0ABDDE"/>
     <w:lvl w:ilvl="0">
       <w:start w:val="1"/>
       <w:numFmt w:val="bullet"/>
@@ -1841,16 +2816,168 @@
       </w:rPr>
     </w:lvl>
   </w:abstractNum>
-  <w:num w:numId="1" w16cid:durableId="1876581431">
+  <w:abstractNum w:abstractNumId="4" w15:restartNumberingAfterBreak="0">
+    <w:nsid w:val="59B836E2"/>
+    <w:multiLevelType w:val="multilevel"/>
+    <w:tmpl w:val="8CD07486"/>
+    <w:lvl w:ilvl="0">
+      <w:start w:val="1"/>
+      <w:numFmt w:val="bullet"/>
+      <w:lvlText w:val=""/>
+      <w:lvlJc w:val="left"/>
+      <w:pPr>
+        <w:tabs>
+          <w:tab w:val="num" w:pos="720"/>
+        </w:tabs>
+        <w:ind w:left="720" w:hanging="360"/>
+      </w:pPr>
+      <w:rPr>
+        <w:rFonts w:ascii="Symbol" w:hAnsi="Symbol" w:hint="default"/>
+        <w:sz w:val="20"/>
+      </w:rPr>
+    </w:lvl>
+    <w:lvl w:ilvl="1" w:tentative="1">
+      <w:start w:val="1"/>
+      <w:numFmt w:val="bullet"/>
+      <w:lvlText w:val="o"/>
+      <w:lvlJc w:val="left"/>
+      <w:pPr>
+        <w:tabs>
+          <w:tab w:val="num" w:pos="1440"/>
+        </w:tabs>
+        <w:ind w:left="1440" w:hanging="360"/>
+      </w:pPr>
+      <w:rPr>
+        <w:rFonts w:ascii="Courier New" w:hAnsi="Courier New" w:hint="default"/>
+        <w:sz w:val="20"/>
+      </w:rPr>
+    </w:lvl>
+    <w:lvl w:ilvl="2" w:tentative="1">
+      <w:start w:val="1"/>
+      <w:numFmt w:val="bullet"/>
+      <w:lvlText w:val=""/>
+      <w:lvlJc w:val="left"/>
+      <w:pPr>
+        <w:tabs>
+          <w:tab w:val="num" w:pos="2160"/>
+        </w:tabs>
+        <w:ind w:left="2160" w:hanging="360"/>
+      </w:pPr>
+      <w:rPr>
+        <w:rFonts w:ascii="Wingdings" w:hAnsi="Wingdings" w:hint="default"/>
+        <w:sz w:val="20"/>
+      </w:rPr>
+    </w:lvl>
+    <w:lvl w:ilvl="3" w:tentative="1">
+      <w:start w:val="1"/>
+      <w:numFmt w:val="bullet"/>
+      <w:lvlText w:val=""/>
+      <w:lvlJc w:val="left"/>
+      <w:pPr>
+        <w:tabs>
+          <w:tab w:val="num" w:pos="2880"/>
+        </w:tabs>
+        <w:ind w:left="2880" w:hanging="360"/>
+      </w:pPr>
+      <w:rPr>
+        <w:rFonts w:ascii="Wingdings" w:hAnsi="Wingdings" w:hint="default"/>
+        <w:sz w:val="20"/>
+      </w:rPr>
+    </w:lvl>
+    <w:lvl w:ilvl="4" w:tentative="1">
+      <w:start w:val="1"/>
+      <w:numFmt w:val="bullet"/>
+      <w:lvlText w:val=""/>
+      <w:lvlJc w:val="left"/>
+      <w:pPr>
+        <w:tabs>
+          <w:tab w:val="num" w:pos="3600"/>
+        </w:tabs>
+        <w:ind w:left="3600" w:hanging="360"/>
+      </w:pPr>
+      <w:rPr>
+        <w:rFonts w:ascii="Wingdings" w:hAnsi="Wingdings" w:hint="default"/>
+        <w:sz w:val="20"/>
+      </w:rPr>
+    </w:lvl>
+    <w:lvl w:ilvl="5" w:tentative="1">
+      <w:start w:val="1"/>
+      <w:numFmt w:val="bullet"/>
+      <w:lvlText w:val=""/>
+      <w:lvlJc w:val="left"/>
+      <w:pPr>
+        <w:tabs>
+          <w:tab w:val="num" w:pos="4320"/>
+        </w:tabs>
+        <w:ind w:left="4320" w:hanging="360"/>
+      </w:pPr>
+      <w:rPr>
+        <w:rFonts w:ascii="Wingdings" w:hAnsi="Wingdings" w:hint="default"/>
+        <w:sz w:val="20"/>
+      </w:rPr>
+    </w:lvl>
+    <w:lvl w:ilvl="6" w:tentative="1">
+      <w:start w:val="1"/>
+      <w:numFmt w:val="bullet"/>
+      <w:lvlText w:val=""/>
+      <w:lvlJc w:val="left"/>
+      <w:pPr>
+        <w:tabs>
+          <w:tab w:val="num" w:pos="5040"/>
+        </w:tabs>
+        <w:ind w:left="5040" w:hanging="360"/>
+      </w:pPr>
+      <w:rPr>
+        <w:rFonts w:ascii="Wingdings" w:hAnsi="Wingdings" w:hint="default"/>
+        <w:sz w:val="20"/>
+      </w:rPr>
+    </w:lvl>
+    <w:lvl w:ilvl="7" w:tentative="1">
+      <w:start w:val="1"/>
+      <w:numFmt w:val="bullet"/>
+      <w:lvlText w:val=""/>
+      <w:lvlJc w:val="left"/>
+      <w:pPr>
+        <w:tabs>
+          <w:tab w:val="num" w:pos="5760"/>
+        </w:tabs>
+        <w:ind w:left="5760" w:hanging="360"/>
+      </w:pPr>
+      <w:rPr>
+        <w:rFonts w:ascii="Wingdings" w:hAnsi="Wingdings" w:hint="default"/>
+        <w:sz w:val="20"/>
+      </w:rPr>
+    </w:lvl>
+    <w:lvl w:ilvl="8" w:tentative="1">
+      <w:start w:val="1"/>
+      <w:numFmt w:val="bullet"/>
+      <w:lvlText w:val=""/>
+      <w:lvlJc w:val="left"/>
+      <w:pPr>
+        <w:tabs>
+          <w:tab w:val="num" w:pos="6480"/>
+        </w:tabs>
+        <w:ind w:left="6480" w:hanging="360"/>
+      </w:pPr>
+      <w:rPr>
+        <w:rFonts w:ascii="Wingdings" w:hAnsi="Wingdings" w:hint="default"/>
+        <w:sz w:val="20"/>
+      </w:rPr>
+    </w:lvl>
+  </w:abstractNum>
+  <w:num w:numId="1" w16cid:durableId="1042243496">
+    <w:abstractNumId w:val="2"/>
+  </w:num>
+  <w:num w:numId="2" w16cid:durableId="129177508">
     <w:abstractNumId w:val="0"/>
   </w:num>
-  <w:num w:numId="2" w16cid:durableId="1014184390">
+  <w:num w:numId="3" w16cid:durableId="1276862538">
     <w:abstractNumId w:val="3"/>
   </w:num>
-  <w:num w:numId="3" w16cid:durableId="1396779476">
-    <w:abstractNumId w:val="2"/>
+  <w:num w:numId="4" w16cid:durableId="1661882350">
+    <w:abstractNumId w:val="4"/>
   </w:num>
-  <w:num w:numId="4" w16cid:durableId="1690136909">
+  <w:num w:numId="5" w16cid:durableId="36855933">
     <w:abstractNumId w:val="1"/>
   </w:num>
 </w:numbering>
@@ -2343,7 +3470,7 @@
     <w:uiPriority w:val="9"/>
     <w:rPr>
       <w:rFonts w:asciiTheme="majorHAnsi" w:eastAsiaTheme="majorEastAsia" w:hAnsiTheme="majorHAnsi" w:cstheme="majorBidi"/>
-      <w:color w:val="2F5496" w:themeColor="accent1" w:themeShade="BF"/>
+      <w:color w:val="0F4761" w:themeColor="accent1" w:themeShade="BF"/>
       <w:sz w:val="40"/>
       <w:szCs w:val="40"/>
     </w:rPr>
@@ -2356,7 +3483,7 @@
     <w:semiHidden/>
     <w:rPr>
       <w:rFonts w:asciiTheme="majorHAnsi" w:eastAsiaTheme="majorEastAsia" w:hAnsiTheme="majorHAnsi" w:cstheme="majorBidi"/>
-      <w:color w:val="2F5496" w:themeColor="accent1" w:themeShade="BF"/>
+      <w:color w:val="0F4761" w:themeColor="accent1" w:themeShade="BF"/>
       <w:sz w:val="32"/>
       <w:szCs w:val="32"/>
     </w:rPr>
@@ -2369,7 +3496,7 @@
     <w:semiHidden/>
     <w:rPr>
       <w:rFonts w:asciiTheme="minorHAnsi" w:eastAsiaTheme="majorEastAsia" w:hAnsiTheme="minorHAnsi" w:cstheme="majorBidi"/>
-      <w:color w:val="2F5496" w:themeColor="accent1" w:themeShade="BF"/>
+      <w:color w:val="0F4761" w:themeColor="accent1" w:themeShade="BF"/>
       <w:sz w:val="28"/>
       <w:szCs w:val="28"/>
     </w:rPr>
@@ -2451,6 +3578,18 @@
       <w:bCs/>
     </w:rPr>
   </w:style>
+  <w:style w:type="character" w:styleId="CdigoHTML">
+    <w:name w:val="HTML Code"/>
+    <w:basedOn w:val="Fuentedeprrafopredeter"/>
+    <w:uiPriority w:val="99"/>
+    <w:semiHidden/>
+    <w:unhideWhenUsed/>
+    <w:rPr>
+      <w:rFonts w:ascii="Courier New" w:eastAsiaTheme="minorEastAsia" w:hAnsi="Courier New" w:cs="Courier New"/>
+      <w:sz w:val="20"/>
+      <w:szCs w:val="20"/>
+    </w:rPr>
+  </w:style>
 </w:styles>
 </file>
 
@@ -2465,39 +3604,39 @@
         <a:sysClr val="window" lastClr="FFFFFF"/>
       </a:lt1>
       <a:dk2>
-        <a:srgbClr val="44546A"/>
+        <a:srgbClr val="0E2841"/>
       </a:dk2>
       <a:lt2>
-        <a:srgbClr val="E7E6E6"/>
+        <a:srgbClr val="E8E8E8"/>
       </a:lt2>
       <a:accent1>
-        <a:srgbClr val="4472C4"/>
+        <a:srgbClr val="156082"/>
       </a:accent1>
       <a:accent2>
-        <a:srgbClr val="ED7D31"/>
+        <a:srgbClr val="E97132"/>
       </a:accent2>
       <a:accent3>
-        <a:srgbClr val="A5A5A5"/>
+        <a:srgbClr val="196B24"/>
       </a:accent3>
       <a:accent4>
-        <a:srgbClr val="FFC000"/>
+        <a:srgbClr val="0F9ED5"/>
       </a:accent4>
       <a:accent5>
-        <a:srgbClr val="5B9BD5"/>
+        <a:srgbClr val="A02B93"/>
       </a:accent5>
       <a:accent6>
-        <a:srgbClr val="70AD47"/>
+        <a:srgbClr val="4EA72E"/>
       </a:accent6>
       <a:hlink>
-        <a:srgbClr val="0563C1"/>
+        <a:srgbClr val="467886"/>
       </a:hlink>
       <a:folHlink>
-        <a:srgbClr val="954F72"/>
+        <a:srgbClr val="96607D"/>
       </a:folHlink>
     </a:clrScheme>
     <a:fontScheme name="Office">
       <a:majorFont>
-        <a:latin typeface="Calibri Light" panose="020F0302020204030204"/>
+        <a:latin typeface="Aptos Display" panose="02110004020202020204"/>
         <a:ea typeface=""/>
         <a:cs typeface=""/>
         <a:font script="Jpan" typeface="游ゴシック Light"/>
@@ -2549,7 +3688,7 @@
         <a:font script="Tfng" typeface="Ebrima"/>
       </a:majorFont>
       <a:minorFont>
-        <a:latin typeface="Calibri" panose="020F0502020204030204"/>
+        <a:latin typeface="Aptos" panose="02110004020202020204"/>
         <a:ea typeface=""/>
         <a:cs typeface=""/>
         <a:font script="Jpan" typeface="游明朝"/>
@@ -2660,13 +3799,6 @@
         </a:gradFill>
       </a:fillStyleLst>
       <a:lnStyleLst>
-        <a:ln w="6350" cap="flat" cmpd="sng" algn="ctr">
-          <a:solidFill>
-            <a:schemeClr val="phClr"/>
-          </a:solidFill>
-          <a:prstDash val="solid"/>
-          <a:miter lim="800000"/>
-        </a:ln>
         <a:ln w="12700" cap="flat" cmpd="sng" algn="ctr">
           <a:solidFill>
             <a:schemeClr val="phClr"/>
@@ -2675,6 +3807,13 @@
           <a:miter lim="800000"/>
         </a:ln>
         <a:ln w="19050" cap="flat" cmpd="sng" algn="ctr">
+          <a:solidFill>
+            <a:schemeClr val="phClr"/>
+          </a:solidFill>
+          <a:prstDash val="solid"/>
+          <a:miter lim="800000"/>
+        </a:ln>
+        <a:ln w="25400" cap="flat" cmpd="sng" algn="ctr">
           <a:solidFill>
             <a:schemeClr val="phClr"/>
           </a:solidFill>
@@ -2739,11 +3878,31 @@
       </a:bgFillStyleLst>
     </a:fmtScheme>
   </a:themeElements>
-  <a:objectDefaults/>
+  <a:objectDefaults>
+    <a:lnDef>
+      <a:spPr/>
+      <a:bodyPr/>
+      <a:lstStyle/>
+      <a:style>
+        <a:lnRef idx="2">
+          <a:schemeClr val="accent1"/>
+        </a:lnRef>
+        <a:fillRef idx="0">
+          <a:schemeClr val="accent1"/>
+        </a:fillRef>
+        <a:effectRef idx="1">
+          <a:schemeClr val="accent1"/>
+        </a:effectRef>
+        <a:fontRef idx="minor">
+          <a:schemeClr val="tx1"/>
+        </a:fontRef>
+      </a:style>
+    </a:lnDef>
+  </a:objectDefaults>
   <a:extraClrSchemeLst/>
   <a:extLst>
     <a:ext uri="{05A4C25C-085E-4340-85A3-A5531E510DB2}">
-      <thm15:themeFamily xmlns:thm15="http://schemas.microsoft.com/office/thememl/2012/main" name="Office Theme" id="{62F939B6-93AF-4DB8-9C6B-D6C7DFDC589F}" vid="{4A3C46E8-61CC-4603-A589-7422A47A8E4A}"/>
+      <thm15:themeFamily xmlns:thm15="http://schemas.microsoft.com/office/thememl/2012/main" name="Office Theme" id="{2E142A2C-CD16-42D6-873A-C26D2A0506FA}" vid="{1BDDFF52-6CD6-40A5-AB3C-68EB2F1E4D0A}"/>
     </a:ext>
   </a:extLst>
 </a:theme>

--- a/04-Abril-Mayo/Entregables/2026-05/04-Reporte_Preparacion_Datos_IA_2026-05.docx
+++ b/04-Abril-Mayo/Entregables/2026-05/04-Reporte_Preparacion_Datos_IA_2026-05.docx
@@ -13,7 +13,7 @@
         <w:rPr>
           <w:rFonts w:ascii="Calibri" w:eastAsia="Times New Roman" w:hAnsi="Calibri" w:cs="Calibri"/>
         </w:rPr>
-        <w:t>Reporte Mensual de Preparación de Datos para Inteligencia Artificial</w:t>
+        <w:t>Reporte de Preparación y Anonimización de Datos (Datasets IA)</w:t>
       </w:r>
     </w:p>
     <w:p>
@@ -67,7 +67,7 @@
           <w:sz w:val="22"/>
           <w:szCs w:val="22"/>
         </w:rPr>
-        <w:t xml:space="preserve"> Victor Manuel Lelo de Larea Polanco </w:t>
+        <w:t xml:space="preserve"> Victor Manuel Lelo de Larrea Polanco </w:t>
       </w:r>
     </w:p>
     <w:p>
@@ -111,7 +111,7 @@
           <w:sz w:val="22"/>
           <w:szCs w:val="22"/>
         </w:rPr>
-        <w:pict w14:anchorId="3299906B">
+        <w:pict>
           <v:rect id="_x0000_i1025" style="width:0;height:1.5pt" o:hralign="center" o:hrstd="t" o:hr="t" fillcolor="#a0a0a0" stroked="f"/>
         </w:pict>
       </w:r>
@@ -145,7 +145,7 @@
           <w:sz w:val="22"/>
           <w:szCs w:val="22"/>
         </w:rPr>
-        <w:t>Registrar el avance exclusivo correspondiente a mayo de 2026 para la preparación de datos reutilizables y limpios para procesos de Inteligencia Artificial (IA) y analítica avanzada, concentrándose en el diseño y curación de cuatro datasets piloto desidentificados, la verificación de su linaje técnico y sus controles de calidad de la información.</w:t>
+        <w:t>Detallar el trabajo riguroso de diseño de arquitecturas de datos seguras, desidentificadas y curadas bajo protocolos criptográficos. El objetivo de este documento es validar la creación de *datasets* aptos para el entrenamiento e inferencia de modelos analíticos sin vulnerar en lo absoluto las disposiciones de la Ley General de Protección de Datos Personales (LGPDPPSO).</w:t>
       </w:r>
     </w:p>
     <w:p>
@@ -159,7 +159,7 @@
         <w:rPr>
           <w:rFonts w:ascii="Calibri" w:eastAsia="Times New Roman" w:hAnsi="Calibri" w:cs="Calibri"/>
         </w:rPr>
-        <w:t>2. Criterio de Separación por Mes</w:t>
+        <w:t>2. Lecciones Operativas del Incidente de Seguridad (Abril)</w:t>
       </w:r>
     </w:p>
     <w:p>
@@ -177,7 +177,56 @@
           <w:sz w:val="22"/>
           <w:szCs w:val="22"/>
         </w:rPr>
-        <w:t>En contraste con la delimitación teórica o de hipótesis realizada en abril (donde se definieron las familias candidatas y lineamientos abstractos de gobernanza), en mayo se describe exclusivamente:</w:t>
+        <w:t>La preparación de datos de mayo estuvo fuertemente influenciada por la mitigación inmediata del incidente de exposición de datos (Issue reportado en repositorio). Al encontrarse en fase piloto, la manipulación de layouts de origen evidenció la fragilidad del manejo de CSVs crudos.</w:t>
+      </w:r>
+    </w:p>
+    <w:p>
+      <w:pPr>
+        <w:pStyle w:val="Ttulo3"/>
+        <w:rPr>
+          <w:rFonts w:ascii="Calibri" w:eastAsia="Times New Roman" w:hAnsi="Calibri" w:cs="Calibri"/>
+        </w:rPr>
+      </w:pPr>
+      <w:r>
+        <w:rPr>
+          <w:rFonts w:ascii="Calibri" w:eastAsia="Times New Roman" w:hAnsi="Calibri" w:cs="Calibri"/>
+        </w:rPr>
+        <w:t>2.1 Refinamiento de Criterios de Anonimización</w:t>
+      </w:r>
+    </w:p>
+    <w:p>
+      <w:pPr>
+        <w:pStyle w:val="NormalWeb"/>
+        <w:rPr>
+          <w:rFonts w:ascii="Calibri" w:hAnsi="Calibri" w:cs="Calibri"/>
+          <w:sz w:val="22"/>
+          <w:szCs w:val="22"/>
+        </w:rPr>
+      </w:pPr>
+      <w:r>
+        <w:rPr>
+          <w:rFonts w:ascii="Calibri" w:hAnsi="Calibri" w:cs="Calibri"/>
+          <w:sz w:val="22"/>
+          <w:szCs w:val="22"/>
+        </w:rPr>
+        <w:t xml:space="preserve">A raíz de lo anterior, se formalizó que </w:t>
+      </w:r>
+      <w:r>
+        <w:rPr>
+          <w:rStyle w:val="Fuerte"/>
+          <w:rFonts w:ascii="Calibri" w:hAnsi="Calibri" w:cs="Calibri"/>
+          <w:sz w:val="22"/>
+          <w:szCs w:val="22"/>
+        </w:rPr>
+        <w:t>ningún dataset descriptivo, predictivo o analítico puede contener texto plano de los siguientes campos</w:t>
+      </w:r>
+      <w:r>
+        <w:rPr>
+          <w:rFonts w:ascii="Calibri" w:hAnsi="Calibri" w:cs="Calibri"/>
+          <w:sz w:val="22"/>
+          <w:szCs w:val="22"/>
+        </w:rPr>
+        <w:t>:</w:t>
       </w:r>
     </w:p>
     <w:p>
@@ -199,7 +248,7 @@
           <w:sz w:val="22"/>
           <w:szCs w:val="22"/>
         </w:rPr>
-        <w:t>Los cuatro datasets piloto físicamente estructurados en DEV.</w:t>
+        <w:t>CURP del Menor o Tutor.</w:t>
       </w:r>
     </w:p>
     <w:p>
@@ -221,7 +270,7 @@
           <w:sz w:val="22"/>
           <w:szCs w:val="22"/>
         </w:rPr>
-        <w:t>Los reportes cuantitativos de completitud y duplicidad medidos en mayo.</w:t>
+        <w:t>Nombres Completos o Apellidos.</w:t>
       </w:r>
     </w:p>
     <w:p>
@@ -243,29 +292,41 @@
           <w:sz w:val="22"/>
           <w:szCs w:val="22"/>
         </w:rPr>
-        <w:t>Los hashes específicos aplicados para desidentificar datos personales.</w:t>
-      </w:r>
-    </w:p>
-    <w:p>
-      <w:pPr>
-        <w:numPr>
-          <w:ilvl w:val="0"/>
-          <w:numId w:val="1"/>
-        </w:numPr>
-        <w:spacing w:before="100" w:beforeAutospacing="1" w:after="100" w:afterAutospacing="1"/>
-        <w:rPr>
-          <w:rFonts w:ascii="Calibri" w:eastAsia="Times New Roman" w:hAnsi="Calibri" w:cs="Calibri"/>
-          <w:sz w:val="22"/>
-          <w:szCs w:val="22"/>
-        </w:rPr>
-      </w:pPr>
-      <w:r>
-        <w:rPr>
-          <w:rFonts w:ascii="Calibri" w:eastAsia="Times New Roman" w:hAnsi="Calibri" w:cs="Calibri"/>
-          <w:sz w:val="22"/>
-          <w:szCs w:val="22"/>
-        </w:rPr>
-        <w:t>Los mapeos y variables seleccionadas para entrenamiento.</w:t>
+        <w:t>Referencias telefónicas o correos electrónicos (PII Crítico).</w:t>
+      </w:r>
+    </w:p>
+    <w:p>
+      <w:pPr>
+        <w:pStyle w:val="NormalWeb"/>
+        <w:rPr>
+          <w:rFonts w:ascii="Calibri" w:hAnsi="Calibri" w:cs="Calibri"/>
+          <w:sz w:val="22"/>
+          <w:szCs w:val="22"/>
+        </w:rPr>
+      </w:pPr>
+      <w:r>
+        <w:rPr>
+          <w:rFonts w:ascii="Calibri" w:hAnsi="Calibri" w:cs="Calibri"/>
+          <w:sz w:val="22"/>
+          <w:szCs w:val="22"/>
+        </w:rPr>
+        <w:t>Toda la evidencia de entrenamiento de IA se genera procesando los datos mediante la técnica:</w:t>
+      </w:r>
+    </w:p>
+    <w:p>
+      <w:pPr>
+        <w:pStyle w:val="NormalWeb"/>
+        <w:rPr>
+          <w:rFonts w:ascii="Calibri" w:hAnsi="Calibri" w:cs="Calibri"/>
+          <w:sz w:val="22"/>
+          <w:szCs w:val="22"/>
+        </w:rPr>
+      </w:pPr>
+      <w:r>
+        <w:rPr>
+          <w:rStyle w:val="CdigoHTML"/>
+        </w:rPr>
+        <w:t>MD5_HASH(CURP_TEXTO_PLANO + 'SALT_INSTITUCIONAL')</w:t>
       </w:r>
     </w:p>
     <w:p>
@@ -279,7 +340,7 @@
         <w:rPr>
           <w:rFonts w:ascii="Calibri" w:eastAsia="Times New Roman" w:hAnsi="Calibri" w:cs="Calibri"/>
         </w:rPr>
-        <w:t>3. Enfoque de Trabajo para Mayo</w:t>
+        <w:t>3. Preparación de Datasets Piloto para Inteligencia Artificial</w:t>
       </w:r>
     </w:p>
     <w:p>
@@ -297,40 +358,34 @@
           <w:sz w:val="22"/>
           <w:szCs w:val="22"/>
         </w:rPr>
-        <w:t>La prioridad en mayo fue consolidar datos duros, aislando datos personales para asegurar el cumplimiento regulatorio de privacidad pero habilitando la viabilidad de entrenamiento para un modelo predictivo que anticipe fallas de conexión o cuellos de botella en descargas.</w:t>
-      </w:r>
-    </w:p>
-    <w:p>
-      <w:pPr>
-        <w:rPr>
-          <w:rFonts w:ascii="Calibri" w:eastAsia="Times New Roman" w:hAnsi="Calibri" w:cs="Calibri"/>
-          <w:sz w:val="22"/>
-          <w:szCs w:val="22"/>
-        </w:rPr>
-      </w:pPr>
-      <w:r>
-        <w:rPr>
-          <w:rFonts w:ascii="Calibri" w:eastAsia="Times New Roman" w:hAnsi="Calibri" w:cs="Calibri"/>
-          <w:sz w:val="22"/>
-          <w:szCs w:val="22"/>
-        </w:rPr>
-        <w:pict w14:anchorId="48461B1C">
-          <v:rect id="_x0000_i1026" style="width:0;height:1.5pt" o:hralign="center" o:hrstd="t" o:hr="t" fillcolor="#a0a0a0" stroked="f"/>
-        </w:pict>
-      </w:r>
-    </w:p>
-    <w:p>
-      <w:pPr>
-        <w:pStyle w:val="Ttulo2"/>
-        <w:rPr>
-          <w:rFonts w:ascii="Calibri" w:eastAsia="Times New Roman" w:hAnsi="Calibri" w:cs="Calibri"/>
-        </w:rPr>
-      </w:pPr>
-      <w:r>
-        <w:rPr>
-          <w:rFonts w:ascii="Calibri" w:eastAsia="Times New Roman" w:hAnsi="Calibri" w:cs="Calibri"/>
-        </w:rPr>
-        <w:t>4. Esquema del Protocolo de Gobernanza y Linaje (Mermaid)</w:t>
+        <w:lastRenderedPageBreak/>
+        <w:t>Durante mayo, se generaron y depuraron de manera 100% ciega (sin PII) cuatro conjuntos de datos de prueba destinados a la parametrización de un potencial modelo predictivo de fallos de red y carga dinámica.</w:t>
+      </w:r>
+    </w:p>
+    <w:p>
+      <w:pPr>
+        <w:pStyle w:val="Ttulo3"/>
+        <w:rPr>
+          <w:rFonts w:ascii="Calibri" w:eastAsia="Times New Roman" w:hAnsi="Calibri" w:cs="Calibri"/>
+        </w:rPr>
+      </w:pPr>
+      <w:r>
+        <w:rPr>
+          <w:rFonts w:ascii="Calibri" w:eastAsia="Times New Roman" w:hAnsi="Calibri" w:cs="Calibri"/>
+        </w:rPr>
+        <w:t xml:space="preserve">3.1 </w:t>
+      </w:r>
+      <w:r>
+        <w:rPr>
+          <w:rStyle w:val="CdigoHTML"/>
+        </w:rPr>
+        <w:t>dataset_lote_piloto_202605.csv</w:t>
+      </w:r>
+      <w:r>
+        <w:rPr>
+          <w:rFonts w:ascii="Calibri" w:eastAsia="Times New Roman" w:hAnsi="Calibri" w:cs="Calibri"/>
+        </w:rPr>
+        <w:t xml:space="preserve"> (15 Registros Agregados)</w:t>
       </w:r>
     </w:p>
     <w:p>
@@ -348,483 +403,7 @@
           <w:sz w:val="22"/>
           <w:szCs w:val="22"/>
         </w:rPr>
-        <w:t>El flujo de procesamiento asegura que ningún dato personal directo llegue al dataset analítico, manteniendo un registro de linaje que ampara auditorías lógicas:</w:t>
-      </w:r>
-    </w:p>
-    <w:p>
-      <w:pPr>
-        <w:pStyle w:val="HTMLconformatoprevio"/>
-      </w:pPr>
-    </w:p>
-    <w:p>
-      <w:pPr>
-        <w:pStyle w:val="HTMLconformatoprevio"/>
-      </w:pPr>
-      <w:r>
-        <w:t>flowchart LR</w:t>
-      </w:r>
-    </w:p>
-    <w:p>
-      <w:pPr>
-        <w:pStyle w:val="HTMLconformatoprevio"/>
-      </w:pPr>
-      <w:r>
-        <w:t xml:space="preserve">    A[Base Origen: menor_evaluado PostgreSQL] --&gt; B(Proceso de Curación &amp; Hash)</w:t>
-      </w:r>
-    </w:p>
-    <w:p>
-      <w:pPr>
-        <w:pStyle w:val="HTMLconformatoprevio"/>
-      </w:pPr>
-      <w:r>
-        <w:t xml:space="preserve">    B --&gt; C{Anonimizar CURP/CCT}</w:t>
-      </w:r>
-    </w:p>
-    <w:p>
-      <w:pPr>
-        <w:pStyle w:val="HTMLconformatoprevio"/>
-      </w:pPr>
-      <w:r>
-        <w:t xml:space="preserve">    C --&gt;|Hash MD5 Hex| D[curp_hash]</w:t>
-      </w:r>
-    </w:p>
-    <w:p>
-      <w:pPr>
-        <w:pStyle w:val="HTMLconformatoprevio"/>
-      </w:pPr>
-      <w:r>
-        <w:t xml:space="preserve">    C --&gt;|Hash MD5 Hex| E[cct_hash]</w:t>
-      </w:r>
-    </w:p>
-    <w:p>
-      <w:pPr>
-        <w:pStyle w:val="HTMLconformatoprevio"/>
-      </w:pPr>
-      <w:r>
-        <w:t xml:space="preserve">    B --&gt; F{Eliminar Campos}</w:t>
-      </w:r>
-    </w:p>
-    <w:p>
-      <w:pPr>
-        <w:pStyle w:val="HTMLconformatoprevio"/>
-      </w:pPr>
-      <w:r>
-        <w:t xml:space="preserve">    F --&gt;|Drop| G[correo_electronico, nombre]</w:t>
-      </w:r>
-    </w:p>
-    <w:p>
-      <w:pPr>
-        <w:pStyle w:val="HTMLconformatoprevio"/>
-      </w:pPr>
-      <w:r>
-        <w:t xml:space="preserve">    D &amp; E --&gt; H[Registrar en dataset_curp_anom_piloto_202605.csv]</w:t>
-      </w:r>
-    </w:p>
-    <w:p>
-      <w:pPr>
-        <w:pStyle w:val="HTMLconformatoprevio"/>
-      </w:pPr>
-      <w:r>
-        <w:t xml:space="preserve">    I[Lote Origen en Lote] --&gt;|id_lote_origen| H</w:t>
-      </w:r>
-    </w:p>
-    <w:p>
-      <w:pPr>
-        <w:rPr>
-          <w:rFonts w:ascii="Calibri" w:eastAsia="Times New Roman" w:hAnsi="Calibri" w:cs="Calibri"/>
-          <w:sz w:val="22"/>
-          <w:szCs w:val="22"/>
-        </w:rPr>
-      </w:pPr>
-      <w:r>
-        <w:rPr>
-          <w:rFonts w:ascii="Calibri" w:eastAsia="Times New Roman" w:hAnsi="Calibri" w:cs="Calibri"/>
-          <w:sz w:val="22"/>
-          <w:szCs w:val="22"/>
-        </w:rPr>
-        <w:pict w14:anchorId="448ACA87">
-          <v:rect id="_x0000_i1027" style="width:0;height:1.5pt" o:hralign="center" o:hrstd="t" o:hr="t" fillcolor="#a0a0a0" stroked="f"/>
-        </w:pict>
-      </w:r>
-    </w:p>
-    <w:p>
-      <w:pPr>
-        <w:pStyle w:val="Ttulo2"/>
-        <w:rPr>
-          <w:rFonts w:ascii="Calibri" w:eastAsia="Times New Roman" w:hAnsi="Calibri" w:cs="Calibri"/>
-        </w:rPr>
-      </w:pPr>
-      <w:r>
-        <w:rPr>
-          <w:rFonts w:ascii="Calibri" w:eastAsia="Times New Roman" w:hAnsi="Calibri" w:cs="Calibri"/>
-        </w:rPr>
-        <w:t>5. Evidencias del Trabajo de Curación y Datasets Generados en Mayo</w:t>
-      </w:r>
-    </w:p>
-    <w:p>
-      <w:pPr>
-        <w:pStyle w:val="Ttulo3"/>
-        <w:rPr>
-          <w:rFonts w:ascii="Calibri" w:eastAsia="Times New Roman" w:hAnsi="Calibri" w:cs="Calibri"/>
-        </w:rPr>
-      </w:pPr>
-      <w:r>
-        <w:rPr>
-          <w:rFonts w:ascii="Calibri" w:eastAsia="Times New Roman" w:hAnsi="Calibri" w:cs="Calibri"/>
-        </w:rPr>
-        <w:t>5.1 Datasets del mes (Pilotos construidos en DEV)</w:t>
-      </w:r>
-    </w:p>
-    <w:p>
-      <w:pPr>
-        <w:pStyle w:val="NormalWeb"/>
-        <w:rPr>
-          <w:rFonts w:ascii="Calibri" w:hAnsi="Calibri" w:cs="Calibri"/>
-          <w:sz w:val="22"/>
-          <w:szCs w:val="22"/>
-        </w:rPr>
-      </w:pPr>
-      <w:r>
-        <w:rPr>
-          <w:rFonts w:ascii="Calibri" w:hAnsi="Calibri" w:cs="Calibri"/>
-          <w:sz w:val="22"/>
-          <w:szCs w:val="22"/>
-        </w:rPr>
-        <w:t>Durante mayo de 2026 se consolidó y estructuró físicamente en formato plano CSV la exportación controlada de cuatro conjuntos de datos piloto para pruebas de entrenamiento retrospectivo de IA:</w:t>
-      </w:r>
-    </w:p>
-    <w:p>
-      <w:pPr>
-        <w:pStyle w:val="NormalWeb"/>
-        <w:rPr>
-          <w:rFonts w:ascii="Calibri" w:hAnsi="Calibri" w:cs="Calibri"/>
-          <w:sz w:val="22"/>
-          <w:szCs w:val="22"/>
-        </w:rPr>
-      </w:pPr>
-      <w:r>
-        <w:rPr>
-          <w:rFonts w:ascii="Calibri" w:hAnsi="Calibri" w:cs="Calibri"/>
-          <w:sz w:val="22"/>
-          <w:szCs w:val="22"/>
-        </w:rPr>
-        <w:t xml:space="preserve">1. </w:t>
-      </w:r>
-      <w:r>
-        <w:rPr>
-          <w:rStyle w:val="CdigoHTML"/>
-          <w:b/>
-          <w:bCs/>
-        </w:rPr>
-        <w:t>dataset_lote_piloto_202605.csv</w:t>
-      </w:r>
-      <w:r>
-        <w:rPr>
-          <w:rStyle w:val="Fuerte"/>
-          <w:rFonts w:ascii="Calibri" w:hAnsi="Calibri" w:cs="Calibri"/>
-          <w:sz w:val="22"/>
-          <w:szCs w:val="22"/>
-        </w:rPr>
-        <w:t xml:space="preserve"> (15 registros):</w:t>
-      </w:r>
-      <w:r>
-        <w:rPr>
-          <w:rFonts w:ascii="Calibri" w:hAnsi="Calibri" w:cs="Calibri"/>
-          <w:sz w:val="22"/>
-          <w:szCs w:val="22"/>
-        </w:rPr>
-        <w:t xml:space="preserve"> Indicadores operativos de rendimiento, hilos asignados, volumen por entidad y recuentos de llamadas correctas.</w:t>
-      </w:r>
-    </w:p>
-    <w:p>
-      <w:pPr>
-        <w:pStyle w:val="NormalWeb"/>
-        <w:rPr>
-          <w:rFonts w:ascii="Calibri" w:hAnsi="Calibri" w:cs="Calibri"/>
-          <w:sz w:val="22"/>
-          <w:szCs w:val="22"/>
-        </w:rPr>
-      </w:pPr>
-      <w:r>
-        <w:rPr>
-          <w:rFonts w:ascii="Calibri" w:hAnsi="Calibri" w:cs="Calibri"/>
-          <w:sz w:val="22"/>
-          <w:szCs w:val="22"/>
-        </w:rPr>
-        <w:t xml:space="preserve">2. </w:t>
-      </w:r>
-      <w:r>
-        <w:rPr>
-          <w:rStyle w:val="CdigoHTML"/>
-          <w:b/>
-          <w:bCs/>
-        </w:rPr>
-        <w:t>dataset_curp_anom_piloto_202605.csv</w:t>
-      </w:r>
-      <w:r>
-        <w:rPr>
-          <w:rStyle w:val="Fuerte"/>
-          <w:rFonts w:ascii="Calibri" w:hAnsi="Calibri" w:cs="Calibri"/>
-          <w:sz w:val="22"/>
-          <w:szCs w:val="22"/>
-        </w:rPr>
-        <w:t xml:space="preserve"> (1,000 registros):</w:t>
-      </w:r>
-      <w:r>
-        <w:rPr>
-          <w:rFonts w:ascii="Calibri" w:hAnsi="Calibri" w:cs="Calibri"/>
-          <w:sz w:val="22"/>
-          <w:szCs w:val="22"/>
-        </w:rPr>
-        <w:t xml:space="preserve"> Muestra desidentificada de Puebla y Veracruz correspondiente al perfil de alumnos procesados, para modelos de comportamiento transaccional.</w:t>
-      </w:r>
-    </w:p>
-    <w:p>
-      <w:pPr>
-        <w:pStyle w:val="NormalWeb"/>
-        <w:rPr>
-          <w:rFonts w:ascii="Calibri" w:hAnsi="Calibri" w:cs="Calibri"/>
-          <w:sz w:val="22"/>
-          <w:szCs w:val="22"/>
-        </w:rPr>
-      </w:pPr>
-      <w:r>
-        <w:rPr>
-          <w:rFonts w:ascii="Calibri" w:hAnsi="Calibri" w:cs="Calibri"/>
-          <w:sz w:val="22"/>
-          <w:szCs w:val="22"/>
-        </w:rPr>
-        <w:t xml:space="preserve">3. </w:t>
-      </w:r>
-      <w:r>
-        <w:rPr>
-          <w:rStyle w:val="CdigoHTML"/>
-          <w:b/>
-          <w:bCs/>
-        </w:rPr>
-        <w:t>dataset_incidencias_piloto_202605.csv</w:t>
-      </w:r>
-      <w:r>
-        <w:rPr>
-          <w:rStyle w:val="Fuerte"/>
-          <w:rFonts w:ascii="Calibri" w:hAnsi="Calibri" w:cs="Calibri"/>
-          <w:sz w:val="22"/>
-          <w:szCs w:val="22"/>
-        </w:rPr>
-        <w:t xml:space="preserve"> (120 registros):</w:t>
-      </w:r>
-      <w:r>
-        <w:rPr>
-          <w:rFonts w:ascii="Calibri" w:hAnsi="Calibri" w:cs="Calibri"/>
-          <w:sz w:val="22"/>
-          <w:szCs w:val="22"/>
-        </w:rPr>
-        <w:t xml:space="preserve"> Registro técnico de fallas operacionales para entrenamiento de modelos de remediación predictiva.</w:t>
-      </w:r>
-    </w:p>
-    <w:p>
-      <w:pPr>
-        <w:pStyle w:val="NormalWeb"/>
-        <w:rPr>
-          <w:rFonts w:ascii="Calibri" w:hAnsi="Calibri" w:cs="Calibri"/>
-          <w:sz w:val="22"/>
-          <w:szCs w:val="22"/>
-        </w:rPr>
-      </w:pPr>
-      <w:r>
-        <w:rPr>
-          <w:rFonts w:ascii="Calibri" w:hAnsi="Calibri" w:cs="Calibri"/>
-          <w:sz w:val="22"/>
-          <w:szCs w:val="22"/>
-        </w:rPr>
-        <w:t xml:space="preserve">4. </w:t>
-      </w:r>
-      <w:r>
-        <w:rPr>
-          <w:rStyle w:val="CdigoHTML"/>
-          <w:b/>
-          <w:bCs/>
-        </w:rPr>
-        <w:t>dataset_descargas_pdf_piloto_202605.csv</w:t>
-      </w:r>
-      <w:r>
-        <w:rPr>
-          <w:rStyle w:val="Fuerte"/>
-          <w:rFonts w:ascii="Calibri" w:hAnsi="Calibri" w:cs="Calibri"/>
-          <w:sz w:val="22"/>
-          <w:szCs w:val="22"/>
-        </w:rPr>
-        <w:t xml:space="preserve"> (500 registros):</w:t>
-      </w:r>
-      <w:r>
-        <w:rPr>
-          <w:rFonts w:ascii="Calibri" w:hAnsi="Calibri" w:cs="Calibri"/>
-          <w:sz w:val="22"/>
-          <w:szCs w:val="22"/>
-        </w:rPr>
-        <w:t xml:space="preserve"> Métricas de archivos escritos por centro educativo, latencia de consulta de PDFs y tamaño de almacenamiento.</w:t>
-      </w:r>
-    </w:p>
-    <w:p>
-      <w:pPr>
-        <w:rPr>
-          <w:rFonts w:ascii="Calibri" w:eastAsia="Times New Roman" w:hAnsi="Calibri" w:cs="Calibri"/>
-          <w:sz w:val="22"/>
-          <w:szCs w:val="22"/>
-        </w:rPr>
-      </w:pPr>
-      <w:r>
-        <w:rPr>
-          <w:rFonts w:ascii="Calibri" w:eastAsia="Times New Roman" w:hAnsi="Calibri" w:cs="Calibri"/>
-          <w:sz w:val="22"/>
-          <w:szCs w:val="22"/>
-        </w:rPr>
-        <w:pict w14:anchorId="1B887037">
-          <v:rect id="_x0000_i1028" style="width:0;height:1.5pt" o:hralign="center" o:hrstd="t" o:hr="t" fillcolor="#a0a0a0" stroked="f"/>
-        </w:pict>
-      </w:r>
-    </w:p>
-    <w:p>
-      <w:pPr>
-        <w:pStyle w:val="Ttulo3"/>
-        <w:rPr>
-          <w:rFonts w:ascii="Calibri" w:eastAsia="Times New Roman" w:hAnsi="Calibri" w:cs="Calibri"/>
-        </w:rPr>
-      </w:pPr>
-      <w:r>
-        <w:rPr>
-          <w:rFonts w:ascii="Calibri" w:eastAsia="Times New Roman" w:hAnsi="Calibri" w:cs="Calibri"/>
-        </w:rPr>
-        <w:t>5.2 Muestra del Registro de Datos Anonimizado (Ejemplo Breve de CSV)</w:t>
-      </w:r>
-    </w:p>
-    <w:p>
-      <w:pPr>
-        <w:pStyle w:val="NormalWeb"/>
-        <w:rPr>
-          <w:rFonts w:ascii="Calibri" w:hAnsi="Calibri" w:cs="Calibri"/>
-          <w:sz w:val="22"/>
-          <w:szCs w:val="22"/>
-        </w:rPr>
-      </w:pPr>
-      <w:r>
-        <w:rPr>
-          <w:rFonts w:ascii="Calibri" w:hAnsi="Calibri" w:cs="Calibri"/>
-          <w:sz w:val="22"/>
-          <w:szCs w:val="22"/>
-        </w:rPr>
-        <w:t>A continuación se presenta un extracto de los datos contenidos en el dataset analítico de alumnos, donde se constata la eliminación de datos de identidad y la inclusión de variables operativas de valor predictivo:</w:t>
-      </w:r>
-    </w:p>
-    <w:p>
-      <w:pPr>
-        <w:pStyle w:val="HTMLconformatoprevio"/>
-      </w:pPr>
-    </w:p>
-    <w:p>
-      <w:pPr>
-        <w:pStyle w:val="HTMLconformatoprevio"/>
-      </w:pPr>
-      <w:r>
-        <w:t>curp_hash,cct_hash,id_lote_origen,cct_estado,workers_config,reintentos,size_bytes,estado_resultado</w:t>
-      </w:r>
-    </w:p>
-    <w:p>
-      <w:pPr>
-        <w:pStyle w:val="HTMLconformatoprevio"/>
-      </w:pPr>
-      <w:r>
-        <w:lastRenderedPageBreak/>
-        <w:t>e99a18c428cb38d5f260853678922e03,bc5aa829c38cde132103bbb028822,LOTE-202605-01,30,12,0,142850,SUCCESS</w:t>
-      </w:r>
-    </w:p>
-    <w:p>
-      <w:pPr>
-        <w:pStyle w:val="HTMLconformatoprevio"/>
-      </w:pPr>
-      <w:r>
-        <w:t>84ab1a21cb83d8e5e260bb2817acc01a,ff23aaef38cd1e828d11bbacfa1002,LOTE-202605-02,21,20,3,0,TIMEOUT</w:t>
-      </w:r>
-    </w:p>
-    <w:p>
-      <w:pPr>
-        <w:pStyle w:val="HTMLconformatoprevio"/>
-      </w:pPr>
-      <w:r>
-        <w:t>10c2830f3a77bd38f152ba83bc1230ab,ff23aaef38cd1e828d11bbacfa1002,LOTE-202605-02,21,10,1,139410,SUCCESS</w:t>
-      </w:r>
-    </w:p>
-    <w:p>
-      <w:pPr>
-        <w:pStyle w:val="HTMLconformatoprevio"/>
-      </w:pPr>
-      <w:r>
-        <w:t>77ac1e18cddef31cc122abac31198cda,30acd129bca1cd3919102ba1ca2901,LOTE-202605-01,30,12,0,141200,SUCCESS</w:t>
-      </w:r>
-    </w:p>
-    <w:p>
-      <w:pPr>
-        <w:rPr>
-          <w:rFonts w:ascii="Calibri" w:eastAsia="Times New Roman" w:hAnsi="Calibri" w:cs="Calibri"/>
-          <w:sz w:val="22"/>
-          <w:szCs w:val="22"/>
-        </w:rPr>
-      </w:pPr>
-      <w:r>
-        <w:rPr>
-          <w:rFonts w:ascii="Calibri" w:eastAsia="Times New Roman" w:hAnsi="Calibri" w:cs="Calibri"/>
-          <w:sz w:val="22"/>
-          <w:szCs w:val="22"/>
-        </w:rPr>
-        <w:pict w14:anchorId="5C45B948">
-          <v:rect id="_x0000_i1029" style="width:0;height:1.5pt" o:hralign="center" o:hrstd="t" o:hr="t" fillcolor="#a0a0a0" stroked="f"/>
-        </w:pict>
-      </w:r>
-    </w:p>
-    <w:p>
-      <w:pPr>
-        <w:pStyle w:val="Ttulo3"/>
-        <w:rPr>
-          <w:rFonts w:ascii="Calibri" w:eastAsia="Times New Roman" w:hAnsi="Calibri" w:cs="Calibri"/>
-        </w:rPr>
-      </w:pPr>
-      <w:r>
-        <w:rPr>
-          <w:rFonts w:ascii="Calibri" w:eastAsia="Times New Roman" w:hAnsi="Calibri" w:cs="Calibri"/>
-        </w:rPr>
-        <w:t>5.3 Validación de calidad de datos</w:t>
-      </w:r>
-    </w:p>
-    <w:p>
-      <w:pPr>
-        <w:pStyle w:val="NormalWeb"/>
-        <w:rPr>
-          <w:rFonts w:ascii="Calibri" w:hAnsi="Calibri" w:cs="Calibri"/>
-          <w:sz w:val="22"/>
-          <w:szCs w:val="22"/>
-        </w:rPr>
-      </w:pPr>
-      <w:r>
-        <w:rPr>
-          <w:rFonts w:ascii="Calibri" w:hAnsi="Calibri" w:cs="Calibri"/>
-          <w:sz w:val="22"/>
-          <w:szCs w:val="22"/>
-        </w:rPr>
-        <w:t xml:space="preserve">Se programaron rutinas en Python utilizando la librería </w:t>
-      </w:r>
-      <w:r>
-        <w:rPr>
-          <w:rStyle w:val="CdigoHTML"/>
-        </w:rPr>
-        <w:t>pandas</w:t>
-      </w:r>
-      <w:r>
-        <w:rPr>
-          <w:rFonts w:ascii="Calibri" w:hAnsi="Calibri" w:cs="Calibri"/>
-          <w:sz w:val="22"/>
-          <w:szCs w:val="22"/>
-        </w:rPr>
-        <w:t xml:space="preserve"> para certificar la sanidad de los listados antes de su publicación interna:</w:t>
+        <w:t>Contiene las características consolidadas del comportamiento del pool por corrida:</w:t>
       </w:r>
     </w:p>
     <w:p>
@@ -847,21 +426,21 @@
           <w:sz w:val="22"/>
           <w:szCs w:val="22"/>
         </w:rPr>
-        <w:t>Completitud (99.8%):</w:t>
-      </w:r>
-      <w:r>
-        <w:rPr>
-          <w:rFonts w:ascii="Calibri" w:eastAsia="Times New Roman" w:hAnsi="Calibri" w:cs="Calibri"/>
-          <w:sz w:val="22"/>
-          <w:szCs w:val="22"/>
-        </w:rPr>
-        <w:t xml:space="preserve"> Se validó la presencia de valores no nulos en etiquetas críticas (</w:t>
+        <w:t>Variables Predictivas:</w:t>
+      </w:r>
+      <w:r>
+        <w:rPr>
+          <w:rFonts w:ascii="Calibri" w:eastAsia="Times New Roman" w:hAnsi="Calibri" w:cs="Calibri"/>
+          <w:sz w:val="22"/>
+          <w:szCs w:val="22"/>
+        </w:rPr>
+        <w:t xml:space="preserve"> </w:t>
       </w:r>
       <w:r>
         <w:rPr>
           <w:rStyle w:val="CdigoHTML"/>
         </w:rPr>
-        <w:t>curp_hash</w:t>
+        <w:t>estado_origen</w:t>
       </w:r>
       <w:r>
         <w:rPr>
@@ -875,29 +454,43 @@
         <w:rPr>
           <w:rStyle w:val="CdigoHTML"/>
         </w:rPr>
-        <w:t>id_lote_origen</w:t>
-      </w:r>
-      <w:r>
-        <w:rPr>
-          <w:rFonts w:ascii="Calibri" w:eastAsia="Times New Roman" w:hAnsi="Calibri" w:cs="Calibri"/>
-          <w:sz w:val="22"/>
-          <w:szCs w:val="22"/>
-        </w:rPr>
-        <w:t xml:space="preserve">). Se detectaron y purgaron 2 registros que carecían del campo </w:t>
+        <w:t>horas_del_dia</w:t>
+      </w:r>
+      <w:r>
+        <w:rPr>
+          <w:rFonts w:ascii="Calibri" w:eastAsia="Times New Roman" w:hAnsi="Calibri" w:cs="Calibri"/>
+          <w:sz w:val="22"/>
+          <w:szCs w:val="22"/>
+        </w:rPr>
+        <w:t xml:space="preserve">, </w:t>
       </w:r>
       <w:r>
         <w:rPr>
           <w:rStyle w:val="CdigoHTML"/>
         </w:rPr>
-        <w:t>cct_hash</w:t>
-      </w:r>
-      <w:r>
-        <w:rPr>
-          <w:rFonts w:ascii="Calibri" w:eastAsia="Times New Roman" w:hAnsi="Calibri" w:cs="Calibri"/>
-          <w:sz w:val="22"/>
-          <w:szCs w:val="22"/>
-        </w:rPr>
-        <w:t xml:space="preserve"> de origen en Puebla.</w:t>
+        <w:t>num_workers</w:t>
+      </w:r>
+      <w:r>
+        <w:rPr>
+          <w:rFonts w:ascii="Calibri" w:eastAsia="Times New Roman" w:hAnsi="Calibri" w:cs="Calibri"/>
+          <w:sz w:val="22"/>
+          <w:szCs w:val="22"/>
+        </w:rPr>
+        <w:t xml:space="preserve"> asignados, </w:t>
+      </w:r>
+      <w:r>
+        <w:rPr>
+          <w:rStyle w:val="CdigoHTML"/>
+        </w:rPr>
+        <w:t>tamanio_batch</w:t>
+      </w:r>
+      <w:r>
+        <w:rPr>
+          <w:rFonts w:ascii="Calibri" w:eastAsia="Times New Roman" w:hAnsi="Calibri" w:cs="Calibri"/>
+          <w:sz w:val="22"/>
+          <w:szCs w:val="22"/>
+        </w:rPr>
+        <w:t>.</w:t>
       </w:r>
     </w:p>
     <w:p>
@@ -920,93 +513,69 @@
           <w:sz w:val="22"/>
           <w:szCs w:val="22"/>
         </w:rPr>
-        <w:t>Consistencia (100.0%):</w:t>
-      </w:r>
-      <w:r>
-        <w:rPr>
-          <w:rFonts w:ascii="Calibri" w:eastAsia="Times New Roman" w:hAnsi="Calibri" w:cs="Calibri"/>
-          <w:sz w:val="22"/>
-          <w:szCs w:val="22"/>
-        </w:rPr>
-        <w:t xml:space="preserve"> Se constató la uniformidad de longitud de los campos anonimizados hashing a 32 caracteres (MD5 hexadecimal) de forma estricta.</w:t>
-      </w:r>
-    </w:p>
-    <w:p>
-      <w:pPr>
-        <w:numPr>
-          <w:ilvl w:val="0"/>
-          <w:numId w:val="2"/>
-        </w:numPr>
-        <w:spacing w:before="100" w:beforeAutospacing="1" w:after="100" w:afterAutospacing="1"/>
-        <w:rPr>
-          <w:rFonts w:ascii="Calibri" w:eastAsia="Times New Roman" w:hAnsi="Calibri" w:cs="Calibri"/>
-          <w:sz w:val="22"/>
-          <w:szCs w:val="22"/>
-        </w:rPr>
-      </w:pPr>
-      <w:r>
-        <w:rPr>
-          <w:rStyle w:val="Fuerte"/>
-          <w:rFonts w:ascii="Calibri" w:eastAsia="Times New Roman" w:hAnsi="Calibri" w:cs="Calibri"/>
-          <w:sz w:val="22"/>
-          <w:szCs w:val="22"/>
-        </w:rPr>
-        <w:t>Duplicidad (0.23%):</w:t>
-      </w:r>
-      <w:r>
-        <w:rPr>
-          <w:rFonts w:ascii="Calibri" w:eastAsia="Times New Roman" w:hAnsi="Calibri" w:cs="Calibri"/>
-          <w:sz w:val="22"/>
-          <w:szCs w:val="22"/>
-        </w:rPr>
-        <w:t xml:space="preserve"> Se detectaron 2 y 3 registros duplicados de Puebla en </w:t>
+        <w:t>Variable Objetivo (Target):</w:t>
+      </w:r>
+      <w:r>
+        <w:rPr>
+          <w:rFonts w:ascii="Calibri" w:eastAsia="Times New Roman" w:hAnsi="Calibri" w:cs="Calibri"/>
+          <w:sz w:val="22"/>
+          <w:szCs w:val="22"/>
+        </w:rPr>
+        <w:t xml:space="preserve"> </w:t>
       </w:r>
       <w:r>
         <w:rPr>
           <w:rStyle w:val="CdigoHTML"/>
         </w:rPr>
+        <w:t>tasa_exito_descarga</w:t>
+      </w:r>
+      <w:r>
+        <w:rPr>
+          <w:rFonts w:ascii="Calibri" w:eastAsia="Times New Roman" w:hAnsi="Calibri" w:cs="Calibri"/>
+          <w:sz w:val="22"/>
+          <w:szCs w:val="22"/>
+        </w:rPr>
+        <w:t xml:space="preserve"> y </w:t>
+      </w:r>
+      <w:r>
+        <w:rPr>
+          <w:rStyle w:val="CdigoHTML"/>
+        </w:rPr>
+        <w:t>ms_promedio_respuesta</w:t>
+      </w:r>
+      <w:r>
+        <w:rPr>
+          <w:rFonts w:ascii="Calibri" w:eastAsia="Times New Roman" w:hAnsi="Calibri" w:cs="Calibri"/>
+          <w:sz w:val="22"/>
+          <w:szCs w:val="22"/>
+        </w:rPr>
+        <w:t>.</w:t>
+      </w:r>
+    </w:p>
+    <w:p>
+      <w:pPr>
+        <w:pStyle w:val="Ttulo3"/>
+        <w:rPr>
+          <w:rFonts w:ascii="Calibri" w:eastAsia="Times New Roman" w:hAnsi="Calibri" w:cs="Calibri"/>
+        </w:rPr>
+      </w:pPr>
+      <w:r>
+        <w:rPr>
+          <w:rFonts w:ascii="Calibri" w:eastAsia="Times New Roman" w:hAnsi="Calibri" w:cs="Calibri"/>
+        </w:rPr>
+        <w:t xml:space="preserve">3.2 </w:t>
+      </w:r>
+      <w:r>
+        <w:rPr>
+          <w:rStyle w:val="CdigoHTML"/>
+        </w:rPr>
         <w:t>dataset_curp_anom_piloto_202605.csv</w:t>
       </w:r>
       <w:r>
         <w:rPr>
           <w:rFonts w:ascii="Calibri" w:eastAsia="Times New Roman" w:hAnsi="Calibri" w:cs="Calibri"/>
-          <w:sz w:val="22"/>
-          <w:szCs w:val="22"/>
-        </w:rPr>
-        <w:t xml:space="preserve"> debido a hilos duplicados por reanudaciones abruptas concurrentes. Fueron unificados y removidos de la muestra.</w:t>
-      </w:r>
-    </w:p>
-    <w:p>
-      <w:pPr>
-        <w:rPr>
-          <w:rFonts w:ascii="Calibri" w:eastAsia="Times New Roman" w:hAnsi="Calibri" w:cs="Calibri"/>
-          <w:sz w:val="22"/>
-          <w:szCs w:val="22"/>
-        </w:rPr>
-      </w:pPr>
-      <w:r>
-        <w:rPr>
-          <w:rFonts w:ascii="Calibri" w:eastAsia="Times New Roman" w:hAnsi="Calibri" w:cs="Calibri"/>
-          <w:sz w:val="22"/>
-          <w:szCs w:val="22"/>
-        </w:rPr>
-        <w:pict w14:anchorId="79E1EE0C">
-          <v:rect id="_x0000_i1030" style="width:0;height:1.5pt" o:hralign="center" o:hrstd="t" o:hr="t" fillcolor="#a0a0a0" stroked="f"/>
-        </w:pict>
-      </w:r>
-    </w:p>
-    <w:p>
-      <w:pPr>
-        <w:pStyle w:val="Ttulo3"/>
-        <w:rPr>
-          <w:rFonts w:ascii="Calibri" w:eastAsia="Times New Roman" w:hAnsi="Calibri" w:cs="Calibri"/>
-        </w:rPr>
-      </w:pPr>
-      <w:r>
-        <w:rPr>
-          <w:rFonts w:ascii="Calibri" w:eastAsia="Times New Roman" w:hAnsi="Calibri" w:cs="Calibri"/>
-        </w:rPr>
-        <w:t>5.4 Gobernanza y Trazabilidad de Privacidad</w:t>
+        </w:rPr>
+        <w:t xml:space="preserve"> (1,000 Registros)</w:t>
       </w:r>
     </w:p>
     <w:p>
@@ -1024,15 +593,7 @@
           <w:sz w:val="22"/>
           <w:szCs w:val="22"/>
         </w:rPr>
-        <w:t>Para dar cabal cumplimiento a las polí</w:t>
-      </w:r>
-      <w:r>
-        <w:rPr>
-          <w:rFonts w:ascii="Calibri" w:hAnsi="Calibri" w:cs="Calibri"/>
-          <w:sz w:val="22"/>
-          <w:szCs w:val="22"/>
-        </w:rPr>
-        <w:t>ticas institucionales de protección de datos personales, se aplicaron las siguientes reglas lógicas:</w:t>
+        <w:t>Muestra representativa de alumnos (Veracruz y Puebla) utilizando un diseño estricto de columnas:</w:t>
       </w:r>
     </w:p>
     <w:p>
@@ -1050,28 +611,17 @@
       </w:pPr>
       <w:r>
         <w:rPr>
-          <w:rStyle w:val="Fuerte"/>
-          <w:rFonts w:ascii="Calibri" w:eastAsia="Times New Roman" w:hAnsi="Calibri" w:cs="Calibri"/>
-          <w:sz w:val="22"/>
-          <w:szCs w:val="22"/>
-        </w:rPr>
-        <w:t>Anonimización Criptográfica:</w:t>
-      </w:r>
-      <w:r>
-        <w:rPr>
-          <w:rFonts w:ascii="Calibri" w:eastAsia="Times New Roman" w:hAnsi="Calibri" w:cs="Calibri"/>
-          <w:sz w:val="22"/>
-          <w:szCs w:val="22"/>
-        </w:rPr>
-        <w:t xml:space="preserve"> </w:t>
-      </w:r>
-      <w:r>
-        <w:rPr>
-          <w:rFonts w:ascii="Calibri" w:eastAsia="Times New Roman" w:hAnsi="Calibri" w:cs="Calibri"/>
-          <w:sz w:val="22"/>
-          <w:szCs w:val="22"/>
-        </w:rPr>
-        <w:t>La CURP de los menores fue sustituida directamente por su hash. El nombre, apellidos, dirección física y teléfonos se descartaron de los conjuntos de datos en la fase previa a la extracción.</w:t>
+          <w:rStyle w:val="CdigoHTML"/>
+        </w:rPr>
+        <w:t>curp_hash</w:t>
+      </w:r>
+      <w:r>
+        <w:rPr>
+          <w:rFonts w:ascii="Calibri" w:eastAsia="Times New Roman" w:hAnsi="Calibri" w:cs="Calibri"/>
+          <w:sz w:val="22"/>
+          <w:szCs w:val="22"/>
+        </w:rPr>
+        <w:t>: Identificador trazable internamente pero inútil en el exterior.</w:t>
       </w:r>
     </w:p>
     <w:p>
@@ -1089,23 +639,6 @@
       </w:pPr>
       <w:r>
         <w:rPr>
-          <w:rStyle w:val="Fuerte"/>
-          <w:rFonts w:ascii="Calibri" w:eastAsia="Times New Roman" w:hAnsi="Calibri" w:cs="Calibri"/>
-          <w:sz w:val="22"/>
-          <w:szCs w:val="22"/>
-        </w:rPr>
-        <w:t>Enmascaramiento Educativo:</w:t>
-      </w:r>
-      <w:r>
-        <w:rPr>
-          <w:rFonts w:ascii="Calibri" w:eastAsia="Times New Roman" w:hAnsi="Calibri" w:cs="Calibri"/>
-          <w:sz w:val="22"/>
-          <w:szCs w:val="22"/>
-        </w:rPr>
-        <w:t xml:space="preserve"> El Centro de Trabajo se representa por su hash (</w:t>
-      </w:r>
-      <w:r>
-        <w:rPr>
           <w:rStyle w:val="CdigoHTML"/>
         </w:rPr>
         <w:t>cct_hash</w:t>
@@ -1116,7 +649,7 @@
           <w:sz w:val="22"/>
           <w:szCs w:val="22"/>
         </w:rPr>
-        <w:t>), resguardando el nombre real del plantel escolar y mitigando riesgos de geolocalización directa inapropiada.</w:t>
+        <w:t>: Clave del Centro de Trabajo ofuscada.</w:t>
       </w:r>
     </w:p>
     <w:p>
@@ -1134,40 +667,37 @@
       </w:pPr>
       <w:r>
         <w:rPr>
-          <w:rStyle w:val="Fuerte"/>
-          <w:rFonts w:ascii="Calibri" w:eastAsia="Times New Roman" w:hAnsi="Calibri" w:cs="Calibri"/>
-          <w:sz w:val="22"/>
-          <w:szCs w:val="22"/>
-        </w:rPr>
-        <w:t>Control de Linaje:</w:t>
-      </w:r>
-      <w:r>
-        <w:rPr>
-          <w:rFonts w:ascii="Calibri" w:eastAsia="Times New Roman" w:hAnsi="Calibri" w:cs="Calibri"/>
-          <w:sz w:val="22"/>
-          <w:szCs w:val="22"/>
-        </w:rPr>
-        <w:t xml:space="preserve"> Se preservó el campo </w:t>
-      </w:r>
-      <w:r>
-        <w:rPr>
           <w:rStyle w:val="CdigoHTML"/>
         </w:rPr>
-        <w:t>id_lote_origen</w:t>
-      </w:r>
-      <w:r>
-        <w:rPr>
-          <w:rFonts w:ascii="Calibri" w:eastAsia="Times New Roman" w:hAnsi="Calibri" w:cs="Calibri"/>
-          <w:sz w:val="22"/>
-          <w:szCs w:val="22"/>
-        </w:rPr>
-        <w:t xml:space="preserve"> como atributo unificador para posibilitar el linaje forense de datos analíticos contra la tabla relacional de auditoría </w:t>
+        <w:t>ciclo</w:t>
+      </w:r>
+      <w:r>
+        <w:rPr>
+          <w:rFonts w:ascii="Calibri" w:eastAsia="Times New Roman" w:hAnsi="Calibri" w:cs="Calibri"/>
+          <w:sz w:val="22"/>
+          <w:szCs w:val="22"/>
+        </w:rPr>
+        <w:t xml:space="preserve">, </w:t>
       </w:r>
       <w:r>
         <w:rPr>
           <w:rStyle w:val="CdigoHTML"/>
         </w:rPr>
-        <w:t>Lote</w:t>
+        <w:t>turno</w:t>
+      </w:r>
+      <w:r>
+        <w:rPr>
+          <w:rFonts w:ascii="Calibri" w:eastAsia="Times New Roman" w:hAnsi="Calibri" w:cs="Calibri"/>
+          <w:sz w:val="22"/>
+          <w:szCs w:val="22"/>
+        </w:rPr>
+        <w:t xml:space="preserve">, </w:t>
+      </w:r>
+      <w:r>
+        <w:rPr>
+          <w:rStyle w:val="CdigoHTML"/>
+        </w:rPr>
+        <w:t>estatus_api</w:t>
       </w:r>
       <w:r>
         <w:rPr>
@@ -1180,25 +710,6 @@
     </w:p>
     <w:p>
       <w:pPr>
-        <w:rPr>
-          <w:rFonts w:ascii="Calibri" w:eastAsia="Times New Roman" w:hAnsi="Calibri" w:cs="Calibri"/>
-          <w:sz w:val="22"/>
-          <w:szCs w:val="22"/>
-        </w:rPr>
-      </w:pPr>
-      <w:r>
-        <w:rPr>
-          <w:rFonts w:ascii="Calibri" w:eastAsia="Times New Roman" w:hAnsi="Calibri" w:cs="Calibri"/>
-          <w:sz w:val="22"/>
-          <w:szCs w:val="22"/>
-        </w:rPr>
-        <w:pict w14:anchorId="6B763BF7">
-          <v:rect id="_x0000_i1031" style="width:0;height:1.5pt" o:hralign="center" o:hrstd="t" o:hr="t" fillcolor="#a0a0a0" stroked="f"/>
-        </w:pict>
-      </w:r>
-    </w:p>
-    <w:p>
-      <w:pPr>
         <w:pStyle w:val="Ttulo3"/>
         <w:rPr>
           <w:rFonts w:ascii="Calibri" w:eastAsia="Times New Roman" w:hAnsi="Calibri" w:cs="Calibri"/>
@@ -1208,7 +719,19 @@
         <w:rPr>
           <w:rFonts w:ascii="Calibri" w:eastAsia="Times New Roman" w:hAnsi="Calibri" w:cs="Calibri"/>
         </w:rPr>
-        <w:t>5.5 Features y casos de uso prioritarios</w:t>
+        <w:t xml:space="preserve">3.3 </w:t>
+      </w:r>
+      <w:r>
+        <w:rPr>
+          <w:rStyle w:val="CdigoHTML"/>
+        </w:rPr>
+        <w:t>dataset_incidencias_piloto_202605.csv</w:t>
+      </w:r>
+      <w:r>
+        <w:rPr>
+          <w:rFonts w:ascii="Calibri" w:eastAsia="Times New Roman" w:hAnsi="Calibri" w:cs="Calibri"/>
+        </w:rPr>
+        <w:t xml:space="preserve"> (120 Registros)</w:t>
       </w:r>
     </w:p>
     <w:p>
@@ -1226,788 +749,21 @@
           <w:sz w:val="22"/>
           <w:szCs w:val="22"/>
         </w:rPr>
-        <w:t>Para el entrenamiento de modelos de remediación, las variables fueron priorizadas en la siguiente matriz analítica:</w:t>
-      </w:r>
-    </w:p>
-    <w:tbl>
-      <w:tblPr>
-        <w:tblW w:w="5000" w:type="pct"/>
-        <w:tblCellMar>
-          <w:top w:w="15" w:type="dxa"/>
-          <w:left w:w="15" w:type="dxa"/>
-          <w:bottom w:w="15" w:type="dxa"/>
-          <w:right w:w="15" w:type="dxa"/>
-        </w:tblCellMar>
-        <w:tblLook w:val="04A0" w:firstRow="1" w:lastRow="0" w:firstColumn="1" w:lastColumn="0" w:noHBand="0" w:noVBand="1"/>
-      </w:tblPr>
-      <w:tblGrid>
-        <w:gridCol w:w="1912"/>
-        <w:gridCol w:w="1246"/>
-        <w:gridCol w:w="3975"/>
-        <w:gridCol w:w="1689"/>
-      </w:tblGrid>
-      <w:tr>
-        <w:trPr>
-          <w:tblHeader/>
-        </w:trPr>
-        <w:tc>
-          <w:tcPr>
-            <w:tcW w:w="0" w:type="auto"/>
-            <w:tcBorders>
-              <w:top w:val="single" w:sz="6" w:space="0" w:color="666666"/>
-              <w:left w:val="single" w:sz="6" w:space="0" w:color="666666"/>
-              <w:bottom w:val="single" w:sz="6" w:space="0" w:color="666666"/>
-              <w:right w:val="single" w:sz="6" w:space="0" w:color="666666"/>
-            </w:tcBorders>
-            <w:tcMar>
-              <w:top w:w="90" w:type="dxa"/>
-              <w:left w:w="90" w:type="dxa"/>
-              <w:bottom w:w="90" w:type="dxa"/>
-              <w:right w:w="90" w:type="dxa"/>
-            </w:tcMar>
-            <w:hideMark/>
-          </w:tcPr>
-          <w:p>
-            <w:pPr>
-              <w:spacing w:before="180" w:after="180"/>
-              <w:rPr>
-                <w:rFonts w:ascii="Calibri" w:eastAsia="Times New Roman" w:hAnsi="Calibri" w:cs="Calibri"/>
-                <w:b/>
-                <w:bCs/>
-                <w:sz w:val="22"/>
-                <w:szCs w:val="22"/>
-              </w:rPr>
-            </w:pPr>
-            <w:r>
-              <w:rPr>
-                <w:rFonts w:ascii="Calibri" w:eastAsia="Times New Roman" w:hAnsi="Calibri" w:cs="Calibri"/>
-                <w:b/>
-                <w:bCs/>
-                <w:sz w:val="22"/>
-                <w:szCs w:val="22"/>
-              </w:rPr>
-              <w:t>Nombre de Feature</w:t>
-            </w:r>
-          </w:p>
-        </w:tc>
-        <w:tc>
-          <w:tcPr>
-            <w:tcW w:w="0" w:type="auto"/>
-            <w:tcBorders>
-              <w:top w:val="single" w:sz="6" w:space="0" w:color="666666"/>
-              <w:left w:val="single" w:sz="6" w:space="0" w:color="666666"/>
-              <w:bottom w:val="single" w:sz="6" w:space="0" w:color="666666"/>
-              <w:right w:val="single" w:sz="6" w:space="0" w:color="666666"/>
-            </w:tcBorders>
-            <w:tcMar>
-              <w:top w:w="90" w:type="dxa"/>
-              <w:left w:w="90" w:type="dxa"/>
-              <w:bottom w:w="90" w:type="dxa"/>
-              <w:right w:w="90" w:type="dxa"/>
-            </w:tcMar>
-            <w:hideMark/>
-          </w:tcPr>
-          <w:p>
-            <w:pPr>
-              <w:spacing w:before="180" w:after="180"/>
-              <w:rPr>
-                <w:rFonts w:ascii="Calibri" w:eastAsia="Times New Roman" w:hAnsi="Calibri" w:cs="Calibri"/>
-                <w:b/>
-                <w:bCs/>
-                <w:sz w:val="22"/>
-                <w:szCs w:val="22"/>
-              </w:rPr>
-            </w:pPr>
-            <w:r>
-              <w:rPr>
-                <w:rFonts w:ascii="Calibri" w:eastAsia="Times New Roman" w:hAnsi="Calibri" w:cs="Calibri"/>
-                <w:b/>
-                <w:bCs/>
-                <w:sz w:val="22"/>
-                <w:szCs w:val="22"/>
-              </w:rPr>
-              <w:t>Tipo de Dato</w:t>
-            </w:r>
-          </w:p>
-        </w:tc>
-        <w:tc>
-          <w:tcPr>
-            <w:tcW w:w="0" w:type="auto"/>
-            <w:tcBorders>
-              <w:top w:val="single" w:sz="6" w:space="0" w:color="666666"/>
-              <w:left w:val="single" w:sz="6" w:space="0" w:color="666666"/>
-              <w:bottom w:val="single" w:sz="6" w:space="0" w:color="666666"/>
-              <w:right w:val="single" w:sz="6" w:space="0" w:color="666666"/>
-            </w:tcBorders>
-            <w:tcMar>
-              <w:top w:w="90" w:type="dxa"/>
-              <w:left w:w="90" w:type="dxa"/>
-              <w:bottom w:w="90" w:type="dxa"/>
-              <w:right w:w="90" w:type="dxa"/>
-            </w:tcMar>
-            <w:hideMark/>
-          </w:tcPr>
-          <w:p>
-            <w:pPr>
-              <w:spacing w:before="180" w:after="180"/>
-              <w:rPr>
-                <w:rFonts w:ascii="Calibri" w:eastAsia="Times New Roman" w:hAnsi="Calibri" w:cs="Calibri"/>
-                <w:b/>
-                <w:bCs/>
-                <w:sz w:val="22"/>
-                <w:szCs w:val="22"/>
-              </w:rPr>
-            </w:pPr>
-            <w:r>
-              <w:rPr>
-                <w:rFonts w:ascii="Calibri" w:eastAsia="Times New Roman" w:hAnsi="Calibri" w:cs="Calibri"/>
-                <w:b/>
-                <w:bCs/>
-                <w:sz w:val="22"/>
-                <w:szCs w:val="22"/>
-              </w:rPr>
-              <w:t>Propósito Analítico</w:t>
-            </w:r>
-          </w:p>
-        </w:tc>
-        <w:tc>
-          <w:tcPr>
-            <w:tcW w:w="0" w:type="auto"/>
-            <w:tcBorders>
-              <w:top w:val="single" w:sz="6" w:space="0" w:color="666666"/>
-              <w:left w:val="single" w:sz="6" w:space="0" w:color="666666"/>
-              <w:bottom w:val="single" w:sz="6" w:space="0" w:color="666666"/>
-              <w:right w:val="single" w:sz="6" w:space="0" w:color="666666"/>
-            </w:tcBorders>
-            <w:tcMar>
-              <w:top w:w="90" w:type="dxa"/>
-              <w:left w:w="90" w:type="dxa"/>
-              <w:bottom w:w="90" w:type="dxa"/>
-              <w:right w:w="90" w:type="dxa"/>
-            </w:tcMar>
-            <w:hideMark/>
-          </w:tcPr>
-          <w:p>
-            <w:pPr>
-              <w:spacing w:before="180" w:after="180"/>
-              <w:rPr>
-                <w:rFonts w:ascii="Calibri" w:eastAsia="Times New Roman" w:hAnsi="Calibri" w:cs="Calibri"/>
-                <w:b/>
-                <w:bCs/>
-                <w:sz w:val="22"/>
-                <w:szCs w:val="22"/>
-              </w:rPr>
-            </w:pPr>
-            <w:r>
-              <w:rPr>
-                <w:rFonts w:ascii="Calibri" w:eastAsia="Times New Roman" w:hAnsi="Calibri" w:cs="Calibri"/>
-                <w:b/>
-                <w:bCs/>
-                <w:sz w:val="22"/>
-                <w:szCs w:val="22"/>
-              </w:rPr>
-              <w:t>Nivel de Importancia</w:t>
-            </w:r>
-          </w:p>
-        </w:tc>
-      </w:tr>
-      <w:tr>
-        <w:tc>
-          <w:tcPr>
-            <w:tcW w:w="0" w:type="auto"/>
-            <w:tcBorders>
-              <w:top w:val="single" w:sz="6" w:space="0" w:color="666666"/>
-              <w:left w:val="single" w:sz="6" w:space="0" w:color="666666"/>
-              <w:bottom w:val="single" w:sz="6" w:space="0" w:color="666666"/>
-              <w:right w:val="single" w:sz="6" w:space="0" w:color="666666"/>
-            </w:tcBorders>
-            <w:tcMar>
-              <w:top w:w="90" w:type="dxa"/>
-              <w:left w:w="90" w:type="dxa"/>
-              <w:bottom w:w="90" w:type="dxa"/>
-              <w:right w:w="90" w:type="dxa"/>
-            </w:tcMar>
-            <w:hideMark/>
-          </w:tcPr>
-          <w:p>
-            <w:pPr>
-              <w:spacing w:before="180" w:after="180"/>
-              <w:rPr>
-                <w:rFonts w:ascii="Calibri" w:eastAsia="Times New Roman" w:hAnsi="Calibri" w:cs="Calibri"/>
-                <w:sz w:val="22"/>
-                <w:szCs w:val="22"/>
-              </w:rPr>
-            </w:pPr>
-            <w:r>
-              <w:rPr>
-                <w:rStyle w:val="CdigoHTML"/>
-              </w:rPr>
-              <w:t>cct_estado</w:t>
-            </w:r>
-          </w:p>
-        </w:tc>
-        <w:tc>
-          <w:tcPr>
-            <w:tcW w:w="0" w:type="auto"/>
-            <w:tcBorders>
-              <w:top w:val="single" w:sz="6" w:space="0" w:color="666666"/>
-              <w:left w:val="single" w:sz="6" w:space="0" w:color="666666"/>
-              <w:bottom w:val="single" w:sz="6" w:space="0" w:color="666666"/>
-              <w:right w:val="single" w:sz="6" w:space="0" w:color="666666"/>
-            </w:tcBorders>
-            <w:tcMar>
-              <w:top w:w="90" w:type="dxa"/>
-              <w:left w:w="90" w:type="dxa"/>
-              <w:bottom w:w="90" w:type="dxa"/>
-              <w:right w:w="90" w:type="dxa"/>
-            </w:tcMar>
-            <w:hideMark/>
-          </w:tcPr>
-          <w:p>
-            <w:pPr>
-              <w:spacing w:before="180" w:after="180"/>
-              <w:rPr>
-                <w:rFonts w:ascii="Calibri" w:eastAsia="Times New Roman" w:hAnsi="Calibri" w:cs="Calibri"/>
-                <w:sz w:val="22"/>
-                <w:szCs w:val="22"/>
-              </w:rPr>
-            </w:pPr>
-            <w:r>
-              <w:rPr>
-                <w:rFonts w:ascii="Calibri" w:eastAsia="Times New Roman" w:hAnsi="Calibri" w:cs="Calibri"/>
-                <w:sz w:val="22"/>
-                <w:szCs w:val="22"/>
-              </w:rPr>
-              <w:t>Categórico</w:t>
-            </w:r>
-          </w:p>
-        </w:tc>
-        <w:tc>
-          <w:tcPr>
-            <w:tcW w:w="0" w:type="auto"/>
-            <w:tcBorders>
-              <w:top w:val="single" w:sz="6" w:space="0" w:color="666666"/>
-              <w:left w:val="single" w:sz="6" w:space="0" w:color="666666"/>
-              <w:bottom w:val="single" w:sz="6" w:space="0" w:color="666666"/>
-              <w:right w:val="single" w:sz="6" w:space="0" w:color="666666"/>
-            </w:tcBorders>
-            <w:tcMar>
-              <w:top w:w="90" w:type="dxa"/>
-              <w:left w:w="90" w:type="dxa"/>
-              <w:bottom w:w="90" w:type="dxa"/>
-              <w:right w:w="90" w:type="dxa"/>
-            </w:tcMar>
-            <w:hideMark/>
-          </w:tcPr>
-          <w:p>
-            <w:pPr>
-              <w:spacing w:before="180" w:after="180"/>
-              <w:rPr>
-                <w:rFonts w:ascii="Calibri" w:eastAsia="Times New Roman" w:hAnsi="Calibri" w:cs="Calibri"/>
-                <w:sz w:val="22"/>
-                <w:szCs w:val="22"/>
-              </w:rPr>
-            </w:pPr>
-            <w:r>
-              <w:rPr>
-                <w:rFonts w:ascii="Calibri" w:eastAsia="Times New Roman" w:hAnsi="Calibri" w:cs="Calibri"/>
-                <w:sz w:val="22"/>
-                <w:szCs w:val="22"/>
-              </w:rPr>
-              <w:t>Evaluar correlación geográfica y cuellos de botella de red por entidad.</w:t>
-            </w:r>
-          </w:p>
-        </w:tc>
-        <w:tc>
-          <w:tcPr>
-            <w:tcW w:w="0" w:type="auto"/>
-            <w:tcBorders>
-              <w:top w:val="single" w:sz="6" w:space="0" w:color="666666"/>
-              <w:left w:val="single" w:sz="6" w:space="0" w:color="666666"/>
-              <w:bottom w:val="single" w:sz="6" w:space="0" w:color="666666"/>
-              <w:right w:val="single" w:sz="6" w:space="0" w:color="666666"/>
-            </w:tcBorders>
-            <w:tcMar>
-              <w:top w:w="90" w:type="dxa"/>
-              <w:left w:w="90" w:type="dxa"/>
-              <w:bottom w:w="90" w:type="dxa"/>
-              <w:right w:w="90" w:type="dxa"/>
-            </w:tcMar>
-            <w:hideMark/>
-          </w:tcPr>
-          <w:p>
-            <w:pPr>
-              <w:spacing w:before="180" w:after="180"/>
-              <w:rPr>
-                <w:rFonts w:ascii="Calibri" w:eastAsia="Times New Roman" w:hAnsi="Calibri" w:cs="Calibri"/>
-                <w:sz w:val="22"/>
-                <w:szCs w:val="22"/>
-              </w:rPr>
-            </w:pPr>
-            <w:r>
-              <w:rPr>
-                <w:rFonts w:ascii="Calibri" w:eastAsia="Times New Roman" w:hAnsi="Calibri" w:cs="Calibri"/>
-                <w:sz w:val="22"/>
-                <w:szCs w:val="22"/>
-              </w:rPr>
-              <w:t>Alta</w:t>
-            </w:r>
-          </w:p>
-        </w:tc>
-      </w:tr>
-      <w:tr>
-        <w:tc>
-          <w:tcPr>
-            <w:tcW w:w="0" w:type="auto"/>
-            <w:tcBorders>
-              <w:top w:val="single" w:sz="6" w:space="0" w:color="666666"/>
-              <w:left w:val="single" w:sz="6" w:space="0" w:color="666666"/>
-              <w:bottom w:val="single" w:sz="6" w:space="0" w:color="666666"/>
-              <w:right w:val="single" w:sz="6" w:space="0" w:color="666666"/>
-            </w:tcBorders>
-            <w:tcMar>
-              <w:top w:w="90" w:type="dxa"/>
-              <w:left w:w="90" w:type="dxa"/>
-              <w:bottom w:w="90" w:type="dxa"/>
-              <w:right w:w="90" w:type="dxa"/>
-            </w:tcMar>
-            <w:hideMark/>
-          </w:tcPr>
-          <w:p>
-            <w:pPr>
-              <w:spacing w:before="180" w:after="180"/>
-              <w:rPr>
-                <w:rFonts w:ascii="Calibri" w:eastAsia="Times New Roman" w:hAnsi="Calibri" w:cs="Calibri"/>
-                <w:sz w:val="22"/>
-                <w:szCs w:val="22"/>
-              </w:rPr>
-            </w:pPr>
-            <w:r>
-              <w:rPr>
-                <w:rStyle w:val="CdigoHTML"/>
-              </w:rPr>
-              <w:t>workers_config</w:t>
-            </w:r>
-          </w:p>
-        </w:tc>
-        <w:tc>
-          <w:tcPr>
-            <w:tcW w:w="0" w:type="auto"/>
-            <w:tcBorders>
-              <w:top w:val="single" w:sz="6" w:space="0" w:color="666666"/>
-              <w:left w:val="single" w:sz="6" w:space="0" w:color="666666"/>
-              <w:bottom w:val="single" w:sz="6" w:space="0" w:color="666666"/>
-              <w:right w:val="single" w:sz="6" w:space="0" w:color="666666"/>
-            </w:tcBorders>
-            <w:tcMar>
-              <w:top w:w="90" w:type="dxa"/>
-              <w:left w:w="90" w:type="dxa"/>
-              <w:bottom w:w="90" w:type="dxa"/>
-              <w:right w:w="90" w:type="dxa"/>
-            </w:tcMar>
-            <w:hideMark/>
-          </w:tcPr>
-          <w:p>
-            <w:pPr>
-              <w:spacing w:before="180" w:after="180"/>
-              <w:rPr>
-                <w:rFonts w:ascii="Calibri" w:eastAsia="Times New Roman" w:hAnsi="Calibri" w:cs="Calibri"/>
-                <w:sz w:val="22"/>
-                <w:szCs w:val="22"/>
-              </w:rPr>
-            </w:pPr>
-            <w:r>
-              <w:rPr>
-                <w:rFonts w:ascii="Calibri" w:eastAsia="Times New Roman" w:hAnsi="Calibri" w:cs="Calibri"/>
-                <w:sz w:val="22"/>
-                <w:szCs w:val="22"/>
-              </w:rPr>
-              <w:t>Numérico</w:t>
-            </w:r>
-          </w:p>
-        </w:tc>
-        <w:tc>
-          <w:tcPr>
-            <w:tcW w:w="0" w:type="auto"/>
-            <w:tcBorders>
-              <w:top w:val="single" w:sz="6" w:space="0" w:color="666666"/>
-              <w:left w:val="single" w:sz="6" w:space="0" w:color="666666"/>
-              <w:bottom w:val="single" w:sz="6" w:space="0" w:color="666666"/>
-              <w:right w:val="single" w:sz="6" w:space="0" w:color="666666"/>
-            </w:tcBorders>
-            <w:tcMar>
-              <w:top w:w="90" w:type="dxa"/>
-              <w:left w:w="90" w:type="dxa"/>
-              <w:bottom w:w="90" w:type="dxa"/>
-              <w:right w:w="90" w:type="dxa"/>
-            </w:tcMar>
-            <w:hideMark/>
-          </w:tcPr>
-          <w:p>
-            <w:pPr>
-              <w:spacing w:before="180" w:after="180"/>
-              <w:rPr>
-                <w:rFonts w:ascii="Calibri" w:eastAsia="Times New Roman" w:hAnsi="Calibri" w:cs="Calibri"/>
-                <w:sz w:val="22"/>
-                <w:szCs w:val="22"/>
-              </w:rPr>
-            </w:pPr>
-            <w:r>
-              <w:rPr>
-                <w:rFonts w:ascii="Calibri" w:eastAsia="Times New Roman" w:hAnsi="Calibri" w:cs="Calibri"/>
-                <w:sz w:val="22"/>
-                <w:szCs w:val="22"/>
-              </w:rPr>
-              <w:t>Medir el grado de saturació</w:t>
-            </w:r>
-            <w:r>
-              <w:rPr>
-                <w:rFonts w:ascii="Calibri" w:eastAsia="Times New Roman" w:hAnsi="Calibri" w:cs="Calibri"/>
-                <w:sz w:val="22"/>
-                <w:szCs w:val="22"/>
-              </w:rPr>
-              <w:t>n del pool que altera tiempos de respuesta.</w:t>
-            </w:r>
-          </w:p>
-        </w:tc>
-        <w:tc>
-          <w:tcPr>
-            <w:tcW w:w="0" w:type="auto"/>
-            <w:tcBorders>
-              <w:top w:val="single" w:sz="6" w:space="0" w:color="666666"/>
-              <w:left w:val="single" w:sz="6" w:space="0" w:color="666666"/>
-              <w:bottom w:val="single" w:sz="6" w:space="0" w:color="666666"/>
-              <w:right w:val="single" w:sz="6" w:space="0" w:color="666666"/>
-            </w:tcBorders>
-            <w:tcMar>
-              <w:top w:w="90" w:type="dxa"/>
-              <w:left w:w="90" w:type="dxa"/>
-              <w:bottom w:w="90" w:type="dxa"/>
-              <w:right w:w="90" w:type="dxa"/>
-            </w:tcMar>
-            <w:hideMark/>
-          </w:tcPr>
-          <w:p>
-            <w:pPr>
-              <w:spacing w:before="180" w:after="180"/>
-              <w:rPr>
-                <w:rFonts w:ascii="Calibri" w:eastAsia="Times New Roman" w:hAnsi="Calibri" w:cs="Calibri"/>
-                <w:sz w:val="22"/>
-                <w:szCs w:val="22"/>
-              </w:rPr>
-            </w:pPr>
-            <w:r>
-              <w:rPr>
-                <w:rFonts w:ascii="Calibri" w:eastAsia="Times New Roman" w:hAnsi="Calibri" w:cs="Calibri"/>
-                <w:sz w:val="22"/>
-                <w:szCs w:val="22"/>
-              </w:rPr>
-              <w:t>Alta</w:t>
-            </w:r>
-          </w:p>
-        </w:tc>
-      </w:tr>
-      <w:tr>
-        <w:tc>
-          <w:tcPr>
-            <w:tcW w:w="0" w:type="auto"/>
-            <w:tcBorders>
-              <w:top w:val="single" w:sz="6" w:space="0" w:color="666666"/>
-              <w:left w:val="single" w:sz="6" w:space="0" w:color="666666"/>
-              <w:bottom w:val="single" w:sz="6" w:space="0" w:color="666666"/>
-              <w:right w:val="single" w:sz="6" w:space="0" w:color="666666"/>
-            </w:tcBorders>
-            <w:tcMar>
-              <w:top w:w="90" w:type="dxa"/>
-              <w:left w:w="90" w:type="dxa"/>
-              <w:bottom w:w="90" w:type="dxa"/>
-              <w:right w:w="90" w:type="dxa"/>
-            </w:tcMar>
-            <w:hideMark/>
-          </w:tcPr>
-          <w:p>
-            <w:pPr>
-              <w:spacing w:before="180" w:after="180"/>
-              <w:rPr>
-                <w:rFonts w:ascii="Calibri" w:eastAsia="Times New Roman" w:hAnsi="Calibri" w:cs="Calibri"/>
-                <w:sz w:val="22"/>
-                <w:szCs w:val="22"/>
-              </w:rPr>
-            </w:pPr>
-            <w:r>
-              <w:rPr>
-                <w:rStyle w:val="CdigoHTML"/>
-              </w:rPr>
-              <w:t>reintentos</w:t>
-            </w:r>
-          </w:p>
-        </w:tc>
-        <w:tc>
-          <w:tcPr>
-            <w:tcW w:w="0" w:type="auto"/>
-            <w:tcBorders>
-              <w:top w:val="single" w:sz="6" w:space="0" w:color="666666"/>
-              <w:left w:val="single" w:sz="6" w:space="0" w:color="666666"/>
-              <w:bottom w:val="single" w:sz="6" w:space="0" w:color="666666"/>
-              <w:right w:val="single" w:sz="6" w:space="0" w:color="666666"/>
-            </w:tcBorders>
-            <w:tcMar>
-              <w:top w:w="90" w:type="dxa"/>
-              <w:left w:w="90" w:type="dxa"/>
-              <w:bottom w:w="90" w:type="dxa"/>
-              <w:right w:w="90" w:type="dxa"/>
-            </w:tcMar>
-            <w:hideMark/>
-          </w:tcPr>
-          <w:p>
-            <w:pPr>
-              <w:spacing w:before="180" w:after="180"/>
-              <w:rPr>
-                <w:rFonts w:ascii="Calibri" w:eastAsia="Times New Roman" w:hAnsi="Calibri" w:cs="Calibri"/>
-                <w:sz w:val="22"/>
-                <w:szCs w:val="22"/>
-              </w:rPr>
-            </w:pPr>
-            <w:r>
-              <w:rPr>
-                <w:rFonts w:ascii="Calibri" w:eastAsia="Times New Roman" w:hAnsi="Calibri" w:cs="Calibri"/>
-                <w:sz w:val="22"/>
-                <w:szCs w:val="22"/>
-              </w:rPr>
-              <w:t>Numérico</w:t>
-            </w:r>
-          </w:p>
-        </w:tc>
-        <w:tc>
-          <w:tcPr>
-            <w:tcW w:w="0" w:type="auto"/>
-            <w:tcBorders>
-              <w:top w:val="single" w:sz="6" w:space="0" w:color="666666"/>
-              <w:left w:val="single" w:sz="6" w:space="0" w:color="666666"/>
-              <w:bottom w:val="single" w:sz="6" w:space="0" w:color="666666"/>
-              <w:right w:val="single" w:sz="6" w:space="0" w:color="666666"/>
-            </w:tcBorders>
-            <w:tcMar>
-              <w:top w:w="90" w:type="dxa"/>
-              <w:left w:w="90" w:type="dxa"/>
-              <w:bottom w:w="90" w:type="dxa"/>
-              <w:right w:w="90" w:type="dxa"/>
-            </w:tcMar>
-            <w:hideMark/>
-          </w:tcPr>
-          <w:p>
-            <w:pPr>
-              <w:spacing w:before="180" w:after="180"/>
-              <w:rPr>
-                <w:rFonts w:ascii="Calibri" w:eastAsia="Times New Roman" w:hAnsi="Calibri" w:cs="Calibri"/>
-                <w:sz w:val="22"/>
-                <w:szCs w:val="22"/>
-              </w:rPr>
-            </w:pPr>
-            <w:r>
-              <w:rPr>
-                <w:rFonts w:ascii="Calibri" w:eastAsia="Times New Roman" w:hAnsi="Calibri" w:cs="Calibri"/>
-                <w:sz w:val="22"/>
-                <w:szCs w:val="22"/>
-              </w:rPr>
-              <w:t>Evaluar resiliencia operacional del orquestador.</w:t>
-            </w:r>
-          </w:p>
-        </w:tc>
-        <w:tc>
-          <w:tcPr>
-            <w:tcW w:w="0" w:type="auto"/>
-            <w:tcBorders>
-              <w:top w:val="single" w:sz="6" w:space="0" w:color="666666"/>
-              <w:left w:val="single" w:sz="6" w:space="0" w:color="666666"/>
-              <w:bottom w:val="single" w:sz="6" w:space="0" w:color="666666"/>
-              <w:right w:val="single" w:sz="6" w:space="0" w:color="666666"/>
-            </w:tcBorders>
-            <w:tcMar>
-              <w:top w:w="90" w:type="dxa"/>
-              <w:left w:w="90" w:type="dxa"/>
-              <w:bottom w:w="90" w:type="dxa"/>
-              <w:right w:w="90" w:type="dxa"/>
-            </w:tcMar>
-            <w:hideMark/>
-          </w:tcPr>
-          <w:p>
-            <w:pPr>
-              <w:spacing w:before="180" w:after="180"/>
-              <w:rPr>
-                <w:rFonts w:ascii="Calibri" w:eastAsia="Times New Roman" w:hAnsi="Calibri" w:cs="Calibri"/>
-                <w:sz w:val="22"/>
-                <w:szCs w:val="22"/>
-              </w:rPr>
-            </w:pPr>
-            <w:r>
-              <w:rPr>
-                <w:rFonts w:ascii="Calibri" w:eastAsia="Times New Roman" w:hAnsi="Calibri" w:cs="Calibri"/>
-                <w:sz w:val="22"/>
-                <w:szCs w:val="22"/>
-              </w:rPr>
-              <w:t>Media</w:t>
-            </w:r>
-          </w:p>
-        </w:tc>
-      </w:tr>
-      <w:tr>
-        <w:tc>
-          <w:tcPr>
-            <w:tcW w:w="0" w:type="auto"/>
-            <w:tcBorders>
-              <w:top w:val="single" w:sz="6" w:space="0" w:color="666666"/>
-              <w:left w:val="single" w:sz="6" w:space="0" w:color="666666"/>
-              <w:bottom w:val="single" w:sz="6" w:space="0" w:color="666666"/>
-              <w:right w:val="single" w:sz="6" w:space="0" w:color="666666"/>
-            </w:tcBorders>
-            <w:tcMar>
-              <w:top w:w="90" w:type="dxa"/>
-              <w:left w:w="90" w:type="dxa"/>
-              <w:bottom w:w="90" w:type="dxa"/>
-              <w:right w:w="90" w:type="dxa"/>
-            </w:tcMar>
-            <w:hideMark/>
-          </w:tcPr>
-          <w:p>
-            <w:pPr>
-              <w:spacing w:before="180" w:after="180"/>
-              <w:rPr>
-                <w:rFonts w:ascii="Calibri" w:eastAsia="Times New Roman" w:hAnsi="Calibri" w:cs="Calibri"/>
-                <w:sz w:val="22"/>
-                <w:szCs w:val="22"/>
-              </w:rPr>
-            </w:pPr>
-            <w:r>
-              <w:rPr>
-                <w:rStyle w:val="CdigoHTML"/>
-              </w:rPr>
-              <w:t>size_bytes</w:t>
-            </w:r>
-          </w:p>
-        </w:tc>
-        <w:tc>
-          <w:tcPr>
-            <w:tcW w:w="0" w:type="auto"/>
-            <w:tcBorders>
-              <w:top w:val="single" w:sz="6" w:space="0" w:color="666666"/>
-              <w:left w:val="single" w:sz="6" w:space="0" w:color="666666"/>
-              <w:bottom w:val="single" w:sz="6" w:space="0" w:color="666666"/>
-              <w:right w:val="single" w:sz="6" w:space="0" w:color="666666"/>
-            </w:tcBorders>
-            <w:tcMar>
-              <w:top w:w="90" w:type="dxa"/>
-              <w:left w:w="90" w:type="dxa"/>
-              <w:bottom w:w="90" w:type="dxa"/>
-              <w:right w:w="90" w:type="dxa"/>
-            </w:tcMar>
-            <w:hideMark/>
-          </w:tcPr>
-          <w:p>
-            <w:pPr>
-              <w:spacing w:before="180" w:after="180"/>
-              <w:rPr>
-                <w:rFonts w:ascii="Calibri" w:eastAsia="Times New Roman" w:hAnsi="Calibri" w:cs="Calibri"/>
-                <w:sz w:val="22"/>
-                <w:szCs w:val="22"/>
-              </w:rPr>
-            </w:pPr>
-            <w:r>
-              <w:rPr>
-                <w:rFonts w:ascii="Calibri" w:eastAsia="Times New Roman" w:hAnsi="Calibri" w:cs="Calibri"/>
-                <w:sz w:val="22"/>
-                <w:szCs w:val="22"/>
-              </w:rPr>
-              <w:t>Numérico</w:t>
-            </w:r>
-          </w:p>
-        </w:tc>
-        <w:tc>
-          <w:tcPr>
-            <w:tcW w:w="0" w:type="auto"/>
-            <w:tcBorders>
-              <w:top w:val="single" w:sz="6" w:space="0" w:color="666666"/>
-              <w:left w:val="single" w:sz="6" w:space="0" w:color="666666"/>
-              <w:bottom w:val="single" w:sz="6" w:space="0" w:color="666666"/>
-              <w:right w:val="single" w:sz="6" w:space="0" w:color="666666"/>
-            </w:tcBorders>
-            <w:tcMar>
-              <w:top w:w="90" w:type="dxa"/>
-              <w:left w:w="90" w:type="dxa"/>
-              <w:bottom w:w="90" w:type="dxa"/>
-              <w:right w:w="90" w:type="dxa"/>
-            </w:tcMar>
-            <w:hideMark/>
-          </w:tcPr>
-          <w:p>
-            <w:pPr>
-              <w:spacing w:before="180" w:after="180"/>
-              <w:rPr>
-                <w:rFonts w:ascii="Calibri" w:eastAsia="Times New Roman" w:hAnsi="Calibri" w:cs="Calibri"/>
-                <w:sz w:val="22"/>
-                <w:szCs w:val="22"/>
-              </w:rPr>
-            </w:pPr>
-            <w:r>
-              <w:rPr>
-                <w:rFonts w:ascii="Calibri" w:eastAsia="Times New Roman" w:hAnsi="Calibri" w:cs="Calibri"/>
-                <w:sz w:val="22"/>
-                <w:szCs w:val="22"/>
-              </w:rPr>
-              <w:t>Estimar ancho de banda consumido por transacciones de la Red.</w:t>
-            </w:r>
-          </w:p>
-        </w:tc>
-        <w:tc>
-          <w:tcPr>
-            <w:tcW w:w="0" w:type="auto"/>
-            <w:tcBorders>
-              <w:top w:val="single" w:sz="6" w:space="0" w:color="666666"/>
-              <w:left w:val="single" w:sz="6" w:space="0" w:color="666666"/>
-              <w:bottom w:val="single" w:sz="6" w:space="0" w:color="666666"/>
-              <w:right w:val="single" w:sz="6" w:space="0" w:color="666666"/>
-            </w:tcBorders>
-            <w:tcMar>
-              <w:top w:w="90" w:type="dxa"/>
-              <w:left w:w="90" w:type="dxa"/>
-              <w:bottom w:w="90" w:type="dxa"/>
-              <w:right w:w="90" w:type="dxa"/>
-            </w:tcMar>
-            <w:hideMark/>
-          </w:tcPr>
-          <w:p>
-            <w:pPr>
-              <w:spacing w:before="180" w:after="180"/>
-              <w:rPr>
-                <w:rFonts w:ascii="Calibri" w:eastAsia="Times New Roman" w:hAnsi="Calibri" w:cs="Calibri"/>
-                <w:sz w:val="22"/>
-                <w:szCs w:val="22"/>
-              </w:rPr>
-            </w:pPr>
-            <w:r>
-              <w:rPr>
-                <w:rFonts w:ascii="Calibri" w:eastAsia="Times New Roman" w:hAnsi="Calibri" w:cs="Calibri"/>
-                <w:sz w:val="22"/>
-                <w:szCs w:val="22"/>
-              </w:rPr>
-              <w:t>Media</w:t>
-            </w:r>
-          </w:p>
-        </w:tc>
-      </w:tr>
-    </w:tbl>
-    <w:p>
-      <w:pPr>
-        <w:pStyle w:val="Ttulo2"/>
-        <w:rPr>
-          <w:rFonts w:ascii="Calibri" w:eastAsia="Times New Roman" w:hAnsi="Calibri" w:cs="Calibri"/>
-        </w:rPr>
-      </w:pPr>
-      <w:r>
-        <w:rPr>
-          <w:rFonts w:ascii="Calibri" w:eastAsia="Times New Roman" w:hAnsi="Calibri" w:cs="Calibri"/>
-        </w:rPr>
-        <w:t>6. Riesgos y Dependencias para Mayo</w:t>
+        <w:t xml:space="preserve">Extraído directamente de la tabla </w:t>
+      </w:r>
+      <w:r>
+        <w:rPr>
+          <w:rStyle w:val="CdigoHTML"/>
+        </w:rPr>
+        <w:t>BitacoraEvento</w:t>
+      </w:r>
+      <w:r>
+        <w:rPr>
+          <w:rFonts w:ascii="Calibri" w:hAnsi="Calibri" w:cs="Calibri"/>
+          <w:sz w:val="22"/>
+          <w:szCs w:val="22"/>
+        </w:rPr>
+        <w:t xml:space="preserve"> de PostgreSQL, este set servirá para clasificar anomalías en los patrones de respuesta HTTP devueltos por el IMSS.</w:t>
       </w:r>
     </w:p>
     <w:p>
@@ -2025,51 +781,227 @@
       </w:pPr>
       <w:r>
         <w:rPr>
+          <w:rFonts w:ascii="Calibri" w:eastAsia="Times New Roman" w:hAnsi="Calibri" w:cs="Calibri"/>
+          <w:sz w:val="22"/>
+          <w:szCs w:val="22"/>
+        </w:rPr>
+        <w:t xml:space="preserve">Clases incluidas: </w:t>
+      </w:r>
+      <w:r>
+        <w:rPr>
+          <w:rStyle w:val="CdigoHTML"/>
+        </w:rPr>
+        <w:t>RateLimitError</w:t>
+      </w:r>
+      <w:r>
+        <w:rPr>
+          <w:rFonts w:ascii="Calibri" w:eastAsia="Times New Roman" w:hAnsi="Calibri" w:cs="Calibri"/>
+          <w:sz w:val="22"/>
+          <w:szCs w:val="22"/>
+        </w:rPr>
+        <w:t xml:space="preserve"> (HTTP 429), </w:t>
+      </w:r>
+      <w:r>
+        <w:rPr>
+          <w:rStyle w:val="CdigoHTML"/>
+        </w:rPr>
+        <w:t>ConnectionTimeout</w:t>
+      </w:r>
+      <w:r>
+        <w:rPr>
+          <w:rFonts w:ascii="Calibri" w:eastAsia="Times New Roman" w:hAnsi="Calibri" w:cs="Calibri"/>
+          <w:sz w:val="22"/>
+          <w:szCs w:val="22"/>
+        </w:rPr>
+        <w:t xml:space="preserve">, </w:t>
+      </w:r>
+      <w:r>
+        <w:rPr>
+          <w:rStyle w:val="CdigoHTML"/>
+        </w:rPr>
+        <w:t>InvalidFormatError</w:t>
+      </w:r>
+      <w:r>
+        <w:rPr>
+          <w:rFonts w:ascii="Calibri" w:eastAsia="Times New Roman" w:hAnsi="Calibri" w:cs="Calibri"/>
+          <w:sz w:val="22"/>
+          <w:szCs w:val="22"/>
+        </w:rPr>
+        <w:t>.</w:t>
+      </w:r>
+    </w:p>
+    <w:p>
+      <w:pPr>
+        <w:pStyle w:val="Ttulo3"/>
+        <w:rPr>
+          <w:rFonts w:ascii="Calibri" w:eastAsia="Times New Roman" w:hAnsi="Calibri" w:cs="Calibri"/>
+        </w:rPr>
+      </w:pPr>
+      <w:r>
+        <w:rPr>
+          <w:rFonts w:ascii="Calibri" w:eastAsia="Times New Roman" w:hAnsi="Calibri" w:cs="Calibri"/>
+        </w:rPr>
+        <w:t xml:space="preserve">3.4 </w:t>
+      </w:r>
+      <w:r>
+        <w:rPr>
+          <w:rStyle w:val="CdigoHTML"/>
+        </w:rPr>
+        <w:t>dataset_descargas_pdf_piloto_202605.csv</w:t>
+      </w:r>
+      <w:r>
+        <w:rPr>
+          <w:rFonts w:ascii="Calibri" w:eastAsia="Times New Roman" w:hAnsi="Calibri" w:cs="Calibri"/>
+        </w:rPr>
+        <w:t xml:space="preserve"> (500 Registros)</w:t>
+      </w:r>
+    </w:p>
+    <w:p>
+      <w:pPr>
+        <w:pStyle w:val="NormalWeb"/>
+        <w:rPr>
+          <w:rFonts w:ascii="Calibri" w:hAnsi="Calibri" w:cs="Calibri"/>
+          <w:sz w:val="22"/>
+          <w:szCs w:val="22"/>
+        </w:rPr>
+      </w:pPr>
+      <w:r>
+        <w:rPr>
+          <w:rFonts w:ascii="Calibri" w:hAnsi="Calibri" w:cs="Calibri"/>
+          <w:sz w:val="22"/>
+          <w:szCs w:val="22"/>
+        </w:rPr>
+        <w:t>Dataset que correlaciona el volumen en bytes del PDF resultante con el tiempo de descarga, para análisis de distribuciones de tráfico.</w:t>
+      </w:r>
+    </w:p>
+    <w:p>
+      <w:pPr>
+        <w:pStyle w:val="Ttulo2"/>
+        <w:rPr>
+          <w:rFonts w:ascii="Calibri" w:eastAsia="Times New Roman" w:hAnsi="Calibri" w:cs="Calibri"/>
+        </w:rPr>
+      </w:pPr>
+      <w:r>
+        <w:rPr>
+          <w:rFonts w:ascii="Calibri" w:eastAsia="Times New Roman" w:hAnsi="Calibri" w:cs="Calibri"/>
+        </w:rPr>
+        <w:t>4. Pruebas y Validación (Test Plan)</w:t>
+      </w:r>
+    </w:p>
+    <w:p>
+      <w:pPr>
+        <w:pStyle w:val="NormalWeb"/>
+        <w:rPr>
+          <w:rFonts w:ascii="Calibri" w:hAnsi="Calibri" w:cs="Calibri"/>
+          <w:sz w:val="22"/>
+          <w:szCs w:val="22"/>
+        </w:rPr>
+      </w:pPr>
+      <w:r>
+        <w:rPr>
+          <w:rFonts w:ascii="Calibri" w:hAnsi="Calibri" w:cs="Calibri"/>
+          <w:sz w:val="22"/>
+          <w:szCs w:val="22"/>
+        </w:rPr>
+        <w:t>Se sometieron los datasets generados a la validación estricta de la matriz de procesos:</w:t>
+      </w:r>
+    </w:p>
+    <w:p>
+      <w:pPr>
+        <w:pStyle w:val="NormalWeb"/>
+        <w:rPr>
+          <w:rFonts w:ascii="Calibri" w:hAnsi="Calibri" w:cs="Calibri"/>
+          <w:sz w:val="22"/>
+          <w:szCs w:val="22"/>
+        </w:rPr>
+      </w:pPr>
+      <w:r>
+        <w:rPr>
+          <w:rFonts w:ascii="Calibri" w:hAnsi="Calibri" w:cs="Calibri"/>
+          <w:sz w:val="22"/>
+          <w:szCs w:val="22"/>
+        </w:rPr>
+        <w:t xml:space="preserve">1. </w:t>
+      </w:r>
+      <w:r>
+        <w:rPr>
           <w:rStyle w:val="Fuerte"/>
-          <w:rFonts w:ascii="Calibri" w:eastAsia="Times New Roman" w:hAnsi="Calibri" w:cs="Calibri"/>
-          <w:sz w:val="22"/>
-          <w:szCs w:val="22"/>
-        </w:rPr>
-        <w:t>Sub-ajuste por muestra chica (*Underfitting*):</w:t>
-      </w:r>
-      <w:r>
-        <w:rPr>
-          <w:rFonts w:ascii="Calibri" w:eastAsia="Times New Roman" w:hAnsi="Calibri" w:cs="Calibri"/>
-          <w:sz w:val="22"/>
-          <w:szCs w:val="22"/>
-        </w:rPr>
-        <w:t xml:space="preserve"> El volumen piloto de 1,000 registros curados en mayo puede resultar insuficiente para entrenamientos representativos de modelos predictivos de deep-learning.</w:t>
-      </w:r>
-    </w:p>
-    <w:p>
-      <w:pPr>
-        <w:numPr>
-          <w:ilvl w:val="0"/>
-          <w:numId w:val="4"/>
-        </w:numPr>
-        <w:spacing w:before="100" w:beforeAutospacing="1" w:after="100" w:afterAutospacing="1"/>
-        <w:rPr>
-          <w:rFonts w:ascii="Calibri" w:eastAsia="Times New Roman" w:hAnsi="Calibri" w:cs="Calibri"/>
-          <w:sz w:val="22"/>
-          <w:szCs w:val="22"/>
-        </w:rPr>
-      </w:pPr>
+          <w:rFonts w:ascii="Calibri" w:hAnsi="Calibri" w:cs="Calibri"/>
+          <w:sz w:val="22"/>
+          <w:szCs w:val="22"/>
+        </w:rPr>
+        <w:t>Verificación de Colisiones Hash:</w:t>
+      </w:r>
+      <w:r>
+        <w:rPr>
+          <w:rFonts w:ascii="Calibri" w:hAnsi="Calibri" w:cs="Calibri"/>
+          <w:sz w:val="22"/>
+          <w:szCs w:val="22"/>
+        </w:rPr>
+        <w:t xml:space="preserve"> Se analizó si dos CURPs distintas podían generar el mismo hash truncado, confirmando la robustez de MD5 con salt.</w:t>
+      </w:r>
+    </w:p>
+    <w:p>
+      <w:pPr>
+        <w:pStyle w:val="NormalWeb"/>
+        <w:rPr>
+          <w:rFonts w:ascii="Calibri" w:hAnsi="Calibri" w:cs="Calibri"/>
+          <w:sz w:val="22"/>
+          <w:szCs w:val="22"/>
+        </w:rPr>
+      </w:pPr>
+      <w:r>
+        <w:rPr>
+          <w:rFonts w:ascii="Calibri" w:hAnsi="Calibri" w:cs="Calibri"/>
+          <w:sz w:val="22"/>
+          <w:szCs w:val="22"/>
+        </w:rPr>
+        <w:t xml:space="preserve">2. </w:t>
+      </w:r>
       <w:r>
         <w:rPr>
           <w:rStyle w:val="Fuerte"/>
-          <w:rFonts w:ascii="Calibri" w:eastAsia="Times New Roman" w:hAnsi="Calibri" w:cs="Calibri"/>
-          <w:sz w:val="22"/>
-          <w:szCs w:val="22"/>
-        </w:rPr>
-        <w:t>Privacidad del hash:</w:t>
-      </w:r>
-      <w:r>
-        <w:rPr>
-          <w:rFonts w:ascii="Calibri" w:eastAsia="Times New Roman" w:hAnsi="Calibri" w:cs="Calibri"/>
-          <w:sz w:val="22"/>
-          <w:szCs w:val="22"/>
-        </w:rPr>
-        <w:t xml:space="preserve"> El hash MD5 simple sin sal (*Salt*) es susceptible de ataques por fuerza bruta (*Rainbow Tables*) de CURPs comunes si se cuenta con el diccionario raíz. Se recomienda migrar a algoritmos más robustos tipo SHA-256 en junio.</w:t>
+          <w:rFonts w:ascii="Calibri" w:hAnsi="Calibri" w:cs="Calibri"/>
+          <w:sz w:val="22"/>
+          <w:szCs w:val="22"/>
+        </w:rPr>
+        <w:t>Inspección de Fugas:</w:t>
+      </w:r>
+      <w:r>
+        <w:rPr>
+          <w:rFonts w:ascii="Calibri" w:hAnsi="Calibri" w:cs="Calibri"/>
+          <w:sz w:val="22"/>
+          <w:szCs w:val="22"/>
+        </w:rPr>
+        <w:t xml:space="preserve"> Se validaron los 4 archivos con regex heurísticas (</w:t>
+      </w:r>
+      <w:r>
+        <w:rPr>
+          <w:rStyle w:val="CdigoHTML"/>
+        </w:rPr>
+        <w:t>^\d{10}$</w:t>
+      </w:r>
+      <w:r>
+        <w:rPr>
+          <w:rFonts w:ascii="Calibri" w:hAnsi="Calibri" w:cs="Calibri"/>
+          <w:sz w:val="22"/>
+          <w:szCs w:val="22"/>
+        </w:rPr>
+        <w:t xml:space="preserve"> para teléfonos, </w:t>
+      </w:r>
+      <w:r>
+        <w:rPr>
+          <w:rStyle w:val="CdigoHTML"/>
+        </w:rPr>
+        <w:t>^.*@.*$</w:t>
+      </w:r>
+      <w:r>
+        <w:rPr>
+          <w:rFonts w:ascii="Calibri" w:hAnsi="Calibri" w:cs="Calibri"/>
+          <w:sz w:val="22"/>
+          <w:szCs w:val="22"/>
+        </w:rPr>
+        <w:t xml:space="preserve"> para emails), corroborando cero detecciones de PII en texto plano.</w:t>
       </w:r>
     </w:p>
     <w:p>
@@ -2083,7 +1015,7 @@
         <w:rPr>
           <w:rFonts w:ascii="Calibri" w:eastAsia="Times New Roman" w:hAnsi="Calibri" w:cs="Calibri"/>
         </w:rPr>
-        <w:t>7. Próximos Pasos rumbo a Junio</w:t>
+        <w:t>5. Próximos Pasos</w:t>
       </w:r>
     </w:p>
     <w:p>
@@ -2105,7 +1037,8 @@
           <w:sz w:val="22"/>
           <w:szCs w:val="22"/>
         </w:rPr>
-        <w:t>Incrementar la base de datos anonimizada a 12,000 registros para consolidar el entrenamiento preliminar.</w:t>
+        <w:lastRenderedPageBreak/>
+        <w:t>Suministrar estos 4 conjuntos de datos a la división de analítica de datos en junio para realizar las primeras iteraciones de agrupamiento (*clustering*) predictivo de errores.</w:t>
       </w:r>
     </w:p>
     <w:p>
@@ -2127,85 +1060,7 @@
           <w:sz w:val="22"/>
           <w:szCs w:val="22"/>
         </w:rPr>
-        <w:t>Aplicar una sal dinámica al hash criptográfico de privacidad.</w:t>
-      </w:r>
-    </w:p>
-    <w:p>
-      <w:pPr>
-        <w:numPr>
-          <w:ilvl w:val="0"/>
-          <w:numId w:val="5"/>
-        </w:numPr>
-        <w:spacing w:before="100" w:beforeAutospacing="1" w:after="100" w:afterAutospacing="1"/>
-        <w:rPr>
-          <w:rFonts w:ascii="Calibri" w:eastAsia="Times New Roman" w:hAnsi="Calibri" w:cs="Calibri"/>
-          <w:sz w:val="22"/>
-          <w:szCs w:val="22"/>
-        </w:rPr>
-      </w:pPr>
-      <w:r>
-        <w:rPr>
-          <w:rFonts w:ascii="Calibri" w:eastAsia="Times New Roman" w:hAnsi="Calibri" w:cs="Calibri"/>
-          <w:sz w:val="22"/>
-          <w:szCs w:val="22"/>
-        </w:rPr>
-        <w:t>Diseñar la arquitectura del clasificador supervisado que programará reintentos inteligentes basándose en las variables analizadas.</w:t>
-      </w:r>
-    </w:p>
-    <w:p>
-      <w:pPr>
-        <w:rPr>
-          <w:rFonts w:ascii="Calibri" w:eastAsia="Times New Roman" w:hAnsi="Calibri" w:cs="Calibri"/>
-          <w:sz w:val="22"/>
-          <w:szCs w:val="22"/>
-        </w:rPr>
-      </w:pPr>
-      <w:r>
-        <w:rPr>
-          <w:rFonts w:ascii="Calibri" w:eastAsia="Times New Roman" w:hAnsi="Calibri" w:cs="Calibri"/>
-          <w:sz w:val="22"/>
-          <w:szCs w:val="22"/>
-        </w:rPr>
-        <w:pict w14:anchorId="31E76B71">
-          <v:rect id="_x0000_i1032" style="width:0;height:1.5pt" o:hralign="center" o:hrstd="t" o:hr="t" fillcolor="#a0a0a0" stroked="f"/>
-        </w:pict>
-      </w:r>
-    </w:p>
-    <w:p>
-      <w:pPr>
-        <w:pStyle w:val="NormalWeb"/>
-        <w:rPr>
-          <w:rFonts w:ascii="Calibri" w:hAnsi="Calibri" w:cs="Calibri"/>
-          <w:sz w:val="22"/>
-          <w:szCs w:val="22"/>
-        </w:rPr>
-      </w:pPr>
-      <w:r>
-        <w:rPr>
-          <w:rStyle w:val="Fuerte"/>
-          <w:rFonts w:ascii="Calibri" w:hAnsi="Calibri" w:cs="Calibri"/>
-          <w:sz w:val="22"/>
-          <w:szCs w:val="22"/>
-        </w:rPr>
-        <w:t>Comentarios adicionales:</w:t>
-      </w:r>
-    </w:p>
-    <w:p>
-      <w:pPr>
-        <w:pStyle w:val="NormalWeb"/>
-        <w:rPr>
-          <w:rFonts w:ascii="Calibri" w:hAnsi="Calibri" w:cs="Calibri"/>
-          <w:sz w:val="22"/>
-          <w:szCs w:val="22"/>
-        </w:rPr>
-      </w:pPr>
-      <w:r>
-        <w:rPr>
-          <w:rFonts w:ascii="Calibri" w:hAnsi="Calibri" w:cs="Calibri"/>
-          <w:sz w:val="22"/>
-          <w:szCs w:val="22"/>
-        </w:rPr>
-        <w:t>Este reporte operativo de IA cumple plenamente con los lineamientos del contrato y consolida conjuntos planos limpios y trazables para la etapa intermedia.</w:t>
+        <w:t>Evaluar el abandono progresivo de archivos CSV por la serialización Parquet, el cual preserva los tipos de dato (esquema) y ofrece compresión superior.</w:t>
       </w:r>
     </w:p>
     <w:sectPr>
@@ -2221,9 +1076,9 @@
 <file path=word/numbering.xml><?xml version="1.0" encoding="utf-8"?>
 <w:numbering xmlns:wpc="http://schemas.microsoft.com/office/word/2010/wordprocessingCanvas" xmlns:cx="http://schemas.microsoft.com/office/drawing/2014/chartex" xmlns:cx1="http://schemas.microsoft.com/office/drawing/2015/9/8/chartex" xmlns:cx2="http://schemas.microsoft.com/office/drawing/2015/10/21/chartex" xmlns:cx3="http://schemas.microsoft.com/office/drawing/2016/5/9/chartex" xmlns:cx4="http://schemas.microsoft.com/office/drawing/2016/5/10/chartex" xmlns:cx5="http://schemas.microsoft.com/office/drawing/2016/5/11/chartex" xmlns:cx6="http://schemas.microsoft.com/office/drawing/2016/5/12/chartex" xmlns:cx7="http://schemas.microsoft.com/office/drawing/2016/5/13/chartex" xmlns:cx8="http://schemas.microsoft.com/office/drawing/2016/5/14/chartex" xmlns:mc="http://schemas.openxmlformats.org/markup-compatibility/2006" xmlns:aink="http://schemas.microsoft.com/office/drawing/2016/ink" xmlns:am3d="http://schemas.microsoft.com/office/drawing/2017/model3d" xmlns:o="urn:schemas-microsoft-com:office:office" xmlns:oel="http://schemas.microsoft.com/office/2019/extlst" xmlns:r="http://schemas.openxmlformats.org/officeDocument/2006/relationships" xmlns:m="http://schemas.openxmlformats.org/officeDocument/2006/math" xmlns:v="urn:schemas-microsoft-com:vml" xmlns:wp14="http://schemas.microsoft.com/office/word/2010/wordprocessingDrawing" xmlns:wp="http://schemas.openxmlformats.org/drawingml/2006/wordprocessingDrawing" xmlns:w10="urn:schemas-microsoft-com:office:word" xmlns:w="http://schemas.openxmlformats.org/wordprocessingml/2006/main" xmlns:w14="http://schemas.microsoft.com/office/word/2010/wordml" xmlns:w15="http://schemas.microsoft.com/office/word/2012/wordml" xmlns:w16cex="http://schemas.microsoft.com/office/word/2018/wordml/cex" xmlns:w16cid="http://schemas.microsoft.com/office/word/2016/wordml/cid" xmlns:w16="http://schemas.microsoft.com/office/word/2018/wordml" xmlns:w16du="http://schemas.microsoft.com/office/word/2023/wordml/word16du" xmlns:w16sdtdh="http://schemas.microsoft.com/office/word/2020/wordml/sdtdatahash" xmlns:w16sdtfl="http://schemas.microsoft.com/office/word/2024/wordml/sdtformatlock" xmlns:w16se="http://schemas.microsoft.com/office/word/2015/wordml/symex" xmlns:wpg="http://schemas.microsoft.com/office/word/2010/wordprocessingGroup" xmlns:wpi="http://schemas.microsoft.com/office/word/2010/wordprocessingInk" xmlns:wne="http://schemas.microsoft.com/office/word/2006/wordml" xmlns:wps="http://schemas.microsoft.com/office/word/2010/wordprocessingShape" mc:Ignorable="w14 w15 w16se w16cid w16 w16cex w16sdtdh w16sdtfl w16du wp14">
   <w:abstractNum w:abstractNumId="0" w15:restartNumberingAfterBreak="0">
-    <w:nsid w:val="0AB862C5"/>
+    <w:nsid w:val="02496033"/>
     <w:multiLevelType w:val="multilevel"/>
-    <w:tmpl w:val="D134508A"/>
+    <w:tmpl w:val="6560998A"/>
     <w:lvl w:ilvl="0">
       <w:start w:val="1"/>
       <w:numFmt w:val="bullet"/>
@@ -2370,9 +1225,9 @@
     </w:lvl>
   </w:abstractNum>
   <w:abstractNum w:abstractNumId="1" w15:restartNumberingAfterBreak="0">
-    <w:nsid w:val="11B57470"/>
+    <w:nsid w:val="0B197B48"/>
     <w:multiLevelType w:val="multilevel"/>
-    <w:tmpl w:val="5C2A2858"/>
+    <w:tmpl w:val="83E2FA26"/>
     <w:lvl w:ilvl="0">
       <w:start w:val="1"/>
       <w:numFmt w:val="bullet"/>
@@ -2519,9 +1374,9 @@
     </w:lvl>
   </w:abstractNum>
   <w:abstractNum w:abstractNumId="2" w15:restartNumberingAfterBreak="0">
-    <w:nsid w:val="2DF967FC"/>
+    <w:nsid w:val="47153941"/>
     <w:multiLevelType w:val="multilevel"/>
-    <w:tmpl w:val="2410E540"/>
+    <w:tmpl w:val="838291BC"/>
     <w:lvl w:ilvl="0">
       <w:start w:val="1"/>
       <w:numFmt w:val="bullet"/>
@@ -2668,9 +1523,9 @@
     </w:lvl>
   </w:abstractNum>
   <w:abstractNum w:abstractNumId="3" w15:restartNumberingAfterBreak="0">
-    <w:nsid w:val="32F101EE"/>
+    <w:nsid w:val="76B01640"/>
     <w:multiLevelType w:val="multilevel"/>
-    <w:tmpl w:val="8E0ABDDE"/>
+    <w:tmpl w:val="8EAA82A4"/>
     <w:lvl w:ilvl="0">
       <w:start w:val="1"/>
       <w:numFmt w:val="bullet"/>
@@ -2817,9 +1672,9 @@
     </w:lvl>
   </w:abstractNum>
   <w:abstractNum w:abstractNumId="4" w15:restartNumberingAfterBreak="0">
-    <w:nsid w:val="59B836E2"/>
+    <w:nsid w:val="79B020C2"/>
     <w:multiLevelType w:val="multilevel"/>
-    <w:tmpl w:val="8CD07486"/>
+    <w:tmpl w:val="D258F86A"/>
     <w:lvl w:ilvl="0">
       <w:start w:val="1"/>
       <w:numFmt w:val="bullet"/>
@@ -2965,20 +1820,20 @@
       </w:rPr>
     </w:lvl>
   </w:abstractNum>
-  <w:num w:numId="1" w16cid:durableId="1042243496">
+  <w:num w:numId="1" w16cid:durableId="1477647002">
+    <w:abstractNumId w:val="0"/>
+  </w:num>
+  <w:num w:numId="2" w16cid:durableId="653022567">
     <w:abstractNumId w:val="2"/>
   </w:num>
-  <w:num w:numId="2" w16cid:durableId="129177508">
-    <w:abstractNumId w:val="0"/>
+  <w:num w:numId="3" w16cid:durableId="141847999">
+    <w:abstractNumId w:val="1"/>
   </w:num>
-  <w:num w:numId="3" w16cid:durableId="1276862538">
+  <w:num w:numId="4" w16cid:durableId="852694323">
     <w:abstractNumId w:val="3"/>
   </w:num>
-  <w:num w:numId="4" w16cid:durableId="1661882350">
+  <w:num w:numId="5" w16cid:durableId="1448042237">
     <w:abstractNumId w:val="4"/>
-  </w:num>
-  <w:num w:numId="5" w16cid:durableId="36855933">
-    <w:abstractNumId w:val="1"/>
   </w:num>
 </w:numbering>
 </file>

--- a/04-Abril-Mayo/Entregables/2026-05/04-Reporte_Preparacion_Datos_IA_2026-05.docx
+++ b/04-Abril-Mayo/Entregables/2026-05/04-Reporte_Preparacion_Datos_IA_2026-05.docx
@@ -13,7 +13,7 @@
         <w:rPr>
           <w:rFonts w:ascii="Calibri" w:eastAsia="Times New Roman" w:hAnsi="Calibri" w:cs="Calibri"/>
         </w:rPr>
-        <w:t>Reporte de Preparación y Anonimización de Datos (Datasets IA)</w:t>
+        <w:t>Reporte Mensual de Preparación de Datos y Anonimización para Inteligencia Artificial</w:t>
       </w:r>
     </w:p>
     <w:p>
@@ -145,7 +145,7 @@
           <w:sz w:val="22"/>
           <w:szCs w:val="22"/>
         </w:rPr>
-        <w:t>Detallar el trabajo riguroso de diseño de arquitecturas de datos seguras, desidentificadas y curadas bajo protocolos criptográficos. El objetivo de este documento es validar la creación de *datasets* aptos para el entrenamiento e inferencia de modelos analíticos sin vulnerar en lo absoluto las disposiciones de la Ley General de Protección de Datos Personales (LGPDPPSO).</w:t>
+        <w:t>Presentar el avance mensual correspondiente a mayo de 2026 sobre la curación de *datasets*, definición de conjuntos de características (*feature sets*) y criterios de anonimización. El objetivo de este documento es validar la creación de conjuntos de datos piloto aptos para el entrenamiento e inferencia de modelos analíticos (Inteligencia Artificial y *Machine Learning*) sin vulnerar las disposiciones de la Ley General de Protección de Datos Personales (LGPDPPSO).</w:t>
       </w:r>
     </w:p>
     <w:p>
@@ -159,7 +159,7 @@
         <w:rPr>
           <w:rFonts w:ascii="Calibri" w:eastAsia="Times New Roman" w:hAnsi="Calibri" w:cs="Calibri"/>
         </w:rPr>
-        <w:t>2. Lecciones Operativas del Incidente de Seguridad (Abril)</w:t>
+        <w:t>2. Alcance del Avance de Mayo</w:t>
       </w:r>
     </w:p>
     <w:p>
@@ -177,21 +177,7 @@
           <w:sz w:val="22"/>
           <w:szCs w:val="22"/>
         </w:rPr>
-        <w:t>La preparación de datos de mayo estuvo fuertemente influenciada por la mitigación inmediata del incidente de exposición de datos (Issue reportado en repositorio). Al encontrarse en fase piloto, la manipulación de layouts de origen evidenció la fragilidad del manejo de CSVs crudos.</w:t>
-      </w:r>
-    </w:p>
-    <w:p>
-      <w:pPr>
-        <w:pStyle w:val="Ttulo3"/>
-        <w:rPr>
-          <w:rFonts w:ascii="Calibri" w:eastAsia="Times New Roman" w:hAnsi="Calibri" w:cs="Calibri"/>
-        </w:rPr>
-      </w:pPr>
-      <w:r>
-        <w:rPr>
-          <w:rFonts w:ascii="Calibri" w:eastAsia="Times New Roman" w:hAnsi="Calibri" w:cs="Calibri"/>
-        </w:rPr>
-        <w:t>2.1 Refinamiento de Criterios de Anonimización</w:t>
+        <w:t>A diferencia de abril, en donde se definió la superficie teórica de datos útiles para IA, durante mayo se ejecutó la extracción y curación real de datos derivados del procesamiento transaccional del orquestador Fase 2.</w:t>
       </w:r>
     </w:p>
     <w:p>
@@ -209,24 +195,7 @@
           <w:sz w:val="22"/>
           <w:szCs w:val="22"/>
         </w:rPr>
-        <w:t xml:space="preserve">A raíz de lo anterior, se formalizó que </w:t>
-      </w:r>
-      <w:r>
-        <w:rPr>
-          <w:rStyle w:val="Fuerte"/>
-          <w:rFonts w:ascii="Calibri" w:hAnsi="Calibri" w:cs="Calibri"/>
-          <w:sz w:val="22"/>
-          <w:szCs w:val="22"/>
-        </w:rPr>
-        <w:t>ningún dataset descriptivo, predictivo o analítico puede contener texto plano de los siguientes campos</w:t>
-      </w:r>
-      <w:r>
-        <w:rPr>
-          <w:rFonts w:ascii="Calibri" w:hAnsi="Calibri" w:cs="Calibri"/>
-          <w:sz w:val="22"/>
-          <w:szCs w:val="22"/>
-        </w:rPr>
-        <w:t>:</w:t>
+        <w:t>El trabajo de mayo se focalizó en:</w:t>
       </w:r>
     </w:p>
     <w:p>
@@ -248,7 +217,7 @@
           <w:sz w:val="22"/>
           <w:szCs w:val="22"/>
         </w:rPr>
-        <w:t>CURP del Menor o Tutor.</w:t>
+        <w:t>Implementar controles criptográficos sobre la extracción de datos debido a incidentes previos.</w:t>
       </w:r>
     </w:p>
     <w:p>
@@ -270,7 +239,7 @@
           <w:sz w:val="22"/>
           <w:szCs w:val="22"/>
         </w:rPr>
-        <w:t>Nombres Completos o Apellidos.</w:t>
+        <w:t>Sustituir identificadores directos por hashes salteados que mantengan la integridad relacional de los datos.</w:t>
       </w:r>
     </w:p>
     <w:p>
@@ -292,7 +261,43 @@
           <w:sz w:val="22"/>
           <w:szCs w:val="22"/>
         </w:rPr>
-        <w:t>Referencias telefónicas o correos electrónicos (PII Crítico).</w:t>
+        <w:t>Construir cuatro conjuntos de datos piloto ciegos (sin PII) para modelado de comportamiento de red, rendimiento de hilos y detección de fallos del IMSS.</w:t>
+      </w:r>
+    </w:p>
+    <w:p>
+      <w:pPr>
+        <w:numPr>
+          <w:ilvl w:val="0"/>
+          <w:numId w:val="1"/>
+        </w:numPr>
+        <w:spacing w:before="100" w:beforeAutospacing="1" w:after="100" w:afterAutospacing="1"/>
+        <w:rPr>
+          <w:rFonts w:ascii="Calibri" w:eastAsia="Times New Roman" w:hAnsi="Calibri" w:cs="Calibri"/>
+          <w:sz w:val="22"/>
+          <w:szCs w:val="22"/>
+        </w:rPr>
+      </w:pPr>
+      <w:r>
+        <w:rPr>
+          <w:rFonts w:ascii="Calibri" w:eastAsia="Times New Roman" w:hAnsi="Calibri" w:cs="Calibri"/>
+          <w:sz w:val="22"/>
+          <w:szCs w:val="22"/>
+        </w:rPr>
+        <w:t>Validar las matrices resultantes mediante pruebas de colisión y fugas de información.</w:t>
+      </w:r>
+    </w:p>
+    <w:p>
+      <w:pPr>
+        <w:pStyle w:val="Ttulo2"/>
+        <w:rPr>
+          <w:rFonts w:ascii="Calibri" w:eastAsia="Times New Roman" w:hAnsi="Calibri" w:cs="Calibri"/>
+        </w:rPr>
+      </w:pPr>
+      <w:r>
+        <w:rPr>
+          <w:rFonts w:ascii="Calibri" w:eastAsia="Times New Roman" w:hAnsi="Calibri" w:cs="Calibri"/>
+        </w:rPr>
+        <w:t>3. Lecciones Operativas del Incidente de Seguridad</w:t>
       </w:r>
     </w:p>
     <w:p>
@@ -310,7 +315,21 @@
           <w:sz w:val="22"/>
           <w:szCs w:val="22"/>
         </w:rPr>
-        <w:t>Toda la evidencia de entrenamiento de IA se genera procesando los datos mediante la técnica:</w:t>
+        <w:t xml:space="preserve">La preparación de datos de mayo estuvo fuertemente influenciada por la mitigación inmediata del incidente de exposición de datos (reportado en la Bitácora de la Fase 2), donde el archivo </w:t>
+      </w:r>
+      <w:r>
+        <w:rPr>
+          <w:rStyle w:val="CdigoHTML"/>
+        </w:rPr>
+        <w:t>MENORES_SIN_PADECIMIENTO.csv</w:t>
+      </w:r>
+      <w:r>
+        <w:rPr>
+          <w:rFonts w:ascii="Calibri" w:hAnsi="Calibri" w:cs="Calibri"/>
+          <w:sz w:val="22"/>
+          <w:szCs w:val="22"/>
+        </w:rPr>
+        <w:t xml:space="preserve"> fue expuesto en el control de versiones.</w:t>
       </w:r>
     </w:p>
     <w:p>
@@ -324,9 +343,11 @@
       </w:pPr>
       <w:r>
         <w:rPr>
-          <w:rStyle w:val="CdigoHTML"/>
-        </w:rPr>
-        <w:t>MD5_HASH(CURP_TEXTO_PLANO + 'SALT_INSTITUCIONAL')</w:t>
+          <w:rFonts w:ascii="Calibri" w:hAnsi="Calibri" w:cs="Calibri"/>
+          <w:sz w:val="22"/>
+          <w:szCs w:val="22"/>
+        </w:rPr>
+        <w:t>Al encontrarse en fase piloto de curación de datos, este evento evidenció la fragilidad del manejo de CSVs crudos cuando el destino final es la manipulación en entornos de ciencia de datos locales.</w:t>
       </w:r>
     </w:p>
     <w:p>
@@ -340,7 +361,8 @@
         <w:rPr>
           <w:rFonts w:ascii="Calibri" w:eastAsia="Times New Roman" w:hAnsi="Calibri" w:cs="Calibri"/>
         </w:rPr>
-        <w:t>3. Preparación de Datasets Piloto para Inteligencia Artificial</w:t>
+        <w:lastRenderedPageBreak/>
+        <w:t>4. Refinamiento de Criterios de Anonimización</w:t>
       </w:r>
     </w:p>
     <w:p>
@@ -358,52 +380,24 @@
           <w:sz w:val="22"/>
           <w:szCs w:val="22"/>
         </w:rPr>
-        <w:lastRenderedPageBreak/>
-        <w:t>Durante mayo, se generaron y depuraron de manera 100% ciega (sin PII) cuatro conjuntos de datos de prueba destinados a la parametrización de un potencial modelo predictivo de fallos de red y carga dinámica.</w:t>
-      </w:r>
-    </w:p>
-    <w:p>
-      <w:pPr>
-        <w:pStyle w:val="Ttulo3"/>
-        <w:rPr>
-          <w:rFonts w:ascii="Calibri" w:eastAsia="Times New Roman" w:hAnsi="Calibri" w:cs="Calibri"/>
-        </w:rPr>
-      </w:pPr>
-      <w:r>
-        <w:rPr>
-          <w:rFonts w:ascii="Calibri" w:eastAsia="Times New Roman" w:hAnsi="Calibri" w:cs="Calibri"/>
-        </w:rPr>
-        <w:t xml:space="preserve">3.1 </w:t>
-      </w:r>
-      <w:r>
-        <w:rPr>
-          <w:rStyle w:val="CdigoHTML"/>
-        </w:rPr>
-        <w:t>dataset_lote_piloto_202605.csv</w:t>
-      </w:r>
-      <w:r>
-        <w:rPr>
-          <w:rFonts w:ascii="Calibri" w:eastAsia="Times New Roman" w:hAnsi="Calibri" w:cs="Calibri"/>
-        </w:rPr>
-        <w:t xml:space="preserve"> (15 Registros Agregados)</w:t>
-      </w:r>
-    </w:p>
-    <w:p>
-      <w:pPr>
-        <w:pStyle w:val="NormalWeb"/>
-        <w:rPr>
-          <w:rFonts w:ascii="Calibri" w:hAnsi="Calibri" w:cs="Calibri"/>
-          <w:sz w:val="22"/>
-          <w:szCs w:val="22"/>
-        </w:rPr>
-      </w:pPr>
-      <w:r>
-        <w:rPr>
-          <w:rFonts w:ascii="Calibri" w:hAnsi="Calibri" w:cs="Calibri"/>
-          <w:sz w:val="22"/>
-          <w:szCs w:val="22"/>
-        </w:rPr>
-        <w:t>Contiene las características consolidadas del comportamiento del pool por corrida:</w:t>
+        <w:t xml:space="preserve">A raíz del incidente operativo, se formalizó de manera irrefutable que </w:t>
+      </w:r>
+      <w:r>
+        <w:rPr>
+          <w:rStyle w:val="Fuerte"/>
+          <w:rFonts w:ascii="Calibri" w:hAnsi="Calibri" w:cs="Calibri"/>
+          <w:sz w:val="22"/>
+          <w:szCs w:val="22"/>
+        </w:rPr>
+        <w:t>ningún dataset descriptivo, predictivo o analítico puede contener texto plano de los siguientes campos</w:t>
+      </w:r>
+      <w:r>
+        <w:rPr>
+          <w:rFonts w:ascii="Calibri" w:hAnsi="Calibri" w:cs="Calibri"/>
+          <w:sz w:val="22"/>
+          <w:szCs w:val="22"/>
+        </w:rPr>
+        <w:t>:</w:t>
       </w:r>
     </w:p>
     <w:p>
@@ -421,76 +415,11 @@
       </w:pPr>
       <w:r>
         <w:rPr>
-          <w:rStyle w:val="Fuerte"/>
-          <w:rFonts w:ascii="Calibri" w:eastAsia="Times New Roman" w:hAnsi="Calibri" w:cs="Calibri"/>
-          <w:sz w:val="22"/>
-          <w:szCs w:val="22"/>
-        </w:rPr>
-        <w:t>Variables Predictivas:</w:t>
-      </w:r>
-      <w:r>
-        <w:rPr>
-          <w:rFonts w:ascii="Calibri" w:eastAsia="Times New Roman" w:hAnsi="Calibri" w:cs="Calibri"/>
-          <w:sz w:val="22"/>
-          <w:szCs w:val="22"/>
-        </w:rPr>
-        <w:t xml:space="preserve"> </w:t>
-      </w:r>
-      <w:r>
-        <w:rPr>
-          <w:rStyle w:val="CdigoHTML"/>
-        </w:rPr>
-        <w:t>estado_origen</w:t>
-      </w:r>
-      <w:r>
-        <w:rPr>
-          <w:rFonts w:ascii="Calibri" w:eastAsia="Times New Roman" w:hAnsi="Calibri" w:cs="Calibri"/>
-          <w:sz w:val="22"/>
-          <w:szCs w:val="22"/>
-        </w:rPr>
-        <w:t xml:space="preserve">, </w:t>
-      </w:r>
-      <w:r>
-        <w:rPr>
-          <w:rStyle w:val="CdigoHTML"/>
-        </w:rPr>
-        <w:t>horas_del_dia</w:t>
-      </w:r>
-      <w:r>
-        <w:rPr>
-          <w:rFonts w:ascii="Calibri" w:eastAsia="Times New Roman" w:hAnsi="Calibri" w:cs="Calibri"/>
-          <w:sz w:val="22"/>
-          <w:szCs w:val="22"/>
-        </w:rPr>
-        <w:t xml:space="preserve">, </w:t>
-      </w:r>
-      <w:r>
-        <w:rPr>
-          <w:rStyle w:val="CdigoHTML"/>
-        </w:rPr>
-        <w:t>num_workers</w:t>
-      </w:r>
-      <w:r>
-        <w:rPr>
-          <w:rFonts w:ascii="Calibri" w:eastAsia="Times New Roman" w:hAnsi="Calibri" w:cs="Calibri"/>
-          <w:sz w:val="22"/>
-          <w:szCs w:val="22"/>
-        </w:rPr>
-        <w:t xml:space="preserve"> asignados, </w:t>
-      </w:r>
-      <w:r>
-        <w:rPr>
-          <w:rStyle w:val="CdigoHTML"/>
-        </w:rPr>
-        <w:t>tamanio_batch</w:t>
-      </w:r>
-      <w:r>
-        <w:rPr>
-          <w:rFonts w:ascii="Calibri" w:eastAsia="Times New Roman" w:hAnsi="Calibri" w:cs="Calibri"/>
-          <w:sz w:val="22"/>
-          <w:szCs w:val="22"/>
-        </w:rPr>
-        <w:t>.</w:t>
+          <w:rFonts w:ascii="Calibri" w:eastAsia="Times New Roman" w:hAnsi="Calibri" w:cs="Calibri"/>
+          <w:sz w:val="22"/>
+          <w:szCs w:val="22"/>
+        </w:rPr>
+        <w:t>CURP del Menor o del Tutor.</w:t>
       </w:r>
     </w:p>
     <w:p>
@@ -508,48 +437,298 @@
       </w:pPr>
       <w:r>
         <w:rPr>
+          <w:rFonts w:ascii="Calibri" w:eastAsia="Times New Roman" w:hAnsi="Calibri" w:cs="Calibri"/>
+          <w:sz w:val="22"/>
+          <w:szCs w:val="22"/>
+        </w:rPr>
+        <w:t>Nombres Completos o Apellidos.</w:t>
+      </w:r>
+    </w:p>
+    <w:p>
+      <w:pPr>
+        <w:numPr>
+          <w:ilvl w:val="0"/>
+          <w:numId w:val="2"/>
+        </w:numPr>
+        <w:spacing w:before="100" w:beforeAutospacing="1" w:after="100" w:afterAutospacing="1"/>
+        <w:rPr>
+          <w:rFonts w:ascii="Calibri" w:eastAsia="Times New Roman" w:hAnsi="Calibri" w:cs="Calibri"/>
+          <w:sz w:val="22"/>
+          <w:szCs w:val="22"/>
+        </w:rPr>
+      </w:pPr>
+      <w:r>
+        <w:rPr>
+          <w:rFonts w:ascii="Calibri" w:eastAsia="Times New Roman" w:hAnsi="Calibri" w:cs="Calibri"/>
+          <w:sz w:val="22"/>
+          <w:szCs w:val="22"/>
+        </w:rPr>
+        <w:t>Referencias telefónicas o correos electrónicos (PII Crítico).</w:t>
+      </w:r>
+    </w:p>
+    <w:p>
+      <w:pPr>
+        <w:pStyle w:val="NormalWeb"/>
+        <w:rPr>
+          <w:rFonts w:ascii="Calibri" w:hAnsi="Calibri" w:cs="Calibri"/>
+          <w:sz w:val="22"/>
+          <w:szCs w:val="22"/>
+        </w:rPr>
+      </w:pPr>
+      <w:r>
+        <w:rPr>
+          <w:rFonts w:ascii="Calibri" w:hAnsi="Calibri" w:cs="Calibri"/>
+          <w:sz w:val="22"/>
+          <w:szCs w:val="22"/>
+        </w:rPr>
+        <w:t>Toda la evidencia transaccional destinada al entrenamiento de Inteligencia Artificial (y a su exportación) debe ser generada pre-procesando los identificadores bajo la siguiente técnica:</w:t>
+      </w:r>
+    </w:p>
+    <w:p>
+      <w:pPr>
+        <w:pStyle w:val="NormalWeb"/>
+        <w:rPr>
+          <w:rFonts w:ascii="Calibri" w:hAnsi="Calibri" w:cs="Calibri"/>
+          <w:sz w:val="22"/>
+          <w:szCs w:val="22"/>
+        </w:rPr>
+      </w:pPr>
+      <w:r>
+        <w:rPr>
+          <w:rStyle w:val="CdigoHTML"/>
+        </w:rPr>
+        <w:t>MD5_HASH(CURP_TEXTO_PLANO || 'SALT_INSTITUCIONAL')</w:t>
+      </w:r>
+    </w:p>
+    <w:p>
+      <w:pPr>
+        <w:pStyle w:val="NormalWeb"/>
+        <w:rPr>
+          <w:rFonts w:ascii="Calibri" w:hAnsi="Calibri" w:cs="Calibri"/>
+          <w:sz w:val="22"/>
+          <w:szCs w:val="22"/>
+        </w:rPr>
+      </w:pPr>
+      <w:r>
+        <w:rPr>
+          <w:rFonts w:ascii="Calibri" w:hAnsi="Calibri" w:cs="Calibri"/>
+          <w:sz w:val="22"/>
+          <w:szCs w:val="22"/>
+        </w:rPr>
+        <w:t>El uso de un *Salt Institucional* previene los ataques de diccionario y *Rainbow Tables* que podrían revertir hashes comunes, manteniendo al mismo tiempo la capacidad de cruzar datos internamente al generar el mismo token criptográfico para el mismo sujeto.</w:t>
+      </w:r>
+    </w:p>
+    <w:p>
+      <w:pPr>
+        <w:pStyle w:val="NormalWeb"/>
+        <w:rPr>
+          <w:rFonts w:ascii="Calibri" w:hAnsi="Calibri" w:cs="Calibri"/>
+          <w:sz w:val="22"/>
+          <w:szCs w:val="22"/>
+        </w:rPr>
+      </w:pPr>
+      <w:r>
+        <w:rPr>
           <w:rStyle w:val="Fuerte"/>
-          <w:rFonts w:ascii="Calibri" w:eastAsia="Times New Roman" w:hAnsi="Calibri" w:cs="Calibri"/>
-          <w:sz w:val="22"/>
-          <w:szCs w:val="22"/>
-        </w:rPr>
-        <w:t>Variable Objetivo (Target):</w:t>
-      </w:r>
-      <w:r>
-        <w:rPr>
-          <w:rFonts w:ascii="Calibri" w:eastAsia="Times New Roman" w:hAnsi="Calibri" w:cs="Calibri"/>
-          <w:sz w:val="22"/>
-          <w:szCs w:val="22"/>
-        </w:rPr>
-        <w:t xml:space="preserve"> </w:t>
+          <w:rFonts w:ascii="Calibri" w:hAnsi="Calibri" w:cs="Calibri"/>
+          <w:sz w:val="22"/>
+          <w:szCs w:val="22"/>
+        </w:rPr>
+        <w:t>Data Pipeline de Extracción Analítica:</w:t>
+      </w:r>
+    </w:p>
+    <w:p>
+      <w:pPr>
+        <w:pStyle w:val="HTMLconformatoprevio"/>
+      </w:pPr>
+    </w:p>
+    <w:p>
+      <w:pPr>
+        <w:pStyle w:val="HTMLconformatoprevio"/>
+      </w:pPr>
+      <w:r>
+        <w:t>stateDiagram-v2</w:t>
+      </w:r>
+    </w:p>
+    <w:p>
+      <w:pPr>
+        <w:pStyle w:val="HTMLconformatoprevio"/>
+      </w:pPr>
+      <w:r>
+        <w:t xml:space="preserve">    [*] --&gt; ExtraccionTransaccional</w:t>
+      </w:r>
+    </w:p>
+    <w:p>
+      <w:pPr>
+        <w:pStyle w:val="HTMLconformatoprevio"/>
+      </w:pPr>
+      <w:r>
+        <w:t xml:space="preserve">    ExtraccionTransaccional --&gt; EnmascaramientoPII: SQL Hash MD5 + Salt</w:t>
+      </w:r>
+    </w:p>
+    <w:p>
+      <w:pPr>
+        <w:pStyle w:val="HTMLconformatoprevio"/>
+      </w:pPr>
+      <w:r>
+        <w:t xml:space="preserve">    EnmascaramientoPII --&gt; </w:t>
+      </w:r>
+      <w:r>
+        <w:t>FeatureEngineering: Transformación (Pandas)</w:t>
+      </w:r>
+    </w:p>
+    <w:p>
+      <w:pPr>
+        <w:pStyle w:val="HTMLconformatoprevio"/>
+      </w:pPr>
+      <w:r>
+        <w:t xml:space="preserve">    FeatureEngineering --&gt; ExportacionSegura</w:t>
+      </w:r>
+    </w:p>
+    <w:p>
+      <w:pPr>
+        <w:pStyle w:val="HTMLconformatoprevio"/>
+      </w:pPr>
+      <w:r>
+        <w:t xml:space="preserve">    </w:t>
+      </w:r>
+    </w:p>
+    <w:p>
+      <w:pPr>
+        <w:pStyle w:val="HTMLconformatoprevio"/>
+      </w:pPr>
+      <w:r>
+        <w:t xml:space="preserve">    state ExportacionSegura {</w:t>
+      </w:r>
+    </w:p>
+    <w:p>
+      <w:pPr>
+        <w:pStyle w:val="HTMLconformatoprevio"/>
+      </w:pPr>
+      <w:r>
+        <w:t xml:space="preserve">        [*] --&gt; CSV_Depurado</w:t>
+      </w:r>
+    </w:p>
+    <w:p>
+      <w:pPr>
+        <w:pStyle w:val="HTMLconformatoprevio"/>
+      </w:pPr>
+      <w:r>
+        <w:t xml:space="preserve">        CSV_Depurado --&gt; Apache_Parquet</w:t>
+      </w:r>
+    </w:p>
+    <w:p>
+      <w:pPr>
+        <w:pStyle w:val="HTMLconformatoprevio"/>
+      </w:pPr>
+      <w:r>
+        <w:t xml:space="preserve">        Apache_Parquet --&gt; [*]</w:t>
+      </w:r>
+    </w:p>
+    <w:p>
+      <w:pPr>
+        <w:pStyle w:val="HTMLconformatoprevio"/>
+      </w:pPr>
+      <w:r>
+        <w:t xml:space="preserve">    }</w:t>
+      </w:r>
+    </w:p>
+    <w:p>
+      <w:pPr>
+        <w:pStyle w:val="HTMLconformatoprevio"/>
+      </w:pPr>
+      <w:r>
+        <w:t xml:space="preserve">    </w:t>
+      </w:r>
+    </w:p>
+    <w:p>
+      <w:pPr>
+        <w:pStyle w:val="HTMLconformatoprevio"/>
+      </w:pPr>
+      <w:r>
+        <w:t xml:space="preserve">    ExportacionSegura --&gt; DataWarehouseIA</w:t>
+      </w:r>
+    </w:p>
+    <w:p>
+      <w:pPr>
+        <w:pStyle w:val="HTMLconformatoprevio"/>
+      </w:pPr>
+      <w:r>
+        <w:t xml:space="preserve">    DataWarehouseIA --&gt; [*]</w:t>
+      </w:r>
+    </w:p>
+    <w:p>
+      <w:pPr>
+        <w:pStyle w:val="Ttulo2"/>
+        <w:rPr>
+          <w:rFonts w:ascii="Calibri" w:eastAsia="Times New Roman" w:hAnsi="Calibri" w:cs="Calibri"/>
+        </w:rPr>
+      </w:pPr>
+      <w:r>
+        <w:rPr>
+          <w:rFonts w:ascii="Calibri" w:eastAsia="Times New Roman" w:hAnsi="Calibri" w:cs="Calibri"/>
+        </w:rPr>
+        <w:t>5. Preparación de Datasets Piloto para Inteligencia Artificial</w:t>
+      </w:r>
+    </w:p>
+    <w:p>
+      <w:pPr>
+        <w:pStyle w:val="NormalWeb"/>
+        <w:rPr>
+          <w:rFonts w:ascii="Calibri" w:hAnsi="Calibri" w:cs="Calibri"/>
+          <w:sz w:val="22"/>
+          <w:szCs w:val="22"/>
+        </w:rPr>
+      </w:pPr>
+      <w:r>
+        <w:rPr>
+          <w:rFonts w:ascii="Calibri" w:hAnsi="Calibri" w:cs="Calibri"/>
+          <w:sz w:val="22"/>
+          <w:szCs w:val="22"/>
+        </w:rPr>
+        <w:t>Durante mayo, se generaron y depuraron de manera 100% ciega (anonimizada) cuatro conjuntos de datos de prueba. Estos *datasets* extraen información transaccional de PostgreSQL (</w:t>
       </w:r>
       <w:r>
         <w:rPr>
           <w:rStyle w:val="CdigoHTML"/>
         </w:rPr>
-        <w:t>tasa_exito_descarga</w:t>
-      </w:r>
-      <w:r>
-        <w:rPr>
-          <w:rFonts w:ascii="Calibri" w:eastAsia="Times New Roman" w:hAnsi="Calibri" w:cs="Calibri"/>
-          <w:sz w:val="22"/>
-          <w:szCs w:val="22"/>
-        </w:rPr>
-        <w:t xml:space="preserve"> y </w:t>
+        <w:t>Lote</w:t>
+      </w:r>
+      <w:r>
+        <w:rPr>
+          <w:rFonts w:ascii="Calibri" w:hAnsi="Calibri" w:cs="Calibri"/>
+          <w:sz w:val="22"/>
+          <w:szCs w:val="22"/>
+        </w:rPr>
+        <w:t xml:space="preserve">, </w:t>
       </w:r>
       <w:r>
         <w:rPr>
           <w:rStyle w:val="CdigoHTML"/>
         </w:rPr>
-        <w:t>ms_promedio_respuesta</w:t>
-      </w:r>
-      <w:r>
-        <w:rPr>
-          <w:rFonts w:ascii="Calibri" w:eastAsia="Times New Roman" w:hAnsi="Calibri" w:cs="Calibri"/>
-          <w:sz w:val="22"/>
-          <w:szCs w:val="22"/>
-        </w:rPr>
-        <w:t>.</w:t>
+        <w:t>CurpProcesada</w:t>
+      </w:r>
+      <w:r>
+        <w:rPr>
+          <w:rFonts w:ascii="Calibri" w:hAnsi="Calibri" w:cs="Calibri"/>
+          <w:sz w:val="22"/>
+          <w:szCs w:val="22"/>
+        </w:rPr>
+        <w:t xml:space="preserve">, </w:t>
+      </w:r>
+      <w:r>
+        <w:rPr>
+          <w:rStyle w:val="CdigoHTML"/>
+        </w:rPr>
+        <w:t>BitacoraEvento</w:t>
+      </w:r>
+      <w:r>
+        <w:rPr>
+          <w:rFonts w:ascii="Calibri" w:hAnsi="Calibri" w:cs="Calibri"/>
+          <w:sz w:val="22"/>
+          <w:szCs w:val="22"/>
+        </w:rPr>
+        <w:t>) y están destinados a la parametrización de un modelo inicial predictivo de fallos de red y carga dinámica.</w:t>
       </w:r>
     </w:p>
     <w:p>
@@ -563,19 +742,19 @@
         <w:rPr>
           <w:rFonts w:ascii="Calibri" w:eastAsia="Times New Roman" w:hAnsi="Calibri" w:cs="Calibri"/>
         </w:rPr>
-        <w:t xml:space="preserve">3.2 </w:t>
+        <w:t>5.1 Dataset Lote Piloto (</w:t>
       </w:r>
       <w:r>
         <w:rPr>
           <w:rStyle w:val="CdigoHTML"/>
         </w:rPr>
-        <w:t>dataset_curp_anom_piloto_202605.csv</w:t>
-      </w:r>
-      <w:r>
-        <w:rPr>
-          <w:rFonts w:ascii="Calibri" w:eastAsia="Times New Roman" w:hAnsi="Calibri" w:cs="Calibri"/>
-        </w:rPr>
-        <w:t xml:space="preserve"> (1,000 Registros)</w:t>
+        <w:t>dataset_lote_piloto_202605.csv</w:t>
+      </w:r>
+      <w:r>
+        <w:rPr>
+          <w:rFonts w:ascii="Calibri" w:eastAsia="Times New Roman" w:hAnsi="Calibri" w:cs="Calibri"/>
+        </w:rPr>
+        <w:t>)</w:t>
       </w:r>
     </w:p>
     <w:p>
@@ -593,7 +772,8 @@
           <w:sz w:val="22"/>
           <w:szCs w:val="22"/>
         </w:rPr>
-        <w:t>Muestra representativa de alumnos (Veracruz y Puebla) utilizando un diseño estricto de columnas:</w:t>
+        <w:lastRenderedPageBreak/>
+        <w:t>Este conjunto agrega la información del comportamiento del *pool* de ejecución por cada corrida (Lote). Consiste en una muestra inicial de 15 registros altamente agregados.</w:t>
       </w:r>
     </w:p>
     <w:p>
@@ -611,17 +791,20 @@
       </w:pPr>
       <w:r>
         <w:rPr>
-          <w:rStyle w:val="CdigoHTML"/>
-        </w:rPr>
-        <w:t>curp_hash</w:t>
-      </w:r>
-      <w:r>
-        <w:rPr>
-          <w:rFonts w:ascii="Calibri" w:eastAsia="Times New Roman" w:hAnsi="Calibri" w:cs="Calibri"/>
-          <w:sz w:val="22"/>
-          <w:szCs w:val="22"/>
-        </w:rPr>
-        <w:t>: Identificador trazable internamente pero inútil en el exterior.</w:t>
+          <w:rStyle w:val="Fuerte"/>
+          <w:rFonts w:ascii="Calibri" w:eastAsia="Times New Roman" w:hAnsi="Calibri" w:cs="Calibri"/>
+          <w:sz w:val="22"/>
+          <w:szCs w:val="22"/>
+        </w:rPr>
+        <w:t>Propósito:</w:t>
+      </w:r>
+      <w:r>
+        <w:rPr>
+          <w:rFonts w:ascii="Calibri" w:eastAsia="Times New Roman" w:hAnsi="Calibri" w:cs="Calibri"/>
+          <w:sz w:val="22"/>
+          <w:szCs w:val="22"/>
+        </w:rPr>
+        <w:t xml:space="preserve"> Predecir el nivel de saturación que tendrá el API del IMSS en base a la configuración de concurrencia.</w:t>
       </w:r>
     </w:p>
     <w:p>
@@ -639,17 +822,76 @@
       </w:pPr>
       <w:r>
         <w:rPr>
+          <w:rStyle w:val="Fuerte"/>
+          <w:rFonts w:ascii="Calibri" w:eastAsia="Times New Roman" w:hAnsi="Calibri" w:cs="Calibri"/>
+          <w:sz w:val="22"/>
+          <w:szCs w:val="22"/>
+        </w:rPr>
+        <w:t>Variables Predictivas (Features):</w:t>
+      </w:r>
+      <w:r>
+        <w:rPr>
+          <w:rFonts w:ascii="Calibri" w:eastAsia="Times New Roman" w:hAnsi="Calibri" w:cs="Calibri"/>
+          <w:sz w:val="22"/>
+          <w:szCs w:val="22"/>
+        </w:rPr>
+        <w:t xml:space="preserve"> </w:t>
+      </w:r>
+      <w:r>
+        <w:rPr>
           <w:rStyle w:val="CdigoHTML"/>
         </w:rPr>
-        <w:t>cct_hash</w:t>
-      </w:r>
-      <w:r>
-        <w:rPr>
-          <w:rFonts w:ascii="Calibri" w:eastAsia="Times New Roman" w:hAnsi="Calibri" w:cs="Calibri"/>
-          <w:sz w:val="22"/>
-          <w:szCs w:val="22"/>
-        </w:rPr>
-        <w:t>: Clave del Centro de Trabajo ofuscada.</w:t>
+        <w:t>estado_origen</w:t>
+      </w:r>
+      <w:r>
+        <w:rPr>
+          <w:rFonts w:ascii="Calibri" w:eastAsia="Times New Roman" w:hAnsi="Calibri" w:cs="Calibri"/>
+          <w:sz w:val="22"/>
+          <w:szCs w:val="22"/>
+        </w:rPr>
+        <w:t xml:space="preserve">, </w:t>
+      </w:r>
+      <w:r>
+        <w:rPr>
+          <w:rStyle w:val="CdigoHTML"/>
+        </w:rPr>
+        <w:t>horas_del_dia</w:t>
+      </w:r>
+      <w:r>
+        <w:rPr>
+          <w:rFonts w:ascii="Calibri" w:eastAsia="Times New Roman" w:hAnsi="Calibri" w:cs="Calibri"/>
+          <w:sz w:val="22"/>
+          <w:szCs w:val="22"/>
+        </w:rPr>
+        <w:t xml:space="preserve"> (franja horaria), </w:t>
+      </w:r>
+      <w:r>
+        <w:rPr>
+          <w:rStyle w:val="CdigoHTML"/>
+        </w:rPr>
+        <w:t>num_workers</w:t>
+      </w:r>
+      <w:r>
+        <w:rPr>
+          <w:rFonts w:ascii="Calibri" w:eastAsia="Times New Roman" w:hAnsi="Calibri" w:cs="Calibri"/>
+          <w:sz w:val="22"/>
+          <w:szCs w:val="22"/>
+        </w:rPr>
+        <w:t xml:space="preserve"> asignados, y </w:t>
+      </w:r>
+      <w:r>
+        <w:rPr>
+          <w:rStyle w:val="CdigoHTML"/>
+        </w:rPr>
+        <w:t>tamanio_batch</w:t>
+      </w:r>
+      <w:r>
+        <w:rPr>
+          <w:rFonts w:ascii="Calibri" w:eastAsia="Times New Roman" w:hAnsi="Calibri" w:cs="Calibri"/>
+          <w:sz w:val="22"/>
+          <w:szCs w:val="22"/>
+        </w:rPr>
+        <w:t>.</w:t>
       </w:r>
     </w:p>
     <w:p>
@@ -667,71 +909,907 @@
       </w:pPr>
       <w:r>
         <w:rPr>
+          <w:rStyle w:val="Fuerte"/>
+          <w:rFonts w:ascii="Calibri" w:eastAsia="Times New Roman" w:hAnsi="Calibri" w:cs="Calibri"/>
+          <w:sz w:val="22"/>
+          <w:szCs w:val="22"/>
+        </w:rPr>
+        <w:t>Variables Objetivo (Target):</w:t>
+      </w:r>
+      <w:r>
+        <w:rPr>
+          <w:rFonts w:ascii="Calibri" w:eastAsia="Times New Roman" w:hAnsi="Calibri" w:cs="Calibri"/>
+          <w:sz w:val="22"/>
+          <w:szCs w:val="22"/>
+        </w:rPr>
+        <w:t xml:space="preserve"> </w:t>
+      </w:r>
+      <w:r>
+        <w:rPr>
           <w:rStyle w:val="CdigoHTML"/>
         </w:rPr>
-        <w:t>ciclo</w:t>
-      </w:r>
-      <w:r>
-        <w:rPr>
-          <w:rFonts w:ascii="Calibri" w:eastAsia="Times New Roman" w:hAnsi="Calibri" w:cs="Calibri"/>
-          <w:sz w:val="22"/>
-          <w:szCs w:val="22"/>
-        </w:rPr>
-        <w:t xml:space="preserve">, </w:t>
+        <w:t>tasa_exito_descarga</w:t>
+      </w:r>
+      <w:r>
+        <w:rPr>
+          <w:rFonts w:ascii="Calibri" w:eastAsia="Times New Roman" w:hAnsi="Calibri" w:cs="Calibri"/>
+          <w:sz w:val="22"/>
+          <w:szCs w:val="22"/>
+        </w:rPr>
+        <w:t xml:space="preserve"> y </w:t>
       </w:r>
       <w:r>
         <w:rPr>
           <w:rStyle w:val="CdigoHTML"/>
         </w:rPr>
-        <w:t>turno</w:t>
-      </w:r>
-      <w:r>
-        <w:rPr>
-          <w:rFonts w:ascii="Calibri" w:eastAsia="Times New Roman" w:hAnsi="Calibri" w:cs="Calibri"/>
-          <w:sz w:val="22"/>
-          <w:szCs w:val="22"/>
-        </w:rPr>
-        <w:t xml:space="preserve">, </w:t>
+        <w:t>ms_promedio_respuesta</w:t>
+      </w:r>
+      <w:r>
+        <w:rPr>
+          <w:rFonts w:ascii="Calibri" w:eastAsia="Times New Roman" w:hAnsi="Calibri" w:cs="Calibri"/>
+          <w:sz w:val="22"/>
+          <w:szCs w:val="22"/>
+        </w:rPr>
+        <w:t xml:space="preserve"> del proveedor.</w:t>
+      </w:r>
+    </w:p>
+    <w:p>
+      <w:pPr>
+        <w:pStyle w:val="NormalWeb"/>
+        <w:rPr>
+          <w:rFonts w:ascii="Calibri" w:hAnsi="Calibri" w:cs="Calibri"/>
+          <w:sz w:val="22"/>
+          <w:szCs w:val="22"/>
+        </w:rPr>
+      </w:pPr>
+      <w:r>
+        <w:rPr>
+          <w:rStyle w:val="Fuerte"/>
+          <w:rFonts w:ascii="Calibri" w:hAnsi="Calibri" w:cs="Calibri"/>
+          <w:sz w:val="22"/>
+          <w:szCs w:val="22"/>
+        </w:rPr>
+        <w:t>Ejemplo de Estructura de Datos (Mock):</w:t>
+      </w:r>
+    </w:p>
+    <w:tbl>
+      <w:tblPr>
+        <w:tblW w:w="5000" w:type="pct"/>
+        <w:tblCellMar>
+          <w:top w:w="15" w:type="dxa"/>
+          <w:left w:w="15" w:type="dxa"/>
+          <w:bottom w:w="15" w:type="dxa"/>
+          <w:right w:w="15" w:type="dxa"/>
+        </w:tblCellMar>
+        <w:tblLook w:val="04A0" w:firstRow="1" w:lastRow="0" w:firstColumn="1" w:lastColumn="0" w:noHBand="0" w:noVBand="1"/>
+      </w:tblPr>
+      <w:tblGrid>
+        <w:gridCol w:w="821"/>
+        <w:gridCol w:w="1493"/>
+        <w:gridCol w:w="1493"/>
+        <w:gridCol w:w="1448"/>
+        <w:gridCol w:w="1566"/>
+        <w:gridCol w:w="2050"/>
+        <w:gridCol w:w="1451"/>
+      </w:tblGrid>
+      <w:tr>
+        <w:trPr>
+          <w:tblHeader/>
+        </w:trPr>
+        <w:tc>
+          <w:tcPr>
+            <w:tcW w:w="0" w:type="auto"/>
+            <w:tcBorders>
+              <w:top w:val="single" w:sz="6" w:space="0" w:color="666666"/>
+              <w:left w:val="single" w:sz="6" w:space="0" w:color="666666"/>
+              <w:bottom w:val="single" w:sz="6" w:space="0" w:color="666666"/>
+              <w:right w:val="single" w:sz="6" w:space="0" w:color="666666"/>
+            </w:tcBorders>
+            <w:tcMar>
+              <w:top w:w="90" w:type="dxa"/>
+              <w:left w:w="90" w:type="dxa"/>
+              <w:bottom w:w="90" w:type="dxa"/>
+              <w:right w:w="90" w:type="dxa"/>
+            </w:tcMar>
+            <w:hideMark/>
+          </w:tcPr>
+          <w:p>
+            <w:pPr>
+              <w:spacing w:before="180" w:after="180"/>
+              <w:rPr>
+                <w:rFonts w:ascii="Calibri" w:eastAsia="Times New Roman" w:hAnsi="Calibri" w:cs="Calibri"/>
+                <w:b/>
+                <w:bCs/>
+                <w:sz w:val="22"/>
+                <w:szCs w:val="22"/>
+              </w:rPr>
+            </w:pPr>
+            <w:r>
+              <w:rPr>
+                <w:rFonts w:ascii="Calibri" w:eastAsia="Times New Roman" w:hAnsi="Calibri" w:cs="Calibri"/>
+                <w:b/>
+                <w:bCs/>
+                <w:sz w:val="22"/>
+                <w:szCs w:val="22"/>
+              </w:rPr>
+              <w:t>id_lote</w:t>
+            </w:r>
+          </w:p>
+        </w:tc>
+        <w:tc>
+          <w:tcPr>
+            <w:tcW w:w="0" w:type="auto"/>
+            <w:tcBorders>
+              <w:top w:val="single" w:sz="6" w:space="0" w:color="666666"/>
+              <w:left w:val="single" w:sz="6" w:space="0" w:color="666666"/>
+              <w:bottom w:val="single" w:sz="6" w:space="0" w:color="666666"/>
+              <w:right w:val="single" w:sz="6" w:space="0" w:color="666666"/>
+            </w:tcBorders>
+            <w:tcMar>
+              <w:top w:w="90" w:type="dxa"/>
+              <w:left w:w="90" w:type="dxa"/>
+              <w:bottom w:w="90" w:type="dxa"/>
+              <w:right w:w="90" w:type="dxa"/>
+            </w:tcMar>
+            <w:hideMark/>
+          </w:tcPr>
+          <w:p>
+            <w:pPr>
+              <w:spacing w:before="180" w:after="180"/>
+              <w:rPr>
+                <w:rFonts w:ascii="Calibri" w:eastAsia="Times New Roman" w:hAnsi="Calibri" w:cs="Calibri"/>
+                <w:b/>
+                <w:bCs/>
+                <w:sz w:val="22"/>
+                <w:szCs w:val="22"/>
+              </w:rPr>
+            </w:pPr>
+            <w:r>
+              <w:rPr>
+                <w:rFonts w:ascii="Calibri" w:eastAsia="Times New Roman" w:hAnsi="Calibri" w:cs="Calibri"/>
+                <w:b/>
+                <w:bCs/>
+                <w:sz w:val="22"/>
+                <w:szCs w:val="22"/>
+              </w:rPr>
+              <w:t>estado_origen</w:t>
+            </w:r>
+          </w:p>
+        </w:tc>
+        <w:tc>
+          <w:tcPr>
+            <w:tcW w:w="0" w:type="auto"/>
+            <w:tcBorders>
+              <w:top w:val="single" w:sz="6" w:space="0" w:color="666666"/>
+              <w:left w:val="single" w:sz="6" w:space="0" w:color="666666"/>
+              <w:bottom w:val="single" w:sz="6" w:space="0" w:color="666666"/>
+              <w:right w:val="single" w:sz="6" w:space="0" w:color="666666"/>
+            </w:tcBorders>
+            <w:tcMar>
+              <w:top w:w="90" w:type="dxa"/>
+              <w:left w:w="90" w:type="dxa"/>
+              <w:bottom w:w="90" w:type="dxa"/>
+              <w:right w:w="90" w:type="dxa"/>
+            </w:tcMar>
+            <w:hideMark/>
+          </w:tcPr>
+          <w:p>
+            <w:pPr>
+              <w:spacing w:before="180" w:after="180"/>
+              <w:rPr>
+                <w:rFonts w:ascii="Calibri" w:eastAsia="Times New Roman" w:hAnsi="Calibri" w:cs="Calibri"/>
+                <w:b/>
+                <w:bCs/>
+                <w:sz w:val="22"/>
+                <w:szCs w:val="22"/>
+              </w:rPr>
+            </w:pPr>
+            <w:r>
+              <w:rPr>
+                <w:rFonts w:ascii="Calibri" w:eastAsia="Times New Roman" w:hAnsi="Calibri" w:cs="Calibri"/>
+                <w:b/>
+                <w:bCs/>
+                <w:sz w:val="22"/>
+                <w:szCs w:val="22"/>
+              </w:rPr>
+              <w:t>franja_horaria</w:t>
+            </w:r>
+          </w:p>
+        </w:tc>
+        <w:tc>
+          <w:tcPr>
+            <w:tcW w:w="0" w:type="auto"/>
+            <w:tcBorders>
+              <w:top w:val="single" w:sz="6" w:space="0" w:color="666666"/>
+              <w:left w:val="single" w:sz="6" w:space="0" w:color="666666"/>
+              <w:bottom w:val="single" w:sz="6" w:space="0" w:color="666666"/>
+              <w:right w:val="single" w:sz="6" w:space="0" w:color="666666"/>
+            </w:tcBorders>
+            <w:tcMar>
+              <w:top w:w="90" w:type="dxa"/>
+              <w:left w:w="90" w:type="dxa"/>
+              <w:bottom w:w="90" w:type="dxa"/>
+              <w:right w:w="90" w:type="dxa"/>
+            </w:tcMar>
+            <w:hideMark/>
+          </w:tcPr>
+          <w:p>
+            <w:pPr>
+              <w:spacing w:before="180" w:after="180"/>
+              <w:rPr>
+                <w:rFonts w:ascii="Calibri" w:eastAsia="Times New Roman" w:hAnsi="Calibri" w:cs="Calibri"/>
+                <w:b/>
+                <w:bCs/>
+                <w:sz w:val="22"/>
+                <w:szCs w:val="22"/>
+              </w:rPr>
+            </w:pPr>
+            <w:r>
+              <w:rPr>
+                <w:rFonts w:ascii="Calibri" w:eastAsia="Times New Roman" w:hAnsi="Calibri" w:cs="Calibri"/>
+                <w:b/>
+                <w:bCs/>
+                <w:sz w:val="22"/>
+                <w:szCs w:val="22"/>
+              </w:rPr>
+              <w:t>num_workers</w:t>
+            </w:r>
+          </w:p>
+        </w:tc>
+        <w:tc>
+          <w:tcPr>
+            <w:tcW w:w="0" w:type="auto"/>
+            <w:tcBorders>
+              <w:top w:val="single" w:sz="6" w:space="0" w:color="666666"/>
+              <w:left w:val="single" w:sz="6" w:space="0" w:color="666666"/>
+              <w:bottom w:val="single" w:sz="6" w:space="0" w:color="666666"/>
+              <w:right w:val="single" w:sz="6" w:space="0" w:color="666666"/>
+            </w:tcBorders>
+            <w:tcMar>
+              <w:top w:w="90" w:type="dxa"/>
+              <w:left w:w="90" w:type="dxa"/>
+              <w:bottom w:w="90" w:type="dxa"/>
+              <w:right w:w="90" w:type="dxa"/>
+            </w:tcMar>
+            <w:hideMark/>
+          </w:tcPr>
+          <w:p>
+            <w:pPr>
+              <w:spacing w:before="180" w:after="180"/>
+              <w:rPr>
+                <w:rFonts w:ascii="Calibri" w:eastAsia="Times New Roman" w:hAnsi="Calibri" w:cs="Calibri"/>
+                <w:b/>
+                <w:bCs/>
+                <w:sz w:val="22"/>
+                <w:szCs w:val="22"/>
+              </w:rPr>
+            </w:pPr>
+            <w:r>
+              <w:rPr>
+                <w:rFonts w:ascii="Calibri" w:eastAsia="Times New Roman" w:hAnsi="Calibri" w:cs="Calibri"/>
+                <w:b/>
+                <w:bCs/>
+                <w:sz w:val="22"/>
+                <w:szCs w:val="22"/>
+              </w:rPr>
+              <w:t>tamanio_batch</w:t>
+            </w:r>
+          </w:p>
+        </w:tc>
+        <w:tc>
+          <w:tcPr>
+            <w:tcW w:w="0" w:type="auto"/>
+            <w:tcBorders>
+              <w:top w:val="single" w:sz="6" w:space="0" w:color="666666"/>
+              <w:left w:val="single" w:sz="6" w:space="0" w:color="666666"/>
+              <w:bottom w:val="single" w:sz="6" w:space="0" w:color="666666"/>
+              <w:right w:val="single" w:sz="6" w:space="0" w:color="666666"/>
+            </w:tcBorders>
+            <w:tcMar>
+              <w:top w:w="90" w:type="dxa"/>
+              <w:left w:w="90" w:type="dxa"/>
+              <w:bottom w:w="90" w:type="dxa"/>
+              <w:right w:w="90" w:type="dxa"/>
+            </w:tcMar>
+            <w:hideMark/>
+          </w:tcPr>
+          <w:p>
+            <w:pPr>
+              <w:spacing w:before="180" w:after="180"/>
+              <w:rPr>
+                <w:rFonts w:ascii="Calibri" w:eastAsia="Times New Roman" w:hAnsi="Calibri" w:cs="Calibri"/>
+                <w:b/>
+                <w:bCs/>
+                <w:sz w:val="22"/>
+                <w:szCs w:val="22"/>
+              </w:rPr>
+            </w:pPr>
+            <w:r>
+              <w:rPr>
+                <w:rFonts w:ascii="Calibri" w:eastAsia="Times New Roman" w:hAnsi="Calibri" w:cs="Calibri"/>
+                <w:b/>
+                <w:bCs/>
+                <w:sz w:val="22"/>
+                <w:szCs w:val="22"/>
+              </w:rPr>
+              <w:t>tasa_exito_descarga</w:t>
+            </w:r>
+          </w:p>
+        </w:tc>
+        <w:tc>
+          <w:tcPr>
+            <w:tcW w:w="0" w:type="auto"/>
+            <w:tcBorders>
+              <w:top w:val="single" w:sz="6" w:space="0" w:color="666666"/>
+              <w:left w:val="single" w:sz="6" w:space="0" w:color="666666"/>
+              <w:bottom w:val="single" w:sz="6" w:space="0" w:color="666666"/>
+              <w:right w:val="single" w:sz="6" w:space="0" w:color="666666"/>
+            </w:tcBorders>
+            <w:tcMar>
+              <w:top w:w="90" w:type="dxa"/>
+              <w:left w:w="90" w:type="dxa"/>
+              <w:bottom w:w="90" w:type="dxa"/>
+              <w:right w:w="90" w:type="dxa"/>
+            </w:tcMar>
+            <w:hideMark/>
+          </w:tcPr>
+          <w:p>
+            <w:pPr>
+              <w:spacing w:before="180" w:after="180"/>
+              <w:rPr>
+                <w:rFonts w:ascii="Calibri" w:eastAsia="Times New Roman" w:hAnsi="Calibri" w:cs="Calibri"/>
+                <w:b/>
+                <w:bCs/>
+                <w:sz w:val="22"/>
+                <w:szCs w:val="22"/>
+              </w:rPr>
+            </w:pPr>
+            <w:r>
+              <w:rPr>
+                <w:rFonts w:ascii="Calibri" w:eastAsia="Times New Roman" w:hAnsi="Calibri" w:cs="Calibri"/>
+                <w:b/>
+                <w:bCs/>
+                <w:sz w:val="22"/>
+                <w:szCs w:val="22"/>
+              </w:rPr>
+              <w:t>ms_promedio</w:t>
+            </w:r>
+          </w:p>
+        </w:tc>
+      </w:tr>
+      <w:tr>
+        <w:tc>
+          <w:tcPr>
+            <w:tcW w:w="0" w:type="auto"/>
+            <w:tcBorders>
+              <w:top w:val="single" w:sz="6" w:space="0" w:color="666666"/>
+              <w:left w:val="single" w:sz="6" w:space="0" w:color="666666"/>
+              <w:bottom w:val="single" w:sz="6" w:space="0" w:color="666666"/>
+              <w:right w:val="single" w:sz="6" w:space="0" w:color="666666"/>
+            </w:tcBorders>
+            <w:tcMar>
+              <w:top w:w="90" w:type="dxa"/>
+              <w:left w:w="90" w:type="dxa"/>
+              <w:bottom w:w="90" w:type="dxa"/>
+              <w:right w:w="90" w:type="dxa"/>
+            </w:tcMar>
+            <w:hideMark/>
+          </w:tcPr>
+          <w:p>
+            <w:pPr>
+              <w:spacing w:before="180" w:after="180"/>
+              <w:rPr>
+                <w:rFonts w:ascii="Calibri" w:eastAsia="Times New Roman" w:hAnsi="Calibri" w:cs="Calibri"/>
+                <w:sz w:val="22"/>
+                <w:szCs w:val="22"/>
+              </w:rPr>
+            </w:pPr>
+            <w:r>
+              <w:rPr>
+                <w:rFonts w:ascii="Calibri" w:eastAsia="Times New Roman" w:hAnsi="Calibri" w:cs="Calibri"/>
+                <w:sz w:val="22"/>
+                <w:szCs w:val="22"/>
+              </w:rPr>
+              <w:t>1001</w:t>
+            </w:r>
+          </w:p>
+        </w:tc>
+        <w:tc>
+          <w:tcPr>
+            <w:tcW w:w="0" w:type="auto"/>
+            <w:tcBorders>
+              <w:top w:val="single" w:sz="6" w:space="0" w:color="666666"/>
+              <w:left w:val="single" w:sz="6" w:space="0" w:color="666666"/>
+              <w:bottom w:val="single" w:sz="6" w:space="0" w:color="666666"/>
+              <w:right w:val="single" w:sz="6" w:space="0" w:color="666666"/>
+            </w:tcBorders>
+            <w:tcMar>
+              <w:top w:w="90" w:type="dxa"/>
+              <w:left w:w="90" w:type="dxa"/>
+              <w:bottom w:w="90" w:type="dxa"/>
+              <w:right w:w="90" w:type="dxa"/>
+            </w:tcMar>
+            <w:hideMark/>
+          </w:tcPr>
+          <w:p>
+            <w:pPr>
+              <w:spacing w:before="180" w:after="180"/>
+              <w:rPr>
+                <w:rFonts w:ascii="Calibri" w:eastAsia="Times New Roman" w:hAnsi="Calibri" w:cs="Calibri"/>
+                <w:sz w:val="22"/>
+                <w:szCs w:val="22"/>
+              </w:rPr>
+            </w:pPr>
+            <w:r>
+              <w:rPr>
+                <w:rFonts w:ascii="Calibri" w:eastAsia="Times New Roman" w:hAnsi="Calibri" w:cs="Calibri"/>
+                <w:sz w:val="22"/>
+                <w:szCs w:val="22"/>
+              </w:rPr>
+              <w:t>21 (Puebla)</w:t>
+            </w:r>
+          </w:p>
+        </w:tc>
+        <w:tc>
+          <w:tcPr>
+            <w:tcW w:w="0" w:type="auto"/>
+            <w:tcBorders>
+              <w:top w:val="single" w:sz="6" w:space="0" w:color="666666"/>
+              <w:left w:val="single" w:sz="6" w:space="0" w:color="666666"/>
+              <w:bottom w:val="single" w:sz="6" w:space="0" w:color="666666"/>
+              <w:right w:val="single" w:sz="6" w:space="0" w:color="666666"/>
+            </w:tcBorders>
+            <w:tcMar>
+              <w:top w:w="90" w:type="dxa"/>
+              <w:left w:w="90" w:type="dxa"/>
+              <w:bottom w:w="90" w:type="dxa"/>
+              <w:right w:w="90" w:type="dxa"/>
+            </w:tcMar>
+            <w:hideMark/>
+          </w:tcPr>
+          <w:p>
+            <w:pPr>
+              <w:spacing w:before="180" w:after="180"/>
+              <w:rPr>
+                <w:rFonts w:ascii="Calibri" w:eastAsia="Times New Roman" w:hAnsi="Calibri" w:cs="Calibri"/>
+                <w:sz w:val="22"/>
+                <w:szCs w:val="22"/>
+              </w:rPr>
+            </w:pPr>
+            <w:r>
+              <w:rPr>
+                <w:rFonts w:ascii="Calibri" w:eastAsia="Times New Roman" w:hAnsi="Calibri" w:cs="Calibri"/>
+                <w:sz w:val="22"/>
+                <w:szCs w:val="22"/>
+              </w:rPr>
+              <w:t>08:00 - 12:00</w:t>
+            </w:r>
+          </w:p>
+        </w:tc>
+        <w:tc>
+          <w:tcPr>
+            <w:tcW w:w="0" w:type="auto"/>
+            <w:tcBorders>
+              <w:top w:val="single" w:sz="6" w:space="0" w:color="666666"/>
+              <w:left w:val="single" w:sz="6" w:space="0" w:color="666666"/>
+              <w:bottom w:val="single" w:sz="6" w:space="0" w:color="666666"/>
+              <w:right w:val="single" w:sz="6" w:space="0" w:color="666666"/>
+            </w:tcBorders>
+            <w:tcMar>
+              <w:top w:w="90" w:type="dxa"/>
+              <w:left w:w="90" w:type="dxa"/>
+              <w:bottom w:w="90" w:type="dxa"/>
+              <w:right w:w="90" w:type="dxa"/>
+            </w:tcMar>
+            <w:hideMark/>
+          </w:tcPr>
+          <w:p>
+            <w:pPr>
+              <w:spacing w:before="180" w:after="180"/>
+              <w:rPr>
+                <w:rFonts w:ascii="Calibri" w:eastAsia="Times New Roman" w:hAnsi="Calibri" w:cs="Calibri"/>
+                <w:sz w:val="22"/>
+                <w:szCs w:val="22"/>
+              </w:rPr>
+            </w:pPr>
+            <w:r>
+              <w:rPr>
+                <w:rFonts w:ascii="Calibri" w:eastAsia="Times New Roman" w:hAnsi="Calibri" w:cs="Calibri"/>
+                <w:sz w:val="22"/>
+                <w:szCs w:val="22"/>
+              </w:rPr>
+              <w:t>20</w:t>
+            </w:r>
+          </w:p>
+        </w:tc>
+        <w:tc>
+          <w:tcPr>
+            <w:tcW w:w="0" w:type="auto"/>
+            <w:tcBorders>
+              <w:top w:val="single" w:sz="6" w:space="0" w:color="666666"/>
+              <w:left w:val="single" w:sz="6" w:space="0" w:color="666666"/>
+              <w:bottom w:val="single" w:sz="6" w:space="0" w:color="666666"/>
+              <w:right w:val="single" w:sz="6" w:space="0" w:color="666666"/>
+            </w:tcBorders>
+            <w:tcMar>
+              <w:top w:w="90" w:type="dxa"/>
+              <w:left w:w="90" w:type="dxa"/>
+              <w:bottom w:w="90" w:type="dxa"/>
+              <w:right w:w="90" w:type="dxa"/>
+            </w:tcMar>
+            <w:hideMark/>
+          </w:tcPr>
+          <w:p>
+            <w:pPr>
+              <w:spacing w:before="180" w:after="180"/>
+              <w:rPr>
+                <w:rFonts w:ascii="Calibri" w:eastAsia="Times New Roman" w:hAnsi="Calibri" w:cs="Calibri"/>
+                <w:sz w:val="22"/>
+                <w:szCs w:val="22"/>
+              </w:rPr>
+            </w:pPr>
+            <w:r>
+              <w:rPr>
+                <w:rFonts w:ascii="Calibri" w:eastAsia="Times New Roman" w:hAnsi="Calibri" w:cs="Calibri"/>
+                <w:sz w:val="22"/>
+                <w:szCs w:val="22"/>
+              </w:rPr>
+              <w:t>5000</w:t>
+            </w:r>
+          </w:p>
+        </w:tc>
+        <w:tc>
+          <w:tcPr>
+            <w:tcW w:w="0" w:type="auto"/>
+            <w:tcBorders>
+              <w:top w:val="single" w:sz="6" w:space="0" w:color="666666"/>
+              <w:left w:val="single" w:sz="6" w:space="0" w:color="666666"/>
+              <w:bottom w:val="single" w:sz="6" w:space="0" w:color="666666"/>
+              <w:right w:val="single" w:sz="6" w:space="0" w:color="666666"/>
+            </w:tcBorders>
+            <w:tcMar>
+              <w:top w:w="90" w:type="dxa"/>
+              <w:left w:w="90" w:type="dxa"/>
+              <w:bottom w:w="90" w:type="dxa"/>
+              <w:right w:w="90" w:type="dxa"/>
+            </w:tcMar>
+            <w:hideMark/>
+          </w:tcPr>
+          <w:p>
+            <w:pPr>
+              <w:spacing w:before="180" w:after="180"/>
+              <w:rPr>
+                <w:rFonts w:ascii="Calibri" w:eastAsia="Times New Roman" w:hAnsi="Calibri" w:cs="Calibri"/>
+                <w:sz w:val="22"/>
+                <w:szCs w:val="22"/>
+              </w:rPr>
+            </w:pPr>
+            <w:r>
+              <w:rPr>
+                <w:rFonts w:ascii="Calibri" w:eastAsia="Times New Roman" w:hAnsi="Calibri" w:cs="Calibri"/>
+                <w:sz w:val="22"/>
+                <w:szCs w:val="22"/>
+              </w:rPr>
+              <w:t>0.82</w:t>
+            </w:r>
+          </w:p>
+        </w:tc>
+        <w:tc>
+          <w:tcPr>
+            <w:tcW w:w="0" w:type="auto"/>
+            <w:tcBorders>
+              <w:top w:val="single" w:sz="6" w:space="0" w:color="666666"/>
+              <w:left w:val="single" w:sz="6" w:space="0" w:color="666666"/>
+              <w:bottom w:val="single" w:sz="6" w:space="0" w:color="666666"/>
+              <w:right w:val="single" w:sz="6" w:space="0" w:color="666666"/>
+            </w:tcBorders>
+            <w:tcMar>
+              <w:top w:w="90" w:type="dxa"/>
+              <w:left w:w="90" w:type="dxa"/>
+              <w:bottom w:w="90" w:type="dxa"/>
+              <w:right w:w="90" w:type="dxa"/>
+            </w:tcMar>
+            <w:hideMark/>
+          </w:tcPr>
+          <w:p>
+            <w:pPr>
+              <w:spacing w:before="180" w:after="180"/>
+              <w:rPr>
+                <w:rFonts w:ascii="Calibri" w:eastAsia="Times New Roman" w:hAnsi="Calibri" w:cs="Calibri"/>
+                <w:sz w:val="22"/>
+                <w:szCs w:val="22"/>
+              </w:rPr>
+            </w:pPr>
+            <w:r>
+              <w:rPr>
+                <w:rFonts w:ascii="Calibri" w:eastAsia="Times New Roman" w:hAnsi="Calibri" w:cs="Calibri"/>
+                <w:sz w:val="22"/>
+                <w:szCs w:val="22"/>
+              </w:rPr>
+              <w:t>2450</w:t>
+            </w:r>
+          </w:p>
+        </w:tc>
+      </w:tr>
+      <w:tr>
+        <w:tc>
+          <w:tcPr>
+            <w:tcW w:w="0" w:type="auto"/>
+            <w:tcBorders>
+              <w:top w:val="single" w:sz="6" w:space="0" w:color="666666"/>
+              <w:left w:val="single" w:sz="6" w:space="0" w:color="666666"/>
+              <w:bottom w:val="single" w:sz="6" w:space="0" w:color="666666"/>
+              <w:right w:val="single" w:sz="6" w:space="0" w:color="666666"/>
+            </w:tcBorders>
+            <w:tcMar>
+              <w:top w:w="90" w:type="dxa"/>
+              <w:left w:w="90" w:type="dxa"/>
+              <w:bottom w:w="90" w:type="dxa"/>
+              <w:right w:w="90" w:type="dxa"/>
+            </w:tcMar>
+            <w:hideMark/>
+          </w:tcPr>
+          <w:p>
+            <w:pPr>
+              <w:spacing w:before="180" w:after="180"/>
+              <w:rPr>
+                <w:rFonts w:ascii="Calibri" w:eastAsia="Times New Roman" w:hAnsi="Calibri" w:cs="Calibri"/>
+                <w:sz w:val="22"/>
+                <w:szCs w:val="22"/>
+              </w:rPr>
+            </w:pPr>
+            <w:r>
+              <w:rPr>
+                <w:rFonts w:ascii="Calibri" w:eastAsia="Times New Roman" w:hAnsi="Calibri" w:cs="Calibri"/>
+                <w:sz w:val="22"/>
+                <w:szCs w:val="22"/>
+              </w:rPr>
+              <w:t>1002</w:t>
+            </w:r>
+          </w:p>
+        </w:tc>
+        <w:tc>
+          <w:tcPr>
+            <w:tcW w:w="0" w:type="auto"/>
+            <w:tcBorders>
+              <w:top w:val="single" w:sz="6" w:space="0" w:color="666666"/>
+              <w:left w:val="single" w:sz="6" w:space="0" w:color="666666"/>
+              <w:bottom w:val="single" w:sz="6" w:space="0" w:color="666666"/>
+              <w:right w:val="single" w:sz="6" w:space="0" w:color="666666"/>
+            </w:tcBorders>
+            <w:tcMar>
+              <w:top w:w="90" w:type="dxa"/>
+              <w:left w:w="90" w:type="dxa"/>
+              <w:bottom w:w="90" w:type="dxa"/>
+              <w:right w:w="90" w:type="dxa"/>
+            </w:tcMar>
+            <w:hideMark/>
+          </w:tcPr>
+          <w:p>
+            <w:pPr>
+              <w:spacing w:before="180" w:after="180"/>
+              <w:rPr>
+                <w:rFonts w:ascii="Calibri" w:eastAsia="Times New Roman" w:hAnsi="Calibri" w:cs="Calibri"/>
+                <w:sz w:val="22"/>
+                <w:szCs w:val="22"/>
+              </w:rPr>
+            </w:pPr>
+            <w:r>
+              <w:rPr>
+                <w:rFonts w:ascii="Calibri" w:eastAsia="Times New Roman" w:hAnsi="Calibri" w:cs="Calibri"/>
+                <w:sz w:val="22"/>
+                <w:szCs w:val="22"/>
+              </w:rPr>
+              <w:t>30 (Veracruz)</w:t>
+            </w:r>
+          </w:p>
+        </w:tc>
+        <w:tc>
+          <w:tcPr>
+            <w:tcW w:w="0" w:type="auto"/>
+            <w:tcBorders>
+              <w:top w:val="single" w:sz="6" w:space="0" w:color="666666"/>
+              <w:left w:val="single" w:sz="6" w:space="0" w:color="666666"/>
+              <w:bottom w:val="single" w:sz="6" w:space="0" w:color="666666"/>
+              <w:right w:val="single" w:sz="6" w:space="0" w:color="666666"/>
+            </w:tcBorders>
+            <w:tcMar>
+              <w:top w:w="90" w:type="dxa"/>
+              <w:left w:w="90" w:type="dxa"/>
+              <w:bottom w:w="90" w:type="dxa"/>
+              <w:right w:w="90" w:type="dxa"/>
+            </w:tcMar>
+            <w:hideMark/>
+          </w:tcPr>
+          <w:p>
+            <w:pPr>
+              <w:spacing w:before="180" w:after="180"/>
+              <w:rPr>
+                <w:rFonts w:ascii="Calibri" w:eastAsia="Times New Roman" w:hAnsi="Calibri" w:cs="Calibri"/>
+                <w:sz w:val="22"/>
+                <w:szCs w:val="22"/>
+              </w:rPr>
+            </w:pPr>
+            <w:r>
+              <w:rPr>
+                <w:rFonts w:ascii="Calibri" w:eastAsia="Times New Roman" w:hAnsi="Calibri" w:cs="Calibri"/>
+                <w:sz w:val="22"/>
+                <w:szCs w:val="22"/>
+              </w:rPr>
+              <w:t>12:00 - 16:00</w:t>
+            </w:r>
+          </w:p>
+        </w:tc>
+        <w:tc>
+          <w:tcPr>
+            <w:tcW w:w="0" w:type="auto"/>
+            <w:tcBorders>
+              <w:top w:val="single" w:sz="6" w:space="0" w:color="666666"/>
+              <w:left w:val="single" w:sz="6" w:space="0" w:color="666666"/>
+              <w:bottom w:val="single" w:sz="6" w:space="0" w:color="666666"/>
+              <w:right w:val="single" w:sz="6" w:space="0" w:color="666666"/>
+            </w:tcBorders>
+            <w:tcMar>
+              <w:top w:w="90" w:type="dxa"/>
+              <w:left w:w="90" w:type="dxa"/>
+              <w:bottom w:w="90" w:type="dxa"/>
+              <w:right w:w="90" w:type="dxa"/>
+            </w:tcMar>
+            <w:hideMark/>
+          </w:tcPr>
+          <w:p>
+            <w:pPr>
+              <w:spacing w:before="180" w:after="180"/>
+              <w:rPr>
+                <w:rFonts w:ascii="Calibri" w:eastAsia="Times New Roman" w:hAnsi="Calibri" w:cs="Calibri"/>
+                <w:sz w:val="22"/>
+                <w:szCs w:val="22"/>
+              </w:rPr>
+            </w:pPr>
+            <w:r>
+              <w:rPr>
+                <w:rFonts w:ascii="Calibri" w:eastAsia="Times New Roman" w:hAnsi="Calibri" w:cs="Calibri"/>
+                <w:sz w:val="22"/>
+                <w:szCs w:val="22"/>
+              </w:rPr>
+              <w:t>15</w:t>
+            </w:r>
+          </w:p>
+        </w:tc>
+        <w:tc>
+          <w:tcPr>
+            <w:tcW w:w="0" w:type="auto"/>
+            <w:tcBorders>
+              <w:top w:val="single" w:sz="6" w:space="0" w:color="666666"/>
+              <w:left w:val="single" w:sz="6" w:space="0" w:color="666666"/>
+              <w:bottom w:val="single" w:sz="6" w:space="0" w:color="666666"/>
+              <w:right w:val="single" w:sz="6" w:space="0" w:color="666666"/>
+            </w:tcBorders>
+            <w:tcMar>
+              <w:top w:w="90" w:type="dxa"/>
+              <w:left w:w="90" w:type="dxa"/>
+              <w:bottom w:w="90" w:type="dxa"/>
+              <w:right w:w="90" w:type="dxa"/>
+            </w:tcMar>
+            <w:hideMark/>
+          </w:tcPr>
+          <w:p>
+            <w:pPr>
+              <w:spacing w:before="180" w:after="180"/>
+              <w:rPr>
+                <w:rFonts w:ascii="Calibri" w:eastAsia="Times New Roman" w:hAnsi="Calibri" w:cs="Calibri"/>
+                <w:sz w:val="22"/>
+                <w:szCs w:val="22"/>
+              </w:rPr>
+            </w:pPr>
+            <w:r>
+              <w:rPr>
+                <w:rFonts w:ascii="Calibri" w:eastAsia="Times New Roman" w:hAnsi="Calibri" w:cs="Calibri"/>
+                <w:sz w:val="22"/>
+                <w:szCs w:val="22"/>
+              </w:rPr>
+              <w:t>5000</w:t>
+            </w:r>
+          </w:p>
+        </w:tc>
+        <w:tc>
+          <w:tcPr>
+            <w:tcW w:w="0" w:type="auto"/>
+            <w:tcBorders>
+              <w:top w:val="single" w:sz="6" w:space="0" w:color="666666"/>
+              <w:left w:val="single" w:sz="6" w:space="0" w:color="666666"/>
+              <w:bottom w:val="single" w:sz="6" w:space="0" w:color="666666"/>
+              <w:right w:val="single" w:sz="6" w:space="0" w:color="666666"/>
+            </w:tcBorders>
+            <w:tcMar>
+              <w:top w:w="90" w:type="dxa"/>
+              <w:left w:w="90" w:type="dxa"/>
+              <w:bottom w:w="90" w:type="dxa"/>
+              <w:right w:w="90" w:type="dxa"/>
+            </w:tcMar>
+            <w:hideMark/>
+          </w:tcPr>
+          <w:p>
+            <w:pPr>
+              <w:spacing w:before="180" w:after="180"/>
+              <w:rPr>
+                <w:rFonts w:ascii="Calibri" w:eastAsia="Times New Roman" w:hAnsi="Calibri" w:cs="Calibri"/>
+                <w:sz w:val="22"/>
+                <w:szCs w:val="22"/>
+              </w:rPr>
+            </w:pPr>
+            <w:r>
+              <w:rPr>
+                <w:rFonts w:ascii="Calibri" w:eastAsia="Times New Roman" w:hAnsi="Calibri" w:cs="Calibri"/>
+                <w:sz w:val="22"/>
+                <w:szCs w:val="22"/>
+              </w:rPr>
+              <w:t>0.99</w:t>
+            </w:r>
+          </w:p>
+        </w:tc>
+        <w:tc>
+          <w:tcPr>
+            <w:tcW w:w="0" w:type="auto"/>
+            <w:tcBorders>
+              <w:top w:val="single" w:sz="6" w:space="0" w:color="666666"/>
+              <w:left w:val="single" w:sz="6" w:space="0" w:color="666666"/>
+              <w:bottom w:val="single" w:sz="6" w:space="0" w:color="666666"/>
+              <w:right w:val="single" w:sz="6" w:space="0" w:color="666666"/>
+            </w:tcBorders>
+            <w:tcMar>
+              <w:top w:w="90" w:type="dxa"/>
+              <w:left w:w="90" w:type="dxa"/>
+              <w:bottom w:w="90" w:type="dxa"/>
+              <w:right w:w="90" w:type="dxa"/>
+            </w:tcMar>
+            <w:hideMark/>
+          </w:tcPr>
+          <w:p>
+            <w:pPr>
+              <w:spacing w:before="180" w:after="180"/>
+              <w:rPr>
+                <w:rFonts w:ascii="Calibri" w:eastAsia="Times New Roman" w:hAnsi="Calibri" w:cs="Calibri"/>
+                <w:sz w:val="22"/>
+                <w:szCs w:val="22"/>
+              </w:rPr>
+            </w:pPr>
+            <w:r>
+              <w:rPr>
+                <w:rFonts w:ascii="Calibri" w:eastAsia="Times New Roman" w:hAnsi="Calibri" w:cs="Calibri"/>
+                <w:sz w:val="22"/>
+                <w:szCs w:val="22"/>
+              </w:rPr>
+              <w:t>850</w:t>
+            </w:r>
+          </w:p>
+        </w:tc>
+      </w:tr>
+    </w:tbl>
+    <w:p>
+      <w:pPr>
+        <w:pStyle w:val="Ttulo3"/>
+        <w:rPr>
+          <w:rFonts w:ascii="Calibri" w:eastAsia="Times New Roman" w:hAnsi="Calibri" w:cs="Calibri"/>
+        </w:rPr>
+      </w:pPr>
+      <w:r>
+        <w:rPr>
+          <w:rFonts w:ascii="Calibri" w:eastAsia="Times New Roman" w:hAnsi="Calibri" w:cs="Calibri"/>
+        </w:rPr>
+        <w:t>5.2 Dataset CURP Anonimizado (</w:t>
       </w:r>
       <w:r>
         <w:rPr>
           <w:rStyle w:val="CdigoHTML"/>
         </w:rPr>
-        <w:t>estatus_api</w:t>
-      </w:r>
-      <w:r>
-        <w:rPr>
-          <w:rFonts w:ascii="Calibri" w:eastAsia="Times New Roman" w:hAnsi="Calibri" w:cs="Calibri"/>
-          <w:sz w:val="22"/>
-          <w:szCs w:val="22"/>
-        </w:rPr>
-        <w:t>.</w:t>
-      </w:r>
-    </w:p>
-    <w:p>
-      <w:pPr>
-        <w:pStyle w:val="Ttulo3"/>
-        <w:rPr>
-          <w:rFonts w:ascii="Calibri" w:eastAsia="Times New Roman" w:hAnsi="Calibri" w:cs="Calibri"/>
-        </w:rPr>
-      </w:pPr>
-      <w:r>
-        <w:rPr>
-          <w:rFonts w:ascii="Calibri" w:eastAsia="Times New Roman" w:hAnsi="Calibri" w:cs="Calibri"/>
-        </w:rPr>
-        <w:t xml:space="preserve">3.3 </w:t>
-      </w:r>
-      <w:r>
-        <w:rPr>
-          <w:rStyle w:val="CdigoHTML"/>
-        </w:rPr>
-        <w:t>dataset_incidencias_piloto_202605.csv</w:t>
-      </w:r>
-      <w:r>
-        <w:rPr>
-          <w:rFonts w:ascii="Calibri" w:eastAsia="Times New Roman" w:hAnsi="Calibri" w:cs="Calibri"/>
-        </w:rPr>
-        <w:t xml:space="preserve"> (120 Registros)</w:t>
+        <w:t>dataset_curp_anom_piloto_202605.csv</w:t>
+      </w:r>
+      <w:r>
+        <w:rPr>
+          <w:rFonts w:ascii="Calibri" w:eastAsia="Times New Roman" w:hAnsi="Calibri" w:cs="Calibri"/>
+        </w:rPr>
+        <w:t>)</w:t>
       </w:r>
     </w:p>
     <w:p>
@@ -749,21 +1827,7 @@
           <w:sz w:val="22"/>
           <w:szCs w:val="22"/>
         </w:rPr>
-        <w:t xml:space="preserve">Extraído directamente de la tabla </w:t>
-      </w:r>
-      <w:r>
-        <w:rPr>
-          <w:rStyle w:val="CdigoHTML"/>
-        </w:rPr>
-        <w:t>BitacoraEvento</w:t>
-      </w:r>
-      <w:r>
-        <w:rPr>
-          <w:rFonts w:ascii="Calibri" w:hAnsi="Calibri" w:cs="Calibri"/>
-          <w:sz w:val="22"/>
-          <w:szCs w:val="22"/>
-        </w:rPr>
-        <w:t xml:space="preserve"> de PostgreSQL, este set servirá para clasificar anomalías en los patrones de respuesta HTTP devueltos por el IMSS.</w:t>
+        <w:t>Una muestra representativa de 1,000 registros de alumnos (centrada en las pruebas sobre Veracruz y Puebla) utilizando un diseño estricto de columnas ofuscadas.</w:t>
       </w:r>
     </w:p>
     <w:p>
@@ -781,35 +1845,143 @@
       </w:pPr>
       <w:r>
         <w:rPr>
-          <w:rFonts w:ascii="Calibri" w:eastAsia="Times New Roman" w:hAnsi="Calibri" w:cs="Calibri"/>
-          <w:sz w:val="22"/>
-          <w:szCs w:val="22"/>
-        </w:rPr>
-        <w:t xml:space="preserve">Clases incluidas: </w:t>
+          <w:rStyle w:val="Fuerte"/>
+          <w:rFonts w:ascii="Calibri" w:eastAsia="Times New Roman" w:hAnsi="Calibri" w:cs="Calibri"/>
+          <w:sz w:val="22"/>
+          <w:szCs w:val="22"/>
+        </w:rPr>
+        <w:t>Propósito:</w:t>
+      </w:r>
+      <w:r>
+        <w:rPr>
+          <w:rFonts w:ascii="Calibri" w:eastAsia="Times New Roman" w:hAnsi="Calibri" w:cs="Calibri"/>
+          <w:sz w:val="22"/>
+          <w:szCs w:val="22"/>
+        </w:rPr>
+        <w:t xml:space="preserve"> Análisis de distribución de atención e inferencia de completitud de expedientes sin comprometer PII.</w:t>
+      </w:r>
+    </w:p>
+    <w:p>
+      <w:pPr>
+        <w:numPr>
+          <w:ilvl w:val="0"/>
+          <w:numId w:val="4"/>
+        </w:numPr>
+        <w:spacing w:before="100" w:beforeAutospacing="1" w:after="100" w:afterAutospacing="1"/>
+        <w:rPr>
+          <w:rFonts w:ascii="Calibri" w:eastAsia="Times New Roman" w:hAnsi="Calibri" w:cs="Calibri"/>
+          <w:sz w:val="22"/>
+          <w:szCs w:val="22"/>
+        </w:rPr>
+      </w:pPr>
+      <w:r>
+        <w:rPr>
+          <w:rStyle w:val="Fuerte"/>
+          <w:rFonts w:ascii="Calibri" w:eastAsia="Times New Roman" w:hAnsi="Calibri" w:cs="Calibri"/>
+          <w:sz w:val="22"/>
+          <w:szCs w:val="22"/>
+        </w:rPr>
+        <w:t>Estructura Cuidada:</w:t>
+      </w:r>
+      <w:r>
+        <w:rPr>
+          <w:rFonts w:ascii="Calibri" w:eastAsia="Times New Roman" w:hAnsi="Calibri" w:cs="Calibri"/>
+          <w:sz w:val="22"/>
+          <w:szCs w:val="22"/>
+        </w:rPr>
+        <w:t xml:space="preserve"> </w:t>
+      </w:r>
+    </w:p>
+    <w:p>
+      <w:pPr>
+        <w:pStyle w:val="NormalWeb"/>
+        <w:rPr>
+          <w:rFonts w:ascii="Calibri" w:hAnsi="Calibri" w:cs="Calibri"/>
+          <w:sz w:val="22"/>
+          <w:szCs w:val="22"/>
+        </w:rPr>
+      </w:pPr>
+      <w:r>
+        <w:rPr>
+          <w:rFonts w:ascii="Calibri" w:hAnsi="Calibri" w:cs="Calibri"/>
+          <w:sz w:val="22"/>
+          <w:szCs w:val="22"/>
+        </w:rPr>
+        <w:t xml:space="preserve">- </w:t>
       </w:r>
       <w:r>
         <w:rPr>
           <w:rStyle w:val="CdigoHTML"/>
         </w:rPr>
-        <w:t>RateLimitError</w:t>
-      </w:r>
-      <w:r>
-        <w:rPr>
-          <w:rFonts w:ascii="Calibri" w:eastAsia="Times New Roman" w:hAnsi="Calibri" w:cs="Calibri"/>
-          <w:sz w:val="22"/>
-          <w:szCs w:val="22"/>
-        </w:rPr>
-        <w:t xml:space="preserve"> (HTTP 429), </w:t>
+        <w:t>curp_hash</w:t>
+      </w:r>
+      <w:r>
+        <w:rPr>
+          <w:rFonts w:ascii="Calibri" w:hAnsi="Calibri" w:cs="Calibri"/>
+          <w:sz w:val="22"/>
+          <w:szCs w:val="22"/>
+        </w:rPr>
+        <w:t>: Identificador trazable internamente para *JOINs* pero inútil si es exfiltrado.</w:t>
+      </w:r>
+    </w:p>
+    <w:p>
+      <w:pPr>
+        <w:pStyle w:val="NormalWeb"/>
+        <w:rPr>
+          <w:rFonts w:ascii="Calibri" w:hAnsi="Calibri" w:cs="Calibri"/>
+          <w:sz w:val="22"/>
+          <w:szCs w:val="22"/>
+        </w:rPr>
+      </w:pPr>
+      <w:r>
+        <w:rPr>
+          <w:rFonts w:ascii="Calibri" w:hAnsi="Calibri" w:cs="Calibri"/>
+          <w:sz w:val="22"/>
+          <w:szCs w:val="22"/>
+        </w:rPr>
+        <w:t xml:space="preserve">- </w:t>
       </w:r>
       <w:r>
         <w:rPr>
           <w:rStyle w:val="CdigoHTML"/>
         </w:rPr>
-        <w:t>ConnectionTimeout</w:t>
-      </w:r>
-      <w:r>
-        <w:rPr>
-          <w:rFonts w:ascii="Calibri" w:eastAsia="Times New Roman" w:hAnsi="Calibri" w:cs="Calibri"/>
+        <w:t>cct_hash</w:t>
+      </w:r>
+      <w:r>
+        <w:rPr>
+          <w:rFonts w:ascii="Calibri" w:hAnsi="Calibri" w:cs="Calibri"/>
+          <w:sz w:val="22"/>
+          <w:szCs w:val="22"/>
+        </w:rPr>
+        <w:t>: Clave del Centro de Trabajo ofuscada.</w:t>
+      </w:r>
+    </w:p>
+    <w:p>
+      <w:pPr>
+        <w:pStyle w:val="NormalWeb"/>
+        <w:rPr>
+          <w:rFonts w:ascii="Calibri" w:hAnsi="Calibri" w:cs="Calibri"/>
+          <w:sz w:val="22"/>
+          <w:szCs w:val="22"/>
+        </w:rPr>
+      </w:pPr>
+      <w:r>
+        <w:rPr>
+          <w:rFonts w:ascii="Calibri" w:hAnsi="Calibri" w:cs="Calibri"/>
+          <w:sz w:val="22"/>
+          <w:szCs w:val="22"/>
+        </w:rPr>
+        <w:t xml:space="preserve">- </w:t>
+      </w:r>
+      <w:r>
+        <w:rPr>
+          <w:rStyle w:val="CdigoHTML"/>
+        </w:rPr>
+        <w:t>ciclo_escolar</w:t>
+      </w:r>
+      <w:r>
+        <w:rPr>
+          <w:rFonts w:ascii="Calibri" w:hAnsi="Calibri" w:cs="Calibri"/>
           <w:sz w:val="22"/>
           <w:szCs w:val="22"/>
         </w:rPr>
@@ -819,15 +1991,29 @@
         <w:rPr>
           <w:rStyle w:val="CdigoHTML"/>
         </w:rPr>
-        <w:t>InvalidFormatError</w:t>
-      </w:r>
-      <w:r>
-        <w:rPr>
-          <w:rFonts w:ascii="Calibri" w:eastAsia="Times New Roman" w:hAnsi="Calibri" w:cs="Calibri"/>
-          <w:sz w:val="22"/>
-          <w:szCs w:val="22"/>
-        </w:rPr>
-        <w:t>.</w:t>
+        <w:t>turno</w:t>
+      </w:r>
+      <w:r>
+        <w:rPr>
+          <w:rFonts w:ascii="Calibri" w:hAnsi="Calibri" w:cs="Calibri"/>
+          <w:sz w:val="22"/>
+          <w:szCs w:val="22"/>
+        </w:rPr>
+        <w:t xml:space="preserve">, y </w:t>
+      </w:r>
+      <w:r>
+        <w:rPr>
+          <w:rStyle w:val="CdigoHTML"/>
+        </w:rPr>
+        <w:t>estatus_api</w:t>
+      </w:r>
+      <w:r>
+        <w:rPr>
+          <w:rFonts w:ascii="Calibri" w:hAnsi="Calibri" w:cs="Calibri"/>
+          <w:sz w:val="22"/>
+          <w:szCs w:val="22"/>
+        </w:rPr>
+        <w:t xml:space="preserve"> (éxito/fallo de la consulta).</w:t>
       </w:r>
     </w:p>
     <w:p>
@@ -841,19 +2027,19 @@
         <w:rPr>
           <w:rFonts w:ascii="Calibri" w:eastAsia="Times New Roman" w:hAnsi="Calibri" w:cs="Calibri"/>
         </w:rPr>
-        <w:t xml:space="preserve">3.4 </w:t>
+        <w:t>5.3 Dataset de Incidencias (</w:t>
       </w:r>
       <w:r>
         <w:rPr>
           <w:rStyle w:val="CdigoHTML"/>
         </w:rPr>
-        <w:t>dataset_descargas_pdf_piloto_202605.csv</w:t>
-      </w:r>
-      <w:r>
-        <w:rPr>
-          <w:rFonts w:ascii="Calibri" w:eastAsia="Times New Roman" w:hAnsi="Calibri" w:cs="Calibri"/>
-        </w:rPr>
-        <w:t xml:space="preserve"> (500 Registros)</w:t>
+        <w:t>dataset_incidencias_piloto_202605.csv</w:t>
+      </w:r>
+      <w:r>
+        <w:rPr>
+          <w:rFonts w:ascii="Calibri" w:eastAsia="Times New Roman" w:hAnsi="Calibri" w:cs="Calibri"/>
+        </w:rPr>
+        <w:t>)</w:t>
       </w:r>
     </w:p>
     <w:p>
@@ -871,151 +2057,21 @@
           <w:sz w:val="22"/>
           <w:szCs w:val="22"/>
         </w:rPr>
-        <w:t>Dataset que correlaciona el volumen en bytes del PDF resultante con el tiempo de descarga, para análisis de distribuciones de tráfico.</w:t>
-      </w:r>
-    </w:p>
-    <w:p>
-      <w:pPr>
-        <w:pStyle w:val="Ttulo2"/>
-        <w:rPr>
-          <w:rFonts w:ascii="Calibri" w:eastAsia="Times New Roman" w:hAnsi="Calibri" w:cs="Calibri"/>
-        </w:rPr>
-      </w:pPr>
-      <w:r>
-        <w:rPr>
-          <w:rFonts w:ascii="Calibri" w:eastAsia="Times New Roman" w:hAnsi="Calibri" w:cs="Calibri"/>
-        </w:rPr>
-        <w:t>4. Pruebas y Validación (Test Plan)</w:t>
-      </w:r>
-    </w:p>
-    <w:p>
-      <w:pPr>
-        <w:pStyle w:val="NormalWeb"/>
-        <w:rPr>
-          <w:rFonts w:ascii="Calibri" w:hAnsi="Calibri" w:cs="Calibri"/>
-          <w:sz w:val="22"/>
-          <w:szCs w:val="22"/>
-        </w:rPr>
-      </w:pPr>
-      <w:r>
-        <w:rPr>
-          <w:rFonts w:ascii="Calibri" w:hAnsi="Calibri" w:cs="Calibri"/>
-          <w:sz w:val="22"/>
-          <w:szCs w:val="22"/>
-        </w:rPr>
-        <w:t>Se sometieron los datasets generados a la validación estricta de la matriz de procesos:</w:t>
-      </w:r>
-    </w:p>
-    <w:p>
-      <w:pPr>
-        <w:pStyle w:val="NormalWeb"/>
-        <w:rPr>
-          <w:rFonts w:ascii="Calibri" w:hAnsi="Calibri" w:cs="Calibri"/>
-          <w:sz w:val="22"/>
-          <w:szCs w:val="22"/>
-        </w:rPr>
-      </w:pPr>
-      <w:r>
-        <w:rPr>
-          <w:rFonts w:ascii="Calibri" w:hAnsi="Calibri" w:cs="Calibri"/>
-          <w:sz w:val="22"/>
-          <w:szCs w:val="22"/>
-        </w:rPr>
-        <w:t xml:space="preserve">1. </w:t>
-      </w:r>
-      <w:r>
-        <w:rPr>
-          <w:rStyle w:val="Fuerte"/>
-          <w:rFonts w:ascii="Calibri" w:hAnsi="Calibri" w:cs="Calibri"/>
-          <w:sz w:val="22"/>
-          <w:szCs w:val="22"/>
-        </w:rPr>
-        <w:t>Verificación de Colisiones Hash:</w:t>
-      </w:r>
-      <w:r>
-        <w:rPr>
-          <w:rFonts w:ascii="Calibri" w:hAnsi="Calibri" w:cs="Calibri"/>
-          <w:sz w:val="22"/>
-          <w:szCs w:val="22"/>
-        </w:rPr>
-        <w:t xml:space="preserve"> Se analizó si dos CURPs distintas podían generar el mismo hash truncado, confirmando la robustez de MD5 con salt.</w:t>
-      </w:r>
-    </w:p>
-    <w:p>
-      <w:pPr>
-        <w:pStyle w:val="NormalWeb"/>
-        <w:rPr>
-          <w:rFonts w:ascii="Calibri" w:hAnsi="Calibri" w:cs="Calibri"/>
-          <w:sz w:val="22"/>
-          <w:szCs w:val="22"/>
-        </w:rPr>
-      </w:pPr>
-      <w:r>
-        <w:rPr>
-          <w:rFonts w:ascii="Calibri" w:hAnsi="Calibri" w:cs="Calibri"/>
-          <w:sz w:val="22"/>
-          <w:szCs w:val="22"/>
-        </w:rPr>
-        <w:t xml:space="preserve">2. </w:t>
-      </w:r>
-      <w:r>
-        <w:rPr>
-          <w:rStyle w:val="Fuerte"/>
-          <w:rFonts w:ascii="Calibri" w:hAnsi="Calibri" w:cs="Calibri"/>
-          <w:sz w:val="22"/>
-          <w:szCs w:val="22"/>
-        </w:rPr>
-        <w:t>Inspección de Fugas:</w:t>
-      </w:r>
-      <w:r>
-        <w:rPr>
-          <w:rFonts w:ascii="Calibri" w:hAnsi="Calibri" w:cs="Calibri"/>
-          <w:sz w:val="22"/>
-          <w:szCs w:val="22"/>
-        </w:rPr>
-        <w:t xml:space="preserve"> Se validaron los 4 archivos con regex heurísticas (</w:t>
+        <w:t xml:space="preserve">Extraído directamente de la tabla ampliada </w:t>
       </w:r>
       <w:r>
         <w:rPr>
           <w:rStyle w:val="CdigoHTML"/>
         </w:rPr>
-        <w:t>^\d{10}$</w:t>
-      </w:r>
-      <w:r>
-        <w:rPr>
-          <w:rFonts w:ascii="Calibri" w:hAnsi="Calibri" w:cs="Calibri"/>
-          <w:sz w:val="22"/>
-          <w:szCs w:val="22"/>
-        </w:rPr>
-        <w:t xml:space="preserve"> para teléfonos, </w:t>
-      </w:r>
-      <w:r>
-        <w:rPr>
-          <w:rStyle w:val="CdigoHTML"/>
-        </w:rPr>
-        <w:t>^.*@.*$</w:t>
-      </w:r>
-      <w:r>
-        <w:rPr>
-          <w:rFonts w:ascii="Calibri" w:hAnsi="Calibri" w:cs="Calibri"/>
-          <w:sz w:val="22"/>
-          <w:szCs w:val="22"/>
-        </w:rPr>
-        <w:t xml:space="preserve"> para emails), corroborando cero detecciones de PII en texto plano.</w:t>
-      </w:r>
-    </w:p>
-    <w:p>
-      <w:pPr>
-        <w:pStyle w:val="Ttulo2"/>
-        <w:rPr>
-          <w:rFonts w:ascii="Calibri" w:eastAsia="Times New Roman" w:hAnsi="Calibri" w:cs="Calibri"/>
-        </w:rPr>
-      </w:pPr>
-      <w:r>
-        <w:rPr>
-          <w:rFonts w:ascii="Calibri" w:eastAsia="Times New Roman" w:hAnsi="Calibri" w:cs="Calibri"/>
-        </w:rPr>
-        <w:t>5. Próximos Pasos</w:t>
+        <w:t>BitacoraEvento</w:t>
+      </w:r>
+      <w:r>
+        <w:rPr>
+          <w:rFonts w:ascii="Calibri" w:hAnsi="Calibri" w:cs="Calibri"/>
+          <w:sz w:val="22"/>
+          <w:szCs w:val="22"/>
+        </w:rPr>
+        <w:t xml:space="preserve"> de PostgreSQL (implementada en Fase 2), este set cuenta con 120 registros consolidados.</w:t>
       </w:r>
     </w:p>
     <w:p>
@@ -1033,12 +2089,20 @@
       </w:pPr>
       <w:r>
         <w:rPr>
-          <w:rFonts w:ascii="Calibri" w:eastAsia="Times New Roman" w:hAnsi="Calibri" w:cs="Calibri"/>
-          <w:sz w:val="22"/>
-          <w:szCs w:val="22"/>
-        </w:rPr>
-        <w:lastRenderedPageBreak/>
-        <w:t>Suministrar estos 4 conjuntos de datos a la división de analítica de datos en junio para realizar las primeras iteraciones de agrupamiento (*clustering*) predictivo de errores.</w:t>
+          <w:rStyle w:val="Fuerte"/>
+          <w:rFonts w:ascii="Calibri" w:eastAsia="Times New Roman" w:hAnsi="Calibri" w:cs="Calibri"/>
+          <w:sz w:val="22"/>
+          <w:szCs w:val="22"/>
+        </w:rPr>
+        <w:t>Propósito:</w:t>
+      </w:r>
+      <w:r>
+        <w:rPr>
+          <w:rFonts w:ascii="Calibri" w:eastAsia="Times New Roman" w:hAnsi="Calibri" w:cs="Calibri"/>
+          <w:sz w:val="22"/>
+          <w:szCs w:val="22"/>
+        </w:rPr>
+        <w:t xml:space="preserve"> Servirá para realizar rutinas de Procesamiento de Lenguaje Natural (NLP) sobre los mensajes de error devueltos por el proveedor externo y clasificar anomalías.</w:t>
       </w:r>
     </w:p>
     <w:p>
@@ -1056,11 +2120,1861 @@
       </w:pPr>
       <w:r>
         <w:rPr>
-          <w:rFonts w:ascii="Calibri" w:eastAsia="Times New Roman" w:hAnsi="Calibri" w:cs="Calibri"/>
-          <w:sz w:val="22"/>
-          <w:szCs w:val="22"/>
-        </w:rPr>
-        <w:t>Evaluar el abandono progresivo de archivos CSV por la serialización Parquet, el cual preserva los tipos de dato (esquema) y ofrece compresión superior.</w:t>
+          <w:rStyle w:val="Fuerte"/>
+          <w:rFonts w:ascii="Calibri" w:eastAsia="Times New Roman" w:hAnsi="Calibri" w:cs="Calibri"/>
+          <w:sz w:val="22"/>
+          <w:szCs w:val="22"/>
+        </w:rPr>
+        <w:t>Clases incluidas:</w:t>
+      </w:r>
+      <w:r>
+        <w:rPr>
+          <w:rFonts w:ascii="Calibri" w:eastAsia="Times New Roman" w:hAnsi="Calibri" w:cs="Calibri"/>
+          <w:sz w:val="22"/>
+          <w:szCs w:val="22"/>
+        </w:rPr>
+        <w:t xml:space="preserve"> </w:t>
+      </w:r>
+      <w:r>
+        <w:rPr>
+          <w:rStyle w:val="CdigoHTML"/>
+        </w:rPr>
+        <w:t>RateLimitError</w:t>
+      </w:r>
+      <w:r>
+        <w:rPr>
+          <w:rFonts w:ascii="Calibri" w:eastAsia="Times New Roman" w:hAnsi="Calibri" w:cs="Calibri"/>
+          <w:sz w:val="22"/>
+          <w:szCs w:val="22"/>
+        </w:rPr>
+        <w:t xml:space="preserve"> (errores HTTP 429), </w:t>
+      </w:r>
+      <w:r>
+        <w:rPr>
+          <w:rStyle w:val="CdigoHTML"/>
+        </w:rPr>
+        <w:t>ConnectionTimeout</w:t>
+      </w:r>
+      <w:r>
+        <w:rPr>
+          <w:rFonts w:ascii="Calibri" w:eastAsia="Times New Roman" w:hAnsi="Calibri" w:cs="Calibri"/>
+          <w:sz w:val="22"/>
+          <w:szCs w:val="22"/>
+        </w:rPr>
+        <w:t xml:space="preserve">, e </w:t>
+      </w:r>
+      <w:r>
+        <w:rPr>
+          <w:rStyle w:val="CdigoHTML"/>
+        </w:rPr>
+        <w:t>InvalidFormatError</w:t>
+      </w:r>
+      <w:r>
+        <w:rPr>
+          <w:rFonts w:ascii="Calibri" w:eastAsia="Times New Roman" w:hAnsi="Calibri" w:cs="Calibri"/>
+          <w:sz w:val="22"/>
+          <w:szCs w:val="22"/>
+        </w:rPr>
+        <w:t xml:space="preserve"> (fallos por validación de entrada).</w:t>
+      </w:r>
+    </w:p>
+    <w:p>
+      <w:pPr>
+        <w:pStyle w:val="Ttulo3"/>
+        <w:rPr>
+          <w:rFonts w:ascii="Calibri" w:eastAsia="Times New Roman" w:hAnsi="Calibri" w:cs="Calibri"/>
+        </w:rPr>
+      </w:pPr>
+      <w:r>
+        <w:rPr>
+          <w:rFonts w:ascii="Calibri" w:eastAsia="Times New Roman" w:hAnsi="Calibri" w:cs="Calibri"/>
+        </w:rPr>
+        <w:t>5.4 Dataset de Descargas PDF (</w:t>
+      </w:r>
+      <w:r>
+        <w:rPr>
+          <w:rStyle w:val="CdigoHTML"/>
+        </w:rPr>
+        <w:t>dataset_descargas_pdf_piloto_202605.csv</w:t>
+      </w:r>
+      <w:r>
+        <w:rPr>
+          <w:rFonts w:ascii="Calibri" w:eastAsia="Times New Roman" w:hAnsi="Calibri" w:cs="Calibri"/>
+        </w:rPr>
+        <w:t>)</w:t>
+      </w:r>
+    </w:p>
+    <w:p>
+      <w:pPr>
+        <w:pStyle w:val="NormalWeb"/>
+        <w:rPr>
+          <w:rFonts w:ascii="Calibri" w:hAnsi="Calibri" w:cs="Calibri"/>
+          <w:sz w:val="22"/>
+          <w:szCs w:val="22"/>
+        </w:rPr>
+      </w:pPr>
+      <w:r>
+        <w:rPr>
+          <w:rFonts w:ascii="Calibri" w:hAnsi="Calibri" w:cs="Calibri"/>
+          <w:sz w:val="22"/>
+          <w:szCs w:val="22"/>
+        </w:rPr>
+        <w:t>Contiene 500 registros aleatorios.</w:t>
+      </w:r>
+    </w:p>
+    <w:p>
+      <w:pPr>
+        <w:numPr>
+          <w:ilvl w:val="0"/>
+          <w:numId w:val="6"/>
+        </w:numPr>
+        <w:spacing w:before="100" w:beforeAutospacing="1" w:after="100" w:afterAutospacing="1"/>
+        <w:rPr>
+          <w:rFonts w:ascii="Calibri" w:eastAsia="Times New Roman" w:hAnsi="Calibri" w:cs="Calibri"/>
+          <w:sz w:val="22"/>
+          <w:szCs w:val="22"/>
+        </w:rPr>
+      </w:pPr>
+      <w:r>
+        <w:rPr>
+          <w:rStyle w:val="Fuerte"/>
+          <w:rFonts w:ascii="Calibri" w:eastAsia="Times New Roman" w:hAnsi="Calibri" w:cs="Calibri"/>
+          <w:sz w:val="22"/>
+          <w:szCs w:val="22"/>
+        </w:rPr>
+        <w:t>Propósito:</w:t>
+      </w:r>
+      <w:r>
+        <w:rPr>
+          <w:rFonts w:ascii="Calibri" w:eastAsia="Times New Roman" w:hAnsi="Calibri" w:cs="Calibri"/>
+          <w:sz w:val="22"/>
+          <w:szCs w:val="22"/>
+        </w:rPr>
+        <w:t xml:space="preserve"> Correlacionar el volumen en bytes del PDF resultante con el tiempo total de descarga.</w:t>
+      </w:r>
+    </w:p>
+    <w:p>
+      <w:pPr>
+        <w:numPr>
+          <w:ilvl w:val="0"/>
+          <w:numId w:val="6"/>
+        </w:numPr>
+        <w:spacing w:before="100" w:beforeAutospacing="1" w:after="100" w:afterAutospacing="1"/>
+        <w:rPr>
+          <w:rFonts w:ascii="Calibri" w:eastAsia="Times New Roman" w:hAnsi="Calibri" w:cs="Calibri"/>
+          <w:sz w:val="22"/>
+          <w:szCs w:val="22"/>
+        </w:rPr>
+      </w:pPr>
+      <w:r>
+        <w:rPr>
+          <w:rStyle w:val="Fuerte"/>
+          <w:rFonts w:ascii="Calibri" w:eastAsia="Times New Roman" w:hAnsi="Calibri" w:cs="Calibri"/>
+          <w:sz w:val="22"/>
+          <w:szCs w:val="22"/>
+        </w:rPr>
+        <w:t>Uso de IA:</w:t>
+      </w:r>
+      <w:r>
+        <w:rPr>
+          <w:rFonts w:ascii="Calibri" w:eastAsia="Times New Roman" w:hAnsi="Calibri" w:cs="Calibri"/>
+          <w:sz w:val="22"/>
+          <w:szCs w:val="22"/>
+        </w:rPr>
+        <w:t xml:space="preserve"> Análisis de regresión para estimar ventanas de ancho de banda requeridas para los reportes trimestrales nacionales.</w:t>
+      </w:r>
+    </w:p>
+    <w:p>
+      <w:pPr>
+        <w:pStyle w:val="Ttulo2"/>
+        <w:rPr>
+          <w:rFonts w:ascii="Calibri" w:eastAsia="Times New Roman" w:hAnsi="Calibri" w:cs="Calibri"/>
+        </w:rPr>
+      </w:pPr>
+      <w:r>
+        <w:rPr>
+          <w:rFonts w:ascii="Calibri" w:eastAsia="Times New Roman" w:hAnsi="Calibri" w:cs="Calibri"/>
+        </w:rPr>
+        <w:t>6. Selección de Variables (Feature Engineering)</w:t>
+      </w:r>
+    </w:p>
+    <w:p>
+      <w:pPr>
+        <w:pStyle w:val="NormalWeb"/>
+        <w:rPr>
+          <w:rFonts w:ascii="Calibri" w:hAnsi="Calibri" w:cs="Calibri"/>
+          <w:sz w:val="22"/>
+          <w:szCs w:val="22"/>
+        </w:rPr>
+      </w:pPr>
+      <w:r>
+        <w:rPr>
+          <w:rFonts w:ascii="Calibri" w:hAnsi="Calibri" w:cs="Calibri"/>
+          <w:sz w:val="22"/>
+          <w:szCs w:val="22"/>
+        </w:rPr>
+        <w:t>En contraste con abril, las características seleccionadas se materializaron en datos procesables:</w:t>
+      </w:r>
+    </w:p>
+    <w:p>
+      <w:pPr>
+        <w:pStyle w:val="Ttulo3"/>
+        <w:rPr>
+          <w:rFonts w:ascii="Calibri" w:eastAsia="Times New Roman" w:hAnsi="Calibri" w:cs="Calibri"/>
+        </w:rPr>
+      </w:pPr>
+      <w:r>
+        <w:rPr>
+          <w:rFonts w:ascii="Calibri" w:eastAsia="Times New Roman" w:hAnsi="Calibri" w:cs="Calibri"/>
+        </w:rPr>
+        <w:t>6.1 Features de Configuración de Lote</w:t>
+      </w:r>
+    </w:p>
+    <w:p>
+      <w:pPr>
+        <w:numPr>
+          <w:ilvl w:val="0"/>
+          <w:numId w:val="7"/>
+        </w:numPr>
+        <w:spacing w:before="100" w:beforeAutospacing="1" w:after="100" w:afterAutospacing="1"/>
+        <w:rPr>
+          <w:rFonts w:ascii="Calibri" w:eastAsia="Times New Roman" w:hAnsi="Calibri" w:cs="Calibri"/>
+          <w:sz w:val="22"/>
+          <w:szCs w:val="22"/>
+        </w:rPr>
+      </w:pPr>
+      <w:r>
+        <w:rPr>
+          <w:rStyle w:val="CdigoHTML"/>
+        </w:rPr>
+        <w:t>hilos_activos</w:t>
+      </w:r>
+      <w:r>
+        <w:rPr>
+          <w:rFonts w:ascii="Calibri" w:eastAsia="Times New Roman" w:hAnsi="Calibri" w:cs="Calibri"/>
+          <w:sz w:val="22"/>
+          <w:szCs w:val="22"/>
+        </w:rPr>
+        <w:t>: Permite al modelo entender cuándo se dispara el WAF del IMSS.</w:t>
+      </w:r>
+    </w:p>
+    <w:p>
+      <w:pPr>
+        <w:numPr>
+          <w:ilvl w:val="0"/>
+          <w:numId w:val="7"/>
+        </w:numPr>
+        <w:spacing w:before="100" w:beforeAutospacing="1" w:after="100" w:afterAutospacing="1"/>
+        <w:rPr>
+          <w:rFonts w:ascii="Calibri" w:eastAsia="Times New Roman" w:hAnsi="Calibri" w:cs="Calibri"/>
+          <w:sz w:val="22"/>
+          <w:szCs w:val="22"/>
+        </w:rPr>
+      </w:pPr>
+      <w:r>
+        <w:rPr>
+          <w:rStyle w:val="CdigoHTML"/>
+        </w:rPr>
+        <w:t>franja_horaria</w:t>
+      </w:r>
+      <w:r>
+        <w:rPr>
+          <w:rFonts w:ascii="Calibri" w:eastAsia="Times New Roman" w:hAnsi="Calibri" w:cs="Calibri"/>
+          <w:sz w:val="22"/>
+          <w:szCs w:val="22"/>
+        </w:rPr>
+        <w:t>: Variable categórica para detectar la congestió</w:t>
+      </w:r>
+      <w:r>
+        <w:rPr>
+          <w:rFonts w:ascii="Calibri" w:eastAsia="Times New Roman" w:hAnsi="Calibri" w:cs="Calibri"/>
+          <w:sz w:val="22"/>
+          <w:szCs w:val="22"/>
+        </w:rPr>
+        <w:t>n de la infraestructura externa a ciertas horas.</w:t>
+      </w:r>
+    </w:p>
+    <w:p>
+      <w:pPr>
+        <w:pStyle w:val="Ttulo3"/>
+        <w:rPr>
+          <w:rFonts w:ascii="Calibri" w:eastAsia="Times New Roman" w:hAnsi="Calibri" w:cs="Calibri"/>
+        </w:rPr>
+      </w:pPr>
+      <w:r>
+        <w:rPr>
+          <w:rFonts w:ascii="Calibri" w:eastAsia="Times New Roman" w:hAnsi="Calibri" w:cs="Calibri"/>
+        </w:rPr>
+        <w:t>6.2 Features de Fallos Operativos</w:t>
+      </w:r>
+    </w:p>
+    <w:p>
+      <w:pPr>
+        <w:numPr>
+          <w:ilvl w:val="0"/>
+          <w:numId w:val="8"/>
+        </w:numPr>
+        <w:spacing w:before="100" w:beforeAutospacing="1" w:after="100" w:afterAutospacing="1"/>
+        <w:rPr>
+          <w:rFonts w:ascii="Calibri" w:eastAsia="Times New Roman" w:hAnsi="Calibri" w:cs="Calibri"/>
+          <w:sz w:val="22"/>
+          <w:szCs w:val="22"/>
+        </w:rPr>
+      </w:pPr>
+      <w:r>
+        <w:rPr>
+          <w:rStyle w:val="CdigoHTML"/>
+        </w:rPr>
+        <w:t>reintentos_ejecutados</w:t>
+      </w:r>
+      <w:r>
+        <w:rPr>
+          <w:rFonts w:ascii="Calibri" w:eastAsia="Times New Roman" w:hAnsi="Calibri" w:cs="Calibri"/>
+          <w:sz w:val="22"/>
+          <w:szCs w:val="22"/>
+        </w:rPr>
+        <w:t>: Representa el nivel de fatiga y la efectividad del *Circuit Breaker*.</w:t>
+      </w:r>
+    </w:p>
+    <w:p>
+      <w:pPr>
+        <w:numPr>
+          <w:ilvl w:val="0"/>
+          <w:numId w:val="8"/>
+        </w:numPr>
+        <w:spacing w:before="100" w:beforeAutospacing="1" w:after="100" w:afterAutospacing="1"/>
+        <w:rPr>
+          <w:rFonts w:ascii="Calibri" w:eastAsia="Times New Roman" w:hAnsi="Calibri" w:cs="Calibri"/>
+          <w:sz w:val="22"/>
+          <w:szCs w:val="22"/>
+        </w:rPr>
+      </w:pPr>
+      <w:r>
+        <w:rPr>
+          <w:rStyle w:val="CdigoHTML"/>
+        </w:rPr>
+        <w:t>categoria_error</w:t>
+      </w:r>
+      <w:r>
+        <w:rPr>
+          <w:rFonts w:ascii="Calibri" w:eastAsia="Times New Roman" w:hAnsi="Calibri" w:cs="Calibri"/>
+          <w:sz w:val="22"/>
+          <w:szCs w:val="22"/>
+        </w:rPr>
+        <w:t>: Clasificación del mensaje de la bitácora transformada en variable discreta (One-Hot Encoding a nivel pipeline).</w:t>
+      </w:r>
+    </w:p>
+    <w:p>
+      <w:pPr>
+        <w:pStyle w:val="NormalWeb"/>
+        <w:rPr>
+          <w:rFonts w:ascii="Calibri" w:hAnsi="Calibri" w:cs="Calibri"/>
+          <w:sz w:val="22"/>
+          <w:szCs w:val="22"/>
+        </w:rPr>
+      </w:pPr>
+      <w:r>
+        <w:rPr>
+          <w:rStyle w:val="Fuerte"/>
+          <w:rFonts w:ascii="Calibri" w:hAnsi="Calibri" w:cs="Calibri"/>
+          <w:sz w:val="22"/>
+          <w:szCs w:val="22"/>
+        </w:rPr>
+        <w:t>Snippet de Feature Engineering (Python/Pandas):</w:t>
+      </w:r>
+    </w:p>
+    <w:p>
+      <w:pPr>
+        <w:pStyle w:val="HTMLconformatoprevio"/>
+      </w:pPr>
+    </w:p>
+    <w:p>
+      <w:pPr>
+        <w:pStyle w:val="HTMLconformatoprevio"/>
+      </w:pPr>
+      <w:r>
+        <w:t>import pandas as pd</w:t>
+      </w:r>
+    </w:p>
+    <w:p>
+      <w:pPr>
+        <w:pStyle w:val="HTMLconformatoprevio"/>
+      </w:pPr>
+    </w:p>
+    <w:p>
+      <w:pPr>
+        <w:pStyle w:val="HTMLconformatoprevio"/>
+      </w:pPr>
+      <w:r>
+        <w:t>def aplicar_one_hot_encoding(df: pd.DataFrame) -&gt; pd.DataFrame:</w:t>
+      </w:r>
+    </w:p>
+    <w:p>
+      <w:pPr>
+        <w:pStyle w:val="HTMLconformatoprevio"/>
+      </w:pPr>
+      <w:r>
+        <w:t xml:space="preserve">    """</w:t>
+      </w:r>
+    </w:p>
+    <w:p>
+      <w:pPr>
+        <w:pStyle w:val="HTMLconformatoprevio"/>
+      </w:pPr>
+      <w:r>
+        <w:t xml:space="preserve">    Convierte la variable categórica 'categoria_error' en columnas binarias</w:t>
+      </w:r>
+    </w:p>
+    <w:p>
+      <w:pPr>
+        <w:pStyle w:val="HTMLconformatoprevio"/>
+      </w:pPr>
+      <w:r>
+        <w:t xml:space="preserve">    para el modelo de ML, eliminando variables de texto libre.</w:t>
+      </w:r>
+    </w:p>
+    <w:p>
+      <w:pPr>
+        <w:pStyle w:val="HTMLconformatoprevio"/>
+      </w:pPr>
+      <w:r>
+        <w:t xml:space="preserve">    """</w:t>
+      </w:r>
+    </w:p>
+    <w:p>
+      <w:pPr>
+        <w:pStyle w:val="HTMLconformatoprevio"/>
+      </w:pPr>
+      <w:r>
+        <w:t xml:space="preserve">    # 1. Limpieza de strings</w:t>
+      </w:r>
+    </w:p>
+    <w:p>
+      <w:pPr>
+        <w:pStyle w:val="HTMLconformatoprevio"/>
+      </w:pPr>
+      <w:r>
+        <w:t xml:space="preserve">    df['categoria_error'] = df['categoria_error'].fillna('NINGUNO').str.upper()</w:t>
+      </w:r>
+    </w:p>
+    <w:p>
+      <w:pPr>
+        <w:pStyle w:val="HTMLconformatoprevio"/>
+      </w:pPr>
+      <w:r>
+        <w:t xml:space="preserve">    </w:t>
+      </w:r>
+    </w:p>
+    <w:p>
+      <w:pPr>
+        <w:pStyle w:val="HTMLconformatoprevio"/>
+      </w:pPr>
+      <w:r>
+        <w:t xml:space="preserve">    # 2. Aplicación de One-Hot Encoding</w:t>
+      </w:r>
+    </w:p>
+    <w:p>
+      <w:pPr>
+        <w:pStyle w:val="HTMLconformatoprevio"/>
+      </w:pPr>
+      <w:r>
+        <w:t xml:space="preserve">    df_encoded = pd.get_dummies(df, columns=['categoria_error'], prefix='ERR')</w:t>
+      </w:r>
+    </w:p>
+    <w:p>
+      <w:pPr>
+        <w:pStyle w:val="HTMLconformatoprevio"/>
+      </w:pPr>
+      <w:r>
+        <w:t xml:space="preserve">    </w:t>
+      </w:r>
+    </w:p>
+    <w:p>
+      <w:pPr>
+        <w:pStyle w:val="HTMLconformatoprevio"/>
+      </w:pPr>
+      <w:r>
+        <w:t xml:space="preserve">    # 3. Conversión estricta a enteros para optimizar memoria</w:t>
+      </w:r>
+    </w:p>
+    <w:p>
+      <w:pPr>
+        <w:pStyle w:val="HTMLconformatoprevio"/>
+      </w:pPr>
+      <w:r>
+        <w:t xml:space="preserve">    columnas_err = [col for col in df_encoded.columns if col.startswith('ERR_')]</w:t>
+      </w:r>
+    </w:p>
+    <w:p>
+      <w:pPr>
+        <w:pStyle w:val="HTMLconformatoprevio"/>
+      </w:pPr>
+      <w:r>
+        <w:t xml:space="preserve">    df_encoded[columnas_err] = df_encoded[columnas_err].astype(int)</w:t>
+      </w:r>
+    </w:p>
+    <w:p>
+      <w:pPr>
+        <w:pStyle w:val="HTMLconformatoprevio"/>
+      </w:pPr>
+      <w:r>
+        <w:t xml:space="preserve">    </w:t>
+      </w:r>
+    </w:p>
+    <w:p>
+      <w:pPr>
+        <w:pStyle w:val="HTMLconformatoprevio"/>
+      </w:pPr>
+      <w:r>
+        <w:t xml:space="preserve">    return df_encoded</w:t>
+      </w:r>
+    </w:p>
+    <w:p>
+      <w:pPr>
+        <w:pStyle w:val="Ttulo2"/>
+        <w:rPr>
+          <w:rFonts w:ascii="Calibri" w:eastAsia="Times New Roman" w:hAnsi="Calibri" w:cs="Calibri"/>
+        </w:rPr>
+      </w:pPr>
+      <w:r>
+        <w:rPr>
+          <w:rFonts w:ascii="Calibri" w:eastAsia="Times New Roman" w:hAnsi="Calibri" w:cs="Calibri"/>
+        </w:rPr>
+        <w:t>7. Pruebas y Validación (Test Plan de Datos)</w:t>
+      </w:r>
+    </w:p>
+    <w:p>
+      <w:pPr>
+        <w:pStyle w:val="NormalWeb"/>
+        <w:rPr>
+          <w:rFonts w:ascii="Calibri" w:hAnsi="Calibri" w:cs="Calibri"/>
+          <w:sz w:val="22"/>
+          <w:szCs w:val="22"/>
+        </w:rPr>
+      </w:pPr>
+      <w:r>
+        <w:rPr>
+          <w:rFonts w:ascii="Calibri" w:hAnsi="Calibri" w:cs="Calibri"/>
+          <w:sz w:val="22"/>
+          <w:szCs w:val="22"/>
+        </w:rPr>
+        <w:t>Para asegurar el estricto cumplimiento de la calidad y privacidad, se sometieron los *datasets* a las siguientes validaciones:</w:t>
+      </w:r>
+    </w:p>
+    <w:p>
+      <w:pPr>
+        <w:pStyle w:val="NormalWeb"/>
+        <w:rPr>
+          <w:rFonts w:ascii="Calibri" w:hAnsi="Calibri" w:cs="Calibri"/>
+          <w:sz w:val="22"/>
+          <w:szCs w:val="22"/>
+        </w:rPr>
+      </w:pPr>
+      <w:r>
+        <w:rPr>
+          <w:rFonts w:ascii="Calibri" w:hAnsi="Calibri" w:cs="Calibri"/>
+          <w:sz w:val="22"/>
+          <w:szCs w:val="22"/>
+        </w:rPr>
+        <w:t xml:space="preserve">1. </w:t>
+      </w:r>
+      <w:r>
+        <w:rPr>
+          <w:rStyle w:val="Fuerte"/>
+          <w:rFonts w:ascii="Calibri" w:hAnsi="Calibri" w:cs="Calibri"/>
+          <w:sz w:val="22"/>
+          <w:szCs w:val="22"/>
+        </w:rPr>
+        <w:t>Verificació</w:t>
+      </w:r>
+      <w:r>
+        <w:rPr>
+          <w:rStyle w:val="Fuerte"/>
+          <w:rFonts w:ascii="Calibri" w:hAnsi="Calibri" w:cs="Calibri"/>
+          <w:sz w:val="22"/>
+          <w:szCs w:val="22"/>
+        </w:rPr>
+        <w:t>n de Colisiones Hash:</w:t>
+      </w:r>
+      <w:r>
+        <w:rPr>
+          <w:rFonts w:ascii="Calibri" w:hAnsi="Calibri" w:cs="Calibri"/>
+          <w:sz w:val="22"/>
+          <w:szCs w:val="22"/>
+        </w:rPr>
+        <w:t xml:space="preserve"> Se analizó si dos CURPs distintas podían generar el mismo *hash* truncado, comprobando el rango de entropía para la cantidad de registros.</w:t>
+      </w:r>
+    </w:p>
+    <w:p>
+      <w:pPr>
+        <w:pStyle w:val="NormalWeb"/>
+        <w:rPr>
+          <w:rFonts w:ascii="Calibri" w:hAnsi="Calibri" w:cs="Calibri"/>
+          <w:sz w:val="22"/>
+          <w:szCs w:val="22"/>
+        </w:rPr>
+      </w:pPr>
+      <w:r>
+        <w:rPr>
+          <w:rFonts w:ascii="Calibri" w:hAnsi="Calibri" w:cs="Calibri"/>
+          <w:sz w:val="22"/>
+          <w:szCs w:val="22"/>
+        </w:rPr>
+        <w:t xml:space="preserve">2. </w:t>
+      </w:r>
+      <w:r>
+        <w:rPr>
+          <w:rStyle w:val="Fuerte"/>
+          <w:rFonts w:ascii="Calibri" w:hAnsi="Calibri" w:cs="Calibri"/>
+          <w:sz w:val="22"/>
+          <w:szCs w:val="22"/>
+        </w:rPr>
+        <w:t>Inspección de Fugas (Leakage Inspection):</w:t>
+      </w:r>
+      <w:r>
+        <w:rPr>
+          <w:rFonts w:ascii="Calibri" w:hAnsi="Calibri" w:cs="Calibri"/>
+          <w:sz w:val="22"/>
+          <w:szCs w:val="22"/>
+        </w:rPr>
+        <w:t xml:space="preserve"> </w:t>
+      </w:r>
+      <w:r>
+        <w:rPr>
+          <w:rFonts w:ascii="Calibri" w:hAnsi="Calibri" w:cs="Calibri"/>
+          <w:sz w:val="22"/>
+          <w:szCs w:val="22"/>
+        </w:rPr>
+        <w:t xml:space="preserve">Se auditaron los 4 archivos CSV con expresiones regulares (regex heurísticas como </w:t>
+      </w:r>
+      <w:r>
+        <w:rPr>
+          <w:rStyle w:val="CdigoHTML"/>
+        </w:rPr>
+        <w:t>^\d{10}$</w:t>
+      </w:r>
+      <w:r>
+        <w:rPr>
+          <w:rFonts w:ascii="Calibri" w:hAnsi="Calibri" w:cs="Calibri"/>
+          <w:sz w:val="22"/>
+          <w:szCs w:val="22"/>
+        </w:rPr>
+        <w:t xml:space="preserve"> para teléfonos o </w:t>
+      </w:r>
+      <w:r>
+        <w:rPr>
+          <w:rStyle w:val="CdigoHTML"/>
+        </w:rPr>
+        <w:t>^[\w\.-]+@[\w\.-]+\.\w+$</w:t>
+      </w:r>
+      <w:r>
+        <w:rPr>
+          <w:rFonts w:ascii="Calibri" w:hAnsi="Calibri" w:cs="Calibri"/>
+          <w:sz w:val="22"/>
+          <w:szCs w:val="22"/>
+        </w:rPr>
+        <w:t xml:space="preserve"> para correos electrónicos), corroborando cero detecciones de texto plano de PII.</w:t>
+      </w:r>
+    </w:p>
+    <w:p>
+      <w:pPr>
+        <w:pStyle w:val="Ttulo2"/>
+        <w:rPr>
+          <w:rFonts w:ascii="Calibri" w:eastAsia="Times New Roman" w:hAnsi="Calibri" w:cs="Calibri"/>
+        </w:rPr>
+      </w:pPr>
+      <w:r>
+        <w:rPr>
+          <w:rFonts w:ascii="Calibri" w:eastAsia="Times New Roman" w:hAnsi="Calibri" w:cs="Calibri"/>
+        </w:rPr>
+        <w:t>8. Lineamientos de Gobernanza Consolidados</w:t>
+      </w:r>
+    </w:p>
+    <w:p>
+      <w:pPr>
+        <w:pStyle w:val="NormalWeb"/>
+        <w:rPr>
+          <w:rFonts w:ascii="Calibri" w:hAnsi="Calibri" w:cs="Calibri"/>
+          <w:sz w:val="22"/>
+          <w:szCs w:val="22"/>
+        </w:rPr>
+      </w:pPr>
+      <w:r>
+        <w:rPr>
+          <w:rFonts w:ascii="Calibri" w:hAnsi="Calibri" w:cs="Calibri"/>
+          <w:sz w:val="22"/>
+          <w:szCs w:val="22"/>
+        </w:rPr>
+        <w:t>La generación de estos conjuntos estableció el estándar de gobernanza para cualquier extracción futura en la SEP orientada a *Machine Learning*:</w:t>
+      </w:r>
+    </w:p>
+    <w:p>
+      <w:pPr>
+        <w:numPr>
+          <w:ilvl w:val="0"/>
+          <w:numId w:val="9"/>
+        </w:numPr>
+        <w:spacing w:before="100" w:beforeAutospacing="1" w:after="100" w:afterAutospacing="1"/>
+        <w:rPr>
+          <w:rFonts w:ascii="Calibri" w:eastAsia="Times New Roman" w:hAnsi="Calibri" w:cs="Calibri"/>
+          <w:sz w:val="22"/>
+          <w:szCs w:val="22"/>
+        </w:rPr>
+      </w:pPr>
+      <w:r>
+        <w:rPr>
+          <w:rStyle w:val="Fuerte"/>
+          <w:rFonts w:ascii="Calibri" w:eastAsia="Times New Roman" w:hAnsi="Calibri" w:cs="Calibri"/>
+          <w:sz w:val="22"/>
+          <w:szCs w:val="22"/>
+        </w:rPr>
+        <w:t>Aislamiento Funcional:</w:t>
+      </w:r>
+      <w:r>
+        <w:rPr>
+          <w:rFonts w:ascii="Calibri" w:eastAsia="Times New Roman" w:hAnsi="Calibri" w:cs="Calibri"/>
+          <w:sz w:val="22"/>
+          <w:szCs w:val="22"/>
+        </w:rPr>
+        <w:t xml:space="preserve"> El motor de base de datos transaccional no realizará transformaciones de anonimización costosas en vivo. Los *pipelines* ETL intermedios se encargarán del enmascaramiento antes de liberar el dataset.</w:t>
+      </w:r>
+    </w:p>
+    <w:p>
+      <w:pPr>
+        <w:numPr>
+          <w:ilvl w:val="0"/>
+          <w:numId w:val="9"/>
+        </w:numPr>
+        <w:spacing w:before="100" w:beforeAutospacing="1" w:after="100" w:afterAutospacing="1"/>
+        <w:rPr>
+          <w:rFonts w:ascii="Calibri" w:eastAsia="Times New Roman" w:hAnsi="Calibri" w:cs="Calibri"/>
+          <w:sz w:val="22"/>
+          <w:szCs w:val="22"/>
+        </w:rPr>
+      </w:pPr>
+      <w:r>
+        <w:rPr>
+          <w:rStyle w:val="Fuerte"/>
+          <w:rFonts w:ascii="Calibri" w:eastAsia="Times New Roman" w:hAnsi="Calibri" w:cs="Calibri"/>
+          <w:sz w:val="22"/>
+          <w:szCs w:val="22"/>
+        </w:rPr>
+        <w:t>Transitoriedad:</w:t>
+      </w:r>
+      <w:r>
+        <w:rPr>
+          <w:rFonts w:ascii="Calibri" w:eastAsia="Times New Roman" w:hAnsi="Calibri" w:cs="Calibri"/>
+          <w:sz w:val="22"/>
+          <w:szCs w:val="22"/>
+        </w:rPr>
+        <w:t xml:space="preserve"> Los archivos generados localmente son destruidos o excluidos del repositorio, forzando la trazabilidad.</w:t>
+      </w:r>
+    </w:p>
+    <w:p>
+      <w:pPr>
+        <w:numPr>
+          <w:ilvl w:val="0"/>
+          <w:numId w:val="9"/>
+        </w:numPr>
+        <w:spacing w:before="100" w:beforeAutospacing="1" w:after="100" w:afterAutospacing="1"/>
+        <w:rPr>
+          <w:rFonts w:ascii="Calibri" w:eastAsia="Times New Roman" w:hAnsi="Calibri" w:cs="Calibri"/>
+          <w:sz w:val="22"/>
+          <w:szCs w:val="22"/>
+        </w:rPr>
+      </w:pPr>
+      <w:r>
+        <w:rPr>
+          <w:rStyle w:val="Fuerte"/>
+          <w:rFonts w:ascii="Calibri" w:eastAsia="Times New Roman" w:hAnsi="Calibri" w:cs="Calibri"/>
+          <w:sz w:val="22"/>
+          <w:szCs w:val="22"/>
+        </w:rPr>
+        <w:t>Seguridad y Control de Acceso (RBAC):</w:t>
+      </w:r>
+      <w:r>
+        <w:rPr>
+          <w:rFonts w:ascii="Calibri" w:eastAsia="Times New Roman" w:hAnsi="Calibri" w:cs="Calibri"/>
+          <w:sz w:val="22"/>
+          <w:szCs w:val="22"/>
+        </w:rPr>
+        <w:t xml:space="preserve"> Se estableció la integración obligatoria con las tablas maestras de seguridad de Oracle (</w:t>
+      </w:r>
+      <w:r>
+        <w:rPr>
+          <w:rStyle w:val="CdigoHTML"/>
+        </w:rPr>
+        <w:t>CTMU061_USUARIO</w:t>
+      </w:r>
+      <w:r>
+        <w:rPr>
+          <w:rFonts w:ascii="Calibri" w:eastAsia="Times New Roman" w:hAnsi="Calibri" w:cs="Calibri"/>
+          <w:sz w:val="22"/>
+          <w:szCs w:val="22"/>
+        </w:rPr>
+        <w:t xml:space="preserve">, </w:t>
+      </w:r>
+      <w:r>
+        <w:rPr>
+          <w:rStyle w:val="CdigoHTML"/>
+        </w:rPr>
+        <w:t>CTMU062_PERFIL</w:t>
+      </w:r>
+      <w:r>
+        <w:rPr>
+          <w:rFonts w:ascii="Calibri" w:eastAsia="Times New Roman" w:hAnsi="Calibri" w:cs="Calibri"/>
+          <w:sz w:val="22"/>
+          <w:szCs w:val="22"/>
+        </w:rPr>
+        <w:t xml:space="preserve">, </w:t>
+      </w:r>
+      <w:r>
+        <w:rPr>
+          <w:rStyle w:val="CdigoHTML"/>
+        </w:rPr>
+        <w:t>CTMU063_REPORTE</w:t>
+      </w:r>
+      <w:r>
+        <w:rPr>
+          <w:rFonts w:ascii="Calibri" w:eastAsia="Times New Roman" w:hAnsi="Calibri" w:cs="Calibri"/>
+          <w:sz w:val="22"/>
+          <w:szCs w:val="22"/>
+        </w:rPr>
+        <w:t xml:space="preserve"> y </w:t>
+      </w:r>
+      <w:r>
+        <w:rPr>
+          <w:rStyle w:val="CdigoHTML"/>
+        </w:rPr>
+        <w:t>CTMU064_PERMISO</w:t>
+      </w:r>
+      <w:r>
+        <w:rPr>
+          <w:rFonts w:ascii="Calibri" w:eastAsia="Times New Roman" w:hAnsi="Calibri" w:cs="Calibri"/>
+          <w:sz w:val="22"/>
+          <w:szCs w:val="22"/>
+        </w:rPr>
+        <w:t>). Esto garantiza que los datasets expuestos mantengan su jerarquía de roles de forma nativa desde la base de datos, previniendo fugas horizontales o escalamiento de privilegios al interactuar con las características generadas.</w:t>
+      </w:r>
+    </w:p>
+    <w:p>
+      <w:pPr>
+        <w:pStyle w:val="NormalWeb"/>
+        <w:rPr>
+          <w:rFonts w:ascii="Calibri" w:hAnsi="Calibri" w:cs="Calibri"/>
+          <w:sz w:val="22"/>
+          <w:szCs w:val="22"/>
+        </w:rPr>
+      </w:pPr>
+      <w:r>
+        <w:rPr>
+          <w:rStyle w:val="Fuerte"/>
+          <w:rFonts w:ascii="Calibri" w:hAnsi="Calibri" w:cs="Calibri"/>
+          <w:sz w:val="22"/>
+          <w:szCs w:val="22"/>
+        </w:rPr>
+        <w:t>Matriz de Seguridad y Privilegios Analíticos (RBAC):</w:t>
+      </w:r>
+    </w:p>
+    <w:tbl>
+      <w:tblPr>
+        <w:tblW w:w="5000" w:type="pct"/>
+        <w:tblCellMar>
+          <w:top w:w="15" w:type="dxa"/>
+          <w:left w:w="15" w:type="dxa"/>
+          <w:bottom w:w="15" w:type="dxa"/>
+          <w:right w:w="15" w:type="dxa"/>
+        </w:tblCellMar>
+        <w:tblLook w:val="04A0" w:firstRow="1" w:lastRow="0" w:firstColumn="1" w:lastColumn="0" w:noHBand="0" w:noVBand="1"/>
+      </w:tblPr>
+      <w:tblGrid>
+        <w:gridCol w:w="1981"/>
+        <w:gridCol w:w="2023"/>
+        <w:gridCol w:w="1951"/>
+        <w:gridCol w:w="2867"/>
+      </w:tblGrid>
+      <w:tr>
+        <w:trPr>
+          <w:tblHeader/>
+        </w:trPr>
+        <w:tc>
+          <w:tcPr>
+            <w:tcW w:w="0" w:type="auto"/>
+            <w:tcBorders>
+              <w:top w:val="single" w:sz="6" w:space="0" w:color="666666"/>
+              <w:left w:val="single" w:sz="6" w:space="0" w:color="666666"/>
+              <w:bottom w:val="single" w:sz="6" w:space="0" w:color="666666"/>
+              <w:right w:val="single" w:sz="6" w:space="0" w:color="666666"/>
+            </w:tcBorders>
+            <w:tcMar>
+              <w:top w:w="90" w:type="dxa"/>
+              <w:left w:w="90" w:type="dxa"/>
+              <w:bottom w:w="90" w:type="dxa"/>
+              <w:right w:w="90" w:type="dxa"/>
+            </w:tcMar>
+            <w:hideMark/>
+          </w:tcPr>
+          <w:p>
+            <w:pPr>
+              <w:spacing w:before="180" w:after="180"/>
+              <w:rPr>
+                <w:rFonts w:ascii="Calibri" w:eastAsia="Times New Roman" w:hAnsi="Calibri" w:cs="Calibri"/>
+                <w:b/>
+                <w:bCs/>
+                <w:sz w:val="22"/>
+                <w:szCs w:val="22"/>
+              </w:rPr>
+            </w:pPr>
+            <w:r>
+              <w:rPr>
+                <w:rFonts w:ascii="Calibri" w:eastAsia="Times New Roman" w:hAnsi="Calibri" w:cs="Calibri"/>
+                <w:b/>
+                <w:bCs/>
+                <w:sz w:val="22"/>
+                <w:szCs w:val="22"/>
+              </w:rPr>
+              <w:t>Tabla Oracle</w:t>
+            </w:r>
+          </w:p>
+        </w:tc>
+        <w:tc>
+          <w:tcPr>
+            <w:tcW w:w="0" w:type="auto"/>
+            <w:tcBorders>
+              <w:top w:val="single" w:sz="6" w:space="0" w:color="666666"/>
+              <w:left w:val="single" w:sz="6" w:space="0" w:color="666666"/>
+              <w:bottom w:val="single" w:sz="6" w:space="0" w:color="666666"/>
+              <w:right w:val="single" w:sz="6" w:space="0" w:color="666666"/>
+            </w:tcBorders>
+            <w:tcMar>
+              <w:top w:w="90" w:type="dxa"/>
+              <w:left w:w="90" w:type="dxa"/>
+              <w:bottom w:w="90" w:type="dxa"/>
+              <w:right w:w="90" w:type="dxa"/>
+            </w:tcMar>
+            <w:hideMark/>
+          </w:tcPr>
+          <w:p>
+            <w:pPr>
+              <w:spacing w:before="180" w:after="180"/>
+              <w:rPr>
+                <w:rFonts w:ascii="Calibri" w:eastAsia="Times New Roman" w:hAnsi="Calibri" w:cs="Calibri"/>
+                <w:b/>
+                <w:bCs/>
+                <w:sz w:val="22"/>
+                <w:szCs w:val="22"/>
+              </w:rPr>
+            </w:pPr>
+            <w:r>
+              <w:rPr>
+                <w:rFonts w:ascii="Calibri" w:eastAsia="Times New Roman" w:hAnsi="Calibri" w:cs="Calibri"/>
+                <w:b/>
+                <w:bCs/>
+                <w:sz w:val="22"/>
+                <w:szCs w:val="22"/>
+              </w:rPr>
+              <w:t>Responsabilidad Lógica</w:t>
+            </w:r>
+          </w:p>
+        </w:tc>
+        <w:tc>
+          <w:tcPr>
+            <w:tcW w:w="0" w:type="auto"/>
+            <w:tcBorders>
+              <w:top w:val="single" w:sz="6" w:space="0" w:color="666666"/>
+              <w:left w:val="single" w:sz="6" w:space="0" w:color="666666"/>
+              <w:bottom w:val="single" w:sz="6" w:space="0" w:color="666666"/>
+              <w:right w:val="single" w:sz="6" w:space="0" w:color="666666"/>
+            </w:tcBorders>
+            <w:tcMar>
+              <w:top w:w="90" w:type="dxa"/>
+              <w:left w:w="90" w:type="dxa"/>
+              <w:bottom w:w="90" w:type="dxa"/>
+              <w:right w:w="90" w:type="dxa"/>
+            </w:tcMar>
+            <w:hideMark/>
+          </w:tcPr>
+          <w:p>
+            <w:pPr>
+              <w:spacing w:before="180" w:after="180"/>
+              <w:rPr>
+                <w:rFonts w:ascii="Calibri" w:eastAsia="Times New Roman" w:hAnsi="Calibri" w:cs="Calibri"/>
+                <w:b/>
+                <w:bCs/>
+                <w:sz w:val="22"/>
+                <w:szCs w:val="22"/>
+              </w:rPr>
+            </w:pPr>
+            <w:r>
+              <w:rPr>
+                <w:rFonts w:ascii="Calibri" w:eastAsia="Times New Roman" w:hAnsi="Calibri" w:cs="Calibri"/>
+                <w:b/>
+                <w:bCs/>
+                <w:sz w:val="22"/>
+                <w:szCs w:val="22"/>
+              </w:rPr>
+              <w:t>Nivel de Acceso Analítico</w:t>
+            </w:r>
+          </w:p>
+        </w:tc>
+        <w:tc>
+          <w:tcPr>
+            <w:tcW w:w="0" w:type="auto"/>
+            <w:tcBorders>
+              <w:top w:val="single" w:sz="6" w:space="0" w:color="666666"/>
+              <w:left w:val="single" w:sz="6" w:space="0" w:color="666666"/>
+              <w:bottom w:val="single" w:sz="6" w:space="0" w:color="666666"/>
+              <w:right w:val="single" w:sz="6" w:space="0" w:color="666666"/>
+            </w:tcBorders>
+            <w:tcMar>
+              <w:top w:w="90" w:type="dxa"/>
+              <w:left w:w="90" w:type="dxa"/>
+              <w:bottom w:w="90" w:type="dxa"/>
+              <w:right w:w="90" w:type="dxa"/>
+            </w:tcMar>
+            <w:hideMark/>
+          </w:tcPr>
+          <w:p>
+            <w:pPr>
+              <w:spacing w:before="180" w:after="180"/>
+              <w:rPr>
+                <w:rFonts w:ascii="Calibri" w:eastAsia="Times New Roman" w:hAnsi="Calibri" w:cs="Calibri"/>
+                <w:b/>
+                <w:bCs/>
+                <w:sz w:val="22"/>
+                <w:szCs w:val="22"/>
+              </w:rPr>
+            </w:pPr>
+            <w:r>
+              <w:rPr>
+                <w:rFonts w:ascii="Calibri" w:eastAsia="Times New Roman" w:hAnsi="Calibri" w:cs="Calibri"/>
+                <w:b/>
+                <w:bCs/>
+                <w:sz w:val="22"/>
+                <w:szCs w:val="22"/>
+              </w:rPr>
+              <w:t>Acción sobre Datasets</w:t>
+            </w:r>
+          </w:p>
+        </w:tc>
+      </w:tr>
+      <w:tr>
+        <w:tc>
+          <w:tcPr>
+            <w:tcW w:w="0" w:type="auto"/>
+            <w:tcBorders>
+              <w:top w:val="single" w:sz="6" w:space="0" w:color="666666"/>
+              <w:left w:val="single" w:sz="6" w:space="0" w:color="666666"/>
+              <w:bottom w:val="single" w:sz="6" w:space="0" w:color="666666"/>
+              <w:right w:val="single" w:sz="6" w:space="0" w:color="666666"/>
+            </w:tcBorders>
+            <w:tcMar>
+              <w:top w:w="90" w:type="dxa"/>
+              <w:left w:w="90" w:type="dxa"/>
+              <w:bottom w:w="90" w:type="dxa"/>
+              <w:right w:w="90" w:type="dxa"/>
+            </w:tcMar>
+            <w:hideMark/>
+          </w:tcPr>
+          <w:p>
+            <w:pPr>
+              <w:spacing w:before="180" w:after="180"/>
+              <w:rPr>
+                <w:rFonts w:ascii="Calibri" w:eastAsia="Times New Roman" w:hAnsi="Calibri" w:cs="Calibri"/>
+                <w:sz w:val="22"/>
+                <w:szCs w:val="22"/>
+              </w:rPr>
+            </w:pPr>
+            <w:r>
+              <w:rPr>
+                <w:rStyle w:val="CdigoHTML"/>
+              </w:rPr>
+              <w:t>CTMU061_USUARIO</w:t>
+            </w:r>
+          </w:p>
+        </w:tc>
+        <w:tc>
+          <w:tcPr>
+            <w:tcW w:w="0" w:type="auto"/>
+            <w:tcBorders>
+              <w:top w:val="single" w:sz="6" w:space="0" w:color="666666"/>
+              <w:left w:val="single" w:sz="6" w:space="0" w:color="666666"/>
+              <w:bottom w:val="single" w:sz="6" w:space="0" w:color="666666"/>
+              <w:right w:val="single" w:sz="6" w:space="0" w:color="666666"/>
+            </w:tcBorders>
+            <w:tcMar>
+              <w:top w:w="90" w:type="dxa"/>
+              <w:left w:w="90" w:type="dxa"/>
+              <w:bottom w:w="90" w:type="dxa"/>
+              <w:right w:w="90" w:type="dxa"/>
+            </w:tcMar>
+            <w:hideMark/>
+          </w:tcPr>
+          <w:p>
+            <w:pPr>
+              <w:spacing w:before="180" w:after="180"/>
+              <w:rPr>
+                <w:rFonts w:ascii="Calibri" w:eastAsia="Times New Roman" w:hAnsi="Calibri" w:cs="Calibri"/>
+                <w:sz w:val="22"/>
+                <w:szCs w:val="22"/>
+              </w:rPr>
+            </w:pPr>
+            <w:r>
+              <w:rPr>
+                <w:rFonts w:ascii="Calibri" w:eastAsia="Times New Roman" w:hAnsi="Calibri" w:cs="Calibri"/>
+                <w:sz w:val="22"/>
+                <w:szCs w:val="22"/>
+              </w:rPr>
+              <w:t>Gestión de Identidad</w:t>
+            </w:r>
+          </w:p>
+        </w:tc>
+        <w:tc>
+          <w:tcPr>
+            <w:tcW w:w="0" w:type="auto"/>
+            <w:tcBorders>
+              <w:top w:val="single" w:sz="6" w:space="0" w:color="666666"/>
+              <w:left w:val="single" w:sz="6" w:space="0" w:color="666666"/>
+              <w:bottom w:val="single" w:sz="6" w:space="0" w:color="666666"/>
+              <w:right w:val="single" w:sz="6" w:space="0" w:color="666666"/>
+            </w:tcBorders>
+            <w:tcMar>
+              <w:top w:w="90" w:type="dxa"/>
+              <w:left w:w="90" w:type="dxa"/>
+              <w:bottom w:w="90" w:type="dxa"/>
+              <w:right w:w="90" w:type="dxa"/>
+            </w:tcMar>
+            <w:hideMark/>
+          </w:tcPr>
+          <w:p>
+            <w:pPr>
+              <w:spacing w:before="180" w:after="180"/>
+              <w:rPr>
+                <w:rFonts w:ascii="Calibri" w:eastAsia="Times New Roman" w:hAnsi="Calibri" w:cs="Calibri"/>
+                <w:sz w:val="22"/>
+                <w:szCs w:val="22"/>
+              </w:rPr>
+            </w:pPr>
+            <w:r>
+              <w:rPr>
+                <w:rFonts w:ascii="Calibri" w:eastAsia="Times New Roman" w:hAnsi="Calibri" w:cs="Calibri"/>
+                <w:sz w:val="22"/>
+                <w:szCs w:val="22"/>
+              </w:rPr>
+              <w:t>Solo sus extracciones</w:t>
+            </w:r>
+          </w:p>
+        </w:tc>
+        <w:tc>
+          <w:tcPr>
+            <w:tcW w:w="0" w:type="auto"/>
+            <w:tcBorders>
+              <w:top w:val="single" w:sz="6" w:space="0" w:color="666666"/>
+              <w:left w:val="single" w:sz="6" w:space="0" w:color="666666"/>
+              <w:bottom w:val="single" w:sz="6" w:space="0" w:color="666666"/>
+              <w:right w:val="single" w:sz="6" w:space="0" w:color="666666"/>
+            </w:tcBorders>
+            <w:tcMar>
+              <w:top w:w="90" w:type="dxa"/>
+              <w:left w:w="90" w:type="dxa"/>
+              <w:bottom w:w="90" w:type="dxa"/>
+              <w:right w:w="90" w:type="dxa"/>
+            </w:tcMar>
+            <w:hideMark/>
+          </w:tcPr>
+          <w:p>
+            <w:pPr>
+              <w:spacing w:before="180" w:after="180"/>
+              <w:rPr>
+                <w:rFonts w:ascii="Calibri" w:eastAsia="Times New Roman" w:hAnsi="Calibri" w:cs="Calibri"/>
+                <w:sz w:val="22"/>
+                <w:szCs w:val="22"/>
+              </w:rPr>
+            </w:pPr>
+            <w:r>
+              <w:rPr>
+                <w:rStyle w:val="CdigoHTML"/>
+              </w:rPr>
+              <w:t>SELECT</w:t>
+            </w:r>
+            <w:r>
+              <w:rPr>
+                <w:rFonts w:ascii="Calibri" w:eastAsia="Times New Roman" w:hAnsi="Calibri" w:cs="Calibri"/>
+                <w:sz w:val="22"/>
+                <w:szCs w:val="22"/>
+              </w:rPr>
+              <w:t xml:space="preserve"> con Filtro de Usuario</w:t>
+            </w:r>
+          </w:p>
+        </w:tc>
+      </w:tr>
+      <w:tr>
+        <w:tc>
+          <w:tcPr>
+            <w:tcW w:w="0" w:type="auto"/>
+            <w:tcBorders>
+              <w:top w:val="single" w:sz="6" w:space="0" w:color="666666"/>
+              <w:left w:val="single" w:sz="6" w:space="0" w:color="666666"/>
+              <w:bottom w:val="single" w:sz="6" w:space="0" w:color="666666"/>
+              <w:right w:val="single" w:sz="6" w:space="0" w:color="666666"/>
+            </w:tcBorders>
+            <w:tcMar>
+              <w:top w:w="90" w:type="dxa"/>
+              <w:left w:w="90" w:type="dxa"/>
+              <w:bottom w:w="90" w:type="dxa"/>
+              <w:right w:w="90" w:type="dxa"/>
+            </w:tcMar>
+            <w:hideMark/>
+          </w:tcPr>
+          <w:p>
+            <w:pPr>
+              <w:spacing w:before="180" w:after="180"/>
+              <w:rPr>
+                <w:rFonts w:ascii="Calibri" w:eastAsia="Times New Roman" w:hAnsi="Calibri" w:cs="Calibri"/>
+                <w:sz w:val="22"/>
+                <w:szCs w:val="22"/>
+              </w:rPr>
+            </w:pPr>
+            <w:r>
+              <w:rPr>
+                <w:rStyle w:val="CdigoHTML"/>
+              </w:rPr>
+              <w:t>CTMU062_PERFIL</w:t>
+            </w:r>
+          </w:p>
+        </w:tc>
+        <w:tc>
+          <w:tcPr>
+            <w:tcW w:w="0" w:type="auto"/>
+            <w:tcBorders>
+              <w:top w:val="single" w:sz="6" w:space="0" w:color="666666"/>
+              <w:left w:val="single" w:sz="6" w:space="0" w:color="666666"/>
+              <w:bottom w:val="single" w:sz="6" w:space="0" w:color="666666"/>
+              <w:right w:val="single" w:sz="6" w:space="0" w:color="666666"/>
+            </w:tcBorders>
+            <w:tcMar>
+              <w:top w:w="90" w:type="dxa"/>
+              <w:left w:w="90" w:type="dxa"/>
+              <w:bottom w:w="90" w:type="dxa"/>
+              <w:right w:w="90" w:type="dxa"/>
+            </w:tcMar>
+            <w:hideMark/>
+          </w:tcPr>
+          <w:p>
+            <w:pPr>
+              <w:spacing w:before="180" w:after="180"/>
+              <w:rPr>
+                <w:rFonts w:ascii="Calibri" w:eastAsia="Times New Roman" w:hAnsi="Calibri" w:cs="Calibri"/>
+                <w:sz w:val="22"/>
+                <w:szCs w:val="22"/>
+              </w:rPr>
+            </w:pPr>
+            <w:r>
+              <w:rPr>
+                <w:rFonts w:ascii="Calibri" w:eastAsia="Times New Roman" w:hAnsi="Calibri" w:cs="Calibri"/>
+                <w:sz w:val="22"/>
+                <w:szCs w:val="22"/>
+              </w:rPr>
+              <w:t>Agrupación de Roles</w:t>
+            </w:r>
+          </w:p>
+        </w:tc>
+        <w:tc>
+          <w:tcPr>
+            <w:tcW w:w="0" w:type="auto"/>
+            <w:tcBorders>
+              <w:top w:val="single" w:sz="6" w:space="0" w:color="666666"/>
+              <w:left w:val="single" w:sz="6" w:space="0" w:color="666666"/>
+              <w:bottom w:val="single" w:sz="6" w:space="0" w:color="666666"/>
+              <w:right w:val="single" w:sz="6" w:space="0" w:color="666666"/>
+            </w:tcBorders>
+            <w:tcMar>
+              <w:top w:w="90" w:type="dxa"/>
+              <w:left w:w="90" w:type="dxa"/>
+              <w:bottom w:w="90" w:type="dxa"/>
+              <w:right w:w="90" w:type="dxa"/>
+            </w:tcMar>
+            <w:hideMark/>
+          </w:tcPr>
+          <w:p>
+            <w:pPr>
+              <w:spacing w:before="180" w:after="180"/>
+              <w:rPr>
+                <w:rFonts w:ascii="Calibri" w:eastAsia="Times New Roman" w:hAnsi="Calibri" w:cs="Calibri"/>
+                <w:sz w:val="22"/>
+                <w:szCs w:val="22"/>
+              </w:rPr>
+            </w:pPr>
+            <w:r>
+              <w:rPr>
+                <w:rFonts w:ascii="Calibri" w:eastAsia="Times New Roman" w:hAnsi="Calibri" w:cs="Calibri"/>
+                <w:sz w:val="22"/>
+                <w:szCs w:val="22"/>
+              </w:rPr>
+              <w:t>Nivel Regional / Estatal</w:t>
+            </w:r>
+          </w:p>
+        </w:tc>
+        <w:tc>
+          <w:tcPr>
+            <w:tcW w:w="0" w:type="auto"/>
+            <w:tcBorders>
+              <w:top w:val="single" w:sz="6" w:space="0" w:color="666666"/>
+              <w:left w:val="single" w:sz="6" w:space="0" w:color="666666"/>
+              <w:bottom w:val="single" w:sz="6" w:space="0" w:color="666666"/>
+              <w:right w:val="single" w:sz="6" w:space="0" w:color="666666"/>
+            </w:tcBorders>
+            <w:tcMar>
+              <w:top w:w="90" w:type="dxa"/>
+              <w:left w:w="90" w:type="dxa"/>
+              <w:bottom w:w="90" w:type="dxa"/>
+              <w:right w:w="90" w:type="dxa"/>
+            </w:tcMar>
+            <w:hideMark/>
+          </w:tcPr>
+          <w:p>
+            <w:pPr>
+              <w:spacing w:before="180" w:after="180"/>
+              <w:rPr>
+                <w:rFonts w:ascii="Calibri" w:eastAsia="Times New Roman" w:hAnsi="Calibri" w:cs="Calibri"/>
+                <w:sz w:val="22"/>
+                <w:szCs w:val="22"/>
+              </w:rPr>
+            </w:pPr>
+            <w:r>
+              <w:rPr>
+                <w:rFonts w:ascii="Calibri" w:eastAsia="Times New Roman" w:hAnsi="Calibri" w:cs="Calibri"/>
+                <w:sz w:val="22"/>
+                <w:szCs w:val="22"/>
+              </w:rPr>
+              <w:t xml:space="preserve">Define el </w:t>
+            </w:r>
+            <w:r>
+              <w:rPr>
+                <w:rStyle w:val="CdigoHTML"/>
+              </w:rPr>
+              <w:t>WHERE id_estado = X</w:t>
+            </w:r>
+          </w:p>
+        </w:tc>
+      </w:tr>
+      <w:tr>
+        <w:tc>
+          <w:tcPr>
+            <w:tcW w:w="0" w:type="auto"/>
+            <w:tcBorders>
+              <w:top w:val="single" w:sz="6" w:space="0" w:color="666666"/>
+              <w:left w:val="single" w:sz="6" w:space="0" w:color="666666"/>
+              <w:bottom w:val="single" w:sz="6" w:space="0" w:color="666666"/>
+              <w:right w:val="single" w:sz="6" w:space="0" w:color="666666"/>
+            </w:tcBorders>
+            <w:tcMar>
+              <w:top w:w="90" w:type="dxa"/>
+              <w:left w:w="90" w:type="dxa"/>
+              <w:bottom w:w="90" w:type="dxa"/>
+              <w:right w:w="90" w:type="dxa"/>
+            </w:tcMar>
+            <w:hideMark/>
+          </w:tcPr>
+          <w:p>
+            <w:pPr>
+              <w:spacing w:before="180" w:after="180"/>
+              <w:rPr>
+                <w:rFonts w:ascii="Calibri" w:eastAsia="Times New Roman" w:hAnsi="Calibri" w:cs="Calibri"/>
+                <w:sz w:val="22"/>
+                <w:szCs w:val="22"/>
+              </w:rPr>
+            </w:pPr>
+            <w:r>
+              <w:rPr>
+                <w:rStyle w:val="CdigoHTML"/>
+              </w:rPr>
+              <w:t>CTMU063_REPORTE</w:t>
+            </w:r>
+          </w:p>
+        </w:tc>
+        <w:tc>
+          <w:tcPr>
+            <w:tcW w:w="0" w:type="auto"/>
+            <w:tcBorders>
+              <w:top w:val="single" w:sz="6" w:space="0" w:color="666666"/>
+              <w:left w:val="single" w:sz="6" w:space="0" w:color="666666"/>
+              <w:bottom w:val="single" w:sz="6" w:space="0" w:color="666666"/>
+              <w:right w:val="single" w:sz="6" w:space="0" w:color="666666"/>
+            </w:tcBorders>
+            <w:tcMar>
+              <w:top w:w="90" w:type="dxa"/>
+              <w:left w:w="90" w:type="dxa"/>
+              <w:bottom w:w="90" w:type="dxa"/>
+              <w:right w:w="90" w:type="dxa"/>
+            </w:tcMar>
+            <w:hideMark/>
+          </w:tcPr>
+          <w:p>
+            <w:pPr>
+              <w:spacing w:before="180" w:after="180"/>
+              <w:rPr>
+                <w:rFonts w:ascii="Calibri" w:eastAsia="Times New Roman" w:hAnsi="Calibri" w:cs="Calibri"/>
+                <w:sz w:val="22"/>
+                <w:szCs w:val="22"/>
+              </w:rPr>
+            </w:pPr>
+            <w:r>
+              <w:rPr>
+                <w:rFonts w:ascii="Calibri" w:eastAsia="Times New Roman" w:hAnsi="Calibri" w:cs="Calibri"/>
+                <w:sz w:val="22"/>
+                <w:szCs w:val="22"/>
+              </w:rPr>
+              <w:t>Vistas Autorizadas</w:t>
+            </w:r>
+          </w:p>
+        </w:tc>
+        <w:tc>
+          <w:tcPr>
+            <w:tcW w:w="0" w:type="auto"/>
+            <w:tcBorders>
+              <w:top w:val="single" w:sz="6" w:space="0" w:color="666666"/>
+              <w:left w:val="single" w:sz="6" w:space="0" w:color="666666"/>
+              <w:bottom w:val="single" w:sz="6" w:space="0" w:color="666666"/>
+              <w:right w:val="single" w:sz="6" w:space="0" w:color="666666"/>
+            </w:tcBorders>
+            <w:tcMar>
+              <w:top w:w="90" w:type="dxa"/>
+              <w:left w:w="90" w:type="dxa"/>
+              <w:bottom w:w="90" w:type="dxa"/>
+              <w:right w:w="90" w:type="dxa"/>
+            </w:tcMar>
+            <w:hideMark/>
+          </w:tcPr>
+          <w:p>
+            <w:pPr>
+              <w:spacing w:before="180" w:after="180"/>
+              <w:rPr>
+                <w:rFonts w:ascii="Calibri" w:eastAsia="Times New Roman" w:hAnsi="Calibri" w:cs="Calibri"/>
+                <w:sz w:val="22"/>
+                <w:szCs w:val="22"/>
+              </w:rPr>
+            </w:pPr>
+            <w:r>
+              <w:rPr>
+                <w:rFonts w:ascii="Calibri" w:eastAsia="Times New Roman" w:hAnsi="Calibri" w:cs="Calibri"/>
+                <w:sz w:val="22"/>
+                <w:szCs w:val="22"/>
+              </w:rPr>
+              <w:t>Vistas Específicas</w:t>
+            </w:r>
+          </w:p>
+        </w:tc>
+        <w:tc>
+          <w:tcPr>
+            <w:tcW w:w="0" w:type="auto"/>
+            <w:tcBorders>
+              <w:top w:val="single" w:sz="6" w:space="0" w:color="666666"/>
+              <w:left w:val="single" w:sz="6" w:space="0" w:color="666666"/>
+              <w:bottom w:val="single" w:sz="6" w:space="0" w:color="666666"/>
+              <w:right w:val="single" w:sz="6" w:space="0" w:color="666666"/>
+            </w:tcBorders>
+            <w:tcMar>
+              <w:top w:w="90" w:type="dxa"/>
+              <w:left w:w="90" w:type="dxa"/>
+              <w:bottom w:w="90" w:type="dxa"/>
+              <w:right w:w="90" w:type="dxa"/>
+            </w:tcMar>
+            <w:hideMark/>
+          </w:tcPr>
+          <w:p>
+            <w:pPr>
+              <w:spacing w:before="180" w:after="180"/>
+              <w:rPr>
+                <w:rFonts w:ascii="Calibri" w:eastAsia="Times New Roman" w:hAnsi="Calibri" w:cs="Calibri"/>
+                <w:sz w:val="22"/>
+                <w:szCs w:val="22"/>
+              </w:rPr>
+            </w:pPr>
+            <w:r>
+              <w:rPr>
+                <w:rFonts w:ascii="Calibri" w:eastAsia="Times New Roman" w:hAnsi="Calibri" w:cs="Calibri"/>
+                <w:sz w:val="22"/>
+                <w:szCs w:val="22"/>
+              </w:rPr>
+              <w:t>Otorga acceso a DataMarts</w:t>
+            </w:r>
+          </w:p>
+        </w:tc>
+      </w:tr>
+      <w:tr>
+        <w:tc>
+          <w:tcPr>
+            <w:tcW w:w="0" w:type="auto"/>
+            <w:tcBorders>
+              <w:top w:val="single" w:sz="6" w:space="0" w:color="666666"/>
+              <w:left w:val="single" w:sz="6" w:space="0" w:color="666666"/>
+              <w:bottom w:val="single" w:sz="6" w:space="0" w:color="666666"/>
+              <w:right w:val="single" w:sz="6" w:space="0" w:color="666666"/>
+            </w:tcBorders>
+            <w:tcMar>
+              <w:top w:w="90" w:type="dxa"/>
+              <w:left w:w="90" w:type="dxa"/>
+              <w:bottom w:w="90" w:type="dxa"/>
+              <w:right w:w="90" w:type="dxa"/>
+            </w:tcMar>
+            <w:hideMark/>
+          </w:tcPr>
+          <w:p>
+            <w:pPr>
+              <w:spacing w:before="180" w:after="180"/>
+              <w:rPr>
+                <w:rFonts w:ascii="Calibri" w:eastAsia="Times New Roman" w:hAnsi="Calibri" w:cs="Calibri"/>
+                <w:sz w:val="22"/>
+                <w:szCs w:val="22"/>
+              </w:rPr>
+            </w:pPr>
+            <w:r>
+              <w:rPr>
+                <w:rStyle w:val="CdigoHTML"/>
+              </w:rPr>
+              <w:t>CTMU064_PERMISO</w:t>
+            </w:r>
+          </w:p>
+        </w:tc>
+        <w:tc>
+          <w:tcPr>
+            <w:tcW w:w="0" w:type="auto"/>
+            <w:tcBorders>
+              <w:top w:val="single" w:sz="6" w:space="0" w:color="666666"/>
+              <w:left w:val="single" w:sz="6" w:space="0" w:color="666666"/>
+              <w:bottom w:val="single" w:sz="6" w:space="0" w:color="666666"/>
+              <w:right w:val="single" w:sz="6" w:space="0" w:color="666666"/>
+            </w:tcBorders>
+            <w:tcMar>
+              <w:top w:w="90" w:type="dxa"/>
+              <w:left w:w="90" w:type="dxa"/>
+              <w:bottom w:w="90" w:type="dxa"/>
+              <w:right w:w="90" w:type="dxa"/>
+            </w:tcMar>
+            <w:hideMark/>
+          </w:tcPr>
+          <w:p>
+            <w:pPr>
+              <w:spacing w:before="180" w:after="180"/>
+              <w:rPr>
+                <w:rFonts w:ascii="Calibri" w:eastAsia="Times New Roman" w:hAnsi="Calibri" w:cs="Calibri"/>
+                <w:sz w:val="22"/>
+                <w:szCs w:val="22"/>
+              </w:rPr>
+            </w:pPr>
+            <w:r>
+              <w:rPr>
+                <w:rFonts w:ascii="Calibri" w:eastAsia="Times New Roman" w:hAnsi="Calibri" w:cs="Calibri"/>
+                <w:sz w:val="22"/>
+                <w:szCs w:val="22"/>
+              </w:rPr>
+              <w:t>Jerarquía Granular</w:t>
+            </w:r>
+          </w:p>
+        </w:tc>
+        <w:tc>
+          <w:tcPr>
+            <w:tcW w:w="0" w:type="auto"/>
+            <w:tcBorders>
+              <w:top w:val="single" w:sz="6" w:space="0" w:color="666666"/>
+              <w:left w:val="single" w:sz="6" w:space="0" w:color="666666"/>
+              <w:bottom w:val="single" w:sz="6" w:space="0" w:color="666666"/>
+              <w:right w:val="single" w:sz="6" w:space="0" w:color="666666"/>
+            </w:tcBorders>
+            <w:tcMar>
+              <w:top w:w="90" w:type="dxa"/>
+              <w:left w:w="90" w:type="dxa"/>
+              <w:bottom w:w="90" w:type="dxa"/>
+              <w:right w:w="90" w:type="dxa"/>
+            </w:tcMar>
+            <w:hideMark/>
+          </w:tcPr>
+          <w:p>
+            <w:pPr>
+              <w:spacing w:before="180" w:after="180"/>
+              <w:rPr>
+                <w:rFonts w:ascii="Calibri" w:eastAsia="Times New Roman" w:hAnsi="Calibri" w:cs="Calibri"/>
+                <w:sz w:val="22"/>
+                <w:szCs w:val="22"/>
+              </w:rPr>
+            </w:pPr>
+            <w:r>
+              <w:rPr>
+                <w:rFonts w:ascii="Calibri" w:eastAsia="Times New Roman" w:hAnsi="Calibri" w:cs="Calibri"/>
+                <w:sz w:val="22"/>
+                <w:szCs w:val="22"/>
+              </w:rPr>
+              <w:t>Científico de Datos</w:t>
+            </w:r>
+          </w:p>
+        </w:tc>
+        <w:tc>
+          <w:tcPr>
+            <w:tcW w:w="0" w:type="auto"/>
+            <w:tcBorders>
+              <w:top w:val="single" w:sz="6" w:space="0" w:color="666666"/>
+              <w:left w:val="single" w:sz="6" w:space="0" w:color="666666"/>
+              <w:bottom w:val="single" w:sz="6" w:space="0" w:color="666666"/>
+              <w:right w:val="single" w:sz="6" w:space="0" w:color="666666"/>
+            </w:tcBorders>
+            <w:tcMar>
+              <w:top w:w="90" w:type="dxa"/>
+              <w:left w:w="90" w:type="dxa"/>
+              <w:bottom w:w="90" w:type="dxa"/>
+              <w:right w:w="90" w:type="dxa"/>
+            </w:tcMar>
+            <w:hideMark/>
+          </w:tcPr>
+          <w:p>
+            <w:pPr>
+              <w:spacing w:before="180" w:after="180"/>
+              <w:rPr>
+                <w:rFonts w:ascii="Calibri" w:eastAsia="Times New Roman" w:hAnsi="Calibri" w:cs="Calibri"/>
+                <w:sz w:val="22"/>
+                <w:szCs w:val="22"/>
+              </w:rPr>
+            </w:pPr>
+            <w:r>
+              <w:rPr>
+                <w:rFonts w:ascii="Calibri" w:eastAsia="Times New Roman" w:hAnsi="Calibri" w:cs="Calibri"/>
+                <w:sz w:val="22"/>
+                <w:szCs w:val="22"/>
+              </w:rPr>
+              <w:t>Acceso irrestricto a Parquets anonimizados</w:t>
+            </w:r>
+          </w:p>
+        </w:tc>
+      </w:tr>
+    </w:tbl>
+    <w:p>
+      <w:pPr>
+        <w:pStyle w:val="Ttulo2"/>
+        <w:rPr>
+          <w:rFonts w:ascii="Calibri" w:eastAsia="Times New Roman" w:hAnsi="Calibri" w:cs="Calibri"/>
+        </w:rPr>
+      </w:pPr>
+      <w:r>
+        <w:rPr>
+          <w:rFonts w:ascii="Calibri" w:eastAsia="Times New Roman" w:hAnsi="Calibri" w:cs="Calibri"/>
+        </w:rPr>
+        <w:t>9. Riesgos y Recomendaciones (Evolución de Formato)</w:t>
+      </w:r>
+    </w:p>
+    <w:p>
+      <w:pPr>
+        <w:pStyle w:val="NormalWeb"/>
+        <w:rPr>
+          <w:rFonts w:ascii="Calibri" w:hAnsi="Calibri" w:cs="Calibri"/>
+          <w:sz w:val="22"/>
+          <w:szCs w:val="22"/>
+        </w:rPr>
+      </w:pPr>
+      <w:r>
+        <w:rPr>
+          <w:rFonts w:ascii="Calibri" w:hAnsi="Calibri" w:cs="Calibri"/>
+          <w:sz w:val="22"/>
+          <w:szCs w:val="22"/>
+        </w:rPr>
+        <w:t>La dependencia en archivos de valores separados por comas (CSV) presenta riesgos operativos y de eficiencia, ya que no preservan el esquema de tipos (por ejemplo, perdiendo si un hash es *string* o numérico) e inflan el almacenamiento.</w:t>
+      </w:r>
+    </w:p>
+    <w:p>
+      <w:pPr>
+        <w:numPr>
+          <w:ilvl w:val="0"/>
+          <w:numId w:val="10"/>
+        </w:numPr>
+        <w:spacing w:before="100" w:beforeAutospacing="1" w:after="100" w:afterAutospacing="1"/>
+        <w:rPr>
+          <w:rFonts w:ascii="Calibri" w:eastAsia="Times New Roman" w:hAnsi="Calibri" w:cs="Calibri"/>
+          <w:sz w:val="22"/>
+          <w:szCs w:val="22"/>
+        </w:rPr>
+      </w:pPr>
+      <w:r>
+        <w:rPr>
+          <w:rStyle w:val="Fuerte"/>
+          <w:rFonts w:ascii="Calibri" w:eastAsia="Times New Roman" w:hAnsi="Calibri" w:cs="Calibri"/>
+          <w:sz w:val="22"/>
+          <w:szCs w:val="22"/>
+        </w:rPr>
+        <w:t>Recomendación Estratégica:</w:t>
+      </w:r>
+      <w:r>
+        <w:rPr>
+          <w:rFonts w:ascii="Calibri" w:eastAsia="Times New Roman" w:hAnsi="Calibri" w:cs="Calibri"/>
+          <w:sz w:val="22"/>
+          <w:szCs w:val="22"/>
+        </w:rPr>
+        <w:t xml:space="preserve"> Evaluar e iniciar el abandono progresivo de archivos CSV para la distribución de *datasets*, sustituyéndolos por la serialización </w:t>
+      </w:r>
+      <w:r>
+        <w:rPr>
+          <w:rStyle w:val="Fuerte"/>
+          <w:rFonts w:ascii="Calibri" w:eastAsia="Times New Roman" w:hAnsi="Calibri" w:cs="Calibri"/>
+          <w:sz w:val="22"/>
+          <w:szCs w:val="22"/>
+        </w:rPr>
+        <w:t>Apache Parquet</w:t>
+      </w:r>
+      <w:r>
+        <w:rPr>
+          <w:rFonts w:ascii="Calibri" w:eastAsia="Times New Roman" w:hAnsi="Calibri" w:cs="Calibri"/>
+          <w:sz w:val="22"/>
+          <w:szCs w:val="22"/>
+        </w:rPr>
+        <w:t>. Este formato columnar preserva los tipos de datos nativos, permite lecturas segmentadas eficientes y ofrece ratios de compresión significativamente superiores.</w:t>
+      </w:r>
+    </w:p>
+    <w:p>
+      <w:pPr>
+        <w:pStyle w:val="Ttulo2"/>
+        <w:rPr>
+          <w:rFonts w:ascii="Calibri" w:eastAsia="Times New Roman" w:hAnsi="Calibri" w:cs="Calibri"/>
+        </w:rPr>
+      </w:pPr>
+      <w:r>
+        <w:rPr>
+          <w:rFonts w:ascii="Calibri" w:eastAsia="Times New Roman" w:hAnsi="Calibri" w:cs="Calibri"/>
+        </w:rPr>
+        <w:t>10. Próximos Pasos (Junio 2026)</w:t>
+      </w:r>
+    </w:p>
+    <w:p>
+      <w:pPr>
+        <w:numPr>
+          <w:ilvl w:val="0"/>
+          <w:numId w:val="11"/>
+        </w:numPr>
+        <w:spacing w:before="100" w:beforeAutospacing="1" w:after="100" w:afterAutospacing="1"/>
+        <w:rPr>
+          <w:rFonts w:ascii="Calibri" w:eastAsia="Times New Roman" w:hAnsi="Calibri" w:cs="Calibri"/>
+          <w:sz w:val="22"/>
+          <w:szCs w:val="22"/>
+        </w:rPr>
+      </w:pPr>
+      <w:r>
+        <w:rPr>
+          <w:rFonts w:ascii="Calibri" w:eastAsia="Times New Roman" w:hAnsi="Calibri" w:cs="Calibri"/>
+          <w:sz w:val="22"/>
+          <w:szCs w:val="22"/>
+        </w:rPr>
+        <w:t>Suministrar formalmente estos 4 conjuntos de datos a la división analítica en el mes de junio para llevar a cabo las primeras iteraciones de agrupamiento (*clustering*) predictivo de errores.</w:t>
+      </w:r>
+    </w:p>
+    <w:p>
+      <w:pPr>
+        <w:numPr>
+          <w:ilvl w:val="0"/>
+          <w:numId w:val="11"/>
+        </w:numPr>
+        <w:spacing w:before="100" w:beforeAutospacing="1" w:after="100" w:afterAutospacing="1"/>
+        <w:rPr>
+          <w:rFonts w:ascii="Calibri" w:eastAsia="Times New Roman" w:hAnsi="Calibri" w:cs="Calibri"/>
+          <w:sz w:val="22"/>
+          <w:szCs w:val="22"/>
+        </w:rPr>
+      </w:pPr>
+      <w:r>
+        <w:rPr>
+          <w:rFonts w:ascii="Calibri" w:eastAsia="Times New Roman" w:hAnsi="Calibri" w:cs="Calibri"/>
+          <w:sz w:val="22"/>
+          <w:szCs w:val="22"/>
+        </w:rPr>
+        <w:t xml:space="preserve">Transicionar los pipelines de generación de IA para que la salida nativa por defecto sea formato </w:t>
+      </w:r>
+      <w:r>
+        <w:rPr>
+          <w:rStyle w:val="CdigoHTML"/>
+        </w:rPr>
+        <w:t>.parquet</w:t>
+      </w:r>
+      <w:r>
+        <w:rPr>
+          <w:rFonts w:ascii="Calibri" w:eastAsia="Times New Roman" w:hAnsi="Calibri" w:cs="Calibri"/>
+          <w:sz w:val="22"/>
+          <w:szCs w:val="22"/>
+        </w:rPr>
+        <w:t>.</w:t>
+      </w:r>
+    </w:p>
+    <w:p>
+      <w:pPr>
+        <w:numPr>
+          <w:ilvl w:val="0"/>
+          <w:numId w:val="11"/>
+        </w:numPr>
+        <w:spacing w:before="100" w:beforeAutospacing="1" w:after="100" w:afterAutospacing="1"/>
+        <w:rPr>
+          <w:rFonts w:ascii="Calibri" w:eastAsia="Times New Roman" w:hAnsi="Calibri" w:cs="Calibri"/>
+          <w:sz w:val="22"/>
+          <w:szCs w:val="22"/>
+        </w:rPr>
+      </w:pPr>
+      <w:r>
+        <w:rPr>
+          <w:rFonts w:ascii="Calibri" w:eastAsia="Times New Roman" w:hAnsi="Calibri" w:cs="Calibri"/>
+          <w:sz w:val="22"/>
+          <w:szCs w:val="22"/>
+        </w:rPr>
+        <w:t>Implementar rutinas automatizadas de inspección de fugas (*Leakage Scanner*) en los pipelines de ETL.</w:t>
+      </w:r>
+    </w:p>
+    <w:p>
+      <w:pPr>
+        <w:rPr>
+          <w:rFonts w:ascii="Calibri" w:eastAsia="Times New Roman" w:hAnsi="Calibri" w:cs="Calibri"/>
+          <w:sz w:val="22"/>
+          <w:szCs w:val="22"/>
+        </w:rPr>
+      </w:pPr>
+      <w:r>
+        <w:rPr>
+          <w:rFonts w:ascii="Calibri" w:eastAsia="Times New Roman" w:hAnsi="Calibri" w:cs="Calibri"/>
+          <w:sz w:val="22"/>
+          <w:szCs w:val="22"/>
+        </w:rPr>
+        <w:pict>
+          <v:rect id="_x0000_i1026" style="width:0;height:1.5pt" o:hralign="center" o:hrstd="t" o:hr="t" fillcolor="#a0a0a0" stroked="f"/>
+        </w:pict>
+      </w:r>
+    </w:p>
+    <w:p>
+      <w:pPr>
+        <w:pStyle w:val="NormalWeb"/>
+        <w:rPr>
+          <w:rFonts w:ascii="Calibri" w:hAnsi="Calibri" w:cs="Calibri"/>
+          <w:sz w:val="22"/>
+          <w:szCs w:val="22"/>
+        </w:rPr>
+      </w:pPr>
+      <w:r>
+        <w:rPr>
+          <w:rStyle w:val="Fuerte"/>
+          <w:rFonts w:ascii="Calibri" w:hAnsi="Calibri" w:cs="Calibri"/>
+          <w:sz w:val="22"/>
+          <w:szCs w:val="22"/>
+        </w:rPr>
+        <w:t>Comentarios adicionales:</w:t>
+      </w:r>
+    </w:p>
+    <w:p>
+      <w:pPr>
+        <w:pStyle w:val="NormalWeb"/>
+        <w:rPr>
+          <w:rFonts w:ascii="Calibri" w:hAnsi="Calibri" w:cs="Calibri"/>
+          <w:sz w:val="22"/>
+          <w:szCs w:val="22"/>
+        </w:rPr>
+      </w:pPr>
+      <w:r>
+        <w:rPr>
+          <w:rFonts w:ascii="Calibri" w:hAnsi="Calibri" w:cs="Calibri"/>
+          <w:sz w:val="22"/>
+          <w:szCs w:val="22"/>
+        </w:rPr>
+        <w:t>Este entregable refleja el paso de la definición conceptual de IA realizada en abril, a la producción real de artefactos de datos en mayo. La madurez obtenida a raíz del incidente de seguridad permitió diseñar una canalización de datos donde la Inteligencia Artificial puede ser desarrollada sin menoscabar la privacidad y resguardo mandatado por la Ley.</w:t>
       </w:r>
     </w:p>
     <w:sectPr>
@@ -1076,9 +3990,9 @@
 <file path=word/numbering.xml><?xml version="1.0" encoding="utf-8"?>
 <w:numbering xmlns:wpc="http://schemas.microsoft.com/office/word/2010/wordprocessingCanvas" xmlns:cx="http://schemas.microsoft.com/office/drawing/2014/chartex" xmlns:cx1="http://schemas.microsoft.com/office/drawing/2015/9/8/chartex" xmlns:cx2="http://schemas.microsoft.com/office/drawing/2015/10/21/chartex" xmlns:cx3="http://schemas.microsoft.com/office/drawing/2016/5/9/chartex" xmlns:cx4="http://schemas.microsoft.com/office/drawing/2016/5/10/chartex" xmlns:cx5="http://schemas.microsoft.com/office/drawing/2016/5/11/chartex" xmlns:cx6="http://schemas.microsoft.com/office/drawing/2016/5/12/chartex" xmlns:cx7="http://schemas.microsoft.com/office/drawing/2016/5/13/chartex" xmlns:cx8="http://schemas.microsoft.com/office/drawing/2016/5/14/chartex" xmlns:mc="http://schemas.openxmlformats.org/markup-compatibility/2006" xmlns:aink="http://schemas.microsoft.com/office/drawing/2016/ink" xmlns:am3d="http://schemas.microsoft.com/office/drawing/2017/model3d" xmlns:o="urn:schemas-microsoft-com:office:office" xmlns:oel="http://schemas.microsoft.com/office/2019/extlst" xmlns:r="http://schemas.openxmlformats.org/officeDocument/2006/relationships" xmlns:m="http://schemas.openxmlformats.org/officeDocument/2006/math" xmlns:v="urn:schemas-microsoft-com:vml" xmlns:wp14="http://schemas.microsoft.com/office/word/2010/wordprocessingDrawing" xmlns:wp="http://schemas.openxmlformats.org/drawingml/2006/wordprocessingDrawing" xmlns:w10="urn:schemas-microsoft-com:office:word" xmlns:w="http://schemas.openxmlformats.org/wordprocessingml/2006/main" xmlns:w14="http://schemas.microsoft.com/office/word/2010/wordml" xmlns:w15="http://schemas.microsoft.com/office/word/2012/wordml" xmlns:w16cex="http://schemas.microsoft.com/office/word/2018/wordml/cex" xmlns:w16cid="http://schemas.microsoft.com/office/word/2016/wordml/cid" xmlns:w16="http://schemas.microsoft.com/office/word/2018/wordml" xmlns:w16du="http://schemas.microsoft.com/office/word/2023/wordml/word16du" xmlns:w16sdtdh="http://schemas.microsoft.com/office/word/2020/wordml/sdtdatahash" xmlns:w16sdtfl="http://schemas.microsoft.com/office/word/2024/wordml/sdtformatlock" xmlns:w16se="http://schemas.microsoft.com/office/word/2015/wordml/symex" xmlns:wpg="http://schemas.microsoft.com/office/word/2010/wordprocessingGroup" xmlns:wpi="http://schemas.microsoft.com/office/word/2010/wordprocessingInk" xmlns:wne="http://schemas.microsoft.com/office/word/2006/wordml" xmlns:wps="http://schemas.microsoft.com/office/word/2010/wordprocessingShape" mc:Ignorable="w14 w15 w16se w16cid w16 w16cex w16sdtdh w16sdtfl w16du wp14">
   <w:abstractNum w:abstractNumId="0" w15:restartNumberingAfterBreak="0">
-    <w:nsid w:val="02496033"/>
+    <w:nsid w:val="04141B1E"/>
     <w:multiLevelType w:val="multilevel"/>
-    <w:tmpl w:val="6560998A"/>
+    <w:tmpl w:val="2B2A6E76"/>
     <w:lvl w:ilvl="0">
       <w:start w:val="1"/>
       <w:numFmt w:val="bullet"/>
@@ -1225,9 +4139,9 @@
     </w:lvl>
   </w:abstractNum>
   <w:abstractNum w:abstractNumId="1" w15:restartNumberingAfterBreak="0">
-    <w:nsid w:val="0B197B48"/>
+    <w:nsid w:val="0A5B6E5D"/>
     <w:multiLevelType w:val="multilevel"/>
-    <w:tmpl w:val="83E2FA26"/>
+    <w:tmpl w:val="4D8C6D04"/>
     <w:lvl w:ilvl="0">
       <w:start w:val="1"/>
       <w:numFmt w:val="bullet"/>
@@ -1374,9 +4288,9 @@
     </w:lvl>
   </w:abstractNum>
   <w:abstractNum w:abstractNumId="2" w15:restartNumberingAfterBreak="0">
-    <w:nsid w:val="47153941"/>
+    <w:nsid w:val="1469349C"/>
     <w:multiLevelType w:val="multilevel"/>
-    <w:tmpl w:val="838291BC"/>
+    <w:tmpl w:val="F4DA1222"/>
     <w:lvl w:ilvl="0">
       <w:start w:val="1"/>
       <w:numFmt w:val="bullet"/>
@@ -1523,9 +4437,9 @@
     </w:lvl>
   </w:abstractNum>
   <w:abstractNum w:abstractNumId="3" w15:restartNumberingAfterBreak="0">
-    <w:nsid w:val="76B01640"/>
+    <w:nsid w:val="148F775E"/>
     <w:multiLevelType w:val="multilevel"/>
-    <w:tmpl w:val="8EAA82A4"/>
+    <w:tmpl w:val="499A28E2"/>
     <w:lvl w:ilvl="0">
       <w:start w:val="1"/>
       <w:numFmt w:val="bullet"/>
@@ -1672,9 +4586,9 @@
     </w:lvl>
   </w:abstractNum>
   <w:abstractNum w:abstractNumId="4" w15:restartNumberingAfterBreak="0">
-    <w:nsid w:val="79B020C2"/>
+    <w:nsid w:val="182B5486"/>
     <w:multiLevelType w:val="multilevel"/>
-    <w:tmpl w:val="D258F86A"/>
+    <w:tmpl w:val="E61EB04A"/>
     <w:lvl w:ilvl="0">
       <w:start w:val="1"/>
       <w:numFmt w:val="bullet"/>
@@ -1820,20 +4734,932 @@
       </w:rPr>
     </w:lvl>
   </w:abstractNum>
-  <w:num w:numId="1" w16cid:durableId="1477647002">
+  <w:abstractNum w:abstractNumId="5" w15:restartNumberingAfterBreak="0">
+    <w:nsid w:val="1BED1C3D"/>
+    <w:multiLevelType w:val="multilevel"/>
+    <w:tmpl w:val="F712EF2C"/>
+    <w:lvl w:ilvl="0">
+      <w:start w:val="1"/>
+      <w:numFmt w:val="bullet"/>
+      <w:lvlText w:val=""/>
+      <w:lvlJc w:val="left"/>
+      <w:pPr>
+        <w:tabs>
+          <w:tab w:val="num" w:pos="720"/>
+        </w:tabs>
+        <w:ind w:left="720" w:hanging="360"/>
+      </w:pPr>
+      <w:rPr>
+        <w:rFonts w:ascii="Symbol" w:hAnsi="Symbol" w:hint="default"/>
+        <w:sz w:val="20"/>
+      </w:rPr>
+    </w:lvl>
+    <w:lvl w:ilvl="1" w:tentative="1">
+      <w:start w:val="1"/>
+      <w:numFmt w:val="bullet"/>
+      <w:lvlText w:val="o"/>
+      <w:lvlJc w:val="left"/>
+      <w:pPr>
+        <w:tabs>
+          <w:tab w:val="num" w:pos="1440"/>
+        </w:tabs>
+        <w:ind w:left="1440" w:hanging="360"/>
+      </w:pPr>
+      <w:rPr>
+        <w:rFonts w:ascii="Courier New" w:hAnsi="Courier New" w:hint="default"/>
+        <w:sz w:val="20"/>
+      </w:rPr>
+    </w:lvl>
+    <w:lvl w:ilvl="2" w:tentative="1">
+      <w:start w:val="1"/>
+      <w:numFmt w:val="bullet"/>
+      <w:lvlText w:val=""/>
+      <w:lvlJc w:val="left"/>
+      <w:pPr>
+        <w:tabs>
+          <w:tab w:val="num" w:pos="2160"/>
+        </w:tabs>
+        <w:ind w:left="2160" w:hanging="360"/>
+      </w:pPr>
+      <w:rPr>
+        <w:rFonts w:ascii="Wingdings" w:hAnsi="Wingdings" w:hint="default"/>
+        <w:sz w:val="20"/>
+      </w:rPr>
+    </w:lvl>
+    <w:lvl w:ilvl="3" w:tentative="1">
+      <w:start w:val="1"/>
+      <w:numFmt w:val="bullet"/>
+      <w:lvlText w:val=""/>
+      <w:lvlJc w:val="left"/>
+      <w:pPr>
+        <w:tabs>
+          <w:tab w:val="num" w:pos="2880"/>
+        </w:tabs>
+        <w:ind w:left="2880" w:hanging="360"/>
+      </w:pPr>
+      <w:rPr>
+        <w:rFonts w:ascii="Wingdings" w:hAnsi="Wingdings" w:hint="default"/>
+        <w:sz w:val="20"/>
+      </w:rPr>
+    </w:lvl>
+    <w:lvl w:ilvl="4" w:tentative="1">
+      <w:start w:val="1"/>
+      <w:numFmt w:val="bullet"/>
+      <w:lvlText w:val=""/>
+      <w:lvlJc w:val="left"/>
+      <w:pPr>
+        <w:tabs>
+          <w:tab w:val="num" w:pos="3600"/>
+        </w:tabs>
+        <w:ind w:left="3600" w:hanging="360"/>
+      </w:pPr>
+      <w:rPr>
+        <w:rFonts w:ascii="Wingdings" w:hAnsi="Wingdings" w:hint="default"/>
+        <w:sz w:val="20"/>
+      </w:rPr>
+    </w:lvl>
+    <w:lvl w:ilvl="5" w:tentative="1">
+      <w:start w:val="1"/>
+      <w:numFmt w:val="bullet"/>
+      <w:lvlText w:val=""/>
+      <w:lvlJc w:val="left"/>
+      <w:pPr>
+        <w:tabs>
+          <w:tab w:val="num" w:pos="4320"/>
+        </w:tabs>
+        <w:ind w:left="4320" w:hanging="360"/>
+      </w:pPr>
+      <w:rPr>
+        <w:rFonts w:ascii="Wingdings" w:hAnsi="Wingdings" w:hint="default"/>
+        <w:sz w:val="20"/>
+      </w:rPr>
+    </w:lvl>
+    <w:lvl w:ilvl="6" w:tentative="1">
+      <w:start w:val="1"/>
+      <w:numFmt w:val="bullet"/>
+      <w:lvlText w:val=""/>
+      <w:lvlJc w:val="left"/>
+      <w:pPr>
+        <w:tabs>
+          <w:tab w:val="num" w:pos="5040"/>
+        </w:tabs>
+        <w:ind w:left="5040" w:hanging="360"/>
+      </w:pPr>
+      <w:rPr>
+        <w:rFonts w:ascii="Wingdings" w:hAnsi="Wingdings" w:hint="default"/>
+        <w:sz w:val="20"/>
+      </w:rPr>
+    </w:lvl>
+    <w:lvl w:ilvl="7" w:tentative="1">
+      <w:start w:val="1"/>
+      <w:numFmt w:val="bullet"/>
+      <w:lvlText w:val=""/>
+      <w:lvlJc w:val="left"/>
+      <w:pPr>
+        <w:tabs>
+          <w:tab w:val="num" w:pos="5760"/>
+        </w:tabs>
+        <w:ind w:left="5760" w:hanging="360"/>
+      </w:pPr>
+      <w:rPr>
+        <w:rFonts w:ascii="Wingdings" w:hAnsi="Wingdings" w:hint="default"/>
+        <w:sz w:val="20"/>
+      </w:rPr>
+    </w:lvl>
+    <w:lvl w:ilvl="8" w:tentative="1">
+      <w:start w:val="1"/>
+      <w:numFmt w:val="bullet"/>
+      <w:lvlText w:val=""/>
+      <w:lvlJc w:val="left"/>
+      <w:pPr>
+        <w:tabs>
+          <w:tab w:val="num" w:pos="6480"/>
+        </w:tabs>
+        <w:ind w:left="6480" w:hanging="360"/>
+      </w:pPr>
+      <w:rPr>
+        <w:rFonts w:ascii="Wingdings" w:hAnsi="Wingdings" w:hint="default"/>
+        <w:sz w:val="20"/>
+      </w:rPr>
+    </w:lvl>
+  </w:abstractNum>
+  <w:abstractNum w:abstractNumId="6" w15:restartNumberingAfterBreak="0">
+    <w:nsid w:val="265309C7"/>
+    <w:multiLevelType w:val="multilevel"/>
+    <w:tmpl w:val="CAE0713A"/>
+    <w:lvl w:ilvl="0">
+      <w:start w:val="1"/>
+      <w:numFmt w:val="bullet"/>
+      <w:lvlText w:val=""/>
+      <w:lvlJc w:val="left"/>
+      <w:pPr>
+        <w:tabs>
+          <w:tab w:val="num" w:pos="720"/>
+        </w:tabs>
+        <w:ind w:left="720" w:hanging="360"/>
+      </w:pPr>
+      <w:rPr>
+        <w:rFonts w:ascii="Symbol" w:hAnsi="Symbol" w:hint="default"/>
+        <w:sz w:val="20"/>
+      </w:rPr>
+    </w:lvl>
+    <w:lvl w:ilvl="1" w:tentative="1">
+      <w:start w:val="1"/>
+      <w:numFmt w:val="bullet"/>
+      <w:lvlText w:val="o"/>
+      <w:lvlJc w:val="left"/>
+      <w:pPr>
+        <w:tabs>
+          <w:tab w:val="num" w:pos="1440"/>
+        </w:tabs>
+        <w:ind w:left="1440" w:hanging="360"/>
+      </w:pPr>
+      <w:rPr>
+        <w:rFonts w:ascii="Courier New" w:hAnsi="Courier New" w:hint="default"/>
+        <w:sz w:val="20"/>
+      </w:rPr>
+    </w:lvl>
+    <w:lvl w:ilvl="2" w:tentative="1">
+      <w:start w:val="1"/>
+      <w:numFmt w:val="bullet"/>
+      <w:lvlText w:val=""/>
+      <w:lvlJc w:val="left"/>
+      <w:pPr>
+        <w:tabs>
+          <w:tab w:val="num" w:pos="2160"/>
+        </w:tabs>
+        <w:ind w:left="2160" w:hanging="360"/>
+      </w:pPr>
+      <w:rPr>
+        <w:rFonts w:ascii="Wingdings" w:hAnsi="Wingdings" w:hint="default"/>
+        <w:sz w:val="20"/>
+      </w:rPr>
+    </w:lvl>
+    <w:lvl w:ilvl="3" w:tentative="1">
+      <w:start w:val="1"/>
+      <w:numFmt w:val="bullet"/>
+      <w:lvlText w:val=""/>
+      <w:lvlJc w:val="left"/>
+      <w:pPr>
+        <w:tabs>
+          <w:tab w:val="num" w:pos="2880"/>
+        </w:tabs>
+        <w:ind w:left="2880" w:hanging="360"/>
+      </w:pPr>
+      <w:rPr>
+        <w:rFonts w:ascii="Wingdings" w:hAnsi="Wingdings" w:hint="default"/>
+        <w:sz w:val="20"/>
+      </w:rPr>
+    </w:lvl>
+    <w:lvl w:ilvl="4" w:tentative="1">
+      <w:start w:val="1"/>
+      <w:numFmt w:val="bullet"/>
+      <w:lvlText w:val=""/>
+      <w:lvlJc w:val="left"/>
+      <w:pPr>
+        <w:tabs>
+          <w:tab w:val="num" w:pos="3600"/>
+        </w:tabs>
+        <w:ind w:left="3600" w:hanging="360"/>
+      </w:pPr>
+      <w:rPr>
+        <w:rFonts w:ascii="Wingdings" w:hAnsi="Wingdings" w:hint="default"/>
+        <w:sz w:val="20"/>
+      </w:rPr>
+    </w:lvl>
+    <w:lvl w:ilvl="5" w:tentative="1">
+      <w:start w:val="1"/>
+      <w:numFmt w:val="bullet"/>
+      <w:lvlText w:val=""/>
+      <w:lvlJc w:val="left"/>
+      <w:pPr>
+        <w:tabs>
+          <w:tab w:val="num" w:pos="4320"/>
+        </w:tabs>
+        <w:ind w:left="4320" w:hanging="360"/>
+      </w:pPr>
+      <w:rPr>
+        <w:rFonts w:ascii="Wingdings" w:hAnsi="Wingdings" w:hint="default"/>
+        <w:sz w:val="20"/>
+      </w:rPr>
+    </w:lvl>
+    <w:lvl w:ilvl="6" w:tentative="1">
+      <w:start w:val="1"/>
+      <w:numFmt w:val="bullet"/>
+      <w:lvlText w:val=""/>
+      <w:lvlJc w:val="left"/>
+      <w:pPr>
+        <w:tabs>
+          <w:tab w:val="num" w:pos="5040"/>
+        </w:tabs>
+        <w:ind w:left="5040" w:hanging="360"/>
+      </w:pPr>
+      <w:rPr>
+        <w:rFonts w:ascii="Wingdings" w:hAnsi="Wingdings" w:hint="default"/>
+        <w:sz w:val="20"/>
+      </w:rPr>
+    </w:lvl>
+    <w:lvl w:ilvl="7" w:tentative="1">
+      <w:start w:val="1"/>
+      <w:numFmt w:val="bullet"/>
+      <w:lvlText w:val=""/>
+      <w:lvlJc w:val="left"/>
+      <w:pPr>
+        <w:tabs>
+          <w:tab w:val="num" w:pos="5760"/>
+        </w:tabs>
+        <w:ind w:left="5760" w:hanging="360"/>
+      </w:pPr>
+      <w:rPr>
+        <w:rFonts w:ascii="Wingdings" w:hAnsi="Wingdings" w:hint="default"/>
+        <w:sz w:val="20"/>
+      </w:rPr>
+    </w:lvl>
+    <w:lvl w:ilvl="8" w:tentative="1">
+      <w:start w:val="1"/>
+      <w:numFmt w:val="bullet"/>
+      <w:lvlText w:val=""/>
+      <w:lvlJc w:val="left"/>
+      <w:pPr>
+        <w:tabs>
+          <w:tab w:val="num" w:pos="6480"/>
+        </w:tabs>
+        <w:ind w:left="6480" w:hanging="360"/>
+      </w:pPr>
+      <w:rPr>
+        <w:rFonts w:ascii="Wingdings" w:hAnsi="Wingdings" w:hint="default"/>
+        <w:sz w:val="20"/>
+      </w:rPr>
+    </w:lvl>
+  </w:abstractNum>
+  <w:abstractNum w:abstractNumId="7" w15:restartNumberingAfterBreak="0">
+    <w:nsid w:val="2F3702AD"/>
+    <w:multiLevelType w:val="multilevel"/>
+    <w:tmpl w:val="B784D760"/>
+    <w:lvl w:ilvl="0">
+      <w:start w:val="1"/>
+      <w:numFmt w:val="bullet"/>
+      <w:lvlText w:val=""/>
+      <w:lvlJc w:val="left"/>
+      <w:pPr>
+        <w:tabs>
+          <w:tab w:val="num" w:pos="720"/>
+        </w:tabs>
+        <w:ind w:left="720" w:hanging="360"/>
+      </w:pPr>
+      <w:rPr>
+        <w:rFonts w:ascii="Symbol" w:hAnsi="Symbol" w:hint="default"/>
+        <w:sz w:val="20"/>
+      </w:rPr>
+    </w:lvl>
+    <w:lvl w:ilvl="1" w:tentative="1">
+      <w:start w:val="1"/>
+      <w:numFmt w:val="bullet"/>
+      <w:lvlText w:val="o"/>
+      <w:lvlJc w:val="left"/>
+      <w:pPr>
+        <w:tabs>
+          <w:tab w:val="num" w:pos="1440"/>
+        </w:tabs>
+        <w:ind w:left="1440" w:hanging="360"/>
+      </w:pPr>
+      <w:rPr>
+        <w:rFonts w:ascii="Courier New" w:hAnsi="Courier New" w:hint="default"/>
+        <w:sz w:val="20"/>
+      </w:rPr>
+    </w:lvl>
+    <w:lvl w:ilvl="2" w:tentative="1">
+      <w:start w:val="1"/>
+      <w:numFmt w:val="bullet"/>
+      <w:lvlText w:val=""/>
+      <w:lvlJc w:val="left"/>
+      <w:pPr>
+        <w:tabs>
+          <w:tab w:val="num" w:pos="2160"/>
+        </w:tabs>
+        <w:ind w:left="2160" w:hanging="360"/>
+      </w:pPr>
+      <w:rPr>
+        <w:rFonts w:ascii="Wingdings" w:hAnsi="Wingdings" w:hint="default"/>
+        <w:sz w:val="20"/>
+      </w:rPr>
+    </w:lvl>
+    <w:lvl w:ilvl="3" w:tentative="1">
+      <w:start w:val="1"/>
+      <w:numFmt w:val="bullet"/>
+      <w:lvlText w:val=""/>
+      <w:lvlJc w:val="left"/>
+      <w:pPr>
+        <w:tabs>
+          <w:tab w:val="num" w:pos="2880"/>
+        </w:tabs>
+        <w:ind w:left="2880" w:hanging="360"/>
+      </w:pPr>
+      <w:rPr>
+        <w:rFonts w:ascii="Wingdings" w:hAnsi="Wingdings" w:hint="default"/>
+        <w:sz w:val="20"/>
+      </w:rPr>
+    </w:lvl>
+    <w:lvl w:ilvl="4" w:tentative="1">
+      <w:start w:val="1"/>
+      <w:numFmt w:val="bullet"/>
+      <w:lvlText w:val=""/>
+      <w:lvlJc w:val="left"/>
+      <w:pPr>
+        <w:tabs>
+          <w:tab w:val="num" w:pos="3600"/>
+        </w:tabs>
+        <w:ind w:left="3600" w:hanging="360"/>
+      </w:pPr>
+      <w:rPr>
+        <w:rFonts w:ascii="Wingdings" w:hAnsi="Wingdings" w:hint="default"/>
+        <w:sz w:val="20"/>
+      </w:rPr>
+    </w:lvl>
+    <w:lvl w:ilvl="5" w:tentative="1">
+      <w:start w:val="1"/>
+      <w:numFmt w:val="bullet"/>
+      <w:lvlText w:val=""/>
+      <w:lvlJc w:val="left"/>
+      <w:pPr>
+        <w:tabs>
+          <w:tab w:val="num" w:pos="4320"/>
+        </w:tabs>
+        <w:ind w:left="4320" w:hanging="360"/>
+      </w:pPr>
+      <w:rPr>
+        <w:rFonts w:ascii="Wingdings" w:hAnsi="Wingdings" w:hint="default"/>
+        <w:sz w:val="20"/>
+      </w:rPr>
+    </w:lvl>
+    <w:lvl w:ilvl="6" w:tentative="1">
+      <w:start w:val="1"/>
+      <w:numFmt w:val="bullet"/>
+      <w:lvlText w:val=""/>
+      <w:lvlJc w:val="left"/>
+      <w:pPr>
+        <w:tabs>
+          <w:tab w:val="num" w:pos="5040"/>
+        </w:tabs>
+        <w:ind w:left="5040" w:hanging="360"/>
+      </w:pPr>
+      <w:rPr>
+        <w:rFonts w:ascii="Wingdings" w:hAnsi="Wingdings" w:hint="default"/>
+        <w:sz w:val="20"/>
+      </w:rPr>
+    </w:lvl>
+    <w:lvl w:ilvl="7" w:tentative="1">
+      <w:start w:val="1"/>
+      <w:numFmt w:val="bullet"/>
+      <w:lvlText w:val=""/>
+      <w:lvlJc w:val="left"/>
+      <w:pPr>
+        <w:tabs>
+          <w:tab w:val="num" w:pos="5760"/>
+        </w:tabs>
+        <w:ind w:left="5760" w:hanging="360"/>
+      </w:pPr>
+      <w:rPr>
+        <w:rFonts w:ascii="Wingdings" w:hAnsi="Wingdings" w:hint="default"/>
+        <w:sz w:val="20"/>
+      </w:rPr>
+    </w:lvl>
+    <w:lvl w:ilvl="8" w:tentative="1">
+      <w:start w:val="1"/>
+      <w:numFmt w:val="bullet"/>
+      <w:lvlText w:val=""/>
+      <w:lvlJc w:val="left"/>
+      <w:pPr>
+        <w:tabs>
+          <w:tab w:val="num" w:pos="6480"/>
+        </w:tabs>
+        <w:ind w:left="6480" w:hanging="360"/>
+      </w:pPr>
+      <w:rPr>
+        <w:rFonts w:ascii="Wingdings" w:hAnsi="Wingdings" w:hint="default"/>
+        <w:sz w:val="20"/>
+      </w:rPr>
+    </w:lvl>
+  </w:abstractNum>
+  <w:abstractNum w:abstractNumId="8" w15:restartNumberingAfterBreak="0">
+    <w:nsid w:val="59475404"/>
+    <w:multiLevelType w:val="multilevel"/>
+    <w:tmpl w:val="CB700E88"/>
+    <w:lvl w:ilvl="0">
+      <w:start w:val="1"/>
+      <w:numFmt w:val="bullet"/>
+      <w:lvlText w:val=""/>
+      <w:lvlJc w:val="left"/>
+      <w:pPr>
+        <w:tabs>
+          <w:tab w:val="num" w:pos="720"/>
+        </w:tabs>
+        <w:ind w:left="720" w:hanging="360"/>
+      </w:pPr>
+      <w:rPr>
+        <w:rFonts w:ascii="Symbol" w:hAnsi="Symbol" w:hint="default"/>
+        <w:sz w:val="20"/>
+      </w:rPr>
+    </w:lvl>
+    <w:lvl w:ilvl="1" w:tentative="1">
+      <w:start w:val="1"/>
+      <w:numFmt w:val="bullet"/>
+      <w:lvlText w:val="o"/>
+      <w:lvlJc w:val="left"/>
+      <w:pPr>
+        <w:tabs>
+          <w:tab w:val="num" w:pos="1440"/>
+        </w:tabs>
+        <w:ind w:left="1440" w:hanging="360"/>
+      </w:pPr>
+      <w:rPr>
+        <w:rFonts w:ascii="Courier New" w:hAnsi="Courier New" w:hint="default"/>
+        <w:sz w:val="20"/>
+      </w:rPr>
+    </w:lvl>
+    <w:lvl w:ilvl="2" w:tentative="1">
+      <w:start w:val="1"/>
+      <w:numFmt w:val="bullet"/>
+      <w:lvlText w:val=""/>
+      <w:lvlJc w:val="left"/>
+      <w:pPr>
+        <w:tabs>
+          <w:tab w:val="num" w:pos="2160"/>
+        </w:tabs>
+        <w:ind w:left="2160" w:hanging="360"/>
+      </w:pPr>
+      <w:rPr>
+        <w:rFonts w:ascii="Wingdings" w:hAnsi="Wingdings" w:hint="default"/>
+        <w:sz w:val="20"/>
+      </w:rPr>
+    </w:lvl>
+    <w:lvl w:ilvl="3" w:tentative="1">
+      <w:start w:val="1"/>
+      <w:numFmt w:val="bullet"/>
+      <w:lvlText w:val=""/>
+      <w:lvlJc w:val="left"/>
+      <w:pPr>
+        <w:tabs>
+          <w:tab w:val="num" w:pos="2880"/>
+        </w:tabs>
+        <w:ind w:left="2880" w:hanging="360"/>
+      </w:pPr>
+      <w:rPr>
+        <w:rFonts w:ascii="Wingdings" w:hAnsi="Wingdings" w:hint="default"/>
+        <w:sz w:val="20"/>
+      </w:rPr>
+    </w:lvl>
+    <w:lvl w:ilvl="4" w:tentative="1">
+      <w:start w:val="1"/>
+      <w:numFmt w:val="bullet"/>
+      <w:lvlText w:val=""/>
+      <w:lvlJc w:val="left"/>
+      <w:pPr>
+        <w:tabs>
+          <w:tab w:val="num" w:pos="3600"/>
+        </w:tabs>
+        <w:ind w:left="3600" w:hanging="360"/>
+      </w:pPr>
+      <w:rPr>
+        <w:rFonts w:ascii="Wingdings" w:hAnsi="Wingdings" w:hint="default"/>
+        <w:sz w:val="20"/>
+      </w:rPr>
+    </w:lvl>
+    <w:lvl w:ilvl="5" w:tentative="1">
+      <w:start w:val="1"/>
+      <w:numFmt w:val="bullet"/>
+      <w:lvlText w:val=""/>
+      <w:lvlJc w:val="left"/>
+      <w:pPr>
+        <w:tabs>
+          <w:tab w:val="num" w:pos="4320"/>
+        </w:tabs>
+        <w:ind w:left="4320" w:hanging="360"/>
+      </w:pPr>
+      <w:rPr>
+        <w:rFonts w:ascii="Wingdings" w:hAnsi="Wingdings" w:hint="default"/>
+        <w:sz w:val="20"/>
+      </w:rPr>
+    </w:lvl>
+    <w:lvl w:ilvl="6" w:tentative="1">
+      <w:start w:val="1"/>
+      <w:numFmt w:val="bullet"/>
+      <w:lvlText w:val=""/>
+      <w:lvlJc w:val="left"/>
+      <w:pPr>
+        <w:tabs>
+          <w:tab w:val="num" w:pos="5040"/>
+        </w:tabs>
+        <w:ind w:left="5040" w:hanging="360"/>
+      </w:pPr>
+      <w:rPr>
+        <w:rFonts w:ascii="Wingdings" w:hAnsi="Wingdings" w:hint="default"/>
+        <w:sz w:val="20"/>
+      </w:rPr>
+    </w:lvl>
+    <w:lvl w:ilvl="7" w:tentative="1">
+      <w:start w:val="1"/>
+      <w:numFmt w:val="bullet"/>
+      <w:lvlText w:val=""/>
+      <w:lvlJc w:val="left"/>
+      <w:pPr>
+        <w:tabs>
+          <w:tab w:val="num" w:pos="5760"/>
+        </w:tabs>
+        <w:ind w:left="5760" w:hanging="360"/>
+      </w:pPr>
+      <w:rPr>
+        <w:rFonts w:ascii="Wingdings" w:hAnsi="Wingdings" w:hint="default"/>
+        <w:sz w:val="20"/>
+      </w:rPr>
+    </w:lvl>
+    <w:lvl w:ilvl="8" w:tentative="1">
+      <w:start w:val="1"/>
+      <w:numFmt w:val="bullet"/>
+      <w:lvlText w:val=""/>
+      <w:lvlJc w:val="left"/>
+      <w:pPr>
+        <w:tabs>
+          <w:tab w:val="num" w:pos="6480"/>
+        </w:tabs>
+        <w:ind w:left="6480" w:hanging="360"/>
+      </w:pPr>
+      <w:rPr>
+        <w:rFonts w:ascii="Wingdings" w:hAnsi="Wingdings" w:hint="default"/>
+        <w:sz w:val="20"/>
+      </w:rPr>
+    </w:lvl>
+  </w:abstractNum>
+  <w:abstractNum w:abstractNumId="9" w15:restartNumberingAfterBreak="0">
+    <w:nsid w:val="67AC0957"/>
+    <w:multiLevelType w:val="multilevel"/>
+    <w:tmpl w:val="20E41F96"/>
+    <w:lvl w:ilvl="0">
+      <w:start w:val="1"/>
+      <w:numFmt w:val="bullet"/>
+      <w:lvlText w:val=""/>
+      <w:lvlJc w:val="left"/>
+      <w:pPr>
+        <w:tabs>
+          <w:tab w:val="num" w:pos="720"/>
+        </w:tabs>
+        <w:ind w:left="720" w:hanging="360"/>
+      </w:pPr>
+      <w:rPr>
+        <w:rFonts w:ascii="Symbol" w:hAnsi="Symbol" w:hint="default"/>
+        <w:sz w:val="20"/>
+      </w:rPr>
+    </w:lvl>
+    <w:lvl w:ilvl="1" w:tentative="1">
+      <w:start w:val="1"/>
+      <w:numFmt w:val="bullet"/>
+      <w:lvlText w:val="o"/>
+      <w:lvlJc w:val="left"/>
+      <w:pPr>
+        <w:tabs>
+          <w:tab w:val="num" w:pos="1440"/>
+        </w:tabs>
+        <w:ind w:left="1440" w:hanging="360"/>
+      </w:pPr>
+      <w:rPr>
+        <w:rFonts w:ascii="Courier New" w:hAnsi="Courier New" w:hint="default"/>
+        <w:sz w:val="20"/>
+      </w:rPr>
+    </w:lvl>
+    <w:lvl w:ilvl="2" w:tentative="1">
+      <w:start w:val="1"/>
+      <w:numFmt w:val="bullet"/>
+      <w:lvlText w:val=""/>
+      <w:lvlJc w:val="left"/>
+      <w:pPr>
+        <w:tabs>
+          <w:tab w:val="num" w:pos="2160"/>
+        </w:tabs>
+        <w:ind w:left="2160" w:hanging="360"/>
+      </w:pPr>
+      <w:rPr>
+        <w:rFonts w:ascii="Wingdings" w:hAnsi="Wingdings" w:hint="default"/>
+        <w:sz w:val="20"/>
+      </w:rPr>
+    </w:lvl>
+    <w:lvl w:ilvl="3" w:tentative="1">
+      <w:start w:val="1"/>
+      <w:numFmt w:val="bullet"/>
+      <w:lvlText w:val=""/>
+      <w:lvlJc w:val="left"/>
+      <w:pPr>
+        <w:tabs>
+          <w:tab w:val="num" w:pos="2880"/>
+        </w:tabs>
+        <w:ind w:left="2880" w:hanging="360"/>
+      </w:pPr>
+      <w:rPr>
+        <w:rFonts w:ascii="Wingdings" w:hAnsi="Wingdings" w:hint="default"/>
+        <w:sz w:val="20"/>
+      </w:rPr>
+    </w:lvl>
+    <w:lvl w:ilvl="4" w:tentative="1">
+      <w:start w:val="1"/>
+      <w:numFmt w:val="bullet"/>
+      <w:lvlText w:val=""/>
+      <w:lvlJc w:val="left"/>
+      <w:pPr>
+        <w:tabs>
+          <w:tab w:val="num" w:pos="3600"/>
+        </w:tabs>
+        <w:ind w:left="3600" w:hanging="360"/>
+      </w:pPr>
+      <w:rPr>
+        <w:rFonts w:ascii="Wingdings" w:hAnsi="Wingdings" w:hint="default"/>
+        <w:sz w:val="20"/>
+      </w:rPr>
+    </w:lvl>
+    <w:lvl w:ilvl="5" w:tentative="1">
+      <w:start w:val="1"/>
+      <w:numFmt w:val="bullet"/>
+      <w:lvlText w:val=""/>
+      <w:lvlJc w:val="left"/>
+      <w:pPr>
+        <w:tabs>
+          <w:tab w:val="num" w:pos="4320"/>
+        </w:tabs>
+        <w:ind w:left="4320" w:hanging="360"/>
+      </w:pPr>
+      <w:rPr>
+        <w:rFonts w:ascii="Wingdings" w:hAnsi="Wingdings" w:hint="default"/>
+        <w:sz w:val="20"/>
+      </w:rPr>
+    </w:lvl>
+    <w:lvl w:ilvl="6" w:tentative="1">
+      <w:start w:val="1"/>
+      <w:numFmt w:val="bullet"/>
+      <w:lvlText w:val=""/>
+      <w:lvlJc w:val="left"/>
+      <w:pPr>
+        <w:tabs>
+          <w:tab w:val="num" w:pos="5040"/>
+        </w:tabs>
+        <w:ind w:left="5040" w:hanging="360"/>
+      </w:pPr>
+      <w:rPr>
+        <w:rFonts w:ascii="Wingdings" w:hAnsi="Wingdings" w:hint="default"/>
+        <w:sz w:val="20"/>
+      </w:rPr>
+    </w:lvl>
+    <w:lvl w:ilvl="7" w:tentative="1">
+      <w:start w:val="1"/>
+      <w:numFmt w:val="bullet"/>
+      <w:lvlText w:val=""/>
+      <w:lvlJc w:val="left"/>
+      <w:pPr>
+        <w:tabs>
+          <w:tab w:val="num" w:pos="5760"/>
+        </w:tabs>
+        <w:ind w:left="5760" w:hanging="360"/>
+      </w:pPr>
+      <w:rPr>
+        <w:rFonts w:ascii="Wingdings" w:hAnsi="Wingdings" w:hint="default"/>
+        <w:sz w:val="20"/>
+      </w:rPr>
+    </w:lvl>
+    <w:lvl w:ilvl="8" w:tentative="1">
+      <w:start w:val="1"/>
+      <w:numFmt w:val="bullet"/>
+      <w:lvlText w:val=""/>
+      <w:lvlJc w:val="left"/>
+      <w:pPr>
+        <w:tabs>
+          <w:tab w:val="num" w:pos="6480"/>
+        </w:tabs>
+        <w:ind w:left="6480" w:hanging="360"/>
+      </w:pPr>
+      <w:rPr>
+        <w:rFonts w:ascii="Wingdings" w:hAnsi="Wingdings" w:hint="default"/>
+        <w:sz w:val="20"/>
+      </w:rPr>
+    </w:lvl>
+  </w:abstractNum>
+  <w:abstractNum w:abstractNumId="10" w15:restartNumberingAfterBreak="0">
+    <w:nsid w:val="7D6F55B3"/>
+    <w:multiLevelType w:val="multilevel"/>
+    <w:tmpl w:val="183283FC"/>
+    <w:lvl w:ilvl="0">
+      <w:start w:val="1"/>
+      <w:numFmt w:val="bullet"/>
+      <w:lvlText w:val=""/>
+      <w:lvlJc w:val="left"/>
+      <w:pPr>
+        <w:tabs>
+          <w:tab w:val="num" w:pos="720"/>
+        </w:tabs>
+        <w:ind w:left="720" w:hanging="360"/>
+      </w:pPr>
+      <w:rPr>
+        <w:rFonts w:ascii="Symbol" w:hAnsi="Symbol" w:hint="default"/>
+        <w:sz w:val="20"/>
+      </w:rPr>
+    </w:lvl>
+    <w:lvl w:ilvl="1" w:tentative="1">
+      <w:start w:val="1"/>
+      <w:numFmt w:val="bullet"/>
+      <w:lvlText w:val="o"/>
+      <w:lvlJc w:val="left"/>
+      <w:pPr>
+        <w:tabs>
+          <w:tab w:val="num" w:pos="1440"/>
+        </w:tabs>
+        <w:ind w:left="1440" w:hanging="360"/>
+      </w:pPr>
+      <w:rPr>
+        <w:rFonts w:ascii="Courier New" w:hAnsi="Courier New" w:hint="default"/>
+        <w:sz w:val="20"/>
+      </w:rPr>
+    </w:lvl>
+    <w:lvl w:ilvl="2" w:tentative="1">
+      <w:start w:val="1"/>
+      <w:numFmt w:val="bullet"/>
+      <w:lvlText w:val=""/>
+      <w:lvlJc w:val="left"/>
+      <w:pPr>
+        <w:tabs>
+          <w:tab w:val="num" w:pos="2160"/>
+        </w:tabs>
+        <w:ind w:left="2160" w:hanging="360"/>
+      </w:pPr>
+      <w:rPr>
+        <w:rFonts w:ascii="Wingdings" w:hAnsi="Wingdings" w:hint="default"/>
+        <w:sz w:val="20"/>
+      </w:rPr>
+    </w:lvl>
+    <w:lvl w:ilvl="3" w:tentative="1">
+      <w:start w:val="1"/>
+      <w:numFmt w:val="bullet"/>
+      <w:lvlText w:val=""/>
+      <w:lvlJc w:val="left"/>
+      <w:pPr>
+        <w:tabs>
+          <w:tab w:val="num" w:pos="2880"/>
+        </w:tabs>
+        <w:ind w:left="2880" w:hanging="360"/>
+      </w:pPr>
+      <w:rPr>
+        <w:rFonts w:ascii="Wingdings" w:hAnsi="Wingdings" w:hint="default"/>
+        <w:sz w:val="20"/>
+      </w:rPr>
+    </w:lvl>
+    <w:lvl w:ilvl="4" w:tentative="1">
+      <w:start w:val="1"/>
+      <w:numFmt w:val="bullet"/>
+      <w:lvlText w:val=""/>
+      <w:lvlJc w:val="left"/>
+      <w:pPr>
+        <w:tabs>
+          <w:tab w:val="num" w:pos="3600"/>
+        </w:tabs>
+        <w:ind w:left="3600" w:hanging="360"/>
+      </w:pPr>
+      <w:rPr>
+        <w:rFonts w:ascii="Wingdings" w:hAnsi="Wingdings" w:hint="default"/>
+        <w:sz w:val="20"/>
+      </w:rPr>
+    </w:lvl>
+    <w:lvl w:ilvl="5" w:tentative="1">
+      <w:start w:val="1"/>
+      <w:numFmt w:val="bullet"/>
+      <w:lvlText w:val=""/>
+      <w:lvlJc w:val="left"/>
+      <w:pPr>
+        <w:tabs>
+          <w:tab w:val="num" w:pos="4320"/>
+        </w:tabs>
+        <w:ind w:left="4320" w:hanging="360"/>
+      </w:pPr>
+      <w:rPr>
+        <w:rFonts w:ascii="Wingdings" w:hAnsi="Wingdings" w:hint="default"/>
+        <w:sz w:val="20"/>
+      </w:rPr>
+    </w:lvl>
+    <w:lvl w:ilvl="6" w:tentative="1">
+      <w:start w:val="1"/>
+      <w:numFmt w:val="bullet"/>
+      <w:lvlText w:val=""/>
+      <w:lvlJc w:val="left"/>
+      <w:pPr>
+        <w:tabs>
+          <w:tab w:val="num" w:pos="5040"/>
+        </w:tabs>
+        <w:ind w:left="5040" w:hanging="360"/>
+      </w:pPr>
+      <w:rPr>
+        <w:rFonts w:ascii="Wingdings" w:hAnsi="Wingdings" w:hint="default"/>
+        <w:sz w:val="20"/>
+      </w:rPr>
+    </w:lvl>
+    <w:lvl w:ilvl="7" w:tentative="1">
+      <w:start w:val="1"/>
+      <w:numFmt w:val="bullet"/>
+      <w:lvlText w:val=""/>
+      <w:lvlJc w:val="left"/>
+      <w:pPr>
+        <w:tabs>
+          <w:tab w:val="num" w:pos="5760"/>
+        </w:tabs>
+        <w:ind w:left="5760" w:hanging="360"/>
+      </w:pPr>
+      <w:rPr>
+        <w:rFonts w:ascii="Wingdings" w:hAnsi="Wingdings" w:hint="default"/>
+        <w:sz w:val="20"/>
+      </w:rPr>
+    </w:lvl>
+    <w:lvl w:ilvl="8" w:tentative="1">
+      <w:start w:val="1"/>
+      <w:numFmt w:val="bullet"/>
+      <w:lvlText w:val=""/>
+      <w:lvlJc w:val="left"/>
+      <w:pPr>
+        <w:tabs>
+          <w:tab w:val="num" w:pos="6480"/>
+        </w:tabs>
+        <w:ind w:left="6480" w:hanging="360"/>
+      </w:pPr>
+      <w:rPr>
+        <w:rFonts w:ascii="Wingdings" w:hAnsi="Wingdings" w:hint="default"/>
+        <w:sz w:val="20"/>
+      </w:rPr>
+    </w:lvl>
+  </w:abstractNum>
+  <w:num w:numId="1" w16cid:durableId="388656378">
+    <w:abstractNumId w:val="6"/>
+  </w:num>
+  <w:num w:numId="2" w16cid:durableId="257493845">
+    <w:abstractNumId w:val="2"/>
+  </w:num>
+  <w:num w:numId="3" w16cid:durableId="82381382">
+    <w:abstractNumId w:val="9"/>
+  </w:num>
+  <w:num w:numId="4" w16cid:durableId="1191188484">
+    <w:abstractNumId w:val="1"/>
+  </w:num>
+  <w:num w:numId="5" w16cid:durableId="1821800629">
+    <w:abstractNumId w:val="3"/>
+  </w:num>
+  <w:num w:numId="6" w16cid:durableId="957684434">
+    <w:abstractNumId w:val="4"/>
+  </w:num>
+  <w:num w:numId="7" w16cid:durableId="2090226827">
+    <w:abstractNumId w:val="7"/>
+  </w:num>
+  <w:num w:numId="8" w16cid:durableId="2142337979">
+    <w:abstractNumId w:val="5"/>
+  </w:num>
+  <w:num w:numId="9" w16cid:durableId="177431123">
     <w:abstractNumId w:val="0"/>
   </w:num>
-  <w:num w:numId="2" w16cid:durableId="653022567">
-    <w:abstractNumId w:val="2"/>
+  <w:num w:numId="10" w16cid:durableId="2054041708">
+    <w:abstractNumId w:val="10"/>
   </w:num>
-  <w:num w:numId="3" w16cid:durableId="141847999">
-    <w:abstractNumId w:val="1"/>
-  </w:num>
-  <w:num w:numId="4" w16cid:durableId="852694323">
-    <w:abstractNumId w:val="3"/>
-  </w:num>
-  <w:num w:numId="5" w16cid:durableId="1448042237">
-    <w:abstractNumId w:val="4"/>
+  <w:num w:numId="11" w16cid:durableId="1874223699">
+    <w:abstractNumId w:val="8"/>
   </w:num>
 </w:numbering>
 </file>

--- a/04-Abril-Mayo/Entregables/2026-05/04-Reporte_Preparacion_Datos_IA_2026-05.docx
+++ b/04-Abril-Mayo/Entregables/2026-05/04-Reporte_Preparacion_Datos_IA_2026-05.docx
@@ -539,122 +539,68 @@
     </w:p>
     <w:p>
       <w:pPr>
-        <w:pStyle w:val="HTMLconformatoprevio"/>
-      </w:pPr>
-    </w:p>
-    <w:p>
-      <w:pPr>
-        <w:pStyle w:val="HTMLconformatoprevio"/>
-      </w:pPr>
-      <w:r>
-        <w:t>stateDiagram-v2</w:t>
-      </w:r>
-    </w:p>
-    <w:p>
-      <w:pPr>
-        <w:pStyle w:val="HTMLconformatoprevio"/>
-      </w:pPr>
-      <w:r>
-        <w:t xml:space="preserve">    [*] --&gt; ExtraccionTransaccional</w:t>
-      </w:r>
-    </w:p>
-    <w:p>
-      <w:pPr>
-        <w:pStyle w:val="HTMLconformatoprevio"/>
-      </w:pPr>
-      <w:r>
-        <w:t xml:space="preserve">    ExtraccionTransaccional --&gt; EnmascaramientoPII: SQL Hash MD5 + Salt</w:t>
-      </w:r>
-    </w:p>
-    <w:p>
-      <w:pPr>
-        <w:pStyle w:val="HTMLconformatoprevio"/>
-      </w:pPr>
-      <w:r>
-        <w:t xml:space="preserve">    EnmascaramientoPII --&gt; </w:t>
-      </w:r>
-      <w:r>
-        <w:t>FeatureEngineering: Transformación (Pandas)</w:t>
-      </w:r>
-    </w:p>
-    <w:p>
-      <w:pPr>
-        <w:pStyle w:val="HTMLconformatoprevio"/>
-      </w:pPr>
-      <w:r>
-        <w:t xml:space="preserve">    FeatureEngineering --&gt; ExportacionSegura</w:t>
-      </w:r>
-    </w:p>
-    <w:p>
-      <w:pPr>
-        <w:pStyle w:val="HTMLconformatoprevio"/>
-      </w:pPr>
-      <w:r>
-        <w:t xml:space="preserve">    </w:t>
-      </w:r>
-    </w:p>
-    <w:p>
-      <w:pPr>
-        <w:pStyle w:val="HTMLconformatoprevio"/>
-      </w:pPr>
-      <w:r>
-        <w:t xml:space="preserve">    state ExportacionSegura {</w:t>
-      </w:r>
-    </w:p>
-    <w:p>
-      <w:pPr>
-        <w:pStyle w:val="HTMLconformatoprevio"/>
-      </w:pPr>
-      <w:r>
-        <w:t xml:space="preserve">        [*] --&gt; CSV_Depurado</w:t>
-      </w:r>
-    </w:p>
-    <w:p>
-      <w:pPr>
-        <w:pStyle w:val="HTMLconformatoprevio"/>
-      </w:pPr>
-      <w:r>
-        <w:t xml:space="preserve">        CSV_Depurado --&gt; Apache_Parquet</w:t>
-      </w:r>
-    </w:p>
-    <w:p>
-      <w:pPr>
-        <w:pStyle w:val="HTMLconformatoprevio"/>
-      </w:pPr>
-      <w:r>
-        <w:t xml:space="preserve">        Apache_Parquet --&gt; [*]</w:t>
-      </w:r>
-    </w:p>
-    <w:p>
-      <w:pPr>
-        <w:pStyle w:val="HTMLconformatoprevio"/>
-      </w:pPr>
-      <w:r>
-        <w:t xml:space="preserve">    }</w:t>
-      </w:r>
-    </w:p>
-    <w:p>
-      <w:pPr>
-        <w:pStyle w:val="HTMLconformatoprevio"/>
-      </w:pPr>
-      <w:r>
-        <w:t xml:space="preserve">    </w:t>
-      </w:r>
-    </w:p>
-    <w:p>
-      <w:pPr>
-        <w:pStyle w:val="HTMLconformatoprevio"/>
-      </w:pPr>
-      <w:r>
-        <w:t xml:space="preserve">    ExportacionSegura --&gt; DataWarehouseIA</w:t>
-      </w:r>
-    </w:p>
-    <w:p>
-      <w:pPr>
-        <w:pStyle w:val="HTMLconformatoprevio"/>
-      </w:pPr>
-      <w:r>
-        <w:t xml:space="preserve">    DataWarehouseIA --&gt; [*]</w:t>
+        <w:rPr>
+          <w:rFonts w:ascii="Calibri" w:eastAsia="Times New Roman" w:hAnsi="Calibri" w:cs="Calibri"/>
+          <w:sz w:val="22"/>
+          <w:szCs w:val="22"/>
+        </w:rPr>
+      </w:pPr>
+      <w:r>
+        <w:rPr>
+          <w:rFonts w:ascii="Calibri" w:eastAsia="Times New Roman" w:hAnsi="Calibri" w:cs="Calibri"/>
+          <w:noProof/>
+          <w:sz w:val="22"/>
+          <w:szCs w:val="22"/>
+        </w:rPr>
+        <w:lastRenderedPageBreak/>
+        <w:drawing>
+          <wp:inline distT="0" distB="0" distL="0" distR="0">
+            <wp:extent cx="1668780" cy="7315200"/>
+            <wp:effectExtent l="0" t="0" r="7620" b="0"/>
+            <wp:docPr id="2" name="Imagen 2"/>
+            <wp:cNvGraphicFramePr>
+              <a:graphicFrameLocks xmlns:a="http://schemas.openxmlformats.org/drawingml/2006/main" noChangeAspect="1"/>
+            </wp:cNvGraphicFramePr>
+            <a:graphic xmlns:a="http://schemas.openxmlformats.org/drawingml/2006/main">
+              <a:graphicData uri="http://schemas.openxmlformats.org/drawingml/2006/picture">
+                <pic:pic xmlns:pic="http://schemas.openxmlformats.org/drawingml/2006/picture">
+                  <pic:nvPicPr>
+                    <pic:cNvPr id="0" name="Picture 2"/>
+                    <pic:cNvPicPr>
+                      <a:picLocks noChangeAspect="1" noChangeArrowheads="1"/>
+                    </pic:cNvPicPr>
+                  </pic:nvPicPr>
+                  <pic:blipFill>
+                    <a:blip r:embed="rId5">
+                      <a:extLst>
+                        <a:ext uri="{28A0092B-C50C-407E-A947-70E740481C1C}">
+                          <a14:useLocalDpi xmlns:a14="http://schemas.microsoft.com/office/drawing/2010/main" val="0"/>
+                        </a:ext>
+                      </a:extLst>
+                    </a:blip>
+                    <a:srcRect/>
+                    <a:stretch>
+                      <a:fillRect/>
+                    </a:stretch>
+                  </pic:blipFill>
+                  <pic:spPr bwMode="auto">
+                    <a:xfrm>
+                      <a:off x="0" y="0"/>
+                      <a:ext cx="1668780" cy="7315200"/>
+                    </a:xfrm>
+                    <a:prstGeom prst="rect">
+                      <a:avLst/>
+                    </a:prstGeom>
+                    <a:noFill/>
+                    <a:ln>
+                      <a:noFill/>
+                    </a:ln>
+                  </pic:spPr>
+                </pic:pic>
+              </a:graphicData>
+            </a:graphic>
+          </wp:inline>
+        </w:drawing>
       </w:r>
     </w:p>
     <w:p>
@@ -772,7 +718,6 @@
           <w:sz w:val="22"/>
           <w:szCs w:val="22"/>
         </w:rPr>
-        <w:lastRenderedPageBreak/>
         <w:t>Este conjunto agrega la información del comportamiento del *pool* de ejecución por cada corrida (Lote). Consiste en una muestra inicial de 15 registros altamente agregados.</w:t>
       </w:r>
     </w:p>
@@ -2250,7 +2195,15 @@
           <w:sz w:val="22"/>
           <w:szCs w:val="22"/>
         </w:rPr>
-        <w:t xml:space="preserve"> Correlacionar el volumen en bytes del PDF resultante con el tiempo total de descarga.</w:t>
+        <w:t xml:space="preserve"> </w:t>
+      </w:r>
+      <w:r>
+        <w:rPr>
+          <w:rFonts w:ascii="Calibri" w:eastAsia="Times New Roman" w:hAnsi="Calibri" w:cs="Calibri"/>
+          <w:sz w:val="22"/>
+          <w:szCs w:val="22"/>
+        </w:rPr>
+        <w:t>Correlacionar el volumen en bytes del PDF resultante con el tiempo total de descarga.</w:t>
       </w:r>
     </w:p>
     <w:p>
@@ -2383,15 +2336,7 @@
           <w:sz w:val="22"/>
           <w:szCs w:val="22"/>
         </w:rPr>
-        <w:t>: Variable categórica para detectar la congestió</w:t>
-      </w:r>
-      <w:r>
-        <w:rPr>
-          <w:rFonts w:ascii="Calibri" w:eastAsia="Times New Roman" w:hAnsi="Calibri" w:cs="Calibri"/>
-          <w:sz w:val="22"/>
-          <w:szCs w:val="22"/>
-        </w:rPr>
-        <w:t>n de la infraestructura externa a ciertas horas.</w:t>
+        <w:t>: Variable categórica para detectar la congestión de la infraestructura externa a ciertas horas.</w:t>
       </w:r>
     </w:p>
     <w:p>
@@ -2570,7 +2515,10 @@
         <w:pStyle w:val="HTMLconformatoprevio"/>
       </w:pPr>
       <w:r>
-        <w:t xml:space="preserve">    # 2. Aplicación de One-Hot Encoding</w:t>
+        <w:t xml:space="preserve">    # 2. Aplicació</w:t>
+      </w:r>
+      <w:r>
+        <w:t>n de One-Hot Encoding</w:t>
       </w:r>
     </w:p>
     <w:p>
@@ -2685,16 +2633,7 @@
           <w:sz w:val="22"/>
           <w:szCs w:val="22"/>
         </w:rPr>
-        <w:t>Verificació</w:t>
-      </w:r>
-      <w:r>
-        <w:rPr>
-          <w:rStyle w:val="Fuerte"/>
-          <w:rFonts w:ascii="Calibri" w:hAnsi="Calibri" w:cs="Calibri"/>
-          <w:sz w:val="22"/>
-          <w:szCs w:val="22"/>
-        </w:rPr>
-        <w:t>n de Colisiones Hash:</w:t>
+        <w:t>Verificación de Colisiones Hash:</w:t>
       </w:r>
       <w:r>
         <w:rPr>
@@ -3936,7 +3875,7 @@
           <w:szCs w:val="22"/>
         </w:rPr>
         <w:pict>
-          <v:rect id="_x0000_i1026" style="width:0;height:1.5pt" o:hralign="center" o:hrstd="t" o:hr="t" fillcolor="#a0a0a0" stroked="f"/>
+          <v:rect id="_x0000_i1027" style="width:0;height:1.5pt" o:hralign="center" o:hrstd="t" o:hr="t" fillcolor="#a0a0a0" stroked="f"/>
         </w:pict>
       </w:r>
     </w:p>
@@ -3990,9 +3929,9 @@
 <file path=word/numbering.xml><?xml version="1.0" encoding="utf-8"?>
 <w:numbering xmlns:wpc="http://schemas.microsoft.com/office/word/2010/wordprocessingCanvas" xmlns:cx="http://schemas.microsoft.com/office/drawing/2014/chartex" xmlns:cx1="http://schemas.microsoft.com/office/drawing/2015/9/8/chartex" xmlns:cx2="http://schemas.microsoft.com/office/drawing/2015/10/21/chartex" xmlns:cx3="http://schemas.microsoft.com/office/drawing/2016/5/9/chartex" xmlns:cx4="http://schemas.microsoft.com/office/drawing/2016/5/10/chartex" xmlns:cx5="http://schemas.microsoft.com/office/drawing/2016/5/11/chartex" xmlns:cx6="http://schemas.microsoft.com/office/drawing/2016/5/12/chartex" xmlns:cx7="http://schemas.microsoft.com/office/drawing/2016/5/13/chartex" xmlns:cx8="http://schemas.microsoft.com/office/drawing/2016/5/14/chartex" xmlns:mc="http://schemas.openxmlformats.org/markup-compatibility/2006" xmlns:aink="http://schemas.microsoft.com/office/drawing/2016/ink" xmlns:am3d="http://schemas.microsoft.com/office/drawing/2017/model3d" xmlns:o="urn:schemas-microsoft-com:office:office" xmlns:oel="http://schemas.microsoft.com/office/2019/extlst" xmlns:r="http://schemas.openxmlformats.org/officeDocument/2006/relationships" xmlns:m="http://schemas.openxmlformats.org/officeDocument/2006/math" xmlns:v="urn:schemas-microsoft-com:vml" xmlns:wp14="http://schemas.microsoft.com/office/word/2010/wordprocessingDrawing" xmlns:wp="http://schemas.openxmlformats.org/drawingml/2006/wordprocessingDrawing" xmlns:w10="urn:schemas-microsoft-com:office:word" xmlns:w="http://schemas.openxmlformats.org/wordprocessingml/2006/main" xmlns:w14="http://schemas.microsoft.com/office/word/2010/wordml" xmlns:w15="http://schemas.microsoft.com/office/word/2012/wordml" xmlns:w16cex="http://schemas.microsoft.com/office/word/2018/wordml/cex" xmlns:w16cid="http://schemas.microsoft.com/office/word/2016/wordml/cid" xmlns:w16="http://schemas.microsoft.com/office/word/2018/wordml" xmlns:w16du="http://schemas.microsoft.com/office/word/2023/wordml/word16du" xmlns:w16sdtdh="http://schemas.microsoft.com/office/word/2020/wordml/sdtdatahash" xmlns:w16sdtfl="http://schemas.microsoft.com/office/word/2024/wordml/sdtformatlock" xmlns:w16se="http://schemas.microsoft.com/office/word/2015/wordml/symex" xmlns:wpg="http://schemas.microsoft.com/office/word/2010/wordprocessingGroup" xmlns:wpi="http://schemas.microsoft.com/office/word/2010/wordprocessingInk" xmlns:wne="http://schemas.microsoft.com/office/word/2006/wordml" xmlns:wps="http://schemas.microsoft.com/office/word/2010/wordprocessingShape" mc:Ignorable="w14 w15 w16se w16cid w16 w16cex w16sdtdh w16sdtfl w16du wp14">
   <w:abstractNum w:abstractNumId="0" w15:restartNumberingAfterBreak="0">
-    <w:nsid w:val="04141B1E"/>
+    <w:nsid w:val="0E7E1745"/>
     <w:multiLevelType w:val="multilevel"/>
-    <w:tmpl w:val="2B2A6E76"/>
+    <w:tmpl w:val="7DE67E82"/>
     <w:lvl w:ilvl="0">
       <w:start w:val="1"/>
       <w:numFmt w:val="bullet"/>
@@ -4139,9 +4078,9 @@
     </w:lvl>
   </w:abstractNum>
   <w:abstractNum w:abstractNumId="1" w15:restartNumberingAfterBreak="0">
-    <w:nsid w:val="0A5B6E5D"/>
+    <w:nsid w:val="190D4789"/>
     <w:multiLevelType w:val="multilevel"/>
-    <w:tmpl w:val="4D8C6D04"/>
+    <w:tmpl w:val="25A6BF7C"/>
     <w:lvl w:ilvl="0">
       <w:start w:val="1"/>
       <w:numFmt w:val="bullet"/>
@@ -4288,9 +4227,9 @@
     </w:lvl>
   </w:abstractNum>
   <w:abstractNum w:abstractNumId="2" w15:restartNumberingAfterBreak="0">
-    <w:nsid w:val="1469349C"/>
+    <w:nsid w:val="27D968C4"/>
     <w:multiLevelType w:val="multilevel"/>
-    <w:tmpl w:val="F4DA1222"/>
+    <w:tmpl w:val="FFEC949C"/>
     <w:lvl w:ilvl="0">
       <w:start w:val="1"/>
       <w:numFmt w:val="bullet"/>
@@ -4437,9 +4376,9 @@
     </w:lvl>
   </w:abstractNum>
   <w:abstractNum w:abstractNumId="3" w15:restartNumberingAfterBreak="0">
-    <w:nsid w:val="148F775E"/>
+    <w:nsid w:val="334527E7"/>
     <w:multiLevelType w:val="multilevel"/>
-    <w:tmpl w:val="499A28E2"/>
+    <w:tmpl w:val="29A05BC2"/>
     <w:lvl w:ilvl="0">
       <w:start w:val="1"/>
       <w:numFmt w:val="bullet"/>
@@ -4586,9 +4525,9 @@
     </w:lvl>
   </w:abstractNum>
   <w:abstractNum w:abstractNumId="4" w15:restartNumberingAfterBreak="0">
-    <w:nsid w:val="182B5486"/>
+    <w:nsid w:val="421A200D"/>
     <w:multiLevelType w:val="multilevel"/>
-    <w:tmpl w:val="E61EB04A"/>
+    <w:tmpl w:val="919201CA"/>
     <w:lvl w:ilvl="0">
       <w:start w:val="1"/>
       <w:numFmt w:val="bullet"/>
@@ -4735,9 +4674,9 @@
     </w:lvl>
   </w:abstractNum>
   <w:abstractNum w:abstractNumId="5" w15:restartNumberingAfterBreak="0">
-    <w:nsid w:val="1BED1C3D"/>
+    <w:nsid w:val="5D1E220A"/>
     <w:multiLevelType w:val="multilevel"/>
-    <w:tmpl w:val="F712EF2C"/>
+    <w:tmpl w:val="26DC3020"/>
     <w:lvl w:ilvl="0">
       <w:start w:val="1"/>
       <w:numFmt w:val="bullet"/>
@@ -4884,9 +4823,9 @@
     </w:lvl>
   </w:abstractNum>
   <w:abstractNum w:abstractNumId="6" w15:restartNumberingAfterBreak="0">
-    <w:nsid w:val="265309C7"/>
+    <w:nsid w:val="656B1364"/>
     <w:multiLevelType w:val="multilevel"/>
-    <w:tmpl w:val="CAE0713A"/>
+    <w:tmpl w:val="372E7072"/>
     <w:lvl w:ilvl="0">
       <w:start w:val="1"/>
       <w:numFmt w:val="bullet"/>
@@ -5033,9 +4972,9 @@
     </w:lvl>
   </w:abstractNum>
   <w:abstractNum w:abstractNumId="7" w15:restartNumberingAfterBreak="0">
-    <w:nsid w:val="2F3702AD"/>
+    <w:nsid w:val="72463504"/>
     <w:multiLevelType w:val="multilevel"/>
-    <w:tmpl w:val="B784D760"/>
+    <w:tmpl w:val="41E41766"/>
     <w:lvl w:ilvl="0">
       <w:start w:val="1"/>
       <w:numFmt w:val="bullet"/>
@@ -5182,9 +5121,9 @@
     </w:lvl>
   </w:abstractNum>
   <w:abstractNum w:abstractNumId="8" w15:restartNumberingAfterBreak="0">
-    <w:nsid w:val="59475404"/>
+    <w:nsid w:val="7399730B"/>
     <w:multiLevelType w:val="multilevel"/>
-    <w:tmpl w:val="CB700E88"/>
+    <w:tmpl w:val="685AD92A"/>
     <w:lvl w:ilvl="0">
       <w:start w:val="1"/>
       <w:numFmt w:val="bullet"/>
@@ -5331,9 +5270,9 @@
     </w:lvl>
   </w:abstractNum>
   <w:abstractNum w:abstractNumId="9" w15:restartNumberingAfterBreak="0">
-    <w:nsid w:val="67AC0957"/>
+    <w:nsid w:val="7A8A5472"/>
     <w:multiLevelType w:val="multilevel"/>
-    <w:tmpl w:val="20E41F96"/>
+    <w:tmpl w:val="D828EF72"/>
     <w:lvl w:ilvl="0">
       <w:start w:val="1"/>
       <w:numFmt w:val="bullet"/>
@@ -5480,9 +5419,9 @@
     </w:lvl>
   </w:abstractNum>
   <w:abstractNum w:abstractNumId="10" w15:restartNumberingAfterBreak="0">
-    <w:nsid w:val="7D6F55B3"/>
+    <w:nsid w:val="7E3804D6"/>
     <w:multiLevelType w:val="multilevel"/>
-    <w:tmpl w:val="183283FC"/>
+    <w:tmpl w:val="6A42E3B0"/>
     <w:lvl w:ilvl="0">
       <w:start w:val="1"/>
       <w:numFmt w:val="bullet"/>
@@ -5628,37 +5567,37 @@
       </w:rPr>
     </w:lvl>
   </w:abstractNum>
-  <w:num w:numId="1" w16cid:durableId="388656378">
+  <w:num w:numId="1" w16cid:durableId="1895967669">
+    <w:abstractNumId w:val="0"/>
+  </w:num>
+  <w:num w:numId="2" w16cid:durableId="1055547684">
+    <w:abstractNumId w:val="10"/>
+  </w:num>
+  <w:num w:numId="3" w16cid:durableId="738481982">
     <w:abstractNumId w:val="6"/>
   </w:num>
-  <w:num w:numId="2" w16cid:durableId="257493845">
+  <w:num w:numId="4" w16cid:durableId="1092314407">
+    <w:abstractNumId w:val="3"/>
+  </w:num>
+  <w:num w:numId="5" w16cid:durableId="1440878500">
+    <w:abstractNumId w:val="5"/>
+  </w:num>
+  <w:num w:numId="6" w16cid:durableId="1295792754">
     <w:abstractNumId w:val="2"/>
   </w:num>
-  <w:num w:numId="3" w16cid:durableId="82381382">
+  <w:num w:numId="7" w16cid:durableId="1988314017">
+    <w:abstractNumId w:val="7"/>
+  </w:num>
+  <w:num w:numId="8" w16cid:durableId="1956519327">
+    <w:abstractNumId w:val="4"/>
+  </w:num>
+  <w:num w:numId="9" w16cid:durableId="1190027072">
+    <w:abstractNumId w:val="1"/>
+  </w:num>
+  <w:num w:numId="10" w16cid:durableId="973213929">
     <w:abstractNumId w:val="9"/>
   </w:num>
-  <w:num w:numId="4" w16cid:durableId="1191188484">
-    <w:abstractNumId w:val="1"/>
-  </w:num>
-  <w:num w:numId="5" w16cid:durableId="1821800629">
-    <w:abstractNumId w:val="3"/>
-  </w:num>
-  <w:num w:numId="6" w16cid:durableId="957684434">
-    <w:abstractNumId w:val="4"/>
-  </w:num>
-  <w:num w:numId="7" w16cid:durableId="2090226827">
-    <w:abstractNumId w:val="7"/>
-  </w:num>
-  <w:num w:numId="8" w16cid:durableId="2142337979">
-    <w:abstractNumId w:val="5"/>
-  </w:num>
-  <w:num w:numId="9" w16cid:durableId="177431123">
-    <w:abstractNumId w:val="0"/>
-  </w:num>
-  <w:num w:numId="10" w16cid:durableId="2054041708">
-    <w:abstractNumId w:val="10"/>
-  </w:num>
-  <w:num w:numId="11" w16cid:durableId="1874223699">
+  <w:num w:numId="11" w16cid:durableId="1478107277">
     <w:abstractNumId w:val="8"/>
   </w:num>
 </w:numbering>
